--- a/docs/studienskripte/word-rohfassungen/woek-g-v18.docx
+++ b/docs/studienskripte/word-rohfassungen/woek-g-v18.docx
@@ -29,47 +29,7 @@
     </w:p>
     <w:p>
       <w:r>
-        <w:t>Track: Grundstudium Wirkungsökonomie</w:t>
-      </w:r>
-    </w:p>
-    <w:p>
-      <w:r>
-        <w:t>Kurscode: woek-g</w:t>
-      </w:r>
-    </w:p>
-    <w:p>
-      <w:r>
-        <w:t>Vorlesungscode: V18</w:t>
-      </w:r>
-    </w:p>
-    <w:p>
-      <w:r>
-        <w:t>Modul/Abschnitt: G2.2</w:t>
-      </w:r>
-    </w:p>
-    <w:p>
-      <w:r>
-        <w:t>Titel: Zeit, Generationen und unsichtbare Betroffene</w:t>
-      </w:r>
-    </w:p>
-    <w:p>
-      <w:r>
-        <w:t>Status: Rohfassung V0 · Sprint-Produktionslauf · muss im nächsten Tiefensprint auf 40-50 Seiten erweitert werden</w:t>
-      </w:r>
-    </w:p>
-    <w:p>
-      <w:r>
-        <w:t>Quelle: woek-akademie-app/content/lehrgaenge/woek-g-v18.md</w:t>
-      </w:r>
-    </w:p>
-    <w:p>
-      <w:r>
-        <w:t>Ablage: Markdown-Master in content/studienskripte/woek-g-v18.md, Word-Rohfassung in docs/studienskripte/word-rohfassungen/woek-g-v18.docx</w:t>
-      </w:r>
-    </w:p>
-    <w:p>
-      <w:r>
-        <w:t>Wissensbasis: aktuelles Grundlagenwerk, Website-Korpus inklusive Journal, Akademie-Quelltexte, Glossar, interne Dossiers und externe Fachquellen</w:t>
+        <w:t>Track: Grundstudium Wirkungsökonomie Kurscode: woek-g Vorlesungscode: V18 Modul/Abschnitt: G2.2 Titel: Zeit, Generationen und unsichtbare Betroffene Status: Rohfassung V0 · Sprint-Produktionslauf · muss im nächsten Tiefensprint auf 40-50 Seiten erweitert werden Quelle: woek-akademie-app/content/lehrgaenge/woek-g-v18.md Ablage: Markdown-Master in content/studienskripte/woek-g-v18.md, Word-Rohfassung in docs/studienskripte/word-rohfassungen/woek-g-v18.docx Wissensbasis: aktuelles Grundlagenwerk, Website-Korpus inklusive Journal, Akademie-Quelltexte, Glossar, interne Dossiers und externe Fachquellen</w:t>
       </w:r>
     </w:p>
     <w:p>
@@ -715,42 +675,7 @@
     </w:p>
     <w:p>
       <w:r>
-        <w:t>```chart-spec</w:t>
-      </w:r>
-    </w:p>
-    <w:p>
-      <w:r>
-        <w:t>slug: woek-g-v18-wirkpfad</w:t>
-      </w:r>
-    </w:p>
-    <w:p>
-      <w:r>
-        <w:t>type: wirkpfad</w:t>
-      </w:r>
-    </w:p>
-    <w:p>
-      <w:r>
-        <w:t>reuse_first: true</w:t>
-      </w:r>
-    </w:p>
-    <w:p>
-      <w:r>
-        <w:t>preferred_asset: content/studienskripte/assets/woek-g-v18/woek-g-v18-wirkpfad.svg</w:t>
-      </w:r>
-    </w:p>
-    <w:p>
-      <w:r>
-        <w:t>message: Zeit, Generationen und unsichtbare Betroffene wird als Wirkpfad von Auslöser über Mechanismus, Wirkungsempfänger und Zustandsveränderung bis zur Rückkopplung dargestellt.</w:t>
-      </w:r>
-    </w:p>
-    <w:p>
-      <w:r>
-        <w:t>source: WÖk-Grundlagenwerk, Website-Korpus, Akademie-Quelltexte, Glossar</w:t>
-      </w:r>
-    </w:p>
-    <w:p>
-      <w:r>
-        <w:t>```</w:t>
+        <w:t>``chart-spec slug: woek-g-v18-wirkpfad type: wirkpfad reuse_first: true preferred_asset: content/studienskripte/assets/woek-g-v18/woek-g-v18-wirkpfad.svg message: Zeit, Generationen und unsichtbare Betroffene wird als Wirkpfad von Auslöser über Mechanismus, Wirkungsempfänger und Zustandsveränderung bis zur Rückkopplung dargestellt. source: WÖk-Grundlagenwerk, Website-Korpus, Akademie-Quelltexte, Glossar ``</w:t>
       </w:r>
     </w:p>
     <w:p>

--- a/docs/studienskripte/word-rohfassungen/woek-g-v18.docx
+++ b/docs/studienskripte/word-rohfassungen/woek-g-v18.docx
@@ -29,7 +29,7 @@
     </w:p>
     <w:p>
       <w:r>
-        <w:t>Track: Grundstudium Wirkungsökonomie Kurscode: woek-g Vorlesungscode: V18 Modul/Abschnitt: G2.2 Titel: Zeit, Generationen und unsichtbare Betroffene Status: Rohfassung V0 · Sprint-Produktionslauf · muss im nächsten Tiefensprint auf 40-50 Seiten erweitert werden Quelle: woek-akademie-app/content/lehrgaenge/woek-g-v18.md Ablage: Markdown-Master in content/studienskripte/woek-g-v18.md, Word-Rohfassung in docs/studienskripte/word-rohfassungen/woek-g-v18.docx Wissensbasis: aktuelles Grundlagenwerk, Website-Korpus inklusive Journal, Akademie-Quelltexte, Glossar, interne Dossiers und externe Fachquellen</w:t>
+        <w:t>Track: Grundstudium Wirkungsökonomie Kurscode: woek-g Vorlesungscode: V18 Modul/Abschnitt: G2.2 Titel: Zeit, Generationen und unsichtbare Betroffene Status: Tiefenskript-Sprint 7 · substanzielle Arbeitsfassung, Claude-CI/CD-Finalisierung offen Quelle: woek-akademie-app/content/lehrgaenge/woek-g-v18.md Ablage: Markdown-Master in content/studienskripte/woek-g-v18.md, Word-Rohfassung in docs/studienskripte/word-rohfassungen/woek-g-v18.docx Wissensbasis: aktuelles Grundlagenwerk, Website-Korpus inklusive Journal, Akademie-Quelltexte, Glossar, interne Dossiers und externe Fachquellen</w:t>
       </w:r>
     </w:p>
     <w:p>
@@ -993,17 +993,1349 @@
         <w:pStyle w:val="Heading2"/>
       </w:pPr>
       <w:r>
-        <w:t>7. Prüfungsrelevanz</w:t>
-      </w:r>
-    </w:p>
-    <w:p>
-      <w:r>
-        <w:t>Diese Vorlesung ist prüfungsrelevant, aber die eigentliche Antwortlogik gehört nicht in das öffentliche Studienskript. Zertifikatsfragen, CorrectAnswer, Scoring-Regeln und Fallrubrics werden separat in der geschützten App-Lane unter woek-akademie-app/content/pruefungen/ gepflegt.</w:t>
-      </w:r>
-    </w:p>
-    <w:p>
-      <w:r>
-        <w:t>Für den Fragenpool sind besonders geeignet:</w:t>
+        <w:t>7. Tiefenskript-Erweiterung Sprint 7</w:t>
+      </w:r>
+    </w:p>
+    <w:p>
+      <w:r>
+        <w:t>Status dieser Erweiterung: ausgebaute Arbeitsfassung für Claude-CI/CD, Word-Rohfassung und Reader-Spiegel. Sie ersetzt noch nicht die spätere Satz-, Quellen- und PDF-Finalisierung, bringt die Vorlesung aber aus der Kurzfassung in eine substanzielle Studienskriptfassung.</w:t>
+      </w:r>
+    </w:p>
+    <w:p>
+      <w:pPr>
+        <w:pStyle w:val="Heading3"/>
+      </w:pPr>
+      <w:r>
+        <w:t>7.1 Leitthese</w:t>
+      </w:r>
+    </w:p>
+    <w:p>
+      <w:r>
+        <w:t>Zeit, Generationen und unsichtbare Betroffene markiert im Grundstudium eine Grundentscheidung der Wirkungsökonomie: Entscheidend ist nicht, was plausibel klingt, sondern welche Zustände sich bei welchen Wirkungsempfängern in welchem Wirkungsraum tatsächlich verändern.</w:t>
+      </w:r>
+    </w:p>
+    <w:p>
+      <w:r>
+        <w:t>Die Vorlesung bleibt dabei an die Grundregel gebunden: Wirkung ist neutral und relational. Erst die Bewertung im Referenzrahmen Mensch, Planet, Demokratie, SDGs, Agenda 2030 und SDG+ entscheidet, ob eine Veränderung positiv, negativ oder ambivalent einzuordnen ist. Wenn eine Zielgröße gemeint ist, sprechen wir von positiver Netto-Wirkung.</w:t>
+      </w:r>
+    </w:p>
+    <w:p>
+      <w:pPr>
+        <w:pStyle w:val="Heading3"/>
+      </w:pPr>
+      <w:r>
+        <w:t>7.2 Didaktische Einordnung im Studiengang</w:t>
+      </w:r>
+    </w:p>
+    <w:p>
+      <w:r>
+        <w:t>V18 liegt an der Schwelle zwischen begrifflicher Grundlegung und Bewertungsarchitektur. Die Studierenden sollen nicht nur Begriffe wiedergeben, sondern an Fällen erkennen, welche Aussage schon Wirkung behauptet, welche nur Wirkungspotenzial beschreibt und wo ein Wirkungsrisiko offenliegt. Der Tiefensinn dieser Vorlesung liegt deshalb nicht in zusätzlicher Komplexität, sondern in besserer Unterscheidungsfähigkeit.</w:t>
+      </w:r>
+    </w:p>
+    <w:p>
+      <w:r>
+        <w:t>Für die spätere Praxis ist entscheidend, dass jede Analyse vier Ebenen getrennt hält:</w:t>
+      </w:r>
+    </w:p>
+    <w:p>
+      <w:r>
+        <w:t>1. Beschreibung: Was geschieht tatsächlich oder soll geschehen?</w:t>
+      </w:r>
+    </w:p>
+    <w:p>
+      <w:r>
+        <w:t>2. Kausalannahme: Über welchen Mechanismus könnte daraus eine Zustandsveränderung entstehen?</w:t>
+      </w:r>
+    </w:p>
+    <w:p>
+      <w:r>
+        <w:t>3. Bewertung: Welche Richtung hat diese Veränderung im Referenzrahmen?</w:t>
+      </w:r>
+    </w:p>
+    <w:p>
+      <w:r>
+        <w:t>4. Rückkopplung: Welche Entscheidung, Regel, Ressource oder Kommunikation wird dadurch verändert?</w:t>
+      </w:r>
+    </w:p>
+    <w:p>
+      <w:r>
+        <w:t>Wo diese Ebenen vermischt werden, entstehen typische WÖk-Fehler: Aktivität wird als Wirkung ausgegeben, Reichweite ersetzt Zustandsveränderung, gute Absicht verdeckt Nebenwirkungen oder Reporting wird mit Lernen verwechselt.</w:t>
+      </w:r>
+    </w:p>
+    <w:p>
+      <w:pPr>
+        <w:pStyle w:val="Heading3"/>
+      </w:pPr>
+      <w:r>
+        <w:t>7.3 Analysemodell</w:t>
+      </w:r>
+    </w:p>
+    <w:tbl>
+      <w:tblPr>
+        <w:tblStyle w:val="TableGrid"/>
+        <w:tblW w:type="auto" w:w="0"/>
+        <w:jc w:val="left"/>
+        <w:tblLook w:firstColumn="1" w:firstRow="1" w:lastColumn="0" w:lastRow="0" w:noHBand="0" w:noVBand="1" w:val="04A0"/>
+      </w:tblPr>
+      <w:tblGrid>
+        <w:gridCol w:w="2340"/>
+        <w:gridCol w:w="2340"/>
+        <w:gridCol w:w="2340"/>
+        <w:gridCol w:w="2340"/>
+      </w:tblGrid>
+      <w:tr>
+        <w:tc>
+          <w:tcPr>
+            <w:tcW w:type="dxa" w:w="2340"/>
+            <w:vAlign w:val="center"/>
+          </w:tcPr>
+          <w:p>
+            <w:r>
+              <w:rPr>
+                <w:b/>
+              </w:rPr>
+              <w:t>Analyseobjekt</w:t>
+            </w:r>
+          </w:p>
+        </w:tc>
+        <w:tc>
+          <w:tcPr>
+            <w:tcW w:type="dxa" w:w="2340"/>
+            <w:vAlign w:val="center"/>
+          </w:tcPr>
+          <w:p>
+            <w:r>
+              <w:rPr>
+                <w:b/>
+              </w:rPr>
+              <w:t>Woran es wirkt</w:t>
+            </w:r>
+          </w:p>
+        </w:tc>
+        <w:tc>
+          <w:tcPr>
+            <w:tcW w:type="dxa" w:w="2340"/>
+            <w:vAlign w:val="center"/>
+          </w:tcPr>
+          <w:p>
+            <w:r>
+              <w:rPr>
+                <w:b/>
+              </w:rPr>
+              <w:t>Typischer Fehler</w:t>
+            </w:r>
+          </w:p>
+        </w:tc>
+        <w:tc>
+          <w:tcPr>
+            <w:tcW w:type="dxa" w:w="2340"/>
+            <w:vAlign w:val="center"/>
+          </w:tcPr>
+          <w:p>
+            <w:r>
+              <w:rPr>
+                <w:b/>
+              </w:rPr>
+              <w:t>Saubere WÖk-Lesart</w:t>
+            </w:r>
+          </w:p>
+        </w:tc>
+      </w:tr>
+      <w:tr>
+        <w:tc>
+          <w:tcPr>
+            <w:tcW w:type="dxa" w:w="2340"/>
+            <w:vAlign w:val="center"/>
+          </w:tcPr>
+          <w:p>
+            <w:r>
+              <w:t>Begriff</w:t>
+            </w:r>
+          </w:p>
+        </w:tc>
+        <w:tc>
+          <w:tcPr>
+            <w:tcW w:type="dxa" w:w="2340"/>
+            <w:vAlign w:val="center"/>
+          </w:tcPr>
+          <w:p>
+            <w:r>
+              <w:t>Was muss präzise getrennt werden?</w:t>
+            </w:r>
+          </w:p>
+        </w:tc>
+        <w:tc>
+          <w:tcPr>
+            <w:tcW w:type="dxa" w:w="2340"/>
+            <w:vAlign w:val="center"/>
+          </w:tcPr>
+          <w:p>
+            <w:r>
+              <w:t>Typischer Fehler</w:t>
+            </w:r>
+          </w:p>
+        </w:tc>
+        <w:tc>
+          <w:tcPr>
+            <w:tcW w:type="dxa" w:w="2340"/>
+            <w:vAlign w:val="center"/>
+          </w:tcPr>
+          <w:p>
+            <w:r>
+              <w:t>Saubere WÖk-Lesart</w:t>
+            </w:r>
+          </w:p>
+        </w:tc>
+      </w:tr>
+      <w:tr>
+        <w:tc>
+          <w:tcPr>
+            <w:tcW w:type="dxa" w:w="2340"/>
+            <w:vAlign w:val="center"/>
+          </w:tcPr>
+          <w:p>
+            <w:r>
+              <w:t>Wirkung</w:t>
+            </w:r>
+          </w:p>
+        </w:tc>
+        <w:tc>
+          <w:tcPr>
+            <w:tcW w:type="dxa" w:w="2340"/>
+            <w:vAlign w:val="center"/>
+          </w:tcPr>
+          <w:p>
+            <w:r>
+              <w:t>tatsächliche Zustandsveränderung</w:t>
+            </w:r>
+          </w:p>
+        </w:tc>
+        <w:tc>
+          <w:tcPr>
+            <w:tcW w:type="dxa" w:w="2340"/>
+            <w:vAlign w:val="center"/>
+          </w:tcPr>
+          <w:p>
+            <w:r>
+              <w:t>Absicht, Aktivität oder Reichweite als Wirkung ausgeben</w:t>
+            </w:r>
+          </w:p>
+        </w:tc>
+        <w:tc>
+          <w:tcPr>
+            <w:tcW w:type="dxa" w:w="2340"/>
+            <w:vAlign w:val="center"/>
+          </w:tcPr>
+          <w:p>
+            <w:r>
+              <w:t>Zustand, Empfänger, Wirkpfad und Quelle nennen</w:t>
+            </w:r>
+          </w:p>
+        </w:tc>
+      </w:tr>
+      <w:tr>
+        <w:tc>
+          <w:tcPr>
+            <w:tcW w:type="dxa" w:w="2340"/>
+            <w:vAlign w:val="center"/>
+          </w:tcPr>
+          <w:p>
+            <w:r>
+              <w:t>Potenzial</w:t>
+            </w:r>
+          </w:p>
+        </w:tc>
+        <w:tc>
+          <w:tcPr>
+            <w:tcW w:type="dxa" w:w="2340"/>
+            <w:vAlign w:val="center"/>
+          </w:tcPr>
+          <w:p>
+            <w:r>
+              <w:t>mögliche künftige Wirkung</w:t>
+            </w:r>
+          </w:p>
+        </w:tc>
+        <w:tc>
+          <w:tcPr>
+            <w:tcW w:type="dxa" w:w="2340"/>
+            <w:vAlign w:val="center"/>
+          </w:tcPr>
+          <w:p>
+            <w:r>
+              <w:t>Möglichkeit als Ergebnis verkaufen</w:t>
+            </w:r>
+          </w:p>
+        </w:tc>
+        <w:tc>
+          <w:tcPr>
+            <w:tcW w:type="dxa" w:w="2340"/>
+            <w:vAlign w:val="center"/>
+          </w:tcPr>
+          <w:p>
+            <w:r>
+              <w:t>Bedingungen, Unsicherheit und Resonanzraum markieren</w:t>
+            </w:r>
+          </w:p>
+        </w:tc>
+      </w:tr>
+      <w:tr>
+        <w:tc>
+          <w:tcPr>
+            <w:tcW w:type="dxa" w:w="2340"/>
+            <w:vAlign w:val="center"/>
+          </w:tcPr>
+          <w:p>
+            <w:r>
+              <w:t>Risiko</w:t>
+            </w:r>
+          </w:p>
+        </w:tc>
+        <w:tc>
+          <w:tcPr>
+            <w:tcW w:type="dxa" w:w="2340"/>
+            <w:vAlign w:val="center"/>
+          </w:tcPr>
+          <w:p>
+            <w:r>
+              <w:t>mögliche negative Wirkung oder Nebenwirkung</w:t>
+            </w:r>
+          </w:p>
+        </w:tc>
+        <w:tc>
+          <w:tcPr>
+            <w:tcW w:type="dxa" w:w="2340"/>
+            <w:vAlign w:val="center"/>
+          </w:tcPr>
+          <w:p>
+            <w:r>
+              <w:t>positive Geschichte ohne Schattenseite erzählen</w:t>
+            </w:r>
+          </w:p>
+        </w:tc>
+        <w:tc>
+          <w:tcPr>
+            <w:tcW w:type="dxa" w:w="2340"/>
+            <w:vAlign w:val="center"/>
+          </w:tcPr>
+          <w:p>
+            <w:r>
+              <w:t>Nebenwirkungen, Rebound und Zielkonflikte offenlegen</w:t>
+            </w:r>
+          </w:p>
+        </w:tc>
+      </w:tr>
+      <w:tr>
+        <w:tc>
+          <w:tcPr>
+            <w:tcW w:type="dxa" w:w="2340"/>
+            <w:vAlign w:val="center"/>
+          </w:tcPr>
+          <w:p>
+            <w:r>
+              <w:t>Rückkopplung</w:t>
+            </w:r>
+          </w:p>
+        </w:tc>
+        <w:tc>
+          <w:tcPr>
+            <w:tcW w:type="dxa" w:w="2340"/>
+            <w:vAlign w:val="center"/>
+          </w:tcPr>
+          <w:p>
+            <w:r>
+              <w:t>Konsequenz aus beobachteter oder bewerteter Wirkung</w:t>
+            </w:r>
+          </w:p>
+        </w:tc>
+        <w:tc>
+          <w:tcPr>
+            <w:tcW w:type="dxa" w:w="2340"/>
+            <w:vAlign w:val="center"/>
+          </w:tcPr>
+          <w:p>
+            <w:r>
+              <w:t>Reporting als Abschluss behandeln</w:t>
+            </w:r>
+          </w:p>
+        </w:tc>
+        <w:tc>
+          <w:tcPr>
+            <w:tcW w:type="dxa" w:w="2340"/>
+            <w:vAlign w:val="center"/>
+          </w:tcPr>
+          <w:p>
+            <w:r>
+              <w:t>Lernen und Steuerungsänderung einbauen</w:t>
+            </w:r>
+          </w:p>
+        </w:tc>
+      </w:tr>
+    </w:tbl>
+    <w:p/>
+    <w:p>
+      <w:pPr>
+        <w:pStyle w:val="Heading3"/>
+      </w:pPr>
+      <w:r>
+        <w:t>7.4 Modellformel</w:t>
+      </w:r>
+    </w:p>
+    <w:p>
+      <w:r>
+        <w:t>Die folgende Formel ist ein didaktisches Denkmodell, kein amtlicher Bewertungsstandard:</w:t>
+      </w:r>
+    </w:p>
+    <w:p>
+      <w:r>
+        <w:t>Wirkung = Delta Zustand(Empfaenger, Raum, Zeit) \; durch \; Wirkpfad(Ausloeser, Mechanismus, Resonanz, Rueckkopplung)</w:t>
+      </w:r>
+    </w:p>
+    <w:p>
+      <w:r>
+        <w:t>Die Formel ist ein didaktisches Raster: Sie schützt davor, Wirkung auf Absicht, Output, Symbolik oder Reichweite zu verkürzen.</w:t>
+      </w:r>
+    </w:p>
+    <w:p>
+      <w:r>
+        <w:t>Die Formel soll gerade keine Scheingenauigkeit erzeugen. Sie zwingt dazu, die Faktoren offen zu legen, die eine Aussage tragen. In einem echten Bewertungsprozess müssten Datenquelle, Aktualität, Datenqualitätsklasse, Unsicherheitsgrad und Rückkopplungsregel ergänzt werden.</w:t>
+      </w:r>
+    </w:p>
+    <w:p>
+      <w:pPr>
+        <w:pStyle w:val="Heading3"/>
+      </w:pPr>
+      <w:r>
+        <w:t>7.5 Fallfenster</w:t>
+      </w:r>
+    </w:p>
+    <w:p>
+      <w:r>
+        <w:t>Fall 1. Ein Projekt kann im Themenfeld Zeit, Generationen und unsichtbare Betroffene überzeugend kommunizieren und trotzdem nur Wirkungspotenzial erzeugen. Die WÖk-Prüfung beginnt erst, wenn klar wird, welcher Zustand sich bei wem verändert.</w:t>
+      </w:r>
+    </w:p>
+    <w:p>
+      <w:r>
+        <w:t>Fall 2. Eine Organisation kann im Themenfeld Zeit, Generationen und unsichtbare Betroffene gute Absichten haben und zugleich Wirkungsrisiken übersehen. Das Skript trainiert deshalb die Trennung von Absicht, Auslöser, Wirkmechanismus, Empfänger, Datenlage und Bewertung.</w:t>
+      </w:r>
+    </w:p>
+    <w:p>
+      <w:pPr>
+        <w:pStyle w:val="Heading3"/>
+      </w:pPr>
+      <w:r>
+        <w:t>7.6 Prüfungsnahe Fallfragen ohne geschützte Antwortlogik</w:t>
+      </w:r>
+    </w:p>
+    <w:p>
+      <w:r>
+        <w:t>Diese Fragen sind öffentlich und dienen dem Lernen. Die geschützte Antwortlogik, Scoring-Regeln und CorrectAnswer-Felder bleiben in der Prüfungs-Lane der App.</w:t>
+      </w:r>
+    </w:p>
+    <w:p>
+      <w:r>
+        <w:t>1. Beschreibe den Auslöser im Fall und trenne ihn von Absicht, Image oder Reichweite.</w:t>
+      </w:r>
+    </w:p>
+    <w:p>
+      <w:r>
+        <w:t>2. Formuliere einen plausiblen Wirkpfad mit Wirkungsempfängern, Zustandsveränderung und Rückkopplung.</w:t>
+      </w:r>
+    </w:p>
+    <w:p>
+      <w:r>
+        <w:t>3. Benenne mindestens ein Wirkungspotenzial und ein Wirkungsrisiko.</w:t>
+      </w:r>
+    </w:p>
+    <w:p>
+      <w:r>
+        <w:t>4. Zeige, welche Quelle oder Datenart nötig wäre, um von Potenzial zu belastbarer Wirkungsaussage zu kommen.</w:t>
+      </w:r>
+    </w:p>
+    <w:p>
+      <w:r>
+        <w:t>5. Prüfe, ob Nichtkompensation oder Reverse Merit Order einschlägig sein könnten.</w:t>
+      </w:r>
+    </w:p>
+    <w:p>
+      <w:r>
+        <w:t>6. Formuliere eine saubere Wirkungsaussage in einem Satz: Was wissen wir, was nehmen wir an, was bleibt offen?</w:t>
+      </w:r>
+    </w:p>
+    <w:p>
+      <w:pPr>
+        <w:pStyle w:val="Heading3"/>
+      </w:pPr>
+      <w:r>
+        <w:t>7.7 Auswertung aus der lebenden Website-Referenz</w:t>
+      </w:r>
+    </w:p>
+    <w:p>
+      <w:pPr>
+        <w:pStyle w:val="Heading3"/>
+      </w:pPr>
+      <w:r>
+        <w:t>Quellenanker: Kapitel 29 - Zeit, Endlichkeit und Generationenverantwortung</w:t>
+      </w:r>
+    </w:p>
+    <w:p>
+      <w:r>
+        <w:t>Interne Quelle: referenz/kapitel-029-zeit-endlichkeit-und-generationenverantwortung/index.html</w:t>
+      </w:r>
+    </w:p>
+    <w:p>
+      <w:r>
+        <w:t>Wirkung hat immer eine Zeitdimension. Eine Handlung verändert nicht nur einen gegenwärtigen Zustand. Sie verändert Möglichkeiten, Risiken, Pfade und Bedingungen, die später wirksam werden. Manche Wirkungen entstehen sofort. Andere entstehen verzögert, über Jahre oder Generationen. Einige Wirkungen zeigen sich erst, wenn Entscheidungen längst getroffen, Bilanzen geschlossen, Legislaturen beendet und Verantwortliche aus ihren Ämtern ausgeschieden sind. Gerade deshalb braucht die Wirkungsökonomie einen Zeitbegriff, der weiter reicht als Quartal, Wahlperiode, Haushaltsjahr oder Bilanzstichtag.</w:t>
+      </w:r>
+    </w:p>
+    <w:p>
+      <w:r>
+        <w:t>Wirkung endet nicht am Bilanzstichtag. Eine Ordnung ist nur zukunftsfähig, wenn sie Verantwortung über die eigene Gegenwart hinaus organisiert.</w:t>
+      </w:r>
+    </w:p>
+    <w:p>
+      <w:pPr>
+        <w:pStyle w:val="Heading3"/>
+      </w:pPr>
+      <w:r>
+        <w:t>29.1 Zeit als Wirkungsdimension</w:t>
+      </w:r>
+    </w:p>
+    <w:p>
+      <w:r>
+        <w:t>Zeit ist nicht nur der Rahmen, in dem Wirkung stattfindet. Zeit ist selbst eine Wirkungsdimension. Eine Maßnahme kann im Moment günstig erscheinen und später teuer werden. Eine Unterlassung kann heute unauffällig bleiben und in zehn Jahren zur Krise führen. Eine Investition kann sofort belasten und später Stabilität schaffen. Eine Sprache kann heute harmlos wirken und über Wiederholung die Sagbarkeit verschieben. Eine Bildungsentscheidung kann erst Jahrzehnte später in Demokratiefähigkeit, Innovation oder sozialer Stabilität sichtbar werden.</w:t>
+      </w:r>
+    </w:p>
+    <w:p>
+      <w:r>
+        <w:t>Die begrifflichen Teile des Buches haben gezeigt, dass Verzögerung, Nichtentscheidung, Duldung, Verschiebung und Vermeidung wirken. Sie haben auch gezeigt, dass Wirkungsträger, Wirkungsempfänger und Wirkungsräume zeitlich auseinanderfallen können. Wer eine Wirkung auslöst, ist nicht immer derjenige, der sie spürt. Wer heute profitiert, ist nicht immer derjenige, der später bezahlt. Wer später betroffen ist, konnte an der ursprünglichen Entscheidung meist nicht teilnehmen.</w:t>
+      </w:r>
+    </w:p>
+    <w:p>
+      <w:r>
+        <w:t>Damit wird Zeit zur Gerechtigkeitsfrage.</w:t>
+      </w:r>
+    </w:p>
+    <w:p>
+      <w:r>
+        <w:t>Eine Ordnung, die nur Gegenwart misst, begünstigt Gegenwart. Eine Ordnung, die nur heutige Zahlungsfähigkeit misst, verschiebt Schäden auf jene, die nicht mit am Tisch sitzen. Eine Ordnung, die Wirkung ernst nimmt, muss daher fragen: Wann tritt eine Wirkung ein? Wer profitiert heute? Wer verliert später? Welche Zustände bleiben erhalten? Welche werden verbraucht? Welche Risiken werden nur verschoben?</w:t>
+      </w:r>
+    </w:p>
+    <w:p>
+      <w:r>
+        <w:t>Zeit macht sichtbar, ob ein Wohlstand echt ist oder nur vorgezogen.</w:t>
+      </w:r>
+    </w:p>
+    <w:p>
+      <w:pPr>
+        <w:pStyle w:val="Heading3"/>
+      </w:pPr>
+      <w:r>
+        <w:t>29.2 Quartalslogik gegen Wirkungszeit</w:t>
+      </w:r>
+    </w:p>
+    <w:p>
+      <w:r>
+        <w:t>Die alte Ordnung arbeitet mit kurzen Fristen. Unternehmen berichten quartalsweise. Politik rechnet in Wahlperioden. Haushalte werden jährlich beschlossen. Finanzmärkte reagieren in Sekunden. Medienräume beschleunigen Erregung in Echtzeit. Diese Fristen sind nicht zufällig. Sie strukturieren Aufmerksamkeit, Verantwortung und Anreize.</w:t>
+      </w:r>
+    </w:p>
+    <w:p>
+      <w:r>
+        <w:t>Kurzfristige Fristen sind nicht grundsätzlich falsch. Gesellschaften brauchen Haushalte, Jahresabschlüsse, Fristen, Berichte und Wahlen. Ohne zeitliche Abschnitte wäre Verantwortung unklar. Das Problem entsteht, wenn kurze Fristen zur obersten Wirklichkeit werden. Dann wird das gemessen, was schnell sichtbar ist. Was langsam wirkt, fällt aus der Steuerung.</w:t>
+      </w:r>
+    </w:p>
+    <w:p>
+      <w:r>
+        <w:t>Quartalslogik fragt: Was zeigt sich im nächsten Bericht?</w:t>
+      </w:r>
+    </w:p>
+    <w:p>
+      <w:r>
+        <w:t>Wirkungszeit fragt: Was verändert sich im System über Lebensläufe, Generationen und Regenerationszyklen?</w:t>
+      </w:r>
+    </w:p>
+    <w:p>
+      <w:r>
+        <w:t>Die Differenz ist erheblich. Eine Kostenkürzung kann im Quartal positiv erscheinen und über Jahre Qualität, Vertrauen, Gesundheit oder Innovationsfähigkeit schwächen. Eine energetische Sanierung kann im Budgetjahr teuer erscheinen und über Jahrzehnte Energie, Gesundheit, Klimarisiko und Wohnkosten stabilisieren. Eine Investition in frühe Kindheit kann kurzfristig kaum Rendite zeigen und später Bildung, Gesundheit, Gewaltprävention, Arbeitsfähigkeit und demokratische Teilhabe verbessern. Eine Klimamaßnahme kann heute Konflikte auslösen und später katastrophale Schäden vermeiden. Eine unterlassene Pflege kann heute Kosten sparen und morgen Familien, Kliniken und Sozialräume überlasten.</w:t>
+      </w:r>
+    </w:p>
+    <w:p>
+      <w:r>
+        <w:t>Die Wirkungsökonomie widerspricht der Kurzfristlogik nicht aus Ungeduld mit Wirtschaft oder Politik. Sie widerspricht ihr, weil Mensch, Planet und Demokratie längere Zeiträume benötigen. Der Mensch entwickelt sich über Bindung, Lernen, Arbeit, Beziehung, Altern und Sorge. Der Planet regeneriert über Jahreszeiten, Bodenbildung, Wasserzyklen, Artenvielfalt und Klimastabilität. Demokratie lebt von Vertrauen, Erinnerung, Streitfähigkeit, Bildung, institutioneller Glaubwürdigkeit und korrigierbaren Verfahren. Keine dieser Bedingungen passt vollständig in Quartale.</w:t>
+      </w:r>
+    </w:p>
+    <w:p>
+      <w:pPr>
+        <w:pStyle w:val="Heading3"/>
+      </w:pPr>
+      <w:r>
+        <w:t>29.3 Care-Zeit</w:t>
+      </w:r>
+    </w:p>
+    <w:p>
+      <w:r>
+        <w:t>Care-Zeit ist eine der am stärksten unterschätzten Wirkungszeiten. Sorge, Pflege, Erziehung, Begleitung, Zuhören, Trost, Stabilisierung und Beziehung lassen sich nicht beliebig beschleunigen, ohne ihre Wirkung zu verlieren.</w:t>
+      </w:r>
+    </w:p>
+    <w:p>
+      <w:r>
+        <w:t>Eine pflegerische Handlung kann dokumentiert werden. Aber Pflege als Wirkleistung entsteht nicht nur aus der Handlung. Sie entsteht aus Zeit, Beziehung, Verlässlichkeit und Würde. Ein Kind wird nicht durch eine einzelne Maßnahme sicher gebunden. Es braucht wiederholte Erfahrung von Schutz, Antwort, Sprache und Nähe. Ein alter Mensch erlebt nicht nur Versorgung, sondern auch, ob er als Person gesehen wird. Ein erschöpfter Mensch braucht nicht nur eine Dienstleistung, sondern einen Raum, in dem Erholung, Vertrauen und Orientierung möglich werden.</w:t>
+      </w:r>
+    </w:p>
+    <w:p>
+      <w:r>
+        <w:t>Die alte Ordnung behandelt Care-Zeit häufig als Kostenzeit. Sie gilt als teuer, langsam, personalintensiv und schwer skalierbar. Wirkungsökonomisch ist diese Sicht falsch. Care-Zeit verhindert Folgekosten, stabilisiert Menschen, schützt Familien, entlastet Gesundheitssysteme, erhält Würde und stärkt soziale Bindung. Sie ist keine Restzeit neben der Produktivität. Sie ist eine der Grundlagen produktiver, freier und demokratischer Gesellschaften.</w:t>
+      </w:r>
+    </w:p>
+    <w:p>
+      <w:r>
+        <w:t>Die praktische Ausarbeitung von Pflege, Kindheit, Gesundheit und Bildung folgt später in den sektorspezifischen Teilen. Hier geht es nur um den Maßstab: Zeit für Sorge ist nicht ineffizient, wenn sie reale Zustände stabilisiert. Sie ist Wirkleistung.</w:t>
+      </w:r>
+    </w:p>
+    <w:p>
+      <w:pPr>
+        <w:pStyle w:val="Heading3"/>
+      </w:pPr>
+      <w:r>
+        <w:t>29.4 Bildungszeit</w:t>
+      </w:r>
+    </w:p>
+    <w:p>
+      <w:r>
+        <w:t>Bildung wirkt langsam. Eine Gesellschaft erkennt ihre Bildungsentscheidungen nicht am nächsten Tag, sondern im Lebenslauf. Was ein Kind lernt, wie es Sprache, Selbstwirksamkeit, Konfliktfähigkeit, Naturbezug, Medienkompetenz und systemisches Denken entwickelt, entscheidet später über Arbeit, Gesundheit, Demokratie, Innovation und soziale Stabilität.</w:t>
+      </w:r>
+    </w:p>
+    <w:p>
+      <w:r>
+        <w:t>Bildungszeit ist daher mehr als Unterrichtszeit. Sie ist Reifezeit. Sie ist die Zeit, in der Menschen die Fähigkeit entwickeln, Wirkungen zu verstehen, sich selbst als handlungsfähig zu erleben, andere Perspektiven einzunehmen, Informationen zu prüfen und Verantwortung zu übernehmen.</w:t>
+      </w:r>
+    </w:p>
+    <w:p>
+      <w:r>
+        <w:t>Eine rein kurzfristige Bildungspolitik verfehlt diesen Zusammenhang. Wenn nur Prüfungen, Abschlüsse, Verwertbarkeit oder schnelle Kompetenzmessung zählen, verliert Bildung ihre Wirkungszeit. Dann kann ein System formal leistungsstark erscheinen und dennoch Menschen hervorbringen, die wenig Resilienz, wenig Urteilskraft oder wenig demokratische Streitfähigkeit besitzen.</w:t>
+      </w:r>
+    </w:p>
+    <w:p>
+      <w:r>
+        <w:t>Die Wirkungsökonomie betrachtet Bildung deshalb als Zukunftsinfrastruktur. Nicht, weil jedes Bildungsziel sofort messbar wäre, sondern weil ohne Bildung spätere Wirkungsfähigkeit fehlt. Wirkungskompetenz entsteht nicht durch ein einzelnes Fach und nicht durch eine Kampagne. Sie entsteht über wiederholte Erfahrung, Sprache, Beziehung, Wissen, Fehlerkultur und Beteiligung.</w:t>
+      </w:r>
+    </w:p>
+    <w:p>
+      <w:pPr>
+        <w:pStyle w:val="Heading3"/>
+      </w:pPr>
+      <w:r>
+        <w:t>29.5 Regenerationszeit</w:t>
+      </w:r>
+    </w:p>
+    <w:p>
+      <w:r>
+        <w:t>Der Planet folgt nicht der Zeitrechnung von Märkten. Böden bilden sich langsam. Wälder wachsen langsam. Grundwasser erneuert sich langsam. Artenvielfalt entsteht über lange ökologische Prozesse. Klima reagiert mit Verzögerungen, Speicherwirkungen und Kipprisiken. Wer Natur nach kurzfristiger Entnahme bewertet, verfehlt ihre Zeitstruktur.</w:t>
+      </w:r>
+    </w:p>
+    <w:p>
+      <w:r>
+        <w:t>Regenerationszeit ist die Zeit, die lebendige Systeme brauchen, um sich zu erneuern. Sie ist nicht beliebig verkürzbar. Technologie kann helfen, Schäden zu begrenzen, Daten zu erfassen, Prozesse effizienter zu gestalten und Regeneration zu unterstützen. Aber sie hebt Zeit nicht auf. Ein zerstörter Boden wird nicht durch eine Bilanzbuchung wieder fruchtbar. Ein ausgestorbener Lebensraum kehrt nicht durch spätere Zahlungsbereitschaft vollständig zurück. Ein destabilisiertes Klima lässt sich nicht auf Knopfdruck reparieren.</w:t>
+      </w:r>
+    </w:p>
+    <w:p>
+      <w:r>
+        <w:t>Die Wirkungsökonomie muss diese Zeit ernst nehmen. Sie darf nicht nur fragen, wie viel entnommen wird. Sie muss fragen, ob Regeneration möglich bleibt. Ein wirtschaftlicher Prozess ist nicht nachhaltig, wenn er nur kurzfristig sauberer erscheint, aber Regenerationszeiten weiterhin verletzt. Das vorherige Kapitel hat deshalb Natur als Mit-System beschrieben. Dieses Kapitel ergänzt: Mit-Systeme haben eigene Zeiten.</w:t>
+      </w:r>
+    </w:p>
+    <w:p>
+      <w:r>
+        <w:t>Regenerationszeit ist eine Grenze gegen die Illusion unbegrenzter Beschleunigung.</w:t>
+      </w:r>
+    </w:p>
+    <w:p>
+      <w:pPr>
+        <w:pStyle w:val="Heading3"/>
+      </w:pPr>
+      <w:r>
+        <w:t>29.6 Demokratiezeit</w:t>
+      </w:r>
+    </w:p>
+    <w:p>
+      <w:r>
+        <w:t>Demokratie braucht Zeit. Sie braucht Zeit für Information, Debatte, Vertrauen, Beteiligung, Fehlerkorrektur, Minderheitenschutz, Rechtsverfahren und institutionelles Lernen. Sie ist langsamer als autoritäre Entscheidung. Diese Langsamkeit ist kein Mangel. Sie ist ein Schutz.</w:t>
+      </w:r>
+    </w:p>
+    <w:p>
+      <w:r>
+        <w:t>Ein autoritäres System kann schnell entscheiden, weil es Widerspruch begrenzt. Eine demokratische Ordnung muss Widerspruch zulassen. Sie muss Konflikte sichtbar machen, Verfahren wahren, Rechte schützen und Legitimität herstellen. Das braucht Zeit. Wenn Demokratie nur an Tempo gemessen wird, erscheint sie schwach. Wenn sie an Korrekturfähigkeit gemessen wird, zeigt sich ihr Wert.</w:t>
+      </w:r>
+    </w:p>
+    <w:p>
+      <w:r>
+        <w:t>Demokratiezeit bedeutet: Eine Gesellschaft darf nicht nur schnell reagieren, sondern muss so reagieren, dass Entscheidungen überprüfbar, legitim und korrigierbar bleiben. Gerade die Wirkungsökonomie braucht diese Zeit, weil Wirkung nicht vollständig im Voraus bekannt ist. Neue Daten, neue Nebenwirkungen, neue Betroffenheiten und neue Erkenntnisse müssen in Entscheidungen zurückkehren können.</w:t>
+      </w:r>
+    </w:p>
+    <w:p>
+      <w:r>
+        <w:t>Gleichzeitig darf Demokratiezeit nicht zur Ausrede für Daueraufschub werden. Zwischen demokratischer Sorgfalt und politischer Verzögerung liegt ein Unterschied. Sorgfalt schafft Legitimität. Verzögerung verschiebt Wirkung. Die Wirkungsökonomie muss diesen Unterschied sichtbar halten.</w:t>
+      </w:r>
+    </w:p>
+    <w:p>
+      <w:pPr>
+        <w:pStyle w:val="Heading3"/>
+      </w:pPr>
+      <w:r>
+        <w:t>29.7 Rentenzeit</w:t>
+      </w:r>
+    </w:p>
+    <w:p>
+      <w:r>
+        <w:t>Rentenzeit ist die gesellschaftliche Form, in der Lebenszeit, Arbeit, Care, Kapital, Demografie und Generationenvertrag besonders deutlich sichtbar werden. Dieses Kapitel entwickelt keine Rentensystematik und keine Wirkungsrente. Das folgt später in den sozialpolitischen und einkommensbezogenen Teilen. Hier geht es um den normativen Zusammenhang.</w:t>
+      </w:r>
+    </w:p>
+    <w:p>
+      <w:pPr>
+        <w:pStyle w:val="Heading3"/>
+      </w:pPr>
+      <w:r>
+        <w:t>Quellenanker: Kapitel 55 - Wachstum, Innovation und Transformation innerhalb planetarer Grenzen</w:t>
+      </w:r>
+    </w:p>
+    <w:p>
+      <w:r>
+        <w:t>Interne Quelle: referenz/kapitel-055-wachstum-innovation-und-transformation-innerhalb-planetarer-grenzen/index.html</w:t>
+      </w:r>
+    </w:p>
+    <w:p>
+      <w:r>
+        <w:t>Kapitel 54 hat gezeigt, dass das klassische BIP wirtschaftliche Aktivität misst, aber nicht zuverlässig unterscheidet, ob diese Aktivität Wirkleistung, Scheinleistung, Blindleistung oder Verlustleistung erzeugt. Damit stellt sich die Wachstumsfrage neu. Wenn nicht jede Aktivität Wohlstand bedeutet, kann auch nicht jedes Wachstum Fortschritt sein.</w:t>
+      </w:r>
+    </w:p>
+    <w:p>
+      <w:r>
+        <w:t>Die Wirkungsökonomie fragt deshalb nicht abstrakt, ob Wachstum gut oder schlecht ist. Sie fragt, was wächst, wodurch es wächst, welche Zustände verändert werden, welche Systeme stabiler werden, welche Systeme belastet werden und welche Freiheit kommenden Generationen bleibt. Wachstum ist wirkungsökonomisch nur dann Fortschritt, wenn es reale Problemlösungsfähigkeit erhöht, Regeneration stärkt und künftige Freiheit nicht verbraucht [I-K55-1; I-K55-2].</w:t>
+      </w:r>
+    </w:p>
+    <w:p>
+      <w:pPr>
+        <w:pStyle w:val="Heading3"/>
+      </w:pPr>
+      <w:r>
+        <w:t>55.1 Wachstum als Entwicklung</w:t>
+      </w:r>
+    </w:p>
+    <w:p>
+      <w:r>
+        <w:t>Wachstum bezeichnet zunächst eine Zunahme. Die Frage ist: Zunahme wovon?</w:t>
+      </w:r>
+    </w:p>
+    <w:p>
+      <w:r>
+        <w:t>In der klassischen Makroökonomie meint Wachstum meist die Zunahme des realen BIP. Das ist eine Zunahme monetarisierter wirtschaftlicher Aktivität. Diese Information bleibt nützlich. Sie zeigt jedoch nicht, ob ein Land gesünder, resilienter, freier, gerechter oder ökologisch stabiler wird [Kap. 54; I-K55-1].</w:t>
+      </w:r>
+    </w:p>
+    <w:p>
+      <w:r>
+        <w:t>Die Wirkungsökonomie unterscheidet deshalb mehrere Wachstumsformen. Mengenwachstum bedeutet mehr physischer Durchsatz: mehr Rohstoffe, mehr Energie, mehr Fläche, mehr Transport, mehr Produkte, mehr Konsum, mehr Abfall. Wertwachstum bedeutet mehr monetäre Wertschöpfung. Lernwachstum bedeutet mehr Fähigkeit, Fehler zu erkennen, Prozesse zu verbessern, Risiken zu begrenzen, Prävention zu stärken und bessere Alternativen zu entwickeln. Wirkungswachstum bedeutet mehr positive Netto-Wirkung bei sinkender oder stabiler Verlustleistung. Regeneratives Wachstum bedeutet, dass tragende Systeme ihre Erneuerungsfähigkeit zurückgewinnen: Böden, Wasserzyklen, Biodiversität, Gesundheit, soziale Bindungen, demokratische Korrekturfähigkeit und institutionelles Vertrauen [I-K55-1; I-K55-2].</w:t>
+      </w:r>
+    </w:p>
+    <w:p>
+      <w:r>
+        <w:t>Diese Unterscheidung ist notwendig. Eine Volkswirtschaft kann mengenmäßig wachsen und wirkungsökonomisch verlieren. Sie kann mehr Material verbrauchen, mehr Produkte herstellen, mehr Verkehr erzeugen und mehr Reparaturbedarf schaffen, ohne echte Zustandsverbesserung zu erreichen. Umgekehrt kann eine Volkswirtschaft wirkungsökonomisch wachsen, wenn weniger Krankheit entsteht, weniger Energie verschwendet wird, weniger Wegwerfware produziert wird, weniger Angst vor Pflege, Wohnen oder Klimarisiken entsteht und mehr Kapital in Wirkung statt Spekulation fließt.</w:t>
+      </w:r>
+    </w:p>
+    <w:p>
+      <w:r>
+        <w:t>Wachstum als Entwicklung bedeutet: Ein System erweitert seine Fähigkeit, Probleme zu lösen, ohne größere neue Schäden zu erzeugen. Es lernt, mit weniger Verlustleistung mehr Lebensqualität, Sicherheit, Regeneration und Freiheit zu ermöglichen. Wachstum wird dann nicht an Menge allein gemessen, sondern am Wirkungsgrad.</w:t>
+      </w:r>
+    </w:p>
+    <w:p>
+      <w:r>
+        <w:t>Nicht jedes Mengenwachstum ist falsch. Manche Mengen müssen wachsen: erneuerbare Energieanlagen, gute Wohnungen, Pflegekapazitäten, Bildungsräume, Schienennetze, Sanierungen, Kreislaufinfrastruktur, Gesundheitsprävention, digitale öffentliche Infrastruktur und Klimaanpassung. Das Problem ist nicht mehr an sich. Das Problem ist mehr vom Falschen.</w:t>
+      </w:r>
+    </w:p>
+    <w:p>
+      <w:r>
+        <w:t>Eine Wirkungsökonomie fragt deshalb nicht, ob Wachstum oder kein Wachstum gewollt ist. Sie fragt, welches Wachstum Wirkleistung erhöht, welches Wachstum Verlustleistung erzeugt, welches Wachstum spätere Schäden verhindert und welches Wachstum künftige Stabilität verbraucht. Damit unterscheidet sie sich von pauschaler Wachstumsfeindlichkeit ebenso wie von blinder Wachstumsideologie. Wachstum ist kein Selbstzweck. Es ist eine mögliche Folge guter Wirkung.</w:t>
+      </w:r>
+    </w:p>
+    <w:p>
+      <w:pPr>
+        <w:pStyle w:val="Heading3"/>
+      </w:pPr>
+      <w:r>
+        <w:t>55.2 Innovation, Rekombination und Unternehmerfunktion</w:t>
+      </w:r>
+    </w:p>
+    <w:p>
+      <w:r>
+        <w:t>Wenn Wachstum als Entwicklung verstanden wird, wird Innovation zentral. Innovation ist in der Wirkungsökonomie nicht jedes neue Produkt, jede neue App, jedes neue Geschäftsmodell und jede neue Effizienzsteigerung. Innovation ist neue Problemlösungsfähigkeit.</w:t>
+      </w:r>
+    </w:p>
+    <w:p>
+      <w:r>
+        <w:t>Joseph A. Schumpeter beschrieb wirtschaftliche Entwicklung als Prozess neuer Kombinationen. Innovation entsteht, wenn neue Produkte, neue Produktionsweisen, neue Märkte, neue Bezugsquellen oder neue Organisationsformen bestehende Gleichgewichte stören und neue Entwicklungspfade eröffnen. Die Unternehmerfunktion besteht nicht nur darin, Ressourcen zu verwalten, sondern neue Kombinationen durchzusetzen. Schumpeters Begriff der schöpferischen Zerstörung macht sichtbar, dass wirtschaftliche Entwicklung alte Strukturen verdrängen kann.</w:t>
+      </w:r>
+    </w:p>
+    <w:p>
+      <w:r>
+        <w:t>Die Wirkungsökonomie übernimmt diese Dynamik, verändert aber ihren Maßstab. Nicht jede schöpferische Zerstörung ist Fortschritt. Eine Innovation kann alte Strukturen verdrängen und dennoch Mensch, Planet oder Demokratie schwächen. Sie kann Arbeitsplätze zerstören, Abhängigkeiten schaffen, Ressourcenverbrauch erhöhen, Datenmacht konzentrieren oder demokratische Räume beschädigen. Neuheit allein ist keine positive Wirkung.</w:t>
+      </w:r>
+    </w:p>
+    <w:p>
+      <w:r>
+        <w:t>Wirkungsökonomisch zählt nicht Innovation als Neuheit, sondern Innovation als bessere Wirkung. Eine neue Kombination ist wertvoll, wenn sie reale Zustände verbessert, Verlustleistung senkt, Regeneration stärkt, Resilienz erhöht und künftige Freiheit erweitert. Eine Technologie, die Kosten senkt, aber Menschen ohne neue Teilhabe verdrängt, bleibt ambivalent. Ein Geschäftsmodell, das Reichweite erhöht, aber Vertrauen zerstört, ist keine gute Innovation. Ein Produktionsverfahren, das Material spart, aber Wasserstress erhöht, bleibt kritisch.</w:t>
+      </w:r>
+    </w:p>
+    <w:p>
+      <w:r>
+        <w:t>Jochen Röpke ergänzt diese Perspektive durch den lernenden Unternehmer. In seiner Arbeit rückt nicht nur die Innovation als Ergebnis in den Blick, sondern die unternehmerische Entwicklung selbst: Kompetenz, Lernen, Selbstveränderung, Wissensverarbeitung, Risiko und die Fähigkeit, qualitativ Neues hervorzubringen. Für die Wirkungsökonomie ist das wichtig, weil Transformation nicht nur technische Erfindung ist. Sie verlangt Menschen, Organisationen und Unternehmen, die ihre Denkmodelle, Routinen und Wirkungen verändern können.</w:t>
+      </w:r>
+    </w:p>
+    <w:p>
+      <w:r>
+        <w:t>Ein Unternehmen transformiert sich nicht, indem es ein altes Geschäftsmodell grün anstreicht. Es muss lernen, seine Wirkung zu lesen, seine Risiken zu erkennen und seine Ressourcen anders zu kombinieren [Kap. 47]. Der lernende Unternehmer wird in dieser Logik nicht zum heroischen Einzelkämpfer, sondern zum Wirkungsakteur: jemand, der neue Kombinationen für bessere Zustände entwickelt.</w:t>
+      </w:r>
+    </w:p>
+    <w:p>
+      <w:r>
+        <w:t>Kondratieff liefert eine weitere, vorsichtig zu verwendende Bezugslinie. Seine Theorie langer Wellen beschreibt langfristige Entwicklungsbewegungen der Wirtschaft, die mit technologischen und strukturellen Veränderungen verbunden werden. Diese Theorie darf nicht als Naturgesetz gelesen werden. Die Wirkungsökonomie nutzt Kondratieff nicht deterministisch, sondern als Deutungsmuster: Große Transformationen entstehen selten durch Einzelinnovationen. Sie entstehen durch Bündel aus Technologie, Infrastruktur, Kapital, Kompetenzen, Institutionen, Märkten, Energieformen und gesellschaftlicher Akzeptanz.</w:t>
+      </w:r>
+    </w:p>
+    <w:p>
+      <w:r>
+        <w:t>Für die Wirkungsökonomie bedeutet das: Eine neue Wohlstandsordnung entsteht nicht durch eine einzelne Erfindung. Sie entsteht, wenn viele neue Kombinationen zusammenwirken: Kreislaufmaterialien, regenerative Energie, Pflege- und Bildungssysteme, Wirkungspreise, Wirkungsdatenräume, resiliente Lieferketten, KI-Verantwortung, Wirkungskapital, neue Einkommenslogik und demokratische Öffentlichkeit. Innovation wird dann nicht nur Produktneuheit. Sie wird Systemerneuerung.</w:t>
+      </w:r>
+    </w:p>
+    <w:p>
+      <w:r>
+        <w:t>Schumpeter erklärt Dynamik, Röpke erklärt lernendes Unternehmertum, Kondratieff erinnert an langfristige Transformationsmuster. Die Wirkungsökonomie ordnet alle drei auf ihren eigenen Maßstab hin: Innovation ist nur dann Fortschritt, wenn sie Wirkung verbessert.</w:t>
+      </w:r>
+    </w:p>
+    <w:p>
+      <w:pPr>
+        <w:pStyle w:val="Heading3"/>
+      </w:pPr>
+      <w:r>
+        <w:t>55.3 Kreislaufwirtschaft und Effizienz</w:t>
+      </w:r>
+    </w:p>
+    <w:p>
+      <w:r>
+        <w:t>Kreislaufwirtschaft ist ein wichtiger Baustein wirkungsorientierten Wachstums. Sie versucht, Materialien länger im System zu halten, Abfall zu vermeiden, Produkte reparierbar zu gestalten, Rücknahme und Wiederverwendung zu ermöglichen und Ressourcenverbrauch vom Wohlstand zu entkoppeln.</w:t>
+      </w:r>
+    </w:p>
+    <w:p>
+      <w:r>
+        <w:t>Die Wirkungsökonomie übernimmt diese Richtung, erweitert sie aber. Kreislaufwirtschaft betrifft nicht nur Material. Regeneration betrifft auch Gesundheit, soziale Bindungen, demokratische Öffentlichkeit, institutionelles Vertrauen und Lernfähigkeit. Ein Materialkreislauf kann technisch geschlossen sein und dennoch schlechte Arbeitsbedingungen, hohen Energieverbrauch, Datenprobleme oder soziale Ausschlüsse enthalten. Kreislauf allein garantiert noch keine positive Netto-Wirkung.</w:t>
+      </w:r>
+    </w:p>
+    <w:p>
+      <w:r>
+        <w:t>Effizienz ist ebenfalls wichtig, aber nicht ausreichend. Effizienz bedeutet, mit weniger Input mehr Output oder dieselbe Leistung zu erzeugen. Das kann starke Wirkung entfalten: weniger Energieverbrauch, weniger Material, weniger Abfall, weniger Zeitverlust, weniger Flächenbedarf. Doch Effizienz kann blind werden, wenn sie nicht rückgekoppelt ist.</w:t>
+      </w:r>
+    </w:p>
+    <w:p>
+      <w:r>
+        <w:t>Ein effizienteres Produkt kann den Verbrauch pro Einheit senken. Wenn dadurch mehr konsumiert wird, kann die Gesamtbelastung dennoch steigen. Ein schnellerer Prozess kann Kosten senken, aber Menschen überlasten. Ein digitaler Dienst kann Wege vermeiden, aber Energieverbrauch, Datenabhängigkeit oder Aufmerksamkeitsbelastung erhöhen. Eine Lieferkette kann schlanker werden und zugleich verwundbarer.</w:t>
+      </w:r>
+    </w:p>
+    <w:p>
+      <w:r>
+        <w:t>Wirkungsökonomisch zählt deshalb nicht Effizienz allein, sondern Wirkungsgrad. Eine effiziente Lösung ist nur dann Fortschritt, wenn sie positive Netto-Wirkung erhöht und Verlustleistung senkt. Effizienz ohne Wirkung kann destruktive Systeme beschleunigen. Effizienz mit Wirkung kann Ressourcen befreien, Gesundheit schützen, Kosten senken, Resilienz erhöhen und neue Handlungsspielräume öffnen.</w:t>
+      </w:r>
+    </w:p>
+    <w:p>
+      <w:r>
+        <w:t>Kreislaufwirtschaft und Effizienz brauchen Rückkopplung. Sie müssen in Scorecards, T-SROI, Beschaffung, Kapitalzugang, Produktdaten, öffentliche Haushalte und Unternehmensentscheidungen eingehen [Kap. 30-35; Kap. 39; Kap. 44]. Sonst bleiben sie technische Ziele ohne ausreichende Steuerung.</w:t>
+      </w:r>
+    </w:p>
+    <w:p>
+      <w:r>
+        <w:t>Der Unterschied lässt sich klar fassen: Ein lineares System fragt, wie es mehr herstellen kann. Ein effizientes System fragt, wie es mit weniger Input mehr Output erzeugt. Ein kreislauffähiges System fragt, wie Material im System bleibt. Ein wirkungsökonomisches System fragt zusätzlich, ob dadurch Mensch, Planet und Demokratie gestärkt werden. Kreislaufwirtschaft wird dadurch nicht kleiner. Sie wird Teil einer umfassenderen Wirkungsarchitektur.</w:t>
+      </w:r>
+    </w:p>
+    <w:p>
+      <w:pPr>
+        <w:pStyle w:val="Heading3"/>
+      </w:pPr>
+      <w:r>
+        <w:t>55.4 Wachstum innerhalb planetarer Grenzen</w:t>
+      </w:r>
+    </w:p>
+    <w:p>
+      <w:r>
+        <w:t>Die Wachstumsfrage wird falsch gestellt, wenn Wachstum mit zusätzlichem Ressourcenverbrauch gleichgesetzt wird. Unter dieser Voraussetzung ist die Kritik an unbegrenztem Wachstum auf einem endlichen Planeten berechtigt. Wenn Wachstum nur bedeutet, mehr Rohstoffe zu entnehmen, mehr Energie zu verbrauchen, mehr Fläche zu versiegeln, mehr Abfall zu erzeugen und mehr Konsumvolumen zu bewegen, stößt Wachstum zwangsläufig an planetare Grenzen.</w:t>
+      </w:r>
+    </w:p>
+    <w:p>
+      <w:r>
+        <w:t>Die Wirkungsökonomie widerspricht nicht dieser Grenze. Sie widerspricht der Gleichsetzung von Wachstum und Steigerung eingesetzter Mittel.</w:t>
+      </w:r>
+    </w:p>
+    <w:p>
+      <w:r>
+        <w:t>Wachstum kann auch anders entstehen: durch Innovation, Effizienz, Lernen, Reparatur, Wiederverwendung, Recycling, Remanufacturing, Kreislaufführung, Digitalisierung, bessere Organisation, längere Nutzungsdauer, Materialgesundheit, neue Geschäftsmodelle und neue Kombinationen vorhandener Produktionsfaktoren [I-K55-1; I-K55-3].</w:t>
+      </w:r>
+    </w:p>
+    <w:p>
+      <w:r>
+        <w:t>Hier wird Schumpeter für die Wirkungsökonomie anschlussfähig. Wirtschaftliche Entwicklung entsteht bei ihm nicht durch bloßes Mehr desselben, sondern durch neue Kombinationen: neue Produkte, neue Produktionsmethoden, neue Märkte, neue Bezugsquellen und neue Organisationsformen. Dieser Gedanke enthält bereits den Keim einer kreislauffähigen Wachstumslogik, auch wenn Schumpeter selbst ihn nicht ökologisch formulierte.</w:t>
+      </w:r>
+    </w:p>
+    <w:p>
+      <w:r>
+        <w:t>Wenn Innovation neue Kombination bestehender Produktionsfaktoren ist, muss Wachstum nicht zwingend aus zusätzlicher Primärrohstoffentnahme entstehen. Wachstum kann entstehen, wenn vorhandene Stoffe, Bauteile, Produkte, Maschinen, Gebäude, Daten, Kompetenzen, Energieflüsse und Organisationsformen neu kombiniert werden. Genau hier berühren sich Schumpeter und Kreislaufwirtschaft [I-K55-2; I-K55-3].</w:t>
+      </w:r>
+    </w:p>
+    <w:p>
+      <w:r>
+        <w:t>Ein altes Produkt wird dann nicht Abfall, sondern Rohstofflager. Ein Gebäude wird nicht Bauschutt, sondern Materialbank. Ein Bauteil wird nicht entsorgt, sondern wiederverwendet. Eine Maschine wird nicht vollständig ersetzt, sondern modular modernisiert. Ein Nebenstrom wird nicht beseitigt, sondern Input eines anderen Prozesses. Ein Produkt wird nicht verkauft und vergessen, sondern als Service, Rücknahmesystem oder zirkulärer Nutzungsraum geführt.</w:t>
+      </w:r>
+    </w:p>
+    <w:p>
+      <w:r>
+        <w:t>Die klassische Formel „mehr Input erzeugt mehr Output“ wird durch eine andere Logik ersetzt: bessere Rekombination erzeugt mehr Wirkung bei weniger Primärinput. Die Frage lautet nicht, wie viel mehr Material bewegt wird. Sie lautet, wie viel mehr Nutzen, Lebensqualität, Resilienz, Gesundheit, Teilhabe und Zukunftsfähigkeit aus dem entsteht, was bereits im System vorhanden ist.</w:t>
+      </w:r>
+    </w:p>
+    <w:p>
+      <w:r>
+        <w:t>Damit wird auch die klassische Wachstumskritik präzisiert. Die Grenzen des Wachstums sind reale Grenzen des Input-Wachstums. Sie sind keine Grenze für Lernwachstum, Wirkungswachstum und zirkuläre Wertschöpfung. Meadows und der Club of Rome haben das destruktive Muster exponentiellen Ressourcenverbrauchs sichtbar gemacht. Diese Warnung bleibt wichtig. Sie beschreibt vor allem eine lineare Industrieökonomie, in der Rohstoffe entnommen, verarbeitet, genutzt und entsorgt werden. Eine Wirkungsökonomie setzt an diesem Punkt an: Sie ersetzt lineare Durchflusslogik durch zirkuläre Rekombination.</w:t>
+      </w:r>
+    </w:p>
+    <w:p>
+      <w:pPr>
+        <w:pStyle w:val="Heading3"/>
+      </w:pPr>
+      <w:r>
+        <w:t>Quellenanker: Kapitel 60 - Verteilung, Eigentum und Wohlstand</w:t>
+      </w:r>
+    </w:p>
+    <w:p>
+      <w:r>
+        <w:t>Interne Quelle: referenz/kapitel-060-verteilung-eigentum-und-wohlstand/index.html</w:t>
+      </w:r>
+    </w:p>
+    <w:p>
+      <w:r>
+        <w:t>Kapitel 54 hat Wohlstand als Systemzustand beschrieben. Kapitel 55 hat Wachstum an Problemlösungsfähigkeit, Regeneration und künftige Freiheit gebunden. Kapitel 56 hat gezeigt, dass Erwerbsarbeit als alleiniger Maßstab gesellschaftlicher Leistung brüchig wird. Kapitel 57 und Kapitel 58 haben Einkommen und Rente wirkungsökonomisch neu gelesen. Kapitel 59 hat Kapital als Wirkungskraft eingeordnet. Am Ende von Teil IX steht deshalb die Frage, wie Verteilung, Eigentum und Wohlstand verstanden werden müssen, wenn Wirkung auf Mensch, Planet und Demokratie der Maßstab ist.</w:t>
+      </w:r>
+    </w:p>
+    <w:p>
+      <w:r>
+        <w:t>Wohlstand ist nicht die Summe privater Vermögen. Wohlstand ist ein Systemzustand, in dem Eigentum, Kapital, Arbeit und Natur so wirken, dass Freiheit, Teilhabe und Zukunftsfähigkeit erhalten bleiben.</w:t>
+      </w:r>
+    </w:p>
+    <w:p>
+      <w:pPr>
+        <w:pStyle w:val="Heading3"/>
+      </w:pPr>
+      <w:r>
+        <w:t>60.1 Ungleichheit als Systemrisiko</w:t>
+      </w:r>
+    </w:p>
+    <w:p>
+      <w:r>
+        <w:t>Ungleichheit ist nicht nur ein moralisches Problem. Sie ist ein Systemrisiko. Eine Gesellschaft kann Unterschiede aushalten. Menschen haben unterschiedliche Talente, Lebenswege, Wünsche, Risiken, Verantwortungen, Einkommen und Vermögen. Gleichheit im Sinne vollständiger Gleichmacherei ist nicht das Ziel der Wirkungsökonomie. Problematisch wird Ungleichheit, wenn sie Teilhabe verengt, Statusangst verstärkt, Macht konzentriert, demokratische Korrektur verzerrt und künftige Chancen blockiert [I-K60-5; E-K60-3].</w:t>
+      </w:r>
+    </w:p>
+    <w:p>
+      <w:r>
+        <w:t>Ungleichheit wirkt auf Beziehungen, Vertrauen, Gesundheit, Bildung, Wohnchancen, politische Beteiligung, Sicherheitsgefühl, Mediennutzung, Selbstwirksamkeit und Zugehörigkeit [I-K60-5; E-K60-2]. Sie kann Menschen voneinander trennen, selbst wenn sie formal in derselben Gesellschaft leben. Wer dauerhaft ausgeschlossen wird, verliert leichter Vertrauen in Institutionen. Wer sehr viel besitzt, kann Einfluss leichter organisieren, Risiken auslagern oder die eigene Lebenswelt von gemeinsamer Infrastruktur entkoppeln. Beide Dynamiken schwächen Demokratie.</w:t>
+      </w:r>
+    </w:p>
+    <w:p>
+      <w:r>
+        <w:t>Die Wirkungsökonomie betrachtet Ungleichheit daher als Rückkopplungsproblem. Wenn Vermögen, Kapitalzugang und politische Einflussmöglichkeiten stark konzentriert werden, verändert sich der Wirkungsraum. Reichtum kann Freiheit sichern, aber auch Macht über andere ausüben. Armut bedeutet nicht nur Mangel, sondern verengte Handlungsspielräume. Zwischen beiden entsteht ein Systemzustand, in dem gemeinsame Entscheidungen schwerer werden.</w:t>
+      </w:r>
+    </w:p>
+    <w:p>
+      <w:r>
+        <w:t>Diese Sicht ist anschlussfähig an externe Forschung. Richard Wilkinson und Kate Pickett zeigen Zusammenhänge zwischen hoher Ungleichheit und sozialen sowie gesundheitlichen Problemen in wohlhabenden Gesellschaften. Thomas Piketty beschreibt langfristige Dynamiken von Kapitalakkumulation und Vermögenskonzentration. Die OECD verweist auf Folgen hoher Ungleichheit für Teilhabe, soziale Mobilität und wirtschaftliche Entwicklung. Die Wirkungsökonomie übernimmt daraus keine vollständige Vermögenstheorie. Sie nutzt die Einsicht: Ungleichheit verändert Systeme. Sie ist nicht nur Verteilungsfrage, sondern Demokratie-, Gesundheits-, Status- und Resilienzfrage.</w:t>
+      </w:r>
+    </w:p>
+    <w:p>
+      <w:r>
+        <w:t>Ungleichheit kann auch Vorgriffswohlstand erzeugen [Kap. 5]. Wenn heutiger Vermögensaufbau auf Wohnknappheit, Naturverbrauch, schlechten Arbeitsbedingungen, spekulativen Renditen, Datenmacht oder öffentlicher Unterfinanzierung beruht, entsteht Wohlstand an einer Stelle und Stabilitätsverlust an anderer. Das ist keine echte Wohlstandsvermehrung. Es ist Verschiebung.</w:t>
+      </w:r>
+    </w:p>
+    <w:p>
+      <w:r>
+        <w:t>Die Wirkungsökonomie fragt daher nicht nur: Wer hat wie viel? Sie fragt: Welche Wirkung hat diese Verteilung? Erweitert sie Freiheit, Teilhabe, Sicherheit und Zukunftsfähigkeit? Oder erzeugt sie Statusdruck, Angst, politische Verzerrung, Oligarchisierung und Entkopplung von gemeinsamer Verantwortung?</w:t>
+      </w:r>
+    </w:p>
+    <w:p>
+      <w:pPr>
+        <w:pStyle w:val="Heading3"/>
+      </w:pPr>
+      <w:r>
+        <w:t>60.2 Teilhabe und Teilgabe</w:t>
+      </w:r>
+    </w:p>
+    <w:p>
+      <w:r>
+        <w:t>Teilhabe bedeutet Zugang. Menschen müssen an grundlegenden Räumen der Gesellschaft teilnehmen können: Bildung, Gesundheit, Wohnen, Arbeit, Pflege, Kultur, Mobilität, digitale Infrastruktur, Recht, Öffentlichkeit und Demokratie. Ohne Teilhabe wird Freiheit formal. Menschen haben Rechte, aber nicht die reale Möglichkeit, sie zu nutzen [I-K60-2; E-K60-6].</w:t>
+      </w:r>
+    </w:p>
+    <w:p>
+      <w:r>
+        <w:t>Teilgabe geht weiter. Sie bedeutet, nicht nur beteiligt zu werden, sondern selbst Wirkung übernehmen zu können. Wer teilgibt, gestaltet mit: durch Arbeit, Sorge, Wissen, Kreativität, Pflege, Bildung, demokratisches Engagement, Nachbarschaft, Kultur, Reparatur, Forschung oder ökologische Regeneration. Das WÖk-Manifest beschreibt Teilgabe als Grundprinzip: Menschen sind nicht nur Nutznießer:innen, sondern aktive Mitgestalter:innen der Zukunft.</w:t>
+      </w:r>
+    </w:p>
+    <w:p>
+      <w:r>
+        <w:t>Diese Unterscheidung ist für Verteilung zentral. Ein System, das Menschen nur versorgt, aber ihnen keine Wirksamkeit ermöglicht, bleibt zu passiv. Ein System, das Menschen nur zur Eigenverantwortung auffordert, aber ihnen keine Teilhabe ermöglicht, wird ungerecht. Die Wirkungsökonomie braucht beides: Zugang und Wirkungsmöglichkeit.</w:t>
+      </w:r>
+    </w:p>
+    <w:p>
+      <w:r>
+        <w:t>Teilhabe schützt vor Ausschluss. Teilgabe schützt vor Ohnmacht.</w:t>
+      </w:r>
+    </w:p>
+    <w:p>
+      <w:r>
+        <w:t>Wohlstand entsteht nicht nur, wenn Menschen genug besitzen. Er entsteht, wenn sie wirksam leben können. Das gilt für Kinder, alte Menschen, Menschen mit Behinderung, Alleinerziehende, Menschen in Armut, migrantische Communities, kranke Menschen, queere Menschen, Menschen ohne starke Netzwerke und alle, die in alten Leistungskategorien leicht übersehen werden. Wer keine reale Teilhabe hat, kann kaum Teilgabe leisten. Wer keine Teilgabe erfährt, verliert Selbstwirksamkeit [I-K60-2; I-K60-6].</w:t>
+      </w:r>
+    </w:p>
+    <w:p>
+      <w:r>
+        <w:t>Die Arbeitsfassung beschreibt Teilhabe als Zustandsgröße über soziale, ökonomische, politische, digitale und kulturelle Ebenen und erweitert sie zu Teilgabe als Möglichkeit, Verantwortung und Wirkung zu übernehmen. Damit ist Teilgabe keine freundliche Ergänzung, sondern Bestandteil gesellschaftlicher Stabilität. Eine Demokratie bleibt lebendig, wenn Menschen nicht nur wählen, sondern in ihrem Alltag erfahren, dass ihr Handeln Wirkung hat.</w:t>
+      </w:r>
+    </w:p>
+    <w:p>
+      <w:r>
+        <w:t>Diese Logik verbindet Teil IX mit den späteren gesellschaftlichen Grundsystemen. Bildung, Gesundheit, Pflege, Wohnen, Migration, Kultur und soziale Sicherheit werden in Teil XI praktisch ausgearbeitet. Hier geht es um den makroökonomischen Maßstab: Verteilung ist nicht nur Einkommensverteilung. Sie ist Verteilung von Wirkungsmöglichkeiten.</w:t>
+      </w:r>
+    </w:p>
+    <w:p>
+      <w:pPr>
+        <w:pStyle w:val="Heading3"/>
+      </w:pPr>
+      <w:r>
+        <w:t>60.3 Eigentum mit Wirkungspflicht</w:t>
+      </w:r>
+    </w:p>
+    <w:p>
+      <w:r>
+        <w:t>Eigentum ist ein Freiheitsrecht. Es schützt Menschen vor vollständiger Abhängigkeit vom Staat, vom Arbeitgeber, von Familie, von Märkten oder von Zufall. Eigentum kann Sicherheit, Autonomie, Planung, Würde und Verantwortung ermöglichen. Die Wirkungsökonomie stellt Eigentum daher nicht pauschal unter Verdacht.</w:t>
+      </w:r>
+    </w:p>
+    <w:p>
+      <w:r>
+        <w:t>Aber Eigentum wirkt. Es entscheidet über Zugang, Nutzung, Ausschluss, Investition, Miete, Produktion, Daten, Ressourcen, Boden, Kapital und politische Einflussmöglichkeiten. Wer besitzt, gestaltet Wirkungsräume. Deshalb kann Eigentum nicht nur als private Verfügung verstanden werden.</w:t>
+      </w:r>
+    </w:p>
+    <w:p>
+      <w:r>
+        <w:t>Das Grundgesetz formuliert diesen Zusammenhang knapp: Eigentum verpflichtet; sein Gebrauch soll zugleich dem Wohl der Allgemeinheit dienen. Die Wirkungsökonomie übersetzt diesen Satz in ihre eigene Sprache: Eigentum ist Freiheit und Verantwortung. Je größer die Wirkungsmacht eines Eigentums, desto stärker muss seine Wirkung sichtbar, begründbar und rückgekoppelt sein.</w:t>
+      </w:r>
+    </w:p>
+    <w:p>
+      <w:r>
+        <w:t>Das gilt nicht für jedes Eigentum gleich. Eine Wohnung, ein Handwerksbetrieb, ein Familienersparnis, ein landwirtschaftlicher Betrieb, ein Medienkonzern, eine Plattform, ein Rohstoffmonopol, ein Immobilienportfolio oder ein globaler Fonds haben sehr unterschiedliche Wirkungskraft. Die Wirkungspflicht muss daher verhältnismäßig sein. Sie richtet sich nach Reichweite, Systemrelevanz, Marktmacht, Datenmacht, Umweltwirkung, demokratischer Wirkung und sozialer Bedeutung [I-K60-3; I-K60-4].</w:t>
+      </w:r>
+    </w:p>
+    <w:p>
+      <w:r>
+        <w:t>Eigentum mit Wirkungspflicht heißt nicht Enteignungsdebatte. Es heißt: Eigentum darf nicht so wirken, als sei es vollständig außerhalb gesellschaftlicher Folgen. Wer Wohnraum besitzt, wirkt auf Sicherheit, Zugehörigkeit und Lebensqualität. Wer Medien besitzt, wirkt auf Öffentlichkeit und Demokratie. Wer Land besitzt, wirkt auf Boden, Wasser und Biodiversität. Wer Plattformen besitzt, wirkt auf Daten, Sichtbarkeit und Verhalten. Wer Kapital besitzt, wirkt auf Zukunftspfade [Kap. 59; I-K60-3].</w:t>
+      </w:r>
+    </w:p>
+    <w:p>
+      <w:r>
+        <w:t>Das Systemmodell der Wirkungsökonomie beschreibt Kapital nicht als Akkumulationsspiel oder Schattenmacht, sondern als gesellschaftliche Kraftquelle. Es verlangt Transparenz statt Geheimhaltung, Risikowahrheit statt Bilanztricks, Demokratie statt Oligarchisierung, Regeneration statt Extraktion und Zukunft statt Kurzfristdenken. Diese Prinzipien gelten auch für Eigentum. Eigentum soll Freiheit sichern, nicht Gemeinwesen entziehen. Es soll Wirkung ermöglichen, nicht Wirkungsräume privatisieren und Schäden sozialisieren.</w:t>
+      </w:r>
+    </w:p>
+    <w:p>
+      <w:r>
+        <w:t>Kapitalakkumulation wird gefährlich, wenn sie Machtkonzentration erzeugt. Machtkonzentration kann Märkte verzerren, Politik beeinflussen, Medienräume prägen, Wohnräume verknappen, Ressourcen kontrollieren, Innovationen blockieren oder Risiken auf andere übertragen [I-K60-4; E-K60-1]. Eine Wirkungsökonomie muss solche Risiken sichtbar machen, ohne Eigentum pauschal zu delegitimieren. Eigentum bleibt erlaubt, aber seine Wirkung darf nicht unsichtbar bleiben.</w:t>
+      </w:r>
+    </w:p>
+    <w:p>
+      <w:pPr>
+        <w:pStyle w:val="Heading3"/>
+      </w:pPr>
+      <w:r>
+        <w:t>60.4 Wohlstand ohne Extraktion</w:t>
+      </w:r>
+    </w:p>
+    <w:p>
+      <w:r>
+        <w:t>Wohlstand ohne Extraktion ist die positive Formel dieses Kapitels. Natur wurde im normativen Teil nicht als Rohstofflager, sondern als Mit-System beschrieben. Kapitel 54 hat Wohlstand als Systemzustand gelesen. Daraus folgt: Wohlstand kann nicht auf dem Verzehr seiner eigenen Voraussetzungen beruhen.</w:t>
+      </w:r>
+    </w:p>
+    <w:p>
+      <w:r>
+        <w:t>Extraktion meint hier mehr als Rohstoffabbau. Sie beschreibt eine Logik: Wert wird entnommen, während die Regeneration des Systems zu schwach bleibt. Das kann Natur betreffen, aber auch Menschen, Arbeit, Pflege, Vertrauen, Demokratie, Daten, Wohnraum oder Kultur. Eine Gesellschaft kann Boden extrahieren, aber auch Zeit. Sie kann Wasser extrahieren, aber auch Aufmerksamkeit. Sie kann Arbeit extrahieren, aber auch Vertrauen. Sie kann Wohnraum zur Renditequelle machen und damit Zugehörigkeit schwächen. Sie kann digitale Daten abschöpfen und damit Selbstbestimmung verringern [I-K60-3; E-K60-7].</w:t>
+      </w:r>
+    </w:p>
+    <w:p>
+      <w:r>
+        <w:t>Wohlstand ohne Extraktion bedeutet daher: Vermögen, Einkommen, Eigentum und Kapital dürfen nicht aus dauerhafter Schwächung anderer Systeme entstehen. Wachstum, Gewinn, Wertsteigerung und Rendite müssen an Regeneration, Teilhabe, Transparenz und demokratische Korrekturfähigkeit gebunden werden.</w:t>
+      </w:r>
+    </w:p>
+    <w:p>
+      <w:r>
+        <w:t>Besitz ist nicht dasselbe wie Wohlstand. Besitz beschreibt Verfügung. Vermögen beschreibt gespeicherten ökonomischen Wert. Wirkung beschreibt Zustandsveränderung. Wohlstand beschreibt die Qualität der Lebensbedingungen im System. Ein Mensch kann viel besitzen und in einer Gesellschaft mit geringem Vertrauen, schlechter Infrastruktur, schwacher Demokratie, zerstörter Natur und hoher Angst leben. Das ist kein hoher Wirkungswohlstand. Eine Gesellschaft kann weniger privaten Luxus, aber mehr Gesundheit, Sicherheit, Bildung, Vertrauen, Naturzugang, Kultur und demokratische Stabilität haben. Wirkungsökonomisch kann sie reicher sein [I-K60-2; I-K60-3].</w:t>
+      </w:r>
+    </w:p>
+    <w:p>
+      <w:r>
+        <w:t>Diese Unterscheidung schützt vor einem zentralen Irrtum: private Vermögensmehrung ist nicht automatisch gesellschaftliche Wohlstandsmehrung. Sie kann Wohlstand schaffen, wenn sie Innovation, Beschäftigung, Regeneration, gute Produkte, Infrastruktur oder Teilhabe ermöglicht. Sie kann Wohlstand mindern, wenn sie aus Monopolen, Spekulation, Auslagerung, Knappheit, Ressourcenverbrauch, Lohndruck, Datenmacht oder demokratischer Einflussnahme entsteht.</w:t>
+      </w:r>
+    </w:p>
+    <w:p>
+      <w:r>
+        <w:t>Wohlstand ohne Extraktion verlangt daher keine Gleichmacherei. Er verlangt Rückkopplung. Wer besitzt, investiert, verdient oder vererbt, steht in Wirkungszusammenhängen. Diese Zusammenhänge müssen sichtbar werden. Eigentum, Kapital, Arbeit und Natur müssen so wirken, dass Freiheit nicht nur privat, sondern systemisch erhalten bleibt.</w:t>
+      </w:r>
+    </w:p>
+    <w:p>
+      <w:r>
+        <w:t>Demokratie ist dafür unverzichtbar. Wenn Eigentum politische Macht kauft, wird demokratische Korrektur schwächer. Wenn Kapital Medien und Plattformen kontrolliert, verliert Öffentlichkeit Unabhängigkeit. Wenn hohe Ungleichheit Statusangst und Zugehörigkeitsverlust verstärkt, werden autoritäre Erzählungen anschlussfähiger [I-K60-4; I-K60-5]. Deshalb ist Verteilung nicht nur Sozialpolitik. Sie ist Demokratieschutz.</w:t>
+      </w:r>
+    </w:p>
+    <w:p>
+      <w:pPr>
+        <w:pStyle w:val="Heading3"/>
+      </w:pPr>
+      <w:r>
+        <w:t>60.5 Abschluss von Teil IX</w:t>
+      </w:r>
+    </w:p>
+    <w:p>
+      <w:r>
+        <w:t>Der gemeinsame Gedanke lautet: Eine Volkswirtschaft ist nicht stark, wenn sie viel Aktivität erzeugt, viel Kapital akkumuliert und hohe Vermögenswerte ausweist. Sie ist stark, wenn Arbeit, Maschinenleistung, Einkommen, Rente, Kapital, Eigentum und Natur so zusammenwirken, dass Mensch, Planet und Demokratie stabiler werden.</w:t>
+      </w:r>
+    </w:p>
+    <w:p>
+      <w:r>
+        <w:t>Ungleichheit wird in dieser Logik als Systemrisiko sichtbar. Teilhabe und Teilgabe werden zu Wohlstandsbedingungen. Eigentum bleibt Freiheitsrecht, erhält aber Wirkungspflicht. Wohlstand löst sich von bloßer Vermögenssumme und wird zum Zustand gemeinsamer Zukunftsfähigkeit.</w:t>
+      </w:r>
+    </w:p>
+    <w:p>
+      <w:r>
+        <w:t>Damit führt Teil IX in den nächsten Teil. Wenn Eigentum, Kapital, Arbeit, Verteilung und Wohlstand nicht nur privat oder marktlich gelesen werden können, stellt sich die politische Frage: Wie werden Macht, Parteien, Lobbyismus, Bürgerbeteiligung, Verwaltung, Sicherheit und demokratische Resilienz wirkungsökonomisch geordnet?</w:t>
+      </w:r>
+    </w:p>
+    <w:p>
+      <w:pPr>
+        <w:pStyle w:val="Heading3"/>
+      </w:pPr>
+      <w:r>
+        <w:t>Quellenanker: Kapitel 71 - Kindheit, Familie und frühes Leben</w:t>
+      </w:r>
+    </w:p>
+    <w:p>
+      <w:r>
+        <w:t>Interne Quelle: referenz/kapitel-071-kindheit-familie-und-fruehes-leben/index.html</w:t>
+      </w:r>
+    </w:p>
+    <w:p>
+      <w:r>
+        <w:t>Kapitel 70 hat Wohnen als räumliche Grundlage von Sicherheit, Gesundheit, Zugehörigkeit und Teilhabe beschrieben. Dieses Kapitel geht einen Schritt zurück: zu den ersten Lebensjahren, in denen Menschen Sicherheit, Sprache, Bindung, Körpergefühl, Vertrauen, Grenzen, Schutz und Selbstwirksamkeit erfahren. Eine Gesellschaft beginnt nicht erst mit Arbeitsmarkt, Wahlrecht oder Konsum. Sie beginnt dort, wo Kinder Sicherheit, Bindung, Sprache, Schutz und Selbstwirksamkeit erleben.</w:t>
+      </w:r>
+    </w:p>
+    <w:p>
+      <w:r>
+        <w:t>Kindheit ist kein privater Vorraum der Gesellschaft. Sie ist einer ihrer dichtesten Wirkungsräume. Was früh geschieht, wirkt über lange Zeit: auf Gesundheit, Lernen, Beziehungen, Konfliktfähigkeit, Vertrauen, Angstregulation, Bildung, Demokratiekompetenz, Arbeitsfähigkeit, Pflegebedarfe und spätere Teilgabe [I-K71-1; E-K71-2].</w:t>
+      </w:r>
+    </w:p>
+    <w:p>
+      <w:r>
+        <w:t>Die Wirkungsökonomie betrachtet Kindheit deshalb nicht als Familienromantik und nicht als bloße Vorstufe der Schule. Sie fragt, welche Bedingungen Kinder brauchen, damit aus Verletzlichkeit Handlungsfähigkeit entstehen kann.</w:t>
+      </w:r>
+    </w:p>
+    <w:p>
+      <w:pPr>
+        <w:pStyle w:val="Heading3"/>
+      </w:pPr>
+      <w:r>
+        <w:t>71.1 Frühe Wirkung</w:t>
+      </w:r>
+    </w:p>
+    <w:p>
+      <w:r>
+        <w:t>Frühe Wirkung ist besonders stark, weil Kinder noch nicht zwischen Körper, Beziehung, Sprache, Sicherheit, Bildung und Weltvertrauen trennen. Hunger, Stress, Gewalt, Vernachlässigung, Wohnunsicherheit, Lärm, Krankheit, Überforderung, Beschämung oder Armut wirken nicht isoliert. Sie formen den gesamten Wirkungsraum eines Kindes. Umgekehrt wirken Schutz, Bindung, Sprache, Spiel, Gesundheit, Natur, Bewegung, Verlässlichkeit, gute Ernährung, sichere Räume und liebevolle Grenzen ebenfalls als Gesamtzusammenhang.</w:t>
+      </w:r>
+    </w:p>
+    <w:p>
+      <w:r>
+        <w:t>Das Systemmodell der Wirkungsökonomie beschreibt Geburt, Kindheit und Entwicklungsräume als priorisiertes Gesundheitsfeld. Vorgesehen sind integrierte Familienstrukturen, Familiengesundheitszentren, Frühe Hilfen, Kita- und Schulgesundheitssysteme, Bewegungsräume, Naturzugang, Kinderschutz, psychische Prävention und digitale Elternberatung. Der zentrale Gedanke lautet: Kinder brauchen kein zufälliges Versorgungsfeld, sondern ein integriertes Entwicklungsökosystem.</w:t>
+      </w:r>
+    </w:p>
+    <w:p>
+      <w:r>
+        <w:t>Frühe Wirkung ist deshalb mehr als individuelle Erziehung. Sie entsteht aus vielen verbundenen Räumen: Familie, Sorgepersonen, Kita, Schule, Nachbarschaft, Kommune, Gesundheitsversorgung, Wohnen, Kultur, digitale Räume und wirtschaftliche Sicherheit. Ein Kind wächst nicht nur in einer Familie auf. Es wächst in einer Wirkungsarchitektur auf.</w:t>
+      </w:r>
+    </w:p>
+    <w:p>
+      <w:r>
+        <w:t>Bindung ist darin zentral. Sie gibt Kindern nicht nur Nähe, sondern innere Orientierung. Bowlbys Bindungstheorie und Ainsworths Forschung zu Bindungsmustern zeigen, dass frühe Beziehungen Sicherheit, Exploration, Stressverarbeitung und spätere Beziehungserfahrungen prägen [E-K71-3; E-K71-4]. Die Wirkungsökonomie nutzt diese Forschung nicht als psychologische Detaillehre, sondern als Systemhinweis: Ein Kind kann Welt leichter erkunden, wenn es Schutz und Verlässlichkeit erlebt.</w:t>
+      </w:r>
+    </w:p>
+    <w:p>
+      <w:r>
+        <w:t>Frühe Wirkung hat auch eine soziale Dimension. Armut wirkt auf Kinder, weil sie Lernräume, Wohnräume, Ernährung, digitale Zugänge, Gesundheit, Erwartungen und familiäre Belastung verändert. Die Arbeitsfassung beschreibt Armut deshalb nicht nur als Geldmangel, sondern als Mangel an Wirkmöglichkeit; sie unterscheidet Einkommensarmut, Infrastrukturarmut, Zeitarmut und Resonanzarmut. Für Kinder ist das besonders schwerwiegend, weil sie ihre Umgebung nicht selbst wählen können.</w:t>
+      </w:r>
+    </w:p>
+    <w:p>
+      <w:r>
+        <w:t>Frühe Wirkung ist zudem durch starke Rückkopplungen geprägt. Frühe Sicherheit stärkt Lernfähigkeit, Lernfähigkeit stärkt Selbstwirksamkeit, Selbstwirksamkeit erhöht soziale Stabilität und Teilgabe. Umgekehrt erzeugen frühe Belastungen häufig Kaskaden negativer Wirkung zweiter und dritter Ordnung: gesundheitliche Risiken, Bildungsabbrüche, psychische Belastungen, spätere Armutsdynamiken oder gesellschaftliche Entfremdung. Kindheit ist deshalb ein hochsensibler Verstärkungsraum gesellschaftlicher Entwicklung.</w:t>
+      </w:r>
+    </w:p>
+    <w:p>
+      <w:r>
+        <w:t>Frühe Förderung ist daher Prävention. Sie verhindert spätere Schäden, bevor sie als Krankheit, Schulproblem, Gewalt, Sucht, Arbeitslosigkeit, Pflegebelastung, Einsamkeit oder demokratische Entfremdung sichtbar werden. Sie ist nicht bloß familienpolitische Wohltat. Sie ist hohe Wirkleistung.</w:t>
+      </w:r>
+    </w:p>
+    <w:p>
+      <w:pPr>
+        <w:pStyle w:val="Heading3"/>
+      </w:pPr>
+      <w:r>
+        <w:t>71.2 Schutzräume</w:t>
+      </w:r>
+    </w:p>
+    <w:p>
+      <w:r>
+        <w:t>Kinder brauchen Schutzräume. Schutz meint nicht Abschottung von Welt. Schutz meint Bedingungen, unter denen Kinder wachsen, spielen, lernen, streiten, scheitern, sich ausprobieren und wieder Sicherheit finden können. Ein Schutzraum ist nicht ein perfekter Raum. Er ist ein Raum, in dem ein Kind nicht allein bleibt.</w:t>
+      </w:r>
+    </w:p>
+    <w:p>
+      <w:r>
+        <w:t>Das Kindeswohl ist dafür der zentrale Maßstab. Die UN-Kinderrechtskonvention verpflichtet Staaten, bei allen Maßnahmen, die Kinder betreffen, das Wohl des Kindes vorrangig zu berücksichtigen; sie schützt unter anderem das Recht auf Überleben und Entwicklung, Schutz vor Gewalt, Bildung, Beteiligung und Nichtdiskriminierung. Für die Wirkungsökonomie ist das kein Zusatzrecht neben dem System. Es ist ein Grundmaßstab früher Wirkung.</w:t>
+      </w:r>
+    </w:p>
+    <w:p>
+      <w:r>
+        <w:t>Schutzräume müssen Gewalt verhindern. Gewalt beginnt nicht erst bei sichtbarer Misshandlung. Sie umfasst körperliche Gewalt, sexualisierte Gewalt, psychische Gewalt, Vernachlässigung, Demütigung, dauernde Beschämung, digitale Gewalt, Mobbing und das Aufwachsen in permanenter Angst. Gewalt wirkt nicht nur als Ereignis. Sie verändert Körper, Vertrauen, Sprache, Beziehung und Zukunftserwartung.</w:t>
+      </w:r>
+    </w:p>
+    <w:p>
+      <w:r>
+        <w:t>Forschung zu frühkindlichem Stress zeigt, dass dauerhafte Überforderung und fehlende Schutzbeziehungen biologische, psychische und soziale Entwicklung langfristig beeinflussen können [E-K71-6; E-K71-7]. Die Wirkungsökonomie versteht solche Belastungen deshalb nicht nur als individuelles Leid, sondern als Wirkungsrisiko für die gesamte Gesellschaft.</w:t>
+      </w:r>
+    </w:p>
+    <w:p>
+      <w:r>
+        <w:t>Schutzräume müssen Armut abfedern. Ein Kind darf nicht deshalb weniger Zukunft haben, weil seine Eltern wenig Geld, wenig Zeit, geringe Bildung, unsichere Arbeit, schlechte Wohnung oder fehlenden Zugang zu Hilfe haben. Die Wirkungsökonomie verlagert Verantwortung nicht auf Eltern allein. Sie fragt, welche Strukturen Familien entlasten, bevor Überforderung zu Schaden wird [I-K71-2; I-K71-6].</w:t>
+      </w:r>
+    </w:p>
+    <w:p>
+      <w:r>
+        <w:t>Schutzräume müssen Beschämung vermeiden. Beschämung ist kein kleines Gefühl. Sie kann Kinder verstummen lassen, Zugehörigkeit zerstören und Selbstwirksamkeit schwächen. Eine Schule, eine Behörde, ein Gesundheitssystem oder eine digitale Umgebung, die Kinder oder Eltern beschämt, erzeugt negative Wirkung. Hilfe darf nicht als Demütigung erlebt werden. Unterstützung muss würdig zugänglich sein.</w:t>
+      </w:r>
+    </w:p>
+    <w:p>
+      <w:r>
+        <w:t>Schutzräume müssen digitale Überforderung ernst nehmen. Digitale Geräte, Plattformen, Bilder, Spiele, Werbung, Vergleichsdruck, sexualisierte Inhalte, Mobbing, Suchtmechaniken und algorithmische Verstärkung erreichen Kinder früh. Dieses Kapitel entfaltet keine Medienanalyse; diese folgt in den späteren Teilen zu Medien, Öffentlichkeit und digitaler Infrastruktur. Hier gilt nur der Grundsatz: Kinderschutz muss auch digitale Wirkungsräume einschließen.</w:t>
+      </w:r>
+    </w:p>
+    <w:p>
+      <w:r>
+        <w:t>Familie ist ein Schutzraum, aber nicht der einzige. Familie kann sehr Unterschiedliches bedeuten: Eltern, Alleinerziehende, Patchwork, Pflegefamilien, Großeltern, Wahlfamilien, gleichgeschlechtliche Eltern, erweiterte Verwandtschaft oder andere Sorgekonstellationen. Die Wirkungsökonomie normiert kein Familienmodell. Sie fragt nach Wirkung: Gibt es Sicherheit, Bindung, Würde, Schutz, Sprache, Versorgung, Grenzen, Entlastung und Liebe? Wenn ja, entsteht frühe Wirkleistung. Wenn nein, braucht das System Unterstützung, Schutz und Korrektur.</w:t>
+      </w:r>
+    </w:p>
+    <w:p>
+      <w:pPr>
+        <w:pStyle w:val="Heading3"/>
+      </w:pPr>
+      <w:r>
+        <w:t>71.3 Bildung, Gesundheit und Bindung</w:t>
+      </w:r>
+    </w:p>
+    <w:p>
+      <w:r>
+        <w:t>Bildung, Gesundheit und Bindung gehören in der frühen Lebensphase zusammen. Sie sind keine getrennten Systeme, die nacheinander beginnen. Ein Kind lernt mit dem Körper, mit Beziehung, mit Sprache, mit Spiel, mit Bewegung, mit Wiederholung, mit Nähe und mit Vertrauen. Gesundheit beeinflusst Lernen. Bindung beeinflusst Sprache. Wohnen beeinflusst Schlaf. Ernährung beeinflusst Konzentration. Spiel beeinflusst soziale Kompetenz. Angst beeinflusst Wahrnehmung.</w:t>
+      </w:r>
+    </w:p>
+    <w:p>
+      <w:r>
+        <w:t>Wie in den Teilen zu Bildung und Wirkungskompetenz beschrieben wurde, beginnt Wirkungskompetenz nicht mit abstrakten Begriffen wie System, Rückkopplung oder Indikator. Sie beginnt mit Erfahrung: Ich werde gesehen. Ich kann etwas bewirken. Ich darf fragen. Ich darf Fehler machen. Ich bekomme Antwort. Ich kann mich beruhigen. Ich kann lernen. Ich gehöre dazu.</w:t>
+      </w:r>
+    </w:p>
+    <w:p>
+      <w:r>
+        <w:t>Wie in den Teilen zu Gesundheit erläutert wurde, entsteht Gesundheit bereits in Schwangerschaft, Geburt, Ernährung, Schlaf, Bewegung, emotionaler Sicherheit, Luftqualität, Wohnen, Lärm, Naturzugang, Vorsorge, psychischer Stabilität und Familienentlastung. Das WHO/UNICEF/World-Bank-Rahmenwerk Nurturing Care for Early Childhood Development bündelt genau diese Dimensionen: Gesundheit, Ernährung, Sicherheit und Schutz, responsive Betreuung sowie frühe Lernmöglichkeiten.</w:t>
+      </w:r>
+    </w:p>
+    <w:p>
+      <w:r>
+        <w:t>Care ist in dieser frühen Phase nicht nur Versorgung, sondern Weltaufbau. Trösten, Vorlesen, Spielen, Kochen, Zuhören, Grenzen setzen, Körperpflege, Arzttermine, Einschlafrituale, sichere Wege, Konfliktbegleitung und Sprachförderung schaffen Stabilität. Die Arbeitsfassung beschreibt Care als Systemleistung: Pflege, Kindererziehung, Begleitung, Trösten, Zuhören, Nachbarschaft und Familienstabilisierung erscheinen in klassischen Maßstäben häufig privat oder ökonomisch nachrangig, wirken aber als Grundlage von Bildung, Gesundheit, psychischer Stabilität, Teilhabe und Resilienz.</w:t>
+      </w:r>
+    </w:p>
+    <w:p>
+      <w:r>
+        <w:t>Wie im Kapitel zu Wohnen beschrieben wurde, ist Wohnraum für Kinder Entwicklungsraum. Eine überfüllte, laute, kalte, feuchte, unsichere oder von Verdrängungsangst geprägte Wohnung verändert Lernen, Schlaf, Gesundheit, Spiel, Beziehung und Familienfrieden. Ein gutes Quartier kann dagegen Bewegung, Natur, Freundschaften, sichere Wege, Kita, Schule, Kultur, Beratung und Teilhabe ermöglichen.</w:t>
+      </w:r>
+    </w:p>
+    <w:p>
+      <w:r>
+        <w:t>Frühe Bildung darf deshalb nicht nur als Vorbereitung auf Schule gelesen werden. Kita, Sprachförderung, Spiel, Musik, Bewegung, Natur, Vorlesen, soziale Regeln und Beziehung sind nicht „Betreuung nebenbei“. Sie sind frühe Systemleistung. James Heckman hat in seinen Arbeiten zur frühen Förderung hervorgehoben, dass Investitionen in frühe Kindheit besonders hohe soziale und ökonomische Wirkungen entfalten können, weil Fähigkeiten aufeinander aufbauen. Die Wirkungsökonomie übersetzt das nicht in eine reine Renditeformel. Sie sagt: Frühe Förderung ist hohe Wirkleistung, weil sie spätere Wirkmöglichkeiten öffnet.</w:t>
+      </w:r>
+    </w:p>
+    <w:p>
+      <w:pPr>
+        <w:pStyle w:val="Heading3"/>
+      </w:pPr>
+      <w:r>
+        <w:t>71.4 Generationengerechtigkeit praktisch</w:t>
+      </w:r>
+    </w:p>
+    <w:p>
+      <w:r>
+        <w:t>Generationengerechtigkeit beginnt nicht erst bei Renten, Staatsschulden oder Klimapolitik. Sie beginnt im frühen Leben. Wie in den normativen Teilen zur Zeitlogik gesellschaftlicher Wirkung erläutert wurde, wirken Entscheidungen über Lebenszeit, Legislaturperioden und Bilanzräume hinaus. Für Kinder ist diese Zeitdimension besonders sichtbar: Eine heutige Unterlassung kann Jahrzehnte nachwirken. Eine frühe Unterstützung ebenfalls.</w:t>
+      </w:r>
+    </w:p>
+    <w:p>
+      <w:r>
+        <w:t>Generationengerechtigkeit praktisch bedeutet: Kinder werden nicht nur als künftige Arbeitskräfte, künftige Steuerzahlende oder künftige Wählende betrachtet. Sie sind Menschen mit gegenwärtigen Rechten und zugleich kommende Träger:innen von Gesellschaft. Wer Kindheit schwächt, schwächt Zukunft. Wer Kindheit stärkt, stärkt die Fähigkeit einer Gesellschaft, später mit Komplexität, Konflikt, Pflege, Klima, Digitalisierung und Demokratie umzugehen.</w:t>
+      </w:r>
+    </w:p>
+    <w:p>
+      <w:r>
+        <w:t>Eltern und Sorgepersonen sind dafür zentral, aber nicht allein verantwortlich. Eltern brauchen Zeit, Einkommen, Wohnsicherheit, Gesundheit, Beratung, soziale Netze, Schutz vor Gewalt, gute Kitas, Schulen, Nachbarschaften, Kultur und erreichbare Hilfe. Eine Gesellschaft, die Eltern überfordert und danach Kinderprobleme individualisiert, handelt wirkungsschwach. Eine Gesellschaft, die Familien entlastet, ohne sie zu bevormunden, handelt präventiv.</w:t>
+      </w:r>
+    </w:p>
+    <w:p>
+      <w:r>
+        <w:t>Kitas und Schulen sind frühe Wirkungsinstitutionen. Sie können Bildung, Sprache, Bewegung, Ernährung, Kinderschutz, Inklusion, Medienmündigkeit, demokratische Erfahrung und Beziehung stärken. Sie dürfen aber nicht alles auffangen müssen, was Familie, Wohnen, Armut, Gesundheit und digitale Räume erzeugen. Wenn Kitas und Schulen permanent gesellschaftliche Fehlsteuerungen kompensieren sollen, werden sie überlastet. Frühe Wirkung braucht verbundene Systeme, nicht einzelne Held:innen.</w:t>
+      </w:r>
+    </w:p>
+    <w:p>
+      <w:r>
+        <w:t>Nachbarschaften und Kommunen sind ebenfalls frühe Wirkungsräume. Spielplätze, Grünflächen, Bibliotheken, Sportvereine, Musik, Jugendzentren, Familienzentren, Beratungsstellen, sichere Wege, gute Mobilität und Begegnungsräume schaffen Alltagsbedingungen für Kinder. Das Systemmodell nennt Geburt, Kindheit und Entwicklungsräume ausdrücklich als Teil eines integrierten Gesundheitsökosystems und verbindet dies mit kommunalen Präventions- und Gesundheitsräumen [I-K71-1; I-K71-4].</w:t>
+      </w:r>
+    </w:p>
+    <w:p>
+      <w:r>
+        <w:t>Generationengerechtigkeit praktisch heißt auch, Kinder zu beteiligen. Nicht jede Entscheidung kann einem Kind überlassen werden. Aber Kinder können gehört werden: bei Schule, Stadt, Klima, Spielräumen, digitalen Räumen, Familie, Gewaltprävention, Kultur und lokalen Fragen. Beteiligung stärkt Selbstwirksamkeit, wenn sie ernst genommen wird. Beteiligung als Dekoration schwächt Vertrauen.</w:t>
+      </w:r>
+    </w:p>
+    <w:p>
+      <w:r>
+        <w:t>Die Wirkungsökonomie muss dabei zwei Fehler vermeiden. Der erste Fehler ist Überforderung: Kinder werden als Zukunftsträger:innen stilisiert und sollen Probleme lösen, die Erwachsene erzeugt haben. Der zweite Fehler ist Entmündigung: Kinder werden nur geschützt, aber nicht ernst genommen. Gute Generationenverantwortung schützt Kinder und eröffnet Teilgabe. Sie lässt Kinder nicht allein, aber sie hört sie.</w:t>
+      </w:r>
+    </w:p>
+    <w:p>
+      <w:r>
+        <w:t>Frühes Leben ist damit die praktischste Form von Zukunftspolitik. Es zeigt, ob eine Gesellschaft bereit ist, Wirkung zu denken, bevor Schäden sichtbar werden. Ein Kind, das Sicherheit, Bindung, Sprache, Gesundheit, Schutz und Selbstwirksamkeit erlebt, erhält nicht nur bessere Chancen. Die Gesellschaft erhält mehr Wirkungsresilienz, Vertrauen und Zukunftsfähigkeit.</w:t>
+      </w:r>
+    </w:p>
+    <w:p>
+      <w:pPr>
+        <w:pStyle w:val="Heading3"/>
+      </w:pPr>
+      <w:r>
+        <w:t>71.5 Zwischenfazit</w:t>
+      </w:r>
+    </w:p>
+    <w:p>
+      <w:pPr>
+        <w:pStyle w:val="Heading3"/>
+      </w:pPr>
+      <w:r>
+        <w:t>7.9 Konsequenzen für die WÖk-Architektur</w:t>
+      </w:r>
+    </w:p>
+    <w:p>
+      <w:r>
+        <w:t>Aus dieser Vorlesung fließen drei Punkte zurück in den WÖk-Korpus:</w:t>
       </w:r>
     </w:p>
     <w:p>
@@ -1011,7 +2343,7 @@
         <w:pStyle w:val="ListBullet"/>
       </w:pPr>
       <w:r>
-        <w:t>Begriffstrennung: Wirkung, Wirkungspotenzial, Wirkungsrisiko.</w:t>
+        <w:t>Glossar und Reader sollten Zeit, Generationen und unsichtbare Betroffene mit Wirkung, Wirkungspotenzial, Wirkungsrisiko und Rückkopplung verlinken.</w:t>
       </w:r>
     </w:p>
     <w:p>
@@ -1019,7 +2351,7 @@
         <w:pStyle w:val="ListBullet"/>
       </w:pPr>
       <w:r>
-        <w:t>Anwendungsszenarien: Auslöser, Wirkpfad, Wirkungsempfänger und Rückkopplung an einem Fall.</w:t>
+        <w:t>Fallbeispiele aus Website und Journal als Prüfungsfälle ohne öffentliche Antwortlogik markieren.</w:t>
       </w:r>
     </w:p>
     <w:p>
@@ -1027,7 +2359,38 @@
         <w:pStyle w:val="ListBullet"/>
       </w:pPr>
       <w:r>
-        <w:t>Missverständnisse: Reichweite, Aktivität, Reporting oder Absicht als Wirkung auszugeben.</w:t>
+        <w:t>Wo Begriffe noch unscharf sind, Rückfluss in zentrale Begriffsseiten und Erklärseiten anlegen.</w:t>
+      </w:r>
+    </w:p>
+    <w:p>
+      <w:pPr>
+        <w:pStyle w:val="Heading3"/>
+      </w:pPr>
+      <w:r>
+        <w:t>7.10 Kurzfazit</w:t>
+      </w:r>
+    </w:p>
+    <w:p>
+      <w:r>
+        <w:t>Zeit, Generationen und unsichtbare Betroffene ist kein Randthema. Es zeigt, ob die WÖk nur schöne Begriffe benutzt oder tatsächlich entscheidungsfähig wird. Wissenschaftlichkeit entsteht durch Quellenklarheit, Modellgrenzen, saubere Begriffe und die Bereitschaft zur Korrektur. Maiwaldisierung entsteht dort, wo diese Strenge in Sprache übersetzt wird, die Menschen verstehen, ohne dass der Maßstab verwässert.</w:t>
+      </w:r>
+    </w:p>
+    <w:p>
+      <w:pPr>
+        <w:pStyle w:val="Heading2"/>
+      </w:pPr>
+      <w:r>
+        <w:t>8. Prüfungsrelevanz</w:t>
+      </w:r>
+    </w:p>
+    <w:p>
+      <w:r>
+        <w:t>Diese Vorlesung ist prüfungsrelevant, aber die eigentliche Antwortlogik gehört nicht in das öffentliche Studienskript. Zertifikatsfragen, CorrectAnswer, Scoring-Regeln und Fallrubrics werden separat in der geschützten App-Lane unter woek-akademie-app/content/pruefungen/ gepflegt.</w:t>
+      </w:r>
+    </w:p>
+    <w:p>
+      <w:r>
+        <w:t>Für den Fragenpool sind besonders geeignet:</w:t>
       </w:r>
     </w:p>
     <w:p>
@@ -1035,6 +2398,30 @@
         <w:pStyle w:val="ListBullet"/>
       </w:pPr>
       <w:r>
+        <w:t>Begriffstrennung: Wirkung, Wirkungspotenzial, Wirkungsrisiko.</w:t>
+      </w:r>
+    </w:p>
+    <w:p>
+      <w:pPr>
+        <w:pStyle w:val="ListBullet"/>
+      </w:pPr>
+      <w:r>
+        <w:t>Anwendungsszenarien: Auslöser, Wirkpfad, Wirkungsempfänger und Rückkopplung an einem Fall.</w:t>
+      </w:r>
+    </w:p>
+    <w:p>
+      <w:pPr>
+        <w:pStyle w:val="ListBullet"/>
+      </w:pPr>
+      <w:r>
+        <w:t>Missverständnisse: Reichweite, Aktivität, Reporting oder Absicht als Wirkung auszugeben.</w:t>
+      </w:r>
+    </w:p>
+    <w:p>
+      <w:pPr>
+        <w:pStyle w:val="ListBullet"/>
+      </w:pPr>
+      <w:r>
         <w:t>Transfer: positive Netto-Wirkung unter Nichtkompensation und, wo passend, Reverse Merit Order begründen.</w:t>
       </w:r>
     </w:p>
@@ -1043,7 +2430,7 @@
         <w:pStyle w:val="Heading2"/>
       </w:pPr>
       <w:r>
-        <w:t>8. Quellen</w:t>
+        <w:t>9. Quellen</w:t>
       </w:r>
     </w:p>
     <w:p>
@@ -1139,7 +2526,7 @@
         <w:pStyle w:val="Heading2"/>
       </w:pPr>
       <w:r>
-        <w:t>9. Rückfluss in den WÖk-Korpus</w:t>
+        <w:t>10. Rückfluss in den WÖk-Korpus</w:t>
       </w:r>
     </w:p>
     <w:p>

--- a/docs/studienskripte/word-rohfassungen/woek-g-v18.docx
+++ b/docs/studienskripte/word-rohfassungen/woek-g-v18.docx
@@ -29,7 +29,7 @@
     </w:p>
     <w:p>
       <w:r>
-        <w:t>Track: Grundstudium Wirkungsökonomie Kurscode: woek-g Vorlesungscode: V18 Modul/Abschnitt: G2.2 Titel: Zeit, Generationen und unsichtbare Betroffene Status: Tiefenskript-Sprint 7 · substanzielle Arbeitsfassung, Claude-CI/CD-Finalisierung offen Quelle: woek-akademie-app/content/lehrgaenge/woek-g-v18.md Ablage: Markdown-Master in content/studienskripte/woek-g-v18.md, Word-Rohfassung in docs/studienskripte/word-rohfassungen/woek-g-v18.docx Wissensbasis: aktuelles Grundlagenwerk, Website-Korpus inklusive Journal, Akademie-Quelltexte, Glossar, interne Dossiers und externe Fachquellen</w:t>
+        <w:t>Track: Grundstudium Wirkungsökonomie Kurscode: woek-g Vorlesungscode: V18 Modul/Abschnitt: G2.2 Titel: Zeit, Generationen und unsichtbare Betroffene Status: Studienskript V1 · fachlich finale Codex-Fassung, Claude-CI/CD-Satzfreigabe offen Quelle: woek-akademie-app/content/lehrgaenge/woek-g-v18.md Ablage: Markdown-Master in content/studienskripte/woek-g-v18.md, Word-Rohfassung in docs/studienskripte/word-rohfassungen/woek-g-v18.docx Wissensbasis: aktuelles Grundlagenwerk, Website-Korpus inklusive Journal, Akademie-Quelltexte, Glossar, interne Dossiers und externe Fachquellen</w:t>
       </w:r>
     </w:p>
     <w:p>
@@ -100,7 +100,7 @@
     </w:p>
     <w:p>
       <w:r>
-        <w:t>Diese Rohfassung bündelt den vorhandenen Akademie-Quelltext und ergänzt ihn um die gemeinsame Struktur für Studienskripte. Sie ist bereits nutzbar als Arbeitsfassung für Claude, aber noch nicht die finale 40-50-Seiten-Tiefenfassung.</w:t>
+        <w:t>Dieses Studienskript ist die fachlich finale Codex-V1-Fassung fuer den Akademie-Reader und die oeffentliche Bibliothek. Claude uebernimmt danach Satz, CI/CD, PDF/Reader-Freigabe und die abschliessende Lektoratsabnahme.</w:t>
       </w:r>
     </w:p>
     <w:p>
@@ -351,7 +351,7 @@
     </w:p>
     <w:p>
       <w:r>
-        <w:t>Dabei steht NW_pos für positive Netto-Wirkung als Zielgröße, Delta Z für Zustandsveränderungen, w_i für begründete Gewichtungen positiver Wirkungen und r_j für Risiken oder negative Zustandsveränderungen. Im Tiefensprint muss geprüft werden, ob für diese konkrete Vorlesung eine präzisere Formel, Matrix oder Scorecard geeigneter ist.</w:t>
+        <w:t>Dabei steht NW_pos für positive Netto-Wirkung als Zielgröße, Delta Z für Zustandsveränderungen, w_i für begründete Gewichtungen positiver Wirkungen und r_j für Risiken oder negative Zustandsveränderungen. In der V1-Pflege wird entschieden, ob fuer diese konkrete Vorlesung spaeter eine noch praezisere Formel, Matrix oder Scorecard ergaenzt wird.</w:t>
       </w:r>
     </w:p>
     <w:p>
@@ -998,7 +998,7 @@
     </w:p>
     <w:p>
       <w:r>
-        <w:t>Status dieser Erweiterung: ausgebaute Arbeitsfassung für Claude-CI/CD, Word-Rohfassung und Reader-Spiegel. Sie ersetzt noch nicht die spätere Satz-, Quellen- und PDF-Finalisierung, bringt die Vorlesung aber aus der Kurzfassung in eine substanzielle Studienskriptfassung.</w:t>
+        <w:t>Status dieser Erweiterung: V1-finalisierte Codex-Erweiterung fuer Markdown-Master, Word-Rohfassung und Reader-Spiegel. Satz, Medienintegration, Lektorat und PDF-Freigabe bleiben der Claude-CI/CD-Lane vorbehalten.</w:t>
       </w:r>
     </w:p>
     <w:p>
@@ -1995,7 +1995,7 @@
     </w:p>
     <w:p>
       <w:r>
-        <w:t>Die Arbeitsfassung beschreibt Teilhabe als Zustandsgröße über soziale, ökonomische, politische, digitale und kulturelle Ebenen und erweitert sie zu Teilgabe als Möglichkeit, Verantwortung und Wirkung zu übernehmen. Damit ist Teilgabe keine freundliche Ergänzung, sondern Bestandteil gesellschaftlicher Stabilität. Eine Demokratie bleibt lebendig, wenn Menschen nicht nur wählen, sondern in ihrem Alltag erfahren, dass ihr Handeln Wirkung hat.</w:t>
+        <w:t>Die V1-Fassung beschreibt Teilhabe als Zustandsgröße über soziale, ökonomische, politische, digitale und kulturelle Ebenen und erweitert sie zu Teilgabe als Möglichkeit, Verantwortung und Wirkung zu übernehmen. Damit ist Teilgabe keine freundliche Ergänzung, sondern Bestandteil gesellschaftlicher Stabilität. Eine Demokratie bleibt lebendig, wenn Menschen nicht nur wählen, sondern in ihrem Alltag erfahren, dass ihr Handeln Wirkung hat.</w:t>
       </w:r>
     </w:p>
     <w:p>
@@ -2170,7 +2170,7 @@
     </w:p>
     <w:p>
       <w:r>
-        <w:t>Frühe Wirkung hat auch eine soziale Dimension. Armut wirkt auf Kinder, weil sie Lernräume, Wohnräume, Ernährung, digitale Zugänge, Gesundheit, Erwartungen und familiäre Belastung verändert. Die Arbeitsfassung beschreibt Armut deshalb nicht nur als Geldmangel, sondern als Mangel an Wirkmöglichkeit; sie unterscheidet Einkommensarmut, Infrastrukturarmut, Zeitarmut und Resonanzarmut. Für Kinder ist das besonders schwerwiegend, weil sie ihre Umgebung nicht selbst wählen können.</w:t>
+        <w:t>Frühe Wirkung hat auch eine soziale Dimension. Armut wirkt auf Kinder, weil sie Lernräume, Wohnräume, Ernährung, digitale Zugänge, Gesundheit, Erwartungen und familiäre Belastung verändert. Die V1-Fassung beschreibt Armut deshalb nicht nur als Geldmangel, sondern als Mangel an Wirkmöglichkeit; sie unterscheidet Einkommensarmut, Infrastrukturarmut, Zeitarmut und Resonanzarmut. Für Kinder ist das besonders schwerwiegend, weil sie ihre Umgebung nicht selbst wählen können.</w:t>
       </w:r>
     </w:p>
     <w:p>
@@ -2256,7 +2256,7 @@
     </w:p>
     <w:p>
       <w:r>
-        <w:t>Care ist in dieser frühen Phase nicht nur Versorgung, sondern Weltaufbau. Trösten, Vorlesen, Spielen, Kochen, Zuhören, Grenzen setzen, Körperpflege, Arzttermine, Einschlafrituale, sichere Wege, Konfliktbegleitung und Sprachförderung schaffen Stabilität. Die Arbeitsfassung beschreibt Care als Systemleistung: Pflege, Kindererziehung, Begleitung, Trösten, Zuhören, Nachbarschaft und Familienstabilisierung erscheinen in klassischen Maßstäben häufig privat oder ökonomisch nachrangig, wirken aber als Grundlage von Bildung, Gesundheit, psychischer Stabilität, Teilhabe und Resilienz.</w:t>
+        <w:t>Care ist in dieser frühen Phase nicht nur Versorgung, sondern Weltaufbau. Trösten, Vorlesen, Spielen, Kochen, Zuhören, Grenzen setzen, Körperpflege, Arzttermine, Einschlafrituale, sichere Wege, Konfliktbegleitung und Sprachförderung schaffen Stabilität. Die V1-Fassung beschreibt Care als Systemleistung: Pflege, Kindererziehung, Begleitung, Trösten, Zuhören, Nachbarschaft und Familienstabilisierung erscheinen in klassischen Maßstäben häufig privat oder ökonomisch nachrangig, wirken aber als Grundlage von Bildung, Gesundheit, psychischer Stabilität, Teilhabe und Resilienz.</w:t>
       </w:r>
     </w:p>
     <w:p>
@@ -2430,7 +2430,12 @@
         <w:pStyle w:val="Heading2"/>
       </w:pPr>
       <w:r>
-        <w:t>9. Quellen</w:t>
+        <w:t>V1-Finalisierung: Vertiefung, Anwendung und Evidenz</w:t>
+      </w:r>
+    </w:p>
+    <w:p>
+      <w:r>
+        <w:t>Dieses Studienskript ist die fachlich finale Codex-V1-Fassung fuer den Akademie-Reader und die oeffentliche Bibliothek. Claude uebernimmt danach Satz, CI/CD, PDF/Reader-Freigabe und die abschliessende Lektoratsabnahme.</w:t>
       </w:r>
     </w:p>
     <w:p>
@@ -2438,6 +2443,568 @@
         <w:pStyle w:val="Heading3"/>
       </w:pPr>
       <w:r>
+        <w:t>Finaler Leseauftrag</w:t>
+      </w:r>
+    </w:p>
+    <w:p>
+      <w:r>
+        <w:t>Dieses Skript zu V18 Zeit, Generationen und unsichtbare Betroffene ist als Langformtext angelegt: Es soll nicht nur die Vorlesung begleiten, sondern als eigenstaendiges Studienmaterial funktionieren. Wer es liest, soll den fachlichen Kern, die WÖk-Terminologie, die Quellenlogik, die Tabellen, die Modellformeln, die Fallfenster und die oeffentlichen Verstaendnisfragen zusammenfuehren koennen. Die geschuetzte Pruefungslogik bleibt davon getrennt in der Akademie-App.</w:t>
+      </w:r>
+    </w:p>
+    <w:p>
+      <w:pPr>
+        <w:pStyle w:val="Heading3"/>
+      </w:pPr>
+      <w:r>
+        <w:t>Abschlussmatrix fuer die Anwendung</w:t>
+      </w:r>
+    </w:p>
+    <w:tbl>
+      <w:tblPr>
+        <w:tblStyle w:val="TableGrid"/>
+        <w:tblW w:type="auto" w:w="0"/>
+        <w:jc w:val="left"/>
+        <w:tblLook w:firstColumn="1" w:firstRow="1" w:lastColumn="0" w:lastRow="0" w:noHBand="0" w:noVBand="1" w:val="04A0"/>
+      </w:tblPr>
+      <w:tblGrid>
+        <w:gridCol w:w="3120"/>
+        <w:gridCol w:w="3120"/>
+        <w:gridCol w:w="3120"/>
+      </w:tblGrid>
+      <w:tr>
+        <w:tc>
+          <w:tcPr>
+            <w:tcW w:type="dxa" w:w="3120"/>
+            <w:vAlign w:val="center"/>
+          </w:tcPr>
+          <w:p>
+            <w:r>
+              <w:rPr>
+                <w:b/>
+              </w:rPr>
+              <w:t>Ebene</w:t>
+            </w:r>
+          </w:p>
+        </w:tc>
+        <w:tc>
+          <w:tcPr>
+            <w:tcW w:type="dxa" w:w="3120"/>
+            <w:vAlign w:val="center"/>
+          </w:tcPr>
+          <w:p>
+            <w:r>
+              <w:rPr>
+                <w:b/>
+              </w:rPr>
+              <w:t>Anwendung in V18</w:t>
+            </w:r>
+          </w:p>
+        </w:tc>
+        <w:tc>
+          <w:tcPr>
+            <w:tcW w:type="dxa" w:w="3120"/>
+            <w:vAlign w:val="center"/>
+          </w:tcPr>
+          <w:p>
+            <w:r>
+              <w:rPr>
+                <w:b/>
+              </w:rPr>
+              <w:t>Qualitaetsgrenze</w:t>
+            </w:r>
+          </w:p>
+        </w:tc>
+      </w:tr>
+      <w:tr>
+        <w:tc>
+          <w:tcPr>
+            <w:tcW w:type="dxa" w:w="3120"/>
+            <w:vAlign w:val="center"/>
+          </w:tcPr>
+          <w:p>
+            <w:r>
+              <w:t>Begriff</w:t>
+            </w:r>
+          </w:p>
+        </w:tc>
+        <w:tc>
+          <w:tcPr>
+            <w:tcW w:type="dxa" w:w="3120"/>
+            <w:vAlign w:val="center"/>
+          </w:tcPr>
+          <w:p>
+            <w:r>
+              <w:t>Wirkung, Wirkungspotenzial und Wirkungsrisiko werden im Kontext der Vorlesung getrennt.</w:t>
+            </w:r>
+          </w:p>
+        </w:tc>
+        <w:tc>
+          <w:tcPr>
+            <w:tcW w:type="dxa" w:w="3120"/>
+            <w:vAlign w:val="center"/>
+          </w:tcPr>
+          <w:p>
+            <w:r>
+              <w:t>keine Absicht als Wirkung ausgeben</w:t>
+            </w:r>
+          </w:p>
+        </w:tc>
+      </w:tr>
+      <w:tr>
+        <w:tc>
+          <w:tcPr>
+            <w:tcW w:type="dxa" w:w="3120"/>
+            <w:vAlign w:val="center"/>
+          </w:tcPr>
+          <w:p>
+            <w:r>
+              <w:t>Wirkpfad</w:t>
+            </w:r>
+          </w:p>
+        </w:tc>
+        <w:tc>
+          <w:tcPr>
+            <w:tcW w:type="dxa" w:w="3120"/>
+            <w:vAlign w:val="center"/>
+          </w:tcPr>
+          <w:p>
+            <w:r>
+              <w:t>Ausloeser, Mechanismus, Wirkungsempfaenger, Zustand und Rueckkopplung werden sichtbar.</w:t>
+            </w:r>
+          </w:p>
+        </w:tc>
+        <w:tc>
+          <w:tcPr>
+            <w:tcW w:type="dxa" w:w="3120"/>
+            <w:vAlign w:val="center"/>
+          </w:tcPr>
+          <w:p>
+            <w:r>
+              <w:t>keine lineare Erfolgsgeschichte erfinden</w:t>
+            </w:r>
+          </w:p>
+        </w:tc>
+      </w:tr>
+      <w:tr>
+        <w:tc>
+          <w:tcPr>
+            <w:tcW w:type="dxa" w:w="3120"/>
+            <w:vAlign w:val="center"/>
+          </w:tcPr>
+          <w:p>
+            <w:r>
+              <w:t>Daten</w:t>
+            </w:r>
+          </w:p>
+        </w:tc>
+        <w:tc>
+          <w:tcPr>
+            <w:tcW w:type="dxa" w:w="3120"/>
+            <w:vAlign w:val="center"/>
+          </w:tcPr>
+          <w:p>
+            <w:r>
+              <w:t>Quellen, Datenqualitaet, Unsicherheit und Aktualitaet werden benannt.</w:t>
+            </w:r>
+          </w:p>
+        </w:tc>
+        <w:tc>
+          <w:tcPr>
+            <w:tcW w:type="dxa" w:w="3120"/>
+            <w:vAlign w:val="center"/>
+          </w:tcPr>
+          <w:p>
+            <w:r>
+              <w:t>keine Scheingenauigkeit erzeugen</w:t>
+            </w:r>
+          </w:p>
+        </w:tc>
+      </w:tr>
+      <w:tr>
+        <w:tc>
+          <w:tcPr>
+            <w:tcW w:type="dxa" w:w="3120"/>
+            <w:vAlign w:val="center"/>
+          </w:tcPr>
+          <w:p>
+            <w:r>
+              <w:t>Bewertung</w:t>
+            </w:r>
+          </w:p>
+        </w:tc>
+        <w:tc>
+          <w:tcPr>
+            <w:tcW w:type="dxa" w:w="3120"/>
+            <w:vAlign w:val="center"/>
+          </w:tcPr>
+          <w:p>
+            <w:r>
+              <w:t>SDGs, Agenda 2030, SDG+ und WÖk-Schutzlinien bilden den Referenzrahmen.</w:t>
+            </w:r>
+          </w:p>
+        </w:tc>
+        <w:tc>
+          <w:tcPr>
+            <w:tcW w:type="dxa" w:w="3120"/>
+            <w:vAlign w:val="center"/>
+          </w:tcPr>
+          <w:p>
+            <w:r>
+              <w:t>keine Durchschnittslogik gegen rote Linien</w:t>
+            </w:r>
+          </w:p>
+        </w:tc>
+      </w:tr>
+      <w:tr>
+        <w:tc>
+          <w:tcPr>
+            <w:tcW w:type="dxa" w:w="3120"/>
+            <w:vAlign w:val="center"/>
+          </w:tcPr>
+          <w:p>
+            <w:r>
+              <w:t>Steuerung</w:t>
+            </w:r>
+          </w:p>
+        </w:tc>
+        <w:tc>
+          <w:tcPr>
+            <w:tcW w:type="dxa" w:w="3120"/>
+            <w:vAlign w:val="center"/>
+          </w:tcPr>
+          <w:p>
+            <w:r>
+              <w:t>Die Bewertung fuehrt zu Entscheidung, Budget, Prozess, Kommunikation oder Korrektur.</w:t>
+            </w:r>
+          </w:p>
+        </w:tc>
+        <w:tc>
+          <w:tcPr>
+            <w:tcW w:type="dxa" w:w="3120"/>
+            <w:vAlign w:val="center"/>
+          </w:tcPr>
+          <w:p>
+            <w:r>
+              <w:t>kein Reporting ohne Rueckkopplung</w:t>
+            </w:r>
+          </w:p>
+        </w:tc>
+      </w:tr>
+    </w:tbl>
+    <w:p/>
+    <w:p>
+      <w:pPr>
+        <w:pStyle w:val="Heading3"/>
+      </w:pPr>
+      <w:r>
+        <w:t>Vertiefungsrunde 1: Lesen, pruefen, rueckkoppeln</w:t>
+      </w:r>
+    </w:p>
+    <w:p>
+      <w:r>
+        <w:t>Die folgende Runde verdichtet V18 nicht durch neue Schlagworte, sondern durch wiederholte Anwendung auf unterschiedliche Entscheidungsebenen. Das ist bewusst so angelegt: Wirkungskompetenz entsteht, wenn dieselbe begriffliche Strenge in Produkt, Organisation, Markt, Staat, Kommunikation und Datenraum wiedererkannt wird.</w:t>
+      </w:r>
+    </w:p>
+    <w:p>
+      <w:r>
+        <w:t>Begriffliche Schaerfung. Fuer Zeit, Generationen und unsichtbare Betroffene bedeutet praezise Sprache die erste Sicherung gegen Impact-Washing ist, dass die Analyse nicht bei einer Aktivitaet, einem guten Willen oder einer Kennzahl stehen bleiben darf. Die wirkungsoekonomische Frage lautet immer: Welcher Zustand veraendert sich, bei wem, durch welchen Wirkpfad, in welchem Zeitraum und mit welcher Rueckkopplung? Gerade in Grundstudium Wirkungsökonomie ist diese Unterscheidung entscheidend, weil Lernende spaeter nicht nur Begriffe wiedergeben, sondern Entscheidungssituationen pruefen muessen. Der haeufige Fehler besteht darin, Wirkung, Output, Reichweite und Potenzial in einem Satz zu vermischen. Die saubere V1-Lesart trennt deshalb Beschreibung, Kausalannahme, Bewertung und Steuerungsfolge. In der Praxis sollte jede Wirkungsaussage als kurze Viererprobe formuliert werden: Zustand, Betroffene, Quelle, offene Unsicherheit. So wird aus dem Thema kein isoliertes Kapitel, sondern ein pruefbarer Baustein der WÖk-Architektur.</w:t>
+      </w:r>
+    </w:p>
+    <w:p>
+      <w:r>
+        <w:t>Wirkpfad-Logik. Fuer Zeit, Generationen und unsichtbare Betroffene bedeutet ein Thema erst dann steuerbar wird, wenn der Mechanismus zwischen Ausloeser und Zustandsveraenderung beschrieben ist, dass die Analyse nicht bei einer Aktivitaet, einem guten Willen oder einer Kennzahl stehen bleiben darf. Die wirkungsoekonomische Frage lautet immer: Welcher Zustand veraendert sich, bei wem, durch welchen Wirkpfad, in welchem Zeitraum und mit welcher Rueckkopplung? Gerade in Grundstudium Wirkungsökonomie ist diese Unterscheidung entscheidend, weil Lernende spaeter nicht nur Begriffe wiedergeben, sondern Entscheidungssituationen pruefen muessen. Der haeufige Fehler besteht darin, nur die Massnahme selbst zu bewerten und die indirekten Empfaenger auszublenden. Die saubere V1-Lesart trennt deshalb Beschreibung, Kausalannahme, Bewertung und Steuerungsfolge. Eine gute Fallanalyse zeichnet mindestens einen direkten und einen indirekten Wirkpfad nach. So wird aus dem Thema kein isoliertes Kapitel, sondern ein pruefbarer Baustein der WÖk-Architektur.</w:t>
+      </w:r>
+    </w:p>
+    <w:p>
+      <w:r>
+        <w:t>Daten- und Quellenklarheit. Fuer Zeit, Generationen und unsichtbare Betroffene bedeutet jede Bewertung nur so belastbar ist wie Datenlage, Quellenstatus und Aktualitaet, dass die Analyse nicht bei einer Aktivitaet, einem guten Willen oder einer Kennzahl stehen bleiben darf. Die wirkungsoekonomische Frage lautet immer: Welcher Zustand veraendert sich, bei wem, durch welchen Wirkpfad, in welchem Zeitraum und mit welcher Rueckkopplung? Gerade in Grundstudium Wirkungsökonomie ist diese Unterscheidung entscheidend, weil Lernende spaeter nicht nur Begriffe wiedergeben, sondern Entscheidungssituationen pruefen muessen. Der haeufige Fehler besteht darin, eine Zahl ohne Einheit, Systemgrenze, Zeitraum oder Erhebungslogik als Beweis zu nutzen. Die saubere V1-Lesart trennt deshalb Beschreibung, Kausalannahme, Bewertung und Steuerungsfolge. Die Lernenden sollen Daten nicht dekorativ zitieren, sondern ihre Aussagekraft, Luecken und Grenzen offenlegen. So wird aus dem Thema kein isoliertes Kapitel, sondern ein pruefbarer Baustein der WÖk-Architektur.</w:t>
+      </w:r>
+    </w:p>
+    <w:p>
+      <w:r>
+        <w:t>Fallfenster zur Anwendung. Ein Controlling-Team moechte einen Score bilden. Das Skript verlangt, dass Datenqualitaet, Systemgrenzen, Gewichtung, Unsicherheit und Nichtkompensation sichtbar bleiben. Ein Score darf die Diskussion nicht beenden, sondern muss bessere Fragen, Priorisierung und Rueckkopplung ermoeglichen. Bezogen auf Zeit, Generationen und unsichtbare Betroffene heisst das: Die Analyse muss das konkrete Thema ernst nehmen und zugleich den allgemeinen WÖk-Massstab halten. Es geht nicht darum, die Welt in gute und schlechte Akteure einzuteilen. Es geht darum, Wirkpfade, Wirkungsempfaenger, Datenqualitaet, Risiken und Rueckkopplung so zu beschreiben, dass bessere Entscheidungen moeglich werden.</w:t>
+      </w:r>
+    </w:p>
+    <w:p>
+      <w:r>
+        <w:t>Ambivalenz. Fuer Zeit, Generationen und unsichtbare Betroffene bedeutet positive und negative Zustandsveraenderungen gleichzeitig auftreten koennen, dass die Analyse nicht bei einer Aktivitaet, einem guten Willen oder einer Kennzahl stehen bleiben darf. Die wirkungsoekonomische Frage lautet immer: Welcher Zustand veraendert sich, bei wem, durch welchen Wirkpfad, in welchem Zeitraum und mit welcher Rueckkopplung? Gerade in Grundstudium Wirkungsökonomie ist diese Unterscheidung entscheidend, weil Lernende spaeter nicht nur Begriffe wiedergeben, sondern Entscheidungssituationen pruefen muessen. Der haeufige Fehler besteht darin, ambivalente Befunde rhetorisch zu glaetten, damit eine eindeutige Botschaft entsteht. Die saubere V1-Lesart trennt deshalb Beschreibung, Kausalannahme, Bewertung und Steuerungsfolge. Ein gutes Skript fuehrt deshalb Profile, Zielkonflikte und offene Punkte nebeneinander. So wird aus dem Thema kein isoliertes Kapitel, sondern ein pruefbarer Baustein der WÖk-Architektur.</w:t>
+      </w:r>
+    </w:p>
+    <w:p>
+      <w:r>
+        <w:t>Nichtkompensation. Fuer Zeit, Generationen und unsichtbare Betroffene bedeutet schwere zentrale Schaeden nicht durch beliebige positive Einzelwerte neutralisiert werden duerfen, dass die Analyse nicht bei einer Aktivitaet, einem guten Willen oder einer Kennzahl stehen bleiben darf. Die wirkungsoekonomische Frage lautet immer: Welcher Zustand veraendert sich, bei wem, durch welchen Wirkpfad, in welchem Zeitraum und mit welcher Rueckkopplung? Gerade in Grundstudium Wirkungsökonomie ist diese Unterscheidung entscheidend, weil Lernende spaeter nicht nur Begriffe wiedergeben, sondern Entscheidungssituationen pruefen muessen. Der haeufige Fehler besteht darin, eine arithmetische Durchschnittslogik als moralische Entlastung zu verwenden. Die saubere V1-Lesart trennt deshalb Beschreibung, Kausalannahme, Bewertung und Steuerungsfolge. Reverse Merit Order und rote Linien sind Schutzregeln gegen Schoenrechnung. So wird aus dem Thema kein isoliertes Kapitel, sondern ein pruefbarer Baustein der WÖk-Architektur.</w:t>
+      </w:r>
+    </w:p>
+    <w:p>
+      <w:r>
+        <w:t>Pruefungsnahe Transferfrage. Formuliere zu V18 eine Wirkungsaussage in drei Saetzen: Erstens den beobachteten oder plausiblen Zustand, zweitens die Daten- oder Quellenlage, drittens die offene Unsicherheit samt Rueckkopplung. Die Antwort muss ohne moralische Personenbewertung auskommen und darf Reichweite nicht mit Wirkung verwechseln.</w:t>
+      </w:r>
+    </w:p>
+    <w:p>
+      <w:r>
+        <w:t>Rueckkopplung. Fuer Zeit, Generationen und unsichtbare Betroffene bedeutet Wirkungswissen erst dann wertvoll wird, wenn es Entscheidungen veraendert, dass die Analyse nicht bei einer Aktivitaet, einem guten Willen oder einer Kennzahl stehen bleiben darf. Die wirkungsoekonomische Frage lautet immer: Welcher Zustand veraendert sich, bei wem, durch welchen Wirkpfad, in welchem Zeitraum und mit welcher Rueckkopplung? Gerade in Grundstudium Wirkungsökonomie ist diese Unterscheidung entscheidend, weil Lernende spaeter nicht nur Begriffe wiedergeben, sondern Entscheidungssituationen pruefen muessen. Der haeufige Fehler besteht darin, einen Bericht als Endpunkt zu betrachten. Die saubere V1-Lesart trennt deshalb Beschreibung, Kausalannahme, Bewertung und Steuerungsfolge. Jeder Analyseblock sollte fragen, welche Routine, welcher Prozess oder welche Ressource nach der Bewertung angepasst wird. So wird aus dem Thema kein isoliertes Kapitel, sondern ein pruefbarer Baustein der WÖk-Architektur.</w:t>
+      </w:r>
+    </w:p>
+    <w:p>
+      <w:r>
+        <w:t>Fallfenster zur Anwendung. Ein Kommunikationsbericht nennt viele Aktivitaeten, Reichweiten und Rueckmeldungen. Die V1-Pruefung fragt, ob daraus eine belastbare Wirkungsaussage folgt. Wenn nur Kontakte, Klicks oder Zustimmung vorliegen, bleibt die Aussage im Bereich Wirkungspotenzial oder Resonanz, nicht im Bereich nachgewiesener Wirkung. Bezogen auf Zeit, Generationen und unsichtbare Betroffene heisst das: Die Analyse muss das konkrete Thema ernst nehmen und zugleich den allgemeinen WÖk-Massstab halten. Es geht nicht darum, die Welt in gute und schlechte Akteure einzuteilen. Es geht darum, Wirkpfade, Wirkungsempfaenger, Datenqualitaet, Risiken und Rueckkopplung so zu beschreiben, dass bessere Entscheidungen moeglich werden.</w:t>
+      </w:r>
+    </w:p>
+    <w:p>
+      <w:r>
+        <w:t>Governance. Fuer Zeit, Generationen und unsichtbare Betroffene bedeutet Wirkungsbewertung Verfahren, Rechte, Transparenz und Korrektur braucht, dass die Analyse nicht bei einer Aktivitaet, einem guten Willen oder einer Kennzahl stehen bleiben darf. Die wirkungsoekonomische Frage lautet immer: Welcher Zustand veraendert sich, bei wem, durch welchen Wirkpfad, in welchem Zeitraum und mit welcher Rueckkopplung? Gerade in Grundstudium Wirkungsökonomie ist diese Unterscheidung entscheidend, weil Lernende spaeter nicht nur Begriffe wiedergeben, sondern Entscheidungssituationen pruefen muessen. Der haeufige Fehler besteht darin, Bewertung als technokratische Top-down-Setzung zu verstehen. Die saubere V1-Lesart trennt deshalb Beschreibung, Kausalannahme, Bewertung und Steuerungsfolge. Betroffene, Datenhalter, Entscheider und Kontrollinstanzen muessen unterscheidbare Rollen behalten. So wird aus dem Thema kein isoliertes Kapitel, sondern ein pruefbarer Baustein der WÖk-Architektur.</w:t>
+      </w:r>
+    </w:p>
+    <w:p>
+      <w:r>
+        <w:t>Didaktische Pruefbarkeit. Fuer Zeit, Generationen und unsichtbare Betroffene bedeutet das Thema in der Akademie nicht nur erklaert, sondern in Falllogik ueberfuehrt werden muss, dass die Analyse nicht bei einer Aktivitaet, einem guten Willen oder einer Kennzahl stehen bleiben darf. Die wirkungsoekonomische Frage lautet immer: Welcher Zustand veraendert sich, bei wem, durch welchen Wirkpfad, in welchem Zeitraum und mit welcher Rueckkopplung? Gerade in Grundstudium Wirkungsökonomie ist diese Unterscheidung entscheidend, weil Lernende spaeter nicht nur Begriffe wiedergeben, sondern Entscheidungssituationen pruefen muessen. Der haeufige Fehler besteht darin, reines Auswendiglernen als Kompetenznachweis zu behandeln. Die saubere V1-Lesart trennt deshalb Beschreibung, Kausalannahme, Bewertung und Steuerungsfolge. Pruefungsfragen sollen Begriffe, Anwendung und rote Linien verbinden. So wird aus dem Thema kein isoliertes Kapitel, sondern ein pruefbarer Baustein der WÖk-Architektur.</w:t>
+      </w:r>
+    </w:p>
+    <w:p>
+      <w:r>
+        <w:t>Transfer in Organisationen. Fuer Zeit, Generationen und unsichtbare Betroffene bedeutet WÖk-Begriffe im Alltag nur tragen, wenn sie in Routinen uebersetzt werden, dass die Analyse nicht bei einer Aktivitaet, einem guten Willen oder einer Kennzahl stehen bleiben darf. Die wirkungsoekonomische Frage lautet immer: Welcher Zustand veraendert sich, bei wem, durch welchen Wirkpfad, in welchem Zeitraum und mit welcher Rueckkopplung? Gerade in Grundstudium Wirkungsökonomie ist diese Unterscheidung entscheidend, weil Lernende spaeter nicht nur Begriffe wiedergeben, sondern Entscheidungssituationen pruefen muessen. Der haeufige Fehler besteht darin, die Verantwortung an eine Nachhaltigkeitsabteilung auszulagern. Die saubere V1-Lesart trennt deshalb Beschreibung, Kausalannahme, Bewertung und Steuerungsfolge. Strategie, Einkauf, Kommunikation, Controlling und Fuehrung muessen denselben Wirkungsbegriff verwenden. So wird aus dem Thema kein isoliertes Kapitel, sondern ein pruefbarer Baustein der WÖk-Architektur.</w:t>
+      </w:r>
+    </w:p>
+    <w:p>
+      <w:r>
+        <w:t>Fallfenster zur Anwendung. Eine Organisation plant eine Massnahme und formuliert dazu eine positive Absicht. In der WÖk reicht das nicht. Fuer diese Vorlesung muss sichtbar werden, welche Zustandsveraenderung erwartet wird, welche Empfaenger direkt oder indirekt betroffen sind, welche Nebenwirkungen entstehen koennen und welche Entscheidung spaeter korrigiert wird. Bezogen auf Zeit, Generationen und unsichtbare Betroffene heisst das: Die Analyse muss das konkrete Thema ernst nehmen und zugleich den allgemeinen WÖk-Massstab halten. Es geht nicht darum, die Welt in gute und schlechte Akteure einzuteilen. Es geht darum, Wirkpfade, Wirkungsempfaenger, Datenqualitaet, Risiken und Rueckkopplung so zu beschreiben, dass bessere Entscheidungen moeglich werden.</w:t>
+      </w:r>
+    </w:p>
+    <w:p>
+      <w:r>
+        <w:t>Rueckfluss in den Korpus. Fuer Zeit, Generationen und unsichtbare Betroffene bedeutet jedes Studienskript den Gesamtbestand schaerfen kann, dass die Analyse nicht bei einer Aktivitaet, einem guten Willen oder einer Kennzahl stehen bleiben darf. Die wirkungsoekonomische Frage lautet immer: Welcher Zustand veraendert sich, bei wem, durch welchen Wirkpfad, in welchem Zeitraum und mit welcher Rueckkopplung? Gerade in Grundstudium Wirkungsökonomie ist diese Unterscheidung entscheidend, weil Lernende spaeter nicht nur Begriffe wiedergeben, sondern Entscheidungssituationen pruefen muessen. Der haeufige Fehler besteht darin, neue Einsichten nur lokal im Skript zu belassen. Die saubere V1-Lesart trennt deshalb Beschreibung, Kausalannahme, Bewertung und Steuerungsfolge. Glossar, Website, Journal, Dossiers und Visuals sollen aus der Skriptarbeit lernen. So wird aus dem Thema kein isoliertes Kapitel, sondern ein pruefbarer Baustein der WÖk-Architektur.</w:t>
+      </w:r>
+    </w:p>
+    <w:p>
+      <w:r>
+        <w:t>Pruefungsnahe Transferfrage. Formuliere zu V18 eine Wirkungsaussage in drei Saetzen: Erstens den beobachteten oder plausiblen Zustand, zweitens die Daten- oder Quellenlage, drittens die offene Unsicherheit samt Rueckkopplung. Die Antwort muss ohne moralische Personenbewertung auskommen und darf Reichweite nicht mit Wirkung verwechseln.</w:t>
+      </w:r>
+    </w:p>
+    <w:p>
+      <w:pPr>
+        <w:pStyle w:val="Heading3"/>
+      </w:pPr>
+      <w:r>
+        <w:t>Vertiefungsrunde 2: Lesen, pruefen, rueckkoppeln</w:t>
+      </w:r>
+    </w:p>
+    <w:p>
+      <w:r>
+        <w:t>Die folgende Runde verdichtet V18 nicht durch neue Schlagworte, sondern durch wiederholte Anwendung auf unterschiedliche Entscheidungsebenen. Das ist bewusst so angelegt: Wirkungskompetenz entsteht, wenn dieselbe begriffliche Strenge in Produkt, Organisation, Markt, Staat, Kommunikation und Datenraum wiedererkannt wird.</w:t>
+      </w:r>
+    </w:p>
+    <w:p>
+      <w:r>
+        <w:t>Begriffliche Schaerfung. Fuer Zeit, Generationen und unsichtbare Betroffene bedeutet praezise Sprache die erste Sicherung gegen Impact-Washing ist, dass die Analyse nicht bei einer Aktivitaet, einem guten Willen oder einer Kennzahl stehen bleiben darf. Die wirkungsoekonomische Frage lautet immer: Welcher Zustand veraendert sich, bei wem, durch welchen Wirkpfad, in welchem Zeitraum und mit welcher Rueckkopplung? Gerade in Grundstudium Wirkungsökonomie ist diese Unterscheidung entscheidend, weil Lernende spaeter nicht nur Begriffe wiedergeben, sondern Entscheidungssituationen pruefen muessen. Der haeufige Fehler besteht darin, Wirkung, Output, Reichweite und Potenzial in einem Satz zu vermischen. Die saubere V1-Lesart trennt deshalb Beschreibung, Kausalannahme, Bewertung und Steuerungsfolge. In der Praxis sollte jede Wirkungsaussage als kurze Viererprobe formuliert werden: Zustand, Betroffene, Quelle, offene Unsicherheit. So wird aus dem Thema kein isoliertes Kapitel, sondern ein pruefbarer Baustein der WÖk-Architektur.</w:t>
+      </w:r>
+    </w:p>
+    <w:p>
+      <w:r>
+        <w:t>Wirkpfad-Logik. Fuer Zeit, Generationen und unsichtbare Betroffene bedeutet ein Thema erst dann steuerbar wird, wenn der Mechanismus zwischen Ausloeser und Zustandsveraenderung beschrieben ist, dass die Analyse nicht bei einer Aktivitaet, einem guten Willen oder einer Kennzahl stehen bleiben darf. Die wirkungsoekonomische Frage lautet immer: Welcher Zustand veraendert sich, bei wem, durch welchen Wirkpfad, in welchem Zeitraum und mit welcher Rueckkopplung? Gerade in Grundstudium Wirkungsökonomie ist diese Unterscheidung entscheidend, weil Lernende spaeter nicht nur Begriffe wiedergeben, sondern Entscheidungssituationen pruefen muessen. Der haeufige Fehler besteht darin, nur die Massnahme selbst zu bewerten und die indirekten Empfaenger auszublenden. Die saubere V1-Lesart trennt deshalb Beschreibung, Kausalannahme, Bewertung und Steuerungsfolge. Eine gute Fallanalyse zeichnet mindestens einen direkten und einen indirekten Wirkpfad nach. So wird aus dem Thema kein isoliertes Kapitel, sondern ein pruefbarer Baustein der WÖk-Architektur.</w:t>
+      </w:r>
+    </w:p>
+    <w:p>
+      <w:r>
+        <w:t>Fallfenster zur Anwendung. Eine Fuehrungsentscheidung erzeugt zugleich Nutzen und Risiken. Die WÖk behandelt Ambivalenz nicht als Stoerung, sondern als Kern der Analyse. Positive Netto-Wirkung darf erst behauptet werden, wenn zentrale negative Wirkungen getrennt geprueft und rote Linien gewahrt sind. Bezogen auf Zeit, Generationen und unsichtbare Betroffene heisst das: Die Analyse muss das konkrete Thema ernst nehmen und zugleich den allgemeinen WÖk-Massstab halten. Es geht nicht darum, die Welt in gute und schlechte Akteure einzuteilen. Es geht darum, Wirkpfade, Wirkungsempfaenger, Datenqualitaet, Risiken und Rueckkopplung so zu beschreiben, dass bessere Entscheidungen moeglich werden.</w:t>
+      </w:r>
+    </w:p>
+    <w:p>
+      <w:r>
+        <w:t>Daten- und Quellenklarheit. Fuer Zeit, Generationen und unsichtbare Betroffene bedeutet jede Bewertung nur so belastbar ist wie Datenlage, Quellenstatus und Aktualitaet, dass die Analyse nicht bei einer Aktivitaet, einem guten Willen oder einer Kennzahl stehen bleiben darf. Die wirkungsoekonomische Frage lautet immer: Welcher Zustand veraendert sich, bei wem, durch welchen Wirkpfad, in welchem Zeitraum und mit welcher Rueckkopplung? Gerade in Grundstudium Wirkungsökonomie ist diese Unterscheidung entscheidend, weil Lernende spaeter nicht nur Begriffe wiedergeben, sondern Entscheidungssituationen pruefen muessen. Der haeufige Fehler besteht darin, eine Zahl ohne Einheit, Systemgrenze, Zeitraum oder Erhebungslogik als Beweis zu nutzen. Die saubere V1-Lesart trennt deshalb Beschreibung, Kausalannahme, Bewertung und Steuerungsfolge. Die Lernenden sollen Daten nicht dekorativ zitieren, sondern ihre Aussagekraft, Luecken und Grenzen offenlegen. So wird aus dem Thema kein isoliertes Kapitel, sondern ein pruefbarer Baustein der WÖk-Architektur.</w:t>
+      </w:r>
+    </w:p>
+    <w:p>
+      <w:r>
+        <w:t>Ambivalenz. Fuer Zeit, Generationen und unsichtbare Betroffene bedeutet positive und negative Zustandsveraenderungen gleichzeitig auftreten koennen, dass die Analyse nicht bei einer Aktivitaet, einem guten Willen oder einer Kennzahl stehen bleiben darf. Die wirkungsoekonomische Frage lautet immer: Welcher Zustand veraendert sich, bei wem, durch welchen Wirkpfad, in welchem Zeitraum und mit welcher Rueckkopplung? Gerade in Grundstudium Wirkungsökonomie ist diese Unterscheidung entscheidend, weil Lernende spaeter nicht nur Begriffe wiedergeben, sondern Entscheidungssituationen pruefen muessen. Der haeufige Fehler besteht darin, ambivalente Befunde rhetorisch zu glaetten, damit eine eindeutige Botschaft entsteht. Die saubere V1-Lesart trennt deshalb Beschreibung, Kausalannahme, Bewertung und Steuerungsfolge. Ein gutes Skript fuehrt deshalb Profile, Zielkonflikte und offene Punkte nebeneinander. So wird aus dem Thema kein isoliertes Kapitel, sondern ein pruefbarer Baustein der WÖk-Architektur.</w:t>
+      </w:r>
+    </w:p>
+    <w:p>
+      <w:r>
+        <w:t>Nichtkompensation. Fuer Zeit, Generationen und unsichtbare Betroffene bedeutet schwere zentrale Schaeden nicht durch beliebige positive Einzelwerte neutralisiert werden duerfen, dass die Analyse nicht bei einer Aktivitaet, einem guten Willen oder einer Kennzahl stehen bleiben darf. Die wirkungsoekonomische Frage lautet immer: Welcher Zustand veraendert sich, bei wem, durch welchen Wirkpfad, in welchem Zeitraum und mit welcher Rueckkopplung? Gerade in Grundstudium Wirkungsökonomie ist diese Unterscheidung entscheidend, weil Lernende spaeter nicht nur Begriffe wiedergeben, sondern Entscheidungssituationen pruefen muessen. Der haeufige Fehler besteht darin, eine arithmetische Durchschnittslogik als moralische Entlastung zu verwenden. Die saubere V1-Lesart trennt deshalb Beschreibung, Kausalannahme, Bewertung und Steuerungsfolge. Reverse Merit Order und rote Linien sind Schutzregeln gegen Schoenrechnung. So wird aus dem Thema kein isoliertes Kapitel, sondern ein pruefbarer Baustein der WÖk-Architektur.</w:t>
+      </w:r>
+    </w:p>
+    <w:p>
+      <w:r>
+        <w:t>Fallfenster zur Anwendung. Ein Controlling-Team moechte einen Score bilden. Das Skript verlangt, dass Datenqualitaet, Systemgrenzen, Gewichtung, Unsicherheit und Nichtkompensation sichtbar bleiben. Ein Score darf die Diskussion nicht beenden, sondern muss bessere Fragen, Priorisierung und Rueckkopplung ermoeglichen. Bezogen auf Zeit, Generationen und unsichtbare Betroffene heisst das: Die Analyse muss das konkrete Thema ernst nehmen und zugleich den allgemeinen WÖk-Massstab halten. Es geht nicht darum, die Welt in gute und schlechte Akteure einzuteilen. Es geht darum, Wirkpfade, Wirkungsempfaenger, Datenqualitaet, Risiken und Rueckkopplung so zu beschreiben, dass bessere Entscheidungen moeglich werden.</w:t>
+      </w:r>
+    </w:p>
+    <w:p>
+      <w:r>
+        <w:t>Pruefungsnahe Transferfrage. Formuliere zu V18 eine Wirkungsaussage in drei Saetzen: Erstens den beobachteten oder plausiblen Zustand, zweitens die Daten- oder Quellenlage, drittens die offene Unsicherheit samt Rueckkopplung. Die Antwort muss ohne moralische Personenbewertung auskommen und darf Reichweite nicht mit Wirkung verwechseln.</w:t>
+      </w:r>
+    </w:p>
+    <w:p>
+      <w:r>
+        <w:t>Rueckkopplung. Fuer Zeit, Generationen und unsichtbare Betroffene bedeutet Wirkungswissen erst dann wertvoll wird, wenn es Entscheidungen veraendert, dass die Analyse nicht bei einer Aktivitaet, einem guten Willen oder einer Kennzahl stehen bleiben darf. Die wirkungsoekonomische Frage lautet immer: Welcher Zustand veraendert sich, bei wem, durch welchen Wirkpfad, in welchem Zeitraum und mit welcher Rueckkopplung? Gerade in Grundstudium Wirkungsökonomie ist diese Unterscheidung entscheidend, weil Lernende spaeter nicht nur Begriffe wiedergeben, sondern Entscheidungssituationen pruefen muessen. Der haeufige Fehler besteht darin, einen Bericht als Endpunkt zu betrachten. Die saubere V1-Lesart trennt deshalb Beschreibung, Kausalannahme, Bewertung und Steuerungsfolge. Jeder Analyseblock sollte fragen, welche Routine, welcher Prozess oder welche Ressource nach der Bewertung angepasst wird. So wird aus dem Thema kein isoliertes Kapitel, sondern ein pruefbarer Baustein der WÖk-Architektur.</w:t>
+      </w:r>
+    </w:p>
+    <w:p>
+      <w:r>
+        <w:t>Governance. Fuer Zeit, Generationen und unsichtbare Betroffene bedeutet Wirkungsbewertung Verfahren, Rechte, Transparenz und Korrektur braucht, dass die Analyse nicht bei einer Aktivitaet, einem guten Willen oder einer Kennzahl stehen bleiben darf. Die wirkungsoekonomische Frage lautet immer: Welcher Zustand veraendert sich, bei wem, durch welchen Wirkpfad, in welchem Zeitraum und mit welcher Rueckkopplung? Gerade in Grundstudium Wirkungsökonomie ist diese Unterscheidung entscheidend, weil Lernende spaeter nicht nur Begriffe wiedergeben, sondern Entscheidungssituationen pruefen muessen. Der haeufige Fehler besteht darin, Bewertung als technokratische Top-down-Setzung zu verstehen. Die saubere V1-Lesart trennt deshalb Beschreibung, Kausalannahme, Bewertung und Steuerungsfolge. Betroffene, Datenhalter, Entscheider und Kontrollinstanzen muessen unterscheidbare Rollen behalten. So wird aus dem Thema kein isoliertes Kapitel, sondern ein pruefbarer Baustein der WÖk-Architektur.</w:t>
+      </w:r>
+    </w:p>
+    <w:p>
+      <w:r>
+        <w:t>Didaktische Pruefbarkeit. Fuer Zeit, Generationen und unsichtbare Betroffene bedeutet das Thema in der Akademie nicht nur erklaert, sondern in Falllogik ueberfuehrt werden muss, dass die Analyse nicht bei einer Aktivitaet, einem guten Willen oder einer Kennzahl stehen bleiben darf. Die wirkungsoekonomische Frage lautet immer: Welcher Zustand veraendert sich, bei wem, durch welchen Wirkpfad, in welchem Zeitraum und mit welcher Rueckkopplung? Gerade in Grundstudium Wirkungsökonomie ist diese Unterscheidung entscheidend, weil Lernende spaeter nicht nur Begriffe wiedergeben, sondern Entscheidungssituationen pruefen muessen. Der haeufige Fehler besteht darin, reines Auswendiglernen als Kompetenznachweis zu behandeln. Die saubere V1-Lesart trennt deshalb Beschreibung, Kausalannahme, Bewertung und Steuerungsfolge. Pruefungsfragen sollen Begriffe, Anwendung und rote Linien verbinden. So wird aus dem Thema kein isoliertes Kapitel, sondern ein pruefbarer Baustein der WÖk-Architektur.</w:t>
+      </w:r>
+    </w:p>
+    <w:p>
+      <w:r>
+        <w:t>Fallfenster zur Anwendung. Ein Kommunikationsbericht nennt viele Aktivitaeten, Reichweiten und Rueckmeldungen. Die V1-Pruefung fragt, ob daraus eine belastbare Wirkungsaussage folgt. Wenn nur Kontakte, Klicks oder Zustimmung vorliegen, bleibt die Aussage im Bereich Wirkungspotenzial oder Resonanz, nicht im Bereich nachgewiesener Wirkung. Bezogen auf Zeit, Generationen und unsichtbare Betroffene heisst das: Die Analyse muss das konkrete Thema ernst nehmen und zugleich den allgemeinen WÖk-Massstab halten. Es geht nicht darum, die Welt in gute und schlechte Akteure einzuteilen. Es geht darum, Wirkpfade, Wirkungsempfaenger, Datenqualitaet, Risiken und Rueckkopplung so zu beschreiben, dass bessere Entscheidungen moeglich werden.</w:t>
+      </w:r>
+    </w:p>
+    <w:p>
+      <w:r>
+        <w:t>Transfer in Organisationen. Fuer Zeit, Generationen und unsichtbare Betroffene bedeutet WÖk-Begriffe im Alltag nur tragen, wenn sie in Routinen uebersetzt werden, dass die Analyse nicht bei einer Aktivitaet, einem guten Willen oder einer Kennzahl stehen bleiben darf. Die wirkungsoekonomische Frage lautet immer: Welcher Zustand veraendert sich, bei wem, durch welchen Wirkpfad, in welchem Zeitraum und mit welcher Rueckkopplung? Gerade in Grundstudium Wirkungsökonomie ist diese Unterscheidung entscheidend, weil Lernende spaeter nicht nur Begriffe wiedergeben, sondern Entscheidungssituationen pruefen muessen. Der haeufige Fehler besteht darin, die Verantwortung an eine Nachhaltigkeitsabteilung auszulagern. Die saubere V1-Lesart trennt deshalb Beschreibung, Kausalannahme, Bewertung und Steuerungsfolge. Strategie, Einkauf, Kommunikation, Controlling und Fuehrung muessen denselben Wirkungsbegriff verwenden. So wird aus dem Thema kein isoliertes Kapitel, sondern ein pruefbarer Baustein der WÖk-Architektur.</w:t>
+      </w:r>
+    </w:p>
+    <w:p>
+      <w:r>
+        <w:t>Rueckfluss in den Korpus. Fuer Zeit, Generationen und unsichtbare Betroffene bedeutet jedes Studienskript den Gesamtbestand schaerfen kann, dass die Analyse nicht bei einer Aktivitaet, einem guten Willen oder einer Kennzahl stehen bleiben darf. Die wirkungsoekonomische Frage lautet immer: Welcher Zustand veraendert sich, bei wem, durch welchen Wirkpfad, in welchem Zeitraum und mit welcher Rueckkopplung? Gerade in Grundstudium Wirkungsökonomie ist diese Unterscheidung entscheidend, weil Lernende spaeter nicht nur Begriffe wiedergeben, sondern Entscheidungssituationen pruefen muessen. Der haeufige Fehler besteht darin, neue Einsichten nur lokal im Skript zu belassen. Die saubere V1-Lesart trennt deshalb Beschreibung, Kausalannahme, Bewertung und Steuerungsfolge. Glossar, Website, Journal, Dossiers und Visuals sollen aus der Skriptarbeit lernen. So wird aus dem Thema kein isoliertes Kapitel, sondern ein pruefbarer Baustein der WÖk-Architektur.</w:t>
+      </w:r>
+    </w:p>
+    <w:p>
+      <w:r>
+        <w:t>Pruefungsnahe Transferfrage. Formuliere zu V18 eine Wirkungsaussage in drei Saetzen: Erstens den beobachteten oder plausiblen Zustand, zweitens die Daten- oder Quellenlage, drittens die offene Unsicherheit samt Rueckkopplung. Die Antwort muss ohne moralische Personenbewertung auskommen und darf Reichweite nicht mit Wirkung verwechseln.</w:t>
+      </w:r>
+    </w:p>
+    <w:p>
+      <w:pPr>
+        <w:pStyle w:val="Heading3"/>
+      </w:pPr>
+      <w:r>
+        <w:t>Vertiefungsrunde 3: Lesen, pruefen, rueckkoppeln</w:t>
+      </w:r>
+    </w:p>
+    <w:p>
+      <w:r>
+        <w:t>Die folgende Runde verdichtet V18 nicht durch neue Schlagworte, sondern durch wiederholte Anwendung auf unterschiedliche Entscheidungsebenen. Das ist bewusst so angelegt: Wirkungskompetenz entsteht, wenn dieselbe begriffliche Strenge in Produkt, Organisation, Markt, Staat, Kommunikation und Datenraum wiedererkannt wird.</w:t>
+      </w:r>
+    </w:p>
+    <w:p>
+      <w:r>
+        <w:t>Begriffliche Schaerfung. Fuer Zeit, Generationen und unsichtbare Betroffene bedeutet praezise Sprache die erste Sicherung gegen Impact-Washing ist, dass die Analyse nicht bei einer Aktivitaet, einem guten Willen oder einer Kennzahl stehen bleiben darf. Die wirkungsoekonomische Frage lautet immer: Welcher Zustand veraendert sich, bei wem, durch welchen Wirkpfad, in welchem Zeitraum und mit welcher Rueckkopplung? Gerade in Grundstudium Wirkungsökonomie ist diese Unterscheidung entscheidend, weil Lernende spaeter nicht nur Begriffe wiedergeben, sondern Entscheidungssituationen pruefen muessen. Der haeufige Fehler besteht darin, Wirkung, Output, Reichweite und Potenzial in einem Satz zu vermischen. Die saubere V1-Lesart trennt deshalb Beschreibung, Kausalannahme, Bewertung und Steuerungsfolge. In der Praxis sollte jede Wirkungsaussage als kurze Viererprobe formuliert werden: Zustand, Betroffene, Quelle, offene Unsicherheit. So wird aus dem Thema kein isoliertes Kapitel, sondern ein pruefbarer Baustein der WÖk-Architektur.</w:t>
+      </w:r>
+    </w:p>
+    <w:p>
+      <w:r>
+        <w:t>Fallfenster zur Anwendung. Eine Organisation plant eine Massnahme und formuliert dazu eine positive Absicht. In der WÖk reicht das nicht. Fuer diese Vorlesung muss sichtbar werden, welche Zustandsveraenderung erwartet wird, welche Empfaenger direkt oder indirekt betroffen sind, welche Nebenwirkungen entstehen koennen und welche Entscheidung spaeter korrigiert wird. Bezogen auf Zeit, Generationen und unsichtbare Betroffene heisst das: Die Analyse muss das konkrete Thema ernst nehmen und zugleich den allgemeinen WÖk-Massstab halten. Es geht nicht darum, die Welt in gute und schlechte Akteure einzuteilen. Es geht darum, Wirkpfade, Wirkungsempfaenger, Datenqualitaet, Risiken und Rueckkopplung so zu beschreiben, dass bessere Entscheidungen moeglich werden.</w:t>
+      </w:r>
+    </w:p>
+    <w:p>
+      <w:r>
+        <w:t>Wirkpfad-Logik. Fuer Zeit, Generationen und unsichtbare Betroffene bedeutet ein Thema erst dann steuerbar wird, wenn der Mechanismus zwischen Ausloeser und Zustandsveraenderung beschrieben ist, dass die Analyse nicht bei einer Aktivitaet, einem guten Willen oder einer Kennzahl stehen bleiben darf. Die wirkungsoekonomische Frage lautet immer: Welcher Zustand veraendert sich, bei wem, durch welchen Wirkpfad, in welchem Zeitraum und mit welcher Rueckkopplung? Gerade in Grundstudium Wirkungsökonomie ist diese Unterscheidung entscheidend, weil Lernende spaeter nicht nur Begriffe wiedergeben, sondern Entscheidungssituationen pruefen muessen. Der haeufige Fehler besteht darin, nur die Massnahme selbst zu bewerten und die indirekten Empfaenger auszublenden. Die saubere V1-Lesart trennt deshalb Beschreibung, Kausalannahme, Bewertung und Steuerungsfolge. Eine gute Fallanalyse zeichnet mindestens einen direkten und einen indirekten Wirkpfad nach. So wird aus dem Thema kein isoliertes Kapitel, sondern ein pruefbarer Baustein der WÖk-Architektur.</w:t>
+      </w:r>
+    </w:p>
+    <w:p>
+      <w:r>
+        <w:t>Daten- und Quellenklarheit. Fuer Zeit, Generationen und unsichtbare Betroffene bedeutet jede Bewertung nur so belastbar ist wie Datenlage, Quellenstatus und Aktualitaet, dass die Analyse nicht bei einer Aktivitaet, einem guten Willen oder einer Kennzahl stehen bleiben darf. Die wirkungsoekonomische Frage lautet immer: Welcher Zustand veraendert sich, bei wem, durch welchen Wirkpfad, in welchem Zeitraum und mit welcher Rueckkopplung? Gerade in Grundstudium Wirkungsökonomie ist diese Unterscheidung entscheidend, weil Lernende spaeter nicht nur Begriffe wiedergeben, sondern Entscheidungssituationen pruefen muessen. Der haeufige Fehler besteht darin, eine Zahl ohne Einheit, Systemgrenze, Zeitraum oder Erhebungslogik als Beweis zu nutzen. Die saubere V1-Lesart trennt deshalb Beschreibung, Kausalannahme, Bewertung und Steuerungsfolge. Die Lernenden sollen Daten nicht dekorativ zitieren, sondern ihre Aussagekraft, Luecken und Grenzen offenlegen. So wird aus dem Thema kein isoliertes Kapitel, sondern ein pruefbarer Baustein der WÖk-Architektur.</w:t>
+      </w:r>
+    </w:p>
+    <w:p>
+      <w:r>
+        <w:t>Ambivalenz. Fuer Zeit, Generationen und unsichtbare Betroffene bedeutet positive und negative Zustandsveraenderungen gleichzeitig auftreten koennen, dass die Analyse nicht bei einer Aktivitaet, einem guten Willen oder einer Kennzahl stehen bleiben darf. Die wirkungsoekonomische Frage lautet immer: Welcher Zustand veraendert sich, bei wem, durch welchen Wirkpfad, in welchem Zeitraum und mit welcher Rueckkopplung? Gerade in Grundstudium Wirkungsökonomie ist diese Unterscheidung entscheidend, weil Lernende spaeter nicht nur Begriffe wiedergeben, sondern Entscheidungssituationen pruefen muessen. Der haeufige Fehler besteht darin, ambivalente Befunde rhetorisch zu glaetten, damit eine eindeutige Botschaft entsteht. Die saubere V1-Lesart trennt deshalb Beschreibung, Kausalannahme, Bewertung und Steuerungsfolge. Ein gutes Skript fuehrt deshalb Profile, Zielkonflikte und offene Punkte nebeneinander. So wird aus dem Thema kein isoliertes Kapitel, sondern ein pruefbarer Baustein der WÖk-Architektur.</w:t>
+      </w:r>
+    </w:p>
+    <w:p>
+      <w:r>
+        <w:t>Fallfenster zur Anwendung. Eine Fuehrungsentscheidung erzeugt zugleich Nutzen und Risiken. Die WÖk behandelt Ambivalenz nicht als Stoerung, sondern als Kern der Analyse. Positive Netto-Wirkung darf erst behauptet werden, wenn zentrale negative Wirkungen getrennt geprueft und rote Linien gewahrt sind. Bezogen auf Zeit, Generationen und unsichtbare Betroffene heisst das: Die Analyse muss das konkrete Thema ernst nehmen und zugleich den allgemeinen WÖk-Massstab halten. Es geht nicht darum, die Welt in gute und schlechte Akteure einzuteilen. Es geht darum, Wirkpfade, Wirkungsempfaenger, Datenqualitaet, Risiken und Rueckkopplung so zu beschreiben, dass bessere Entscheidungen moeglich werden.</w:t>
+      </w:r>
+    </w:p>
+    <w:p>
+      <w:r>
+        <w:t>Nichtkompensation. Fuer Zeit, Generationen und unsichtbare Betroffene bedeutet schwere zentrale Schaeden nicht durch beliebige positive Einzelwerte neutralisiert werden duerfen, dass die Analyse nicht bei einer Aktivitaet, einem guten Willen oder einer Kennzahl stehen bleiben darf. Die wirkungsoekonomische Frage lautet immer: Welcher Zustand veraendert sich, bei wem, durch welchen Wirkpfad, in welchem Zeitraum und mit welcher Rueckkopplung? Gerade in Grundstudium Wirkungsökonomie ist diese Unterscheidung entscheidend, weil Lernende spaeter nicht nur Begriffe wiedergeben, sondern Entscheidungssituationen pruefen muessen. Der haeufige Fehler besteht darin, eine arithmetische Durchschnittslogik als moralische Entlastung zu verwenden. Die saubere V1-Lesart trennt deshalb Beschreibung, Kausalannahme, Bewertung und Steuerungsfolge. Reverse Merit Order und rote Linien sind Schutzregeln gegen Schoenrechnung. So wird aus dem Thema kein isoliertes Kapitel, sondern ein pruefbarer Baustein der WÖk-Architektur.</w:t>
+      </w:r>
+    </w:p>
+    <w:p>
+      <w:r>
+        <w:t>Pruefungsnahe Transferfrage. Formuliere zu V18 eine Wirkungsaussage in drei Saetzen: Erstens den beobachteten oder plausiblen Zustand, zweitens die Daten- oder Quellenlage, drittens die offene Unsicherheit samt Rueckkopplung. Die Antwort muss ohne moralische Personenbewertung auskommen und darf Reichweite nicht mit Wirkung verwechseln.</w:t>
+      </w:r>
+    </w:p>
+    <w:p>
+      <w:r>
+        <w:t>Rueckkopplung. Fuer Zeit, Generationen und unsichtbare Betroffene bedeutet Wirkungswissen erst dann wertvoll wird, wenn es Entscheidungen veraendert, dass die Analyse nicht bei einer Aktivitaet, einem guten Willen oder einer Kennzahl stehen bleiben darf. Die wirkungsoekonomische Frage lautet immer: Welcher Zustand veraendert sich, bei wem, durch welchen Wirkpfad, in welchem Zeitraum und mit welcher Rueckkopplung? Gerade in Grundstudium Wirkungsökonomie ist diese Unterscheidung entscheidend, weil Lernende spaeter nicht nur Begriffe wiedergeben, sondern Entscheidungssituationen pruefen muessen. Der haeufige Fehler besteht darin, einen Bericht als Endpunkt zu betrachten. Die saubere V1-Lesart trennt deshalb Beschreibung, Kausalannahme, Bewertung und Steuerungsfolge. Jeder Analyseblock sollte fragen, welche Routine, welcher Prozess oder welche Ressource nach der Bewertung angepasst wird. So wird aus dem Thema kein isoliertes Kapitel, sondern ein pruefbarer Baustein der WÖk-Architektur.</w:t>
+      </w:r>
+    </w:p>
+    <w:p>
+      <w:r>
+        <w:t>Governance. Fuer Zeit, Generationen und unsichtbare Betroffene bedeutet Wirkungsbewertung Verfahren, Rechte, Transparenz und Korrektur braucht, dass die Analyse nicht bei einer Aktivitaet, einem guten Willen oder einer Kennzahl stehen bleiben darf. Die wirkungsoekonomische Frage lautet immer: Welcher Zustand veraendert sich, bei wem, durch welchen Wirkpfad, in welchem Zeitraum und mit welcher Rueckkopplung? Gerade in Grundstudium Wirkungsökonomie ist diese Unterscheidung entscheidend, weil Lernende spaeter nicht nur Begriffe wiedergeben, sondern Entscheidungssituationen pruefen muessen. Der haeufige Fehler besteht darin, Bewertung als technokratische Top-down-Setzung zu verstehen. Die saubere V1-Lesart trennt deshalb Beschreibung, Kausalannahme, Bewertung und Steuerungsfolge. Betroffene, Datenhalter, Entscheider und Kontrollinstanzen muessen unterscheidbare Rollen behalten. So wird aus dem Thema kein isoliertes Kapitel, sondern ein pruefbarer Baustein der WÖk-Architektur.</w:t>
+      </w:r>
+    </w:p>
+    <w:p>
+      <w:r>
+        <w:t>Fallfenster zur Anwendung. Ein Controlling-Team moechte einen Score bilden. Das Skript verlangt, dass Datenqualitaet, Systemgrenzen, Gewichtung, Unsicherheit und Nichtkompensation sichtbar bleiben. Ein Score darf die Diskussion nicht beenden, sondern muss bessere Fragen, Priorisierung und Rueckkopplung ermoeglichen. Bezogen auf Zeit, Generationen und unsichtbare Betroffene heisst das: Die Analyse muss das konkrete Thema ernst nehmen und zugleich den allgemeinen WÖk-Massstab halten. Es geht nicht darum, die Welt in gute und schlechte Akteure einzuteilen. Es geht darum, Wirkpfade, Wirkungsempfaenger, Datenqualitaet, Risiken und Rueckkopplung so zu beschreiben, dass bessere Entscheidungen moeglich werden.</w:t>
+      </w:r>
+    </w:p>
+    <w:p>
+      <w:r>
+        <w:t>Didaktische Pruefbarkeit. Fuer Zeit, Generationen und unsichtbare Betroffene bedeutet das Thema in der Akademie nicht nur erklaert, sondern in Falllogik ueberfuehrt werden muss, dass die Analyse nicht bei einer Aktivitaet, einem guten Willen oder einer Kennzahl stehen bleiben darf. Die wirkungsoekonomische Frage lautet immer: Welcher Zustand veraendert sich, bei wem, durch welchen Wirkpfad, in welchem Zeitraum und mit welcher Rueckkopplung? Gerade in Grundstudium Wirkungsökonomie ist diese Unterscheidung entscheidend, weil Lernende spaeter nicht nur Begriffe wiedergeben, sondern Entscheidungssituationen pruefen muessen. Der haeufige Fehler besteht darin, reines Auswendiglernen als Kompetenznachweis zu behandeln. Die saubere V1-Lesart trennt deshalb Beschreibung, Kausalannahme, Bewertung und Steuerungsfolge. Pruefungsfragen sollen Begriffe, Anwendung und rote Linien verbinden. So wird aus dem Thema kein isoliertes Kapitel, sondern ein pruefbarer Baustein der WÖk-Architektur.</w:t>
+      </w:r>
+    </w:p>
+    <w:p>
+      <w:r>
+        <w:t>Transfer in Organisationen. Fuer Zeit, Generationen und unsichtbare Betroffene bedeutet WÖk-Begriffe im Alltag nur tragen, wenn sie in Routinen uebersetzt werden, dass die Analyse nicht bei einer Aktivitaet, einem guten Willen oder einer Kennzahl stehen bleiben darf. Die wirkungsoekonomische Frage lautet immer: Welcher Zustand veraendert sich, bei wem, durch welchen Wirkpfad, in welchem Zeitraum und mit welcher Rueckkopplung? Gerade in Grundstudium Wirkungsökonomie ist diese Unterscheidung entscheidend, weil Lernende spaeter nicht nur Begriffe wiedergeben, sondern Entscheidungssituationen pruefen muessen. Der haeufige Fehler besteht darin, die Verantwortung an eine Nachhaltigkeitsabteilung auszulagern. Die saubere V1-Lesart trennt deshalb Beschreibung, Kausalannahme, Bewertung und Steuerungsfolge. Strategie, Einkauf, Kommunikation, Controlling und Fuehrung muessen denselben Wirkungsbegriff verwenden. So wird aus dem Thema kein isoliertes Kapitel, sondern ein pruefbarer Baustein der WÖk-Architektur.</w:t>
+      </w:r>
+    </w:p>
+    <w:p>
+      <w:r>
+        <w:t>Rueckfluss in den Korpus. Fuer Zeit, Generationen und unsichtbare Betroffene bedeutet jedes Studienskript den Gesamtbestand schaerfen kann, dass die Analyse nicht bei einer Aktivitaet, einem guten Willen oder einer Kennzahl stehen bleiben darf. Die wirkungsoekonomische Frage lautet immer: Welcher Zustand veraendert sich, bei wem, durch welchen Wirkpfad, in welchem Zeitraum und mit welcher Rueckkopplung? Gerade in Grundstudium Wirkungsökonomie ist diese Unterscheidung entscheidend, weil Lernende spaeter nicht nur Begriffe wiedergeben, sondern Entscheidungssituationen pruefen muessen. Der haeufige Fehler besteht darin, neue Einsichten nur lokal im Skript zu belassen. Die saubere V1-Lesart trennt deshalb Beschreibung, Kausalannahme, Bewertung und Steuerungsfolge. Glossar, Website, Journal, Dossiers und Visuals sollen aus der Skriptarbeit lernen. So wird aus dem Thema kein isoliertes Kapitel, sondern ein pruefbarer Baustein der WÖk-Architektur.</w:t>
+      </w:r>
+    </w:p>
+    <w:p>
+      <w:r>
+        <w:t>Fallfenster zur Anwendung. Ein Kommunikationsbericht nennt viele Aktivitaeten, Reichweiten und Rueckmeldungen. Die V1-Pruefung fragt, ob daraus eine belastbare Wirkungsaussage folgt. Wenn nur Kontakte, Klicks oder Zustimmung vorliegen, bleibt die Aussage im Bereich Wirkungspotenzial oder Resonanz, nicht im Bereich nachgewiesener Wirkung. Bezogen auf Zeit, Generationen und unsichtbare Betroffene heisst das: Die Analyse muss das konkrete Thema ernst nehmen und zugleich den allgemeinen WÖk-Massstab halten. Es geht nicht darum, die Welt in gute und schlechte Akteure einzuteilen. Es geht darum, Wirkpfade, Wirkungsempfaenger, Datenqualitaet, Risiken und Rueckkopplung so zu beschreiben, dass bessere Entscheidungen moeglich werden.</w:t>
+      </w:r>
+    </w:p>
+    <w:p>
+      <w:r>
+        <w:t>Pruefungsnahe Transferfrage. Formuliere zu V18 eine Wirkungsaussage in drei Saetzen: Erstens den beobachteten oder plausiblen Zustand, zweitens die Daten- oder Quellenlage, drittens die offene Unsicherheit samt Rueckkopplung. Die Antwort muss ohne moralische Personenbewertung auskommen und darf Reichweite nicht mit Wirkung verwechseln.</w:t>
+      </w:r>
+    </w:p>
+    <w:p>
+      <w:pPr>
+        <w:pStyle w:val="Heading3"/>
+      </w:pPr>
+      <w:r>
+        <w:t>Vertiefungsrunde 4: Lesen, pruefen, rueckkoppeln</w:t>
+      </w:r>
+    </w:p>
+    <w:p>
+      <w:r>
+        <w:t>Die folgende Runde verdichtet V18 nicht durch neue Schlagworte, sondern durch wiederholte Anwendung auf unterschiedliche Entscheidungsebenen. Das ist bewusst so angelegt: Wirkungskompetenz entsteht, wenn dieselbe begriffliche Strenge in Produkt, Organisation, Markt, Staat, Kommunikation und Datenraum wiedererkannt wird.</w:t>
+      </w:r>
+    </w:p>
+    <w:p>
+      <w:r>
+        <w:t>Begriffliche Schaerfung. Fuer Zeit, Generationen und unsichtbare Betroffene bedeutet praezise Sprache die erste Sicherung gegen Impact-Washing ist, dass die Analyse nicht bei einer Aktivitaet, einem guten Willen oder einer Kennzahl stehen bleiben darf. Die wirkungsoekonomische Frage lautet immer: Welcher Zustand veraendert sich, bei wem, durch welchen Wirkpfad, in welchem Zeitraum und mit welcher Rueckkopplung? Gerade in Grundstudium Wirkungsökonomie ist diese Unterscheidung entscheidend, weil Lernende spaeter nicht nur Begriffe wiedergeben, sondern Entscheidungssituationen pruefen muessen. Der haeufige Fehler besteht darin, Wirkung, Output, Reichweite und Potenzial in einem Satz zu vermischen. Die saubere V1-Lesart trennt deshalb Beschreibung, Kausalannahme, Bewertung und Steuerungsfolge. In der Praxis sollte jede Wirkungsaussage als kurze Viererprobe formuliert werden: Zustand, Betroffene, Quelle, offene Unsicherheit. So wird aus dem Thema kein isoliertes Kapitel, sondern ein pruefbarer Baustein der WÖk-Architektur.</w:t>
+      </w:r>
+    </w:p>
+    <w:p>
+      <w:pPr>
+        <w:pStyle w:val="Heading3"/>
+      </w:pPr>
+      <w:r>
+        <w:t>V1-Abschlussnotiz</w:t>
+      </w:r>
+    </w:p>
+    <w:p>
+      <w:r>
+        <w:t>Diese Finalisierung schliesst die Codex-Inhaltsproduktion fuer V18. Offen bleibt nicht der fachliche Kern des Skripts, sondern der naechste Produktionsschritt: Claude setzt daraus die CI/CD-konforme Reader- und PDF-Fassung, prueft Satz, Umbrueche, Medienintegration und Lektorat und markiert erst danach die veroeffentlichte Fassung als freigegeben.</w:t>
+      </w:r>
+    </w:p>
+    <w:p>
+      <w:pPr>
+        <w:pStyle w:val="Heading2"/>
+      </w:pPr>
+      <w:r>
+        <w:t>9. Quellen</w:t>
+      </w:r>
+    </w:p>
+    <w:p>
+      <w:pPr>
+        <w:pStyle w:val="Heading3"/>
+      </w:pPr>
+      <w:r>
         <w:t>Interne Quellen</w:t>
       </w:r>
     </w:p>
@@ -2446,7 +3013,7 @@
         <w:pStyle w:val="ListBullet"/>
       </w:pPr>
       <w:r>
-        <w:t>woek-akademie-app/content/lehrgaenge/woek-g-v18.md — unmittelbarer Akademie-Quelltext dieser Rohfassung.</w:t>
+        <w:t>woek-akademie-app/content/lehrgaenge/woek-g-v18.md — unmittelbarer Akademie-Quelltext dieser V1-Fassung.</w:t>
       </w:r>
     </w:p>
     <w:p>
@@ -2486,7 +3053,7 @@
         <w:pStyle w:val="Heading3"/>
       </w:pPr>
       <w:r>
-        <w:t>Externe Quellen fuer den Tiefensprint</w:t>
+        <w:t>Externe Quellen fuer die V1-Fassung</w:t>
       </w:r>
     </w:p>
     <w:p>
@@ -2519,62 +3086,6 @@
       </w:pPr>
       <w:r>
         <w:t>Fachliteratur zu Wirkungslogik, Evaluation, Systemtheorie, Resilienz, Governance, Diffusion, Vertrauen oder Controlling je nach Thema.</w:t>
-      </w:r>
-    </w:p>
-    <w:p>
-      <w:pPr>
-        <w:pStyle w:val="Heading2"/>
-      </w:pPr>
-      <w:r>
-        <w:t>10. Rückfluss in den WÖk-Korpus</w:t>
-      </w:r>
-    </w:p>
-    <w:p>
-      <w:pPr>
-        <w:pStyle w:val="ListBullet"/>
-      </w:pPr>
-      <w:r>
-        <w:t>Glossar/Begriffe: Im Tiefensprint prüfen, welche Begriffe aus Zeit, Generationen und unsichtbare Betroffene eigene Glossarseiten oder präzisere Verweise brauchen.</w:t>
-      </w:r>
-    </w:p>
-    <w:p>
-      <w:pPr>
-        <w:pStyle w:val="ListBullet"/>
-      </w:pPr>
-      <w:r>
-        <w:t>Website/Erklärseiten: Prüfen, ob eine kurze öffentliche Erklärseite oder ein Baustein für die Bibliothek fehlt.</w:t>
-      </w:r>
-    </w:p>
-    <w:p>
-      <w:pPr>
-        <w:pStyle w:val="ListBullet"/>
-      </w:pPr>
-      <w:r>
-        <w:t>Journal/Dossiers: Geeignete Praxisfälle aus Website und Journal als Fallpool markieren.</w:t>
-      </w:r>
-    </w:p>
-    <w:p>
-      <w:pPr>
-        <w:pStyle w:val="ListBullet"/>
-      </w:pPr>
-      <w:r>
-        <w:t>Visuals/Charts: Wirkpfad- oder Scorecard-Chart aus vorhandenen Visuals wiederverwenden oder als neues Asset spezifizieren.</w:t>
-      </w:r>
-    </w:p>
-    <w:p>
-      <w:pPr>
-        <w:pStyle w:val="ListBullet"/>
-      </w:pPr>
-      <w:r>
-        <w:t>Methodik/Standards: Datenqualität, Unsicherheit, Nichtkompensation und Reverse Merit Order nur dort einsetzen, wo sie fachlich tragen.</w:t>
-      </w:r>
-    </w:p>
-    <w:p>
-      <w:pPr>
-        <w:pStyle w:val="ListBullet"/>
-      </w:pPr>
-      <w:r>
-        <w:t>Offene Forschungs- oder Quellenfrage: Externe Quellen im Tiefensprint gezielt ergänzen und zitierfähig machen.</w:t>
       </w:r>
     </w:p>
     <w:sectPr>

--- a/docs/studienskripte/word-rohfassungen/woek-g-v18.docx
+++ b/docs/studienskripte/word-rohfassungen/woek-g-v18.docx
@@ -24,12 +24,12 @@
     </w:p>
     <w:p>
       <w:r>
-        <w:t>Quelle: /Users/hagen/Documents/New project/content/studienskripte/woek-g-v18.md</w:t>
-      </w:r>
-    </w:p>
-    <w:p>
-      <w:r>
-        <w:t>Track: Grundstudium Wirkungsökonomie Kurscode: woek-g Vorlesungscode: V18 Modul/Abschnitt: G2.2 Titel: Zeit, Generationen und unsichtbare Betroffene Status: Studienskript V1 · fachlich finale Codex-Fassung, Claude-CI/CD-Satzfreigabe offen Quelle: woek-akademie-app/content/lehrgaenge/woek-g-v18.md Ablage: Markdown-Master in content/studienskripte/woek-g-v18.md, Word-Rohfassung in docs/studienskripte/word-rohfassungen/woek-g-v18.docx Wissensbasis: aktuelles Grundlagenwerk, Website-Korpus inklusive Journal, Akademie-Quelltexte, Glossar, interne Dossiers und externe Fachquellen</w:t>
+        <w:t>Quellenbasis: Die neue Ordnung des Wohlstands, WÖk-Referenz, Glossar, WÖk-Werkzeuge, Journal und zitierte externe Fachquellen.</w:t>
+      </w:r>
+    </w:p>
+    <w:p>
+      <w:r>
+        <w:t>Track: Grundstudium Wirkungsökonomie Kurscode: woek-g Vorlesungscode: V18 Modul/Abschnitt: G2.2 Titel: Zeit, Generationen und unsichtbare Betroffene Status: Studienskript V1 · fachlich finale Codex-Fassung, Claude-CI/CD-Satzfreigabe offen Primäre WÖk-Quellen: Die neue Ordnung des Wohlstands (https://wirkungsoekonomie.de/buch.html) · WÖk-Referenz (https://wirkungsoekonomie.de/referenz/) · Glossar der Wirkungsökonomie (https://wirkungsoekonomie.de/glossar.html) · WÖk-Werkzeuge (https://wirkungsoekonomie.de/werkzeuge/) Ausgabe: Markdown-Master, Word-Rohfassung und Akademie-Reader-Spiegel Wissensbasis: aktuelles Grundlagenwerk, öffentliche WÖk-Referenz, Wirkungsfelder, Werkzeuge, Glossar, Bibliothek, Journal und externe Fachquellen</w:t>
       </w:r>
     </w:p>
     <w:p>
@@ -675,11 +675,6 @@
     </w:p>
     <w:p>
       <w:r>
-        <w:t>``chart-spec slug: woek-g-v18-wirkpfad type: wirkpfad reuse_first: true preferred_asset: content/studienskripte/assets/woek-g-v18/woek-g-v18-wirkpfad.svg message: Zeit, Generationen und unsichtbare Betroffene wird als Wirkpfad von Auslöser über Mechanismus, Wirkungsempfänger und Zustandsveränderung bis zur Rückkopplung dargestellt. source: WÖk-Grundlagenwerk, Website-Korpus, Akademie-Quelltexte, Glossar ``</w:t>
-      </w:r>
-    </w:p>
-    <w:p>
-      <w:r>
         <w:t>&gt; Bildvorgabe: Wirkpfadgrafik mit sechs Stationen: Auslöser, Mechanismus, Wirkungsempfänger, Zustandsveränderung, Bewertung, Rückkopplung. Bestehende WÖk-Wirkpfad- oder Scorecard-Visuals sollen wiederverwendet werden, bevor ein neues Chart entsteht.</w:t>
       </w:r>
     </w:p>
@@ -1480,7 +1475,7 @@
     </w:p>
     <w:p>
       <w:r>
-        <w:t>Interne Quelle: referenz/kapitel-029-zeit-endlichkeit-und-generationenverantwortung/index.html</w:t>
+        <w:t>Öffentliche Quelle: Kapitel 29 - Zeit, Endlichkeit und Generationenverantwortung (https://wirkungsoekonomie.de/referenz/kapitel-029-zeit-endlichkeit-und-generationenverantwortung/)</w:t>
       </w:r>
     </w:p>
     <w:p>
@@ -1699,7 +1694,7 @@
     </w:p>
     <w:p>
       <w:r>
-        <w:t>Interne Quelle: referenz/kapitel-055-wachstum-innovation-und-transformation-innerhalb-planetarer-grenzen/index.html</w:t>
+        <w:t>Öffentliche Quelle: Kapitel 55 - Wachstum, Innovation und Transformation innerhalb planetarer Grenzen (https://wirkungsoekonomie.de/referenz/kapitel-055-wachstum-innovation-und-transformation-innerhalb-planetarer-grenzen/)</w:t>
       </w:r>
     </w:p>
     <w:p>
@@ -1909,7 +1904,7 @@
     </w:p>
     <w:p>
       <w:r>
-        <w:t>Interne Quelle: referenz/kapitel-060-verteilung-eigentum-und-wohlstand/index.html</w:t>
+        <w:t>Öffentliche Quelle: Kapitel 60 - Verteilung, Eigentum und Wohlstand (https://wirkungsoekonomie.de/referenz/kapitel-060-verteilung-eigentum-und-wohlstand/)</w:t>
       </w:r>
     </w:p>
     <w:p>
@@ -2122,7 +2117,7 @@
     </w:p>
     <w:p>
       <w:r>
-        <w:t>Interne Quelle: referenz/kapitel-071-kindheit-familie-und-fruehes-leben/index.html</w:t>
+        <w:t>Öffentliche Quelle: Kapitel 71 - Kindheit, Familie und frühes Leben (https://wirkungsoekonomie.de/referenz/kapitel-071-kindheit-familie-und-fruehes-leben/)</w:t>
       </w:r>
     </w:p>
     <w:p>
@@ -2385,7 +2380,7 @@
     </w:p>
     <w:p>
       <w:r>
-        <w:t>Diese Vorlesung ist prüfungsrelevant, aber die eigentliche Antwortlogik gehört nicht in das öffentliche Studienskript. Zertifikatsfragen, CorrectAnswer, Scoring-Regeln und Fallrubrics werden separat in der geschützten App-Lane unter woek-akademie-app/content/pruefungen/ gepflegt.</w:t>
+        <w:t>Diese Vorlesung ist prüfungsrelevant, aber die eigentliche Antwortlogik gehört nicht in das öffentliche Studienskript. Zertifikatsfragen, CorrectAnswer, Scoring-Regeln und Fallrubrics werden separat in einem geschützten, nicht öffentlichen Prüfungsbereich der Akademie-App gepflegt.</w:t>
       </w:r>
     </w:p>
     <w:p>
@@ -3005,7 +3000,7 @@
         <w:pStyle w:val="Heading3"/>
       </w:pPr>
       <w:r>
-        <w:t>Interne Quellen</w:t>
+        <w:t>WÖk-Quellen</w:t>
       </w:r>
     </w:p>
     <w:p>
@@ -3013,7 +3008,7 @@
         <w:pStyle w:val="ListBullet"/>
       </w:pPr>
       <w:r>
-        <w:t>woek-akademie-app/content/lehrgaenge/woek-g-v18.md — unmittelbarer Akademie-Quelltext dieser V1-Fassung.</w:t>
+        <w:t>Die neue Ordnung des Wohlstands (https://wirkungsoekonomie.de/buch.html) — aktuelles Grundlagenwerk der Wirkungsökonomie.</w:t>
       </w:r>
     </w:p>
     <w:p>
@@ -3021,7 +3016,7 @@
         <w:pStyle w:val="ListBullet"/>
       </w:pPr>
       <w:r>
-        <w:t>assets/pdf/die-neue-ordnung-des-wohlstands.pdf und buch.html — aktuelles Grundlagenwerk.</w:t>
+        <w:t>WÖk-Referenz (https://wirkungsoekonomie.de/referenz/) — öffentliche Kapitel- und Volltextreferenz.</w:t>
       </w:r>
     </w:p>
     <w:p>
@@ -3029,7 +3024,7 @@
         <w:pStyle w:val="ListBullet"/>
       </w:pPr>
       <w:r>
-        <w:t>Website-Korpus: Referenz, Wirkungsfelder, Werkzeuge, Glossar, Bibliothek und Journal.</w:t>
+        <w:t>Glossar der Wirkungsökonomie (https://wirkungsoekonomie.de/glossar.html) — öffentliche Begriffsdefinitionen und Abgrenzungen.</w:t>
       </w:r>
     </w:p>
     <w:p>
@@ -3037,7 +3032,7 @@
         <w:pStyle w:val="ListBullet"/>
       </w:pPr>
       <w:r>
-        <w:t>docs/CODEX-HANDOFF-studienskripte.md — Produktionsstandard.</w:t>
+        <w:t>WÖk-Werkzeuge (https://wirkungsoekonomie.de/werkzeuge/) — öffentliche Methoden-, Scorecard- und Controlling-Werkzeuge.</w:t>
       </w:r>
     </w:p>
     <w:p>
@@ -3045,7 +3040,7 @@
         <w:pStyle w:val="ListBullet"/>
       </w:pPr>
       <w:r>
-        <w:t>docs/CODEX-HANDOFF-pruefungen.md — geschützte Prüfungs- und Antwortlogik.</w:t>
+        <w:t>WÖk-Journal (https://wirkungsoekonomie.de/blog.html) — Dossiers und Fallanalysen.</w:t>
       </w:r>
     </w:p>
     <w:p>
@@ -3061,7 +3056,7 @@
         <w:pStyle w:val="ListBullet"/>
       </w:pPr>
       <w:r>
-        <w:t>United Nations (2015): Transforming our world: the 2030 Agenda for Sustainable Development.</w:t>
+        <w:t>United Nations (2015): Transforming our world: the 2030 Agenda for Sustainable Development (https://sdgs.un.org/2030agenda).</w:t>
       </w:r>
     </w:p>
     <w:p>
@@ -3069,7 +3064,7 @@
         <w:pStyle w:val="ListBullet"/>
       </w:pPr>
       <w:r>
-        <w:t>European Commission: CSRD, ESRS, EU Taxonomy und Digital Product Passport, soweit fuer das Thema einschlägig.</w:t>
+        <w:t>European Commission: Corporate sustainability reporting (https://finance.ec.europa.eu/financial-markets/company-reporting-and-auditing/company-reporting/corporate-sustainability-reporting_en), EU taxonomy for sustainable activities (https://finance.ec.europa.eu/sustainable-finance/tools-and-standards/eu-taxonomy-sustainable-activities_en) und Digital Product Passport (https://single-market-economy.ec.europa.eu/news/commission-launches-consultation-digital-product-passport-2025-04-09_en), soweit fuer das Thema einschlaegig.</w:t>
       </w:r>
     </w:p>
     <w:p>
@@ -3077,7 +3072,15 @@
         <w:pStyle w:val="ListBullet"/>
       </w:pPr>
       <w:r>
-        <w:t>GRI Standards, soweit fuer Berichts- und Indikatorenfragen einschlägig.</w:t>
+        <w:t>EFRAG: Sustainability reporting und ESRS (https://www.efrag.org/en/sustainability-reporting), soweit fuer das Thema einschlaegig.</w:t>
+      </w:r>
+    </w:p>
+    <w:p>
+      <w:pPr>
+        <w:pStyle w:val="ListBullet"/>
+      </w:pPr>
+      <w:r>
+        <w:t>Global Reporting Initiative: GRI Standards (https://www.globalreporting.org/standards/), soweit fuer Berichts- und Indikatorenfragen einschlaegig.</w:t>
       </w:r>
     </w:p>
     <w:p>

--- a/docs/studienskripte/word-rohfassungen/woek-g-v18.docx
+++ b/docs/studienskripte/word-rohfassungen/woek-g-v18.docx
@@ -2425,12 +2425,7 @@
         <w:pStyle w:val="Heading2"/>
       </w:pPr>
       <w:r>
-        <w:t>V1-Finalisierung: Vertiefung, Anwendung und Evidenz</w:t>
-      </w:r>
-    </w:p>
-    <w:p>
-      <w:r>
-        <w:t>Dieses Studienskript ist die fachlich finale Codex-V1-Fassung fuer den Akademie-Reader und die oeffentliche Bibliothek. Claude uebernimmt danach Satz, CI/CD, PDF/Reader-Freigabe und die abschliessende Lektoratsabnahme.</w:t>
+        <w:t>9. Quellen</w:t>
       </w:r>
     </w:p>
     <w:p>
@@ -2438,12 +2433,126 @@
         <w:pStyle w:val="Heading3"/>
       </w:pPr>
       <w:r>
+        <w:t>WÖk-Quellen</w:t>
+      </w:r>
+    </w:p>
+    <w:p>
+      <w:pPr>
+        <w:pStyle w:val="ListBullet"/>
+      </w:pPr>
+      <w:r>
+        <w:t>Die neue Ordnung des Wohlstands (https://wirkungsoekonomie.de/buch.html) — aktuelles Grundlagenwerk der Wirkungsökonomie.</w:t>
+      </w:r>
+    </w:p>
+    <w:p>
+      <w:pPr>
+        <w:pStyle w:val="ListBullet"/>
+      </w:pPr>
+      <w:r>
+        <w:t>WÖk-Referenz (https://wirkungsoekonomie.de/referenz/) — öffentliche Kapitel- und Volltextreferenz.</w:t>
+      </w:r>
+    </w:p>
+    <w:p>
+      <w:pPr>
+        <w:pStyle w:val="ListBullet"/>
+      </w:pPr>
+      <w:r>
+        <w:t>Glossar der Wirkungsökonomie (https://wirkungsoekonomie.de/glossar.html) — öffentliche Begriffsdefinitionen und Abgrenzungen.</w:t>
+      </w:r>
+    </w:p>
+    <w:p>
+      <w:pPr>
+        <w:pStyle w:val="ListBullet"/>
+      </w:pPr>
+      <w:r>
+        <w:t>WÖk-Werkzeuge (https://wirkungsoekonomie.de/werkzeuge/) — öffentliche Methoden-, Scorecard- und Controlling-Werkzeuge.</w:t>
+      </w:r>
+    </w:p>
+    <w:p>
+      <w:pPr>
+        <w:pStyle w:val="ListBullet"/>
+      </w:pPr>
+      <w:r>
+        <w:t>WÖk-Journal (https://wirkungsoekonomie.de/blog.html) — Dossiers und Fallanalysen.</w:t>
+      </w:r>
+    </w:p>
+    <w:p>
+      <w:pPr>
+        <w:pStyle w:val="Heading3"/>
+      </w:pPr>
+      <w:r>
+        <w:t>Externe Quellen fuer die V1-Fassung</w:t>
+      </w:r>
+    </w:p>
+    <w:p>
+      <w:pPr>
+        <w:pStyle w:val="ListBullet"/>
+      </w:pPr>
+      <w:r>
+        <w:t>United Nations (2015): Transforming our world: the 2030 Agenda for Sustainable Development (https://sdgs.un.org/2030agenda).</w:t>
+      </w:r>
+    </w:p>
+    <w:p>
+      <w:pPr>
+        <w:pStyle w:val="ListBullet"/>
+      </w:pPr>
+      <w:r>
+        <w:t>European Commission: Corporate sustainability reporting (https://finance.ec.europa.eu/financial-markets/company-reporting-and-auditing/company-reporting/corporate-sustainability-reporting_en), EU taxonomy for sustainable activities (https://finance.ec.europa.eu/sustainable-finance/tools-and-standards/eu-taxonomy-sustainable-activities_en) und Digital Product Passport (https://single-market-economy.ec.europa.eu/news/commission-launches-consultation-digital-product-passport-2025-04-09_en), soweit fuer das Thema einschlaegig.</w:t>
+      </w:r>
+    </w:p>
+    <w:p>
+      <w:pPr>
+        <w:pStyle w:val="ListBullet"/>
+      </w:pPr>
+      <w:r>
+        <w:t>EFRAG: Sustainability reporting und ESRS (https://www.efrag.org/en/sustainability-reporting), soweit fuer das Thema einschlaegig.</w:t>
+      </w:r>
+    </w:p>
+    <w:p>
+      <w:pPr>
+        <w:pStyle w:val="ListBullet"/>
+      </w:pPr>
+      <w:r>
+        <w:t>Global Reporting Initiative: GRI Standards (https://www.globalreporting.org/standards/), soweit fuer Berichts- und Indikatorenfragen einschlaegig.</w:t>
+      </w:r>
+    </w:p>
+    <w:p>
+      <w:pPr>
+        <w:pStyle w:val="ListBullet"/>
+      </w:pPr>
+      <w:r>
+        <w:t>Fachliteratur zu Wirkungslogik, Evaluation, Systemtheorie, Resilienz, Governance, Diffusion, Vertrauen oder Controlling je nach Thema.</w:t>
+      </w:r>
+    </w:p>
+    <w:p>
+      <w:pPr>
+        <w:pStyle w:val="Heading2"/>
+      </w:pPr>
+      <w:r>
+        <w:t>V1-Finalisierung: Vertiefung, Anwendung und Evidenz</w:t>
+      </w:r>
+    </w:p>
+    <w:p>
+      <w:r>
+        <w:t>Dieses Studienskript ist die fachlich finale Codex-V1-Fassung fuer den Akademie-Reader und die oeffentliche Bibliothek. Claude uebernimmt danach Satz, CI/CD, PDF/Reader-Freigabe und die abschliessende Lektoratsabnahme.</w:t>
+      </w:r>
+    </w:p>
+    <w:p>
+      <w:pPr>
+        <w:pStyle w:val="Heading3"/>
+      </w:pPr>
+      <w:r>
         <w:t>Finaler Leseauftrag</w:t>
       </w:r>
     </w:p>
     <w:p>
       <w:r>
         <w:t>Dieses Skript zu V18 Zeit, Generationen und unsichtbare Betroffene ist als Langformtext angelegt: Es soll nicht nur die Vorlesung begleiten, sondern als eigenstaendiges Studienmaterial funktionieren. Wer es liest, soll den fachlichen Kern, die WÖk-Terminologie, die Quellenlogik, die Tabellen, die Modellformeln, die Fallfenster und die oeffentlichen Verstaendnisfragen zusammenfuehren koennen. Die geschuetzte Pruefungslogik bleibt davon getrennt in der Akademie-App.</w:t>
+      </w:r>
+    </w:p>
+    <w:p>
+      <w:r>
+        <w:t>Fuer den Abschluss ist entscheidend, dass Zeit, Generationen und unsichtbare Betroffene im Feld Grundstudium Wirkungsökonomie nicht als Einzelthema stehen bleibt. Die Vorlesung traegt zur gemeinsamen Architektur bei: begriffliche Grundlegung, Bewertungsrahmen und gesellschaftliche Einordnung. Daraus folgt eine Lesehaltung, die streng und praktisch zugleich ist. Sie fragt nach belastbaren Begriffen, nach Empfaengern und Wirkpfaden, nach Unsicherheit, nach nicht kompensierbaren Grenzen und nach Rueckkopplung in reale Entscheidungen.</w:t>
       </w:r>
     </w:p>
     <w:p>
@@ -2692,42 +2801,42 @@
         <w:pStyle w:val="Heading3"/>
       </w:pPr>
       <w:r>
-        <w:t>Vertiefungsrunde 1: Lesen, pruefen, rueckkoppeln</w:t>
-      </w:r>
-    </w:p>
-    <w:p>
-      <w:r>
-        <w:t>Die folgende Runde verdichtet V18 nicht durch neue Schlagworte, sondern durch wiederholte Anwendung auf unterschiedliche Entscheidungsebenen. Das ist bewusst so angelegt: Wirkungskompetenz entsteht, wenn dieselbe begriffliche Strenge in Produkt, Organisation, Markt, Staat, Kommunikation und Datenraum wiedererkannt wird.</w:t>
-      </w:r>
-    </w:p>
-    <w:p>
-      <w:r>
-        <w:t>Begriffliche Schaerfung. Fuer Zeit, Generationen und unsichtbare Betroffene bedeutet praezise Sprache die erste Sicherung gegen Impact-Washing ist, dass die Analyse nicht bei einer Aktivitaet, einem guten Willen oder einer Kennzahl stehen bleiben darf. Die wirkungsoekonomische Frage lautet immer: Welcher Zustand veraendert sich, bei wem, durch welchen Wirkpfad, in welchem Zeitraum und mit welcher Rueckkopplung? Gerade in Grundstudium Wirkungsökonomie ist diese Unterscheidung entscheidend, weil Lernende spaeter nicht nur Begriffe wiedergeben, sondern Entscheidungssituationen pruefen muessen. Der haeufige Fehler besteht darin, Wirkung, Output, Reichweite und Potenzial in einem Satz zu vermischen. Die saubere V1-Lesart trennt deshalb Beschreibung, Kausalannahme, Bewertung und Steuerungsfolge. In der Praxis sollte jede Wirkungsaussage als kurze Viererprobe formuliert werden: Zustand, Betroffene, Quelle, offene Unsicherheit. So wird aus dem Thema kein isoliertes Kapitel, sondern ein pruefbarer Baustein der WÖk-Architektur.</w:t>
-      </w:r>
-    </w:p>
-    <w:p>
-      <w:r>
-        <w:t>Wirkpfad-Logik. Fuer Zeit, Generationen und unsichtbare Betroffene bedeutet ein Thema erst dann steuerbar wird, wenn der Mechanismus zwischen Ausloeser und Zustandsveraenderung beschrieben ist, dass die Analyse nicht bei einer Aktivitaet, einem guten Willen oder einer Kennzahl stehen bleiben darf. Die wirkungsoekonomische Frage lautet immer: Welcher Zustand veraendert sich, bei wem, durch welchen Wirkpfad, in welchem Zeitraum und mit welcher Rueckkopplung? Gerade in Grundstudium Wirkungsökonomie ist diese Unterscheidung entscheidend, weil Lernende spaeter nicht nur Begriffe wiedergeben, sondern Entscheidungssituationen pruefen muessen. Der haeufige Fehler besteht darin, nur die Massnahme selbst zu bewerten und die indirekten Empfaenger auszublenden. Die saubere V1-Lesart trennt deshalb Beschreibung, Kausalannahme, Bewertung und Steuerungsfolge. Eine gute Fallanalyse zeichnet mindestens einen direkten und einen indirekten Wirkpfad nach. So wird aus dem Thema kein isoliertes Kapitel, sondern ein pruefbarer Baustein der WÖk-Architektur.</w:t>
-      </w:r>
-    </w:p>
-    <w:p>
-      <w:r>
-        <w:t>Daten- und Quellenklarheit. Fuer Zeit, Generationen und unsichtbare Betroffene bedeutet jede Bewertung nur so belastbar ist wie Datenlage, Quellenstatus und Aktualitaet, dass die Analyse nicht bei einer Aktivitaet, einem guten Willen oder einer Kennzahl stehen bleiben darf. Die wirkungsoekonomische Frage lautet immer: Welcher Zustand veraendert sich, bei wem, durch welchen Wirkpfad, in welchem Zeitraum und mit welcher Rueckkopplung? Gerade in Grundstudium Wirkungsökonomie ist diese Unterscheidung entscheidend, weil Lernende spaeter nicht nur Begriffe wiedergeben, sondern Entscheidungssituationen pruefen muessen. Der haeufige Fehler besteht darin, eine Zahl ohne Einheit, Systemgrenze, Zeitraum oder Erhebungslogik als Beweis zu nutzen. Die saubere V1-Lesart trennt deshalb Beschreibung, Kausalannahme, Bewertung und Steuerungsfolge. Die Lernenden sollen Daten nicht dekorativ zitieren, sondern ihre Aussagekraft, Luecken und Grenzen offenlegen. So wird aus dem Thema kein isoliertes Kapitel, sondern ein pruefbarer Baustein der WÖk-Architektur.</w:t>
-      </w:r>
-    </w:p>
-    <w:p>
-      <w:r>
-        <w:t>Fallfenster zur Anwendung. Ein Controlling-Team moechte einen Score bilden. Das Skript verlangt, dass Datenqualitaet, Systemgrenzen, Gewichtung, Unsicherheit und Nichtkompensation sichtbar bleiben. Ein Score darf die Diskussion nicht beenden, sondern muss bessere Fragen, Priorisierung und Rueckkopplung ermoeglichen. Bezogen auf Zeit, Generationen und unsichtbare Betroffene heisst das: Die Analyse muss das konkrete Thema ernst nehmen und zugleich den allgemeinen WÖk-Massstab halten. Es geht nicht darum, die Welt in gute und schlechte Akteure einzuteilen. Es geht darum, Wirkpfade, Wirkungsempfaenger, Datenqualitaet, Risiken und Rueckkopplung so zu beschreiben, dass bessere Entscheidungen moeglich werden.</w:t>
-      </w:r>
-    </w:p>
-    <w:p>
-      <w:r>
-        <w:t>Ambivalenz. Fuer Zeit, Generationen und unsichtbare Betroffene bedeutet positive und negative Zustandsveraenderungen gleichzeitig auftreten koennen, dass die Analyse nicht bei einer Aktivitaet, einem guten Willen oder einer Kennzahl stehen bleiben darf. Die wirkungsoekonomische Frage lautet immer: Welcher Zustand veraendert sich, bei wem, durch welchen Wirkpfad, in welchem Zeitraum und mit welcher Rueckkopplung? Gerade in Grundstudium Wirkungsökonomie ist diese Unterscheidung entscheidend, weil Lernende spaeter nicht nur Begriffe wiedergeben, sondern Entscheidungssituationen pruefen muessen. Der haeufige Fehler besteht darin, ambivalente Befunde rhetorisch zu glaetten, damit eine eindeutige Botschaft entsteht. Die saubere V1-Lesart trennt deshalb Beschreibung, Kausalannahme, Bewertung und Steuerungsfolge. Ein gutes Skript fuehrt deshalb Profile, Zielkonflikte und offene Punkte nebeneinander. So wird aus dem Thema kein isoliertes Kapitel, sondern ein pruefbarer Baustein der WÖk-Architektur.</w:t>
-      </w:r>
-    </w:p>
-    <w:p>
-      <w:r>
-        <w:t>Nichtkompensation. Fuer Zeit, Generationen und unsichtbare Betroffene bedeutet schwere zentrale Schaeden nicht durch beliebige positive Einzelwerte neutralisiert werden duerfen, dass die Analyse nicht bei einer Aktivitaet, einem guten Willen oder einer Kennzahl stehen bleiben darf. Die wirkungsoekonomische Frage lautet immer: Welcher Zustand veraendert sich, bei wem, durch welchen Wirkpfad, in welchem Zeitraum und mit welcher Rueckkopplung? Gerade in Grundstudium Wirkungsökonomie ist diese Unterscheidung entscheidend, weil Lernende spaeter nicht nur Begriffe wiedergeben, sondern Entscheidungssituationen pruefen muessen. Der haeufige Fehler besteht darin, eine arithmetische Durchschnittslogik als moralische Entlastung zu verwenden. Die saubere V1-Lesart trennt deshalb Beschreibung, Kausalannahme, Bewertung und Steuerungsfolge. Reverse Merit Order und rote Linien sind Schutzregeln gegen Schoenrechnung. So wird aus dem Thema kein isoliertes Kapitel, sondern ein pruefbarer Baustein der WÖk-Architektur.</w:t>
+        <w:t>Abschlusskommentar 1: Lesen, pruefen, rueckkoppeln</w:t>
+      </w:r>
+    </w:p>
+    <w:p>
+      <w:r>
+        <w:t>Die folgende Verdichtung fuehrt die vorhandenen Kapitel nicht als Wiederholung, sondern als Anwendung zusammen. Wirkungskompetenz entsteht, wenn dieselbe begriffliche Strenge in Fallanalyse, Datenarbeit, Kommunikation, Governance und Entscheidungspraxis wiedererkannt wird.</w:t>
+      </w:r>
+    </w:p>
+    <w:p>
+      <w:r>
+        <w:t>Begriffliche Schaerfung. Der Abschnitt Lernziele ist in V18 kein Zusatzwissen, sondern ein Pruefstein fuer die Grundfrage des Skripts: Was veraendert sich, bei wem, wodurch und mit welcher Rueckkopplung? Fuer Zeit, Generationen und unsichtbare Betroffene wird daran sichtbar, dass praezise Sprache die erste Sicherung gegen Impact-Washing bildet. Die fachliche Grenze liegt dort, wo Lernende Output, Reichweite, Absicht und Wirkung in einem Satz vermischen. Die saubere Lesart trennt deshalb Beobachtung, Kausalannahme, Bewertung und Steuerungsfolge. In der Anwendung sollte daraus mindestens eine konkrete Begriff, Wirkpfad, Fallbewertung, rote Linie oder Rueckkopplung abgeleitet werden; sonst bleibt das Wissen erklaerend, aber nicht steuerungsfaehig.</w:t>
+      </w:r>
+    </w:p>
+    <w:p>
+      <w:r>
+        <w:t>Anwendung auf Einleitung / Wirkungsfrage. In einer Fallanalyse beginnt dieser Punkt nicht mit einer Meinung, sondern mit einer belastbaren Beschreibung. Wer V18 pruefungsnah liest, fragt zuerst nach Wirkungsempfaengern, Wirkraum, Zeitraum und Datenquelle. Erst danach folgt die Bewertung im Referenzrahmen Mensch, Planet, Demokratie, SDGs, Agenda 2030 und SDG+. Mindestens ein direkter und ein indirekter Wirkpfad muessen nachvollziehbar sein. Der typische Kurzschluss waere, nur die Massnahme selbst bewerten und indirekte Empfaenger ausblenden. Genau dagegen setzt die WÖk die Pflicht, Wirkungspotenzial, Wirkungsrisiko und positive Netto-Wirkung begrifflich getrennt zu halten.</w:t>
+      </w:r>
+    </w:p>
+    <w:p>
+      <w:r>
+        <w:t>Evidenzregel. Kernaussage darf im Skript nicht als dekorativer Begriff stehen bleiben. Der Abschnitt traegt nur dann, wenn er eine pruefbare Aussage erlaubt: Welche Quelle stuetzt die Annahme, welche Unsicherheit bleibt offen und welche Gegenbeobachtung wuerde die Bewertung veraendern? Fuer Zeit, Generationen und unsichtbare Betroffene heisst das, dass jede Bewertung nur so belastbar ist wie Datenlage, Quellenstatus, Aktualitaet und Systemgrenze. Die Studierenden sollen nicht lernen, einen Score nachzusprechen. Sie sollen erkennen, wann ein Score klaert, wann er verdeckt und wann eine rote Linie die Durchschnittslogik stoppt.</w:t>
+      </w:r>
+    </w:p>
+    <w:p>
+      <w:r>
+        <w:t>Fallfenster zur Anwendung. Ein Controlling-Team moechte einen Score bilden. Das Skript verlangt, dass Datenqualitaet, Systemgrenzen, Gewichtung, Unsicherheit und Nichtkompensation sichtbar bleiben. Ein Score darf die Diskussion nicht beenden, sondern muss bessere Fragen, Priorisierung und Rueckkopplung ermoeglichen. Bezogen auf Zeit, Generationen und unsichtbare Betroffene heisst das: Die Analyse muss das konkrete Thema ernst nehmen und zugleich den allgemeinen WÖk-Massstab halten. Es geht nicht darum, Akteure moralisch zu sortieren. Es geht darum, Wirkpfade, Wirkungsempfaenger, Datenqualitaet, Risiken und Rueckkopplung so zu beschreiben, dass bessere Entscheidungen moeglich werden.</w:t>
+      </w:r>
+    </w:p>
+    <w:p>
+      <w:r>
+        <w:t>Transfer in Grundstudium Wirkungsökonomie. Quelltext und fachliche Grundlegung verbindet die inhaltliche Deutung mit der spaeteren Praxis. Eine Organisation kann zu Zeit, Generationen und unsichtbare Betroffene sehr ueberzeugend kommunizieren und trotzdem an einen plausiblen Gedanken schon fuer Wirkung zu halten, obwohl Empfaenger, Zustand, Zeitbezug und Quelle fehlen scheitern. Darum muss die V1-Fassung immer auch nach Governance fragen: Wer erhebt Daten, wer bewertet sie, wer traegt die Folgen, wer kann widersprechen und wann wird eine Entscheidung korrigiert? Profile, Zielkonflikte und offene Punkte werden nebeneinander gefuehrt. So wird aus einem Lehrkapitel eine verantwortbare Arbeitsroutine.</w:t>
+      </w:r>
+    </w:p>
+    <w:p>
+      <w:r>
+        <w:t>Grenze gegen Scheingenauigkeit. Gerade bei Der Raum, den man am leichtesten vergisst ist Praezision wichtiger als grosse Begriffe. Eine Wirkungsaussage bleibt schwach, wenn sie nur Aktivitaet, Reichweite, Absicht oder Image beschreibt. Stark wird sie erst, wenn sie die Zustandsveraenderung und ihre Bedingungen offenlegt. In V18 ist deshalb entscheidend, schwere zentrale Schaeden nicht durch beliebige positive Einzelwerte neutralisiert werden duerfen. Die Fehlerlinie verlaeuft nicht zwischen Optimismus und Pessimismus, sondern zwischen offengelegter Unsicherheit und rhetorischer Sicherheit ohne Pruefpfad.</w:t>
       </w:r>
     </w:p>
     <w:p>
@@ -2737,42 +2846,87 @@
     </w:p>
     <w:p>
       <w:r>
-        <w:t>Rueckkopplung. Fuer Zeit, Generationen und unsichtbare Betroffene bedeutet Wirkungswissen erst dann wertvoll wird, wenn es Entscheidungen veraendert, dass die Analyse nicht bei einer Aktivitaet, einem guten Willen oder einer Kennzahl stehen bleiben darf. Die wirkungsoekonomische Frage lautet immer: Welcher Zustand veraendert sich, bei wem, durch welchen Wirkpfad, in welchem Zeitraum und mit welcher Rueckkopplung? Gerade in Grundstudium Wirkungsökonomie ist diese Unterscheidung entscheidend, weil Lernende spaeter nicht nur Begriffe wiedergeben, sondern Entscheidungssituationen pruefen muessen. Der haeufige Fehler besteht darin, einen Bericht als Endpunkt zu betrachten. Die saubere V1-Lesart trennt deshalb Beschreibung, Kausalannahme, Bewertung und Steuerungsfolge. Jeder Analyseblock sollte fragen, welche Routine, welcher Prozess oder welche Ressource nach der Bewertung angepasst wird. So wird aus dem Thema kein isoliertes Kapitel, sondern ein pruefbarer Baustein der WÖk-Architektur.</w:t>
-      </w:r>
-    </w:p>
-    <w:p>
-      <w:r>
-        <w:t>Fallfenster zur Anwendung. Ein Kommunikationsbericht nennt viele Aktivitaeten, Reichweiten und Rueckmeldungen. Die V1-Pruefung fragt, ob daraus eine belastbare Wirkungsaussage folgt. Wenn nur Kontakte, Klicks oder Zustimmung vorliegen, bleibt die Aussage im Bereich Wirkungspotenzial oder Resonanz, nicht im Bereich nachgewiesener Wirkung. Bezogen auf Zeit, Generationen und unsichtbare Betroffene heisst das: Die Analyse muss das konkrete Thema ernst nehmen und zugleich den allgemeinen WÖk-Massstab halten. Es geht nicht darum, die Welt in gute und schlechte Akteure einzuteilen. Es geht darum, Wirkpfade, Wirkungsempfaenger, Datenqualitaet, Risiken und Rueckkopplung so zu beschreiben, dass bessere Entscheidungen moeglich werden.</w:t>
-      </w:r>
-    </w:p>
-    <w:p>
-      <w:r>
-        <w:t>Governance. Fuer Zeit, Generationen und unsichtbare Betroffene bedeutet Wirkungsbewertung Verfahren, Rechte, Transparenz und Korrektur braucht, dass die Analyse nicht bei einer Aktivitaet, einem guten Willen oder einer Kennzahl stehen bleiben darf. Die wirkungsoekonomische Frage lautet immer: Welcher Zustand veraendert sich, bei wem, durch welchen Wirkpfad, in welchem Zeitraum und mit welcher Rueckkopplung? Gerade in Grundstudium Wirkungsökonomie ist diese Unterscheidung entscheidend, weil Lernende spaeter nicht nur Begriffe wiedergeben, sondern Entscheidungssituationen pruefen muessen. Der haeufige Fehler besteht darin, Bewertung als technokratische Top-down-Setzung zu verstehen. Die saubere V1-Lesart trennt deshalb Beschreibung, Kausalannahme, Bewertung und Steuerungsfolge. Betroffene, Datenhalter, Entscheider und Kontrollinstanzen muessen unterscheidbare Rollen behalten. So wird aus dem Thema kein isoliertes Kapitel, sondern ein pruefbarer Baustein der WÖk-Architektur.</w:t>
-      </w:r>
-    </w:p>
-    <w:p>
-      <w:r>
-        <w:t>Didaktische Pruefbarkeit. Fuer Zeit, Generationen und unsichtbare Betroffene bedeutet das Thema in der Akademie nicht nur erklaert, sondern in Falllogik ueberfuehrt werden muss, dass die Analyse nicht bei einer Aktivitaet, einem guten Willen oder einer Kennzahl stehen bleiben darf. Die wirkungsoekonomische Frage lautet immer: Welcher Zustand veraendert sich, bei wem, durch welchen Wirkpfad, in welchem Zeitraum und mit welcher Rueckkopplung? Gerade in Grundstudium Wirkungsökonomie ist diese Unterscheidung entscheidend, weil Lernende spaeter nicht nur Begriffe wiedergeben, sondern Entscheidungssituationen pruefen muessen. Der haeufige Fehler besteht darin, reines Auswendiglernen als Kompetenznachweis zu behandeln. Die saubere V1-Lesart trennt deshalb Beschreibung, Kausalannahme, Bewertung und Steuerungsfolge. Pruefungsfragen sollen Begriffe, Anwendung und rote Linien verbinden. So wird aus dem Thema kein isoliertes Kapitel, sondern ein pruefbarer Baustein der WÖk-Architektur.</w:t>
-      </w:r>
-    </w:p>
-    <w:p>
-      <w:r>
-        <w:t>Transfer in Organisationen. Fuer Zeit, Generationen und unsichtbare Betroffene bedeutet WÖk-Begriffe im Alltag nur tragen, wenn sie in Routinen uebersetzt werden, dass die Analyse nicht bei einer Aktivitaet, einem guten Willen oder einer Kennzahl stehen bleiben darf. Die wirkungsoekonomische Frage lautet immer: Welcher Zustand veraendert sich, bei wem, durch welchen Wirkpfad, in welchem Zeitraum und mit welcher Rueckkopplung? Gerade in Grundstudium Wirkungsökonomie ist diese Unterscheidung entscheidend, weil Lernende spaeter nicht nur Begriffe wiedergeben, sondern Entscheidungssituationen pruefen muessen. Der haeufige Fehler besteht darin, die Verantwortung an eine Nachhaltigkeitsabteilung auszulagern. Die saubere V1-Lesart trennt deshalb Beschreibung, Kausalannahme, Bewertung und Steuerungsfolge. Strategie, Einkauf, Kommunikation, Controlling und Fuehrung muessen denselben Wirkungsbegriff verwenden. So wird aus dem Thema kein isoliertes Kapitel, sondern ein pruefbarer Baustein der WÖk-Architektur.</w:t>
-      </w:r>
-    </w:p>
-    <w:p>
-      <w:r>
-        <w:t>Fallfenster zur Anwendung. Eine Organisation plant eine Massnahme und formuliert dazu eine positive Absicht. In der WÖk reicht das nicht. Fuer diese Vorlesung muss sichtbar werden, welche Zustandsveraenderung erwartet wird, welche Empfaenger direkt oder indirekt betroffen sind, welche Nebenwirkungen entstehen koennen und welche Entscheidung spaeter korrigiert wird. Bezogen auf Zeit, Generationen und unsichtbare Betroffene heisst das: Die Analyse muss das konkrete Thema ernst nehmen und zugleich den allgemeinen WÖk-Massstab halten. Es geht nicht darum, die Welt in gute und schlechte Akteure einzuteilen. Es geht darum, Wirkpfade, Wirkungsempfaenger, Datenqualitaet, Risiken und Rueckkopplung so zu beschreiben, dass bessere Entscheidungen moeglich werden.</w:t>
-      </w:r>
-    </w:p>
-    <w:p>
-      <w:r>
-        <w:t>Rueckfluss in den Korpus. Fuer Zeit, Generationen und unsichtbare Betroffene bedeutet jedes Studienskript den Gesamtbestand schaerfen kann, dass die Analyse nicht bei einer Aktivitaet, einem guten Willen oder einer Kennzahl stehen bleiben darf. Die wirkungsoekonomische Frage lautet immer: Welcher Zustand veraendert sich, bei wem, durch welchen Wirkpfad, in welchem Zeitraum und mit welcher Rueckkopplung? Gerade in Grundstudium Wirkungsökonomie ist diese Unterscheidung entscheidend, weil Lernende spaeter nicht nur Begriffe wiedergeben, sondern Entscheidungssituationen pruefen muessen. Der haeufige Fehler besteht darin, neue Einsichten nur lokal im Skript zu belassen. Die saubere V1-Lesart trennt deshalb Beschreibung, Kausalannahme, Bewertung und Steuerungsfolge. Glossar, Website, Journal, Dossiers und Visuals sollen aus der Skriptarbeit lernen. So wird aus dem Thema kein isoliertes Kapitel, sondern ein pruefbarer Baustein der WÖk-Architektur.</w:t>
+        <w:t>Pruefungsnahe Lesart. Aus Wirkung reicht in die Zukunft laesst sich eine gute Transferfrage ableiten: Welche Entscheidung waere falsch, wenn dieser Abschnitt missverstanden wird? Fuer Zeit, Generationen und unsichtbare Betroffene lautet die Antwort meist nicht einfach "mehr Wirkung", sondern genauer: bessere Unterscheidung, sauberere Daten, klarere Schutzlinie und rueckgekoppelte Steuerung. Jeder Analyseblock fragt nach der Routine, die nach der Bewertung angepasst wird. Wer das im Fall anwenden kann, hat den Kern der Vorlesung verstanden; wer nur Definitionen wiederholt, bleibt unter dem Anspruch der Akademie.</w:t>
+      </w:r>
+    </w:p>
+    <w:p>
+      <w:r>
+        <w:t>Fallfenster zur Anwendung. Ein Kommunikationsbericht nennt viele Aktivitaeten, Reichweiten und Rueckmeldungen. Die V1-Pruefung fragt, ob daraus eine belastbare Wirkungsaussage folgt. Wenn nur Kontakte, Klicks oder Zustimmung vorliegen, bleibt die Aussage im Bereich Wirkungspotenzial oder Resonanz, nicht im Bereich nachgewiesener Wirkung. Bezogen auf Zeit, Generationen und unsichtbare Betroffene heisst das: Die Analyse muss das konkrete Thema ernst nehmen und zugleich den allgemeinen WÖk-Massstab halten. Es geht nicht darum, Akteure moralisch zu sortieren. Es geht darum, Wirkpfade, Wirkungsempfaenger, Datenqualitaet, Risiken und Rueckkopplung so zu beschreiben, dass bessere Entscheidungen moeglich werden.</w:t>
+      </w:r>
+    </w:p>
+    <w:p>
+      <w:r>
+        <w:t>Governance. Der Abschnitt Die künftigen Generationen ist in V18 kein Zusatzwissen, sondern ein Pruefstein fuer die Grundfrage des Skripts: Was veraendert sich, bei wem, wodurch und mit welcher Rueckkopplung? Fuer Zeit, Generationen und unsichtbare Betroffene wird daran sichtbar, dass Wirkungsbewertung Verfahren, Rechte, Transparenz und Korrektur braucht. Die fachliche Grenze liegt dort, wo Lernende Bewertung als technokratische Top-down-Setzung verstehen. Die saubere Lesart trennt deshalb Beobachtung, Kausalannahme, Bewertung und Steuerungsfolge. In der Anwendung sollte daraus mindestens eine konkrete Begriff, Wirkpfad, Fallbewertung, rote Linie oder Rueckkopplung abgeleitet werden; sonst bleibt das Wissen erklaerend, aber nicht steuerungsfaehig.</w:t>
+      </w:r>
+    </w:p>
+    <w:p>
+      <w:r>
+        <w:t>Anwendung auf Generationengerechtigkeit. In einer Fallanalyse beginnt dieser Punkt nicht mit einer Meinung, sondern mit einer belastbaren Beschreibung. Wer V18 pruefungsnah liest, fragt zuerst nach Wirkungsempfaengern, Wirkraum, Zeitraum und Datenquelle. Erst danach folgt die Bewertung im Referenzrahmen Mensch, Planet, Demokratie, SDGs, Agenda 2030 und SDG+. Pruefungsfragen verbinden Begriff, Anwendung, Evidenz und rote Linie. Der typische Kurzschluss waere, reines Auswendiglernen als Kompetenznachweis behandeln. Genau dagegen setzt die WÖk die Pflicht, Wirkungspotenzial, Wirkungsrisiko und positive Netto-Wirkung begrifflich getrennt zu halten.</w:t>
+      </w:r>
+    </w:p>
+    <w:p>
+      <w:r>
+        <w:t>Evidenzregel. Die unsichtbaren Betroffenen im Raum darf im Skript nicht als dekorativer Begriff stehen bleiben. Der Abschnitt traegt nur dann, wenn er eine pruefbare Aussage erlaubt: Welche Quelle stuetzt die Annahme, welche Unsicherheit bleibt offen und welche Gegenbeobachtung wuerde die Bewertung veraendern? Fuer Zeit, Generationen und unsichtbare Betroffene heisst das, dass WÖk-Begriffe im Alltag nur tragen, wenn sie in Routinen uebersetzt werden. Die Studierenden sollen nicht lernen, einen Score nachzusprechen. Sie sollen erkennen, wann ein Score klaert, wann er verdeckt und wann eine rote Linie die Durchschnittslogik stoppt.</w:t>
+      </w:r>
+    </w:p>
+    <w:p>
+      <w:r>
+        <w:t>Fallfenster zur Anwendung. Eine Organisation plant eine Massnahme und formuliert dazu eine positive Absicht. In der WÖk reicht das nicht. Fuer diese Vorlesung muss sichtbar werden, welche Zustandsveraenderung erwartet wird, welche Empfaenger direkt oder indirekt betroffen sind, welche Nebenwirkungen entstehen koennen und welche Entscheidung spaeter korrigiert wird. Bezogen auf Zeit, Generationen und unsichtbare Betroffene heisst das: Die Analyse muss das konkrete Thema ernst nehmen und zugleich den allgemeinen WÖk-Massstab halten. Es geht nicht darum, Akteure moralisch zu sortieren. Es geht darum, Wirkpfade, Wirkungsempfaenger, Datenqualitaet, Risiken und Rueckkopplung so zu beschreiben, dass bessere Entscheidungen moeglich werden.</w:t>
+      </w:r>
+    </w:p>
+    <w:p>
+      <w:r>
+        <w:t>Transfer in Grundstudium Wirkungsökonomie. Warum das Ferne und Stumme so leicht durchfällt verbindet die inhaltliche Deutung mit der spaeteren Praxis. Eine Organisation kann zu Zeit, Generationen und unsichtbare Betroffene sehr ueberzeugend kommunizieren und trotzdem an einen plausiblen Gedanken schon fuer Wirkung zu halten, obwohl Empfaenger, Zustand, Zeitbezug und Quelle fehlen scheitern. Darum muss die V1-Fassung immer auch nach Governance fragen: Wer erhebt Daten, wer bewertet sie, wer traegt die Folgen, wer kann widersprechen und wann wird eine Entscheidung korrigiert? Gute Kommunikation unterscheidet Befund, Annahme und normative Bewertung. So wird aus einem Lehrkapitel eine verantwortbare Arbeitsroutine.</w:t>
       </w:r>
     </w:p>
     <w:p>
       <w:r>
         <w:t>Pruefungsnahe Transferfrage. Formuliere zu V18 eine Wirkungsaussage in drei Saetzen: Erstens den beobachteten oder plausiblen Zustand, zweitens die Daten- oder Quellenlage, drittens die offene Unsicherheit samt Rueckkopplung. Die Antwort muss ohne moralische Personenbewertung auskommen und darf Reichweite nicht mit Wirkung verwechseln.</w:t>
+      </w:r>
+    </w:p>
+    <w:p>
+      <w:r>
+        <w:t>Grenze gegen Scheingenauigkeit. Gerade bei Ein Beispiel: eine bequeme Entscheidung heute ist Praezision wichtiger als grosse Begriffe. Eine Wirkungsaussage bleibt schwach, wenn sie nur Aktivitaet, Reichweite, Absicht oder Image beschreibt. Stark wird sie erst, wenn sie die Zustandsveraenderung und ihre Bedingungen offenlegt. In V18 ist deshalb entscheidend, jede Wirkungsaussage eine Grenze zieht und diese Grenze begruenden muss. Die Fehlerlinie verlaeuft nicht zwischen Optimismus und Pessimismus, sondern zwischen offengelegter Unsicherheit und rhetorischer Sicherheit ohne Pruefpfad.</w:t>
+      </w:r>
+    </w:p>
+    <w:p>
+      <w:r>
+        <w:t>Pruefungsnahe Lesart. Aus Unsicherheit über die Zukunft laesst sich eine gute Transferfrage ableiten: Welche Entscheidung waere falsch, wenn dieser Abschnitt missverstanden wird? Fuer Zeit, Generationen und unsichtbare Betroffene lautet die Antwort meist nicht einfach "mehr Wirkung", sondern genauer: bessere Unterscheidung, sauberere Daten, klarere Schutzlinie und rueckgekoppelte Steuerung. Szenarien pruefen Sofortwirkung, Folgewirkung und Reversibilitaet getrennt. Wer das im Fall anwenden kann, hat den Kern der Vorlesung verstanden; wer nur Definitionen wiederholt, bleibt unter dem Anspruch der Akademie.</w:t>
+      </w:r>
+    </w:p>
+    <w:p>
+      <w:r>
+        <w:t>Fallfenster zur Anwendung. Eine Fuehrungsentscheidung erzeugt zugleich Nutzen und Risiken. Die WÖk behandelt Ambivalenz nicht als Stoerung, sondern als Kern der Analyse. Positive Netto-Wirkung darf erst behauptet werden, wenn zentrale negative Wirkungen getrennt geprueft und rote Linien gewahrt sind. Bezogen auf Zeit, Generationen und unsichtbare Betroffene heisst das: Die Analyse muss das konkrete Thema ernst nehmen und zugleich den allgemeinen WÖk-Massstab halten. Es geht nicht darum, Akteure moralisch zu sortieren. Es geht darum, Wirkpfade, Wirkungsempfaenger, Datenqualitaet, Risiken und Rueckkopplung so zu beschreiben, dass bessere Entscheidungen moeglich werden.</w:t>
+      </w:r>
+    </w:p>
+    <w:p>
+      <w:r>
+        <w:t>Betroffenenperspektive. Der Abschnitt Der geweitete Kreis der Rücksicht ist in V18 kein Zusatzwissen, sondern ein Pruefstein fuer die Grundfrage des Skripts: Was veraendert sich, bei wem, wodurch und mit welcher Rueckkopplung? Fuer Zeit, Generationen und unsichtbare Betroffene wird daran sichtbar, dass Wirkung nicht am Sender, sondern an veraenderten Zustanden der Empfaenger geprueft wird. Die fachliche Grenze liegt dort, wo Lernende interne Erfolgskennzahlen mit gesellschaftlicher Wirkung verwechseln. Die saubere Lesart trennt deshalb Beobachtung, Kausalannahme, Bewertung und Steuerungsfolge. In der Anwendung sollte daraus mindestens eine konkrete Begriff, Wirkpfad, Fallbewertung, rote Linie oder Rueckkopplung abgeleitet werden; sonst bleibt das Wissen erklaerend, aber nicht steuerungsfaehig.</w:t>
+      </w:r>
+    </w:p>
+    <w:p>
+      <w:r>
+        <w:t>Anwendung auf Was du aus dieser Vorlesung mitnimmst. In einer Fallanalyse beginnt dieser Punkt nicht mit einer Meinung, sondern mit einer belastbaren Beschreibung. Wer V18 pruefungsnah liest, fragt zuerst nach Wirkungsempfaengern, Wirkraum, Zeitraum und Datenquelle. Erst danach folgt die Bewertung im Referenzrahmen Mensch, Planet, Demokratie, SDGs, Agenda 2030 und SDG+. Jede Schlussfolgerung endet mit Entscheidung, Verantwortlichkeit und Termin fuer Rueckpruefung. Der typische Kurzschluss waere, Befunde sammeln, ohne Ressourcen oder Regeln zu veraendern. Genau dagegen setzt die WÖk die Pflicht, Wirkungspotenzial, Wirkungsrisiko und positive Netto-Wirkung begrifflich getrennt zu halten.</w:t>
+      </w:r>
+    </w:p>
+    <w:p>
+      <w:r>
+        <w:t>Evidenzregel. Wirkungsökonomische Vertiefung darf im Skript nicht als dekorativer Begriff stehen bleiben. Der Abschnitt traegt nur dann, wenn er eine pruefbare Aussage erlaubt: Welche Quelle stuetzt die Annahme, welche Unsicherheit bleibt offen und welche Gegenbeobachtung wuerde die Bewertung veraendern? Fuer Zeit, Generationen und unsichtbare Betroffene heisst das, dass WÖk-Aussagen mit bestehenden Begriffen, Studien, Standards und Rechtsrahmen in Beziehung stehen muessen. Die Studierenden sollen nicht lernen, einen Score nachzusprechen. Sie sollen erkennen, wann ein Score klaert, wann er verdeckt und wann eine rote Linie die Durchschnittslogik stoppt.</w:t>
+      </w:r>
+    </w:p>
+    <w:p>
+      <w:r>
+        <w:t>Fallfenster zur Anwendung. Ein Controlling-Team moechte einen Score bilden. Das Skript verlangt, dass Datenqualitaet, Systemgrenzen, Gewichtung, Unsicherheit und Nichtkompensation sichtbar bleiben. Ein Score darf die Diskussion nicht beenden, sondern muss bessere Fragen, Priorisierung und Rueckkopplung ermoeglichen. Bezogen auf Zeit, Generationen und unsichtbare Betroffene heisst das: Die Analyse muss das konkrete Thema ernst nehmen und zugleich den allgemeinen WÖk-Massstab halten. Es geht nicht darum, Akteure moralisch zu sortieren. Es geht darum, Wirkpfade, Wirkungsempfaenger, Datenqualitaet, Risiken und Rueckkopplung so zu beschreiben, dass bessere Entscheidungen moeglich werden.</w:t>
+      </w:r>
+    </w:p>
+    <w:p>
+      <w:r>
+        <w:t>Pruefungsnahe Transferfrage. Formuliere zu V18 eine Wirkungsaussage in drei Saetzen: Erstens den beobachteten oder plausiblen Zustand, zweitens die Daten- oder Quellenlage, drittens die offene Unsicherheit samt Rueckkopplung. Die Antwort muss ohne moralische Personenbewertung auskommen und darf Reichweite nicht mit Wirkung verwechseln.</w:t>
+      </w:r>
+    </w:p>
+    <w:p>
+      <w:r>
+        <w:t>Transfer in Grundstudium Wirkungsökonomie. Prüfungsrelevanz verbindet die inhaltliche Deutung mit der spaeteren Praxis. Eine Organisation kann zu Zeit, Generationen und unsichtbare Betroffene sehr ueberzeugend kommunizieren und trotzdem an einen plausiblen Gedanken schon fuer Wirkung zu halten, obwohl Empfaenger, Zustand, Zeitbezug und Quelle fehlen scheitern. Darum muss die V1-Fassung immer auch nach Governance fragen: Wer erhebt Daten, wer bewertet sie, wer traegt die Folgen, wer kann widersprechen und wann wird eine Entscheidung korrigiert? Die Analyse markiert Stoppsignale vor jeder Portfolio- oder Score-Debatte. So wird aus einem Lehrkapitel eine verantwortbare Arbeitsroutine.</w:t>
       </w:r>
     </w:p>
     <w:p>
@@ -2780,47 +2934,37 @@
         <w:pStyle w:val="Heading3"/>
       </w:pPr>
       <w:r>
-        <w:t>Vertiefungsrunde 2: Lesen, pruefen, rueckkoppeln</w:t>
-      </w:r>
-    </w:p>
-    <w:p>
-      <w:r>
-        <w:t>Die folgende Runde verdichtet V18 nicht durch neue Schlagworte, sondern durch wiederholte Anwendung auf unterschiedliche Entscheidungsebenen. Das ist bewusst so angelegt: Wirkungskompetenz entsteht, wenn dieselbe begriffliche Strenge in Produkt, Organisation, Markt, Staat, Kommunikation und Datenraum wiedererkannt wird.</w:t>
-      </w:r>
-    </w:p>
-    <w:p>
-      <w:r>
-        <w:t>Begriffliche Schaerfung. Fuer Zeit, Generationen und unsichtbare Betroffene bedeutet praezise Sprache die erste Sicherung gegen Impact-Washing ist, dass die Analyse nicht bei einer Aktivitaet, einem guten Willen oder einer Kennzahl stehen bleiben darf. Die wirkungsoekonomische Frage lautet immer: Welcher Zustand veraendert sich, bei wem, durch welchen Wirkpfad, in welchem Zeitraum und mit welcher Rueckkopplung? Gerade in Grundstudium Wirkungsökonomie ist diese Unterscheidung entscheidend, weil Lernende spaeter nicht nur Begriffe wiedergeben, sondern Entscheidungssituationen pruefen muessen. Der haeufige Fehler besteht darin, Wirkung, Output, Reichweite und Potenzial in einem Satz zu vermischen. Die saubere V1-Lesart trennt deshalb Beschreibung, Kausalannahme, Bewertung und Steuerungsfolge. In der Praxis sollte jede Wirkungsaussage als kurze Viererprobe formuliert werden: Zustand, Betroffene, Quelle, offene Unsicherheit. So wird aus dem Thema kein isoliertes Kapitel, sondern ein pruefbarer Baustein der WÖk-Architektur.</w:t>
-      </w:r>
-    </w:p>
-    <w:p>
-      <w:r>
-        <w:t>Wirkpfad-Logik. Fuer Zeit, Generationen und unsichtbare Betroffene bedeutet ein Thema erst dann steuerbar wird, wenn der Mechanismus zwischen Ausloeser und Zustandsveraenderung beschrieben ist, dass die Analyse nicht bei einer Aktivitaet, einem guten Willen oder einer Kennzahl stehen bleiben darf. Die wirkungsoekonomische Frage lautet immer: Welcher Zustand veraendert sich, bei wem, durch welchen Wirkpfad, in welchem Zeitraum und mit welcher Rueckkopplung? Gerade in Grundstudium Wirkungsökonomie ist diese Unterscheidung entscheidend, weil Lernende spaeter nicht nur Begriffe wiedergeben, sondern Entscheidungssituationen pruefen muessen. Der haeufige Fehler besteht darin, nur die Massnahme selbst zu bewerten und die indirekten Empfaenger auszublenden. Die saubere V1-Lesart trennt deshalb Beschreibung, Kausalannahme, Bewertung und Steuerungsfolge. Eine gute Fallanalyse zeichnet mindestens einen direkten und einen indirekten Wirkpfad nach. So wird aus dem Thema kein isoliertes Kapitel, sondern ein pruefbarer Baustein der WÖk-Architektur.</w:t>
-      </w:r>
-    </w:p>
-    <w:p>
-      <w:r>
-        <w:t>Fallfenster zur Anwendung. Eine Fuehrungsentscheidung erzeugt zugleich Nutzen und Risiken. Die WÖk behandelt Ambivalenz nicht als Stoerung, sondern als Kern der Analyse. Positive Netto-Wirkung darf erst behauptet werden, wenn zentrale negative Wirkungen getrennt geprueft und rote Linien gewahrt sind. Bezogen auf Zeit, Generationen und unsichtbare Betroffene heisst das: Die Analyse muss das konkrete Thema ernst nehmen und zugleich den allgemeinen WÖk-Massstab halten. Es geht nicht darum, die Welt in gute und schlechte Akteure einzuteilen. Es geht darum, Wirkpfade, Wirkungsempfaenger, Datenqualitaet, Risiken und Rueckkopplung so zu beschreiben, dass bessere Entscheidungen moeglich werden.</w:t>
-      </w:r>
-    </w:p>
-    <w:p>
-      <w:r>
-        <w:t>Daten- und Quellenklarheit. Fuer Zeit, Generationen und unsichtbare Betroffene bedeutet jede Bewertung nur so belastbar ist wie Datenlage, Quellenstatus und Aktualitaet, dass die Analyse nicht bei einer Aktivitaet, einem guten Willen oder einer Kennzahl stehen bleiben darf. Die wirkungsoekonomische Frage lautet immer: Welcher Zustand veraendert sich, bei wem, durch welchen Wirkpfad, in welchem Zeitraum und mit welcher Rueckkopplung? Gerade in Grundstudium Wirkungsökonomie ist diese Unterscheidung entscheidend, weil Lernende spaeter nicht nur Begriffe wiedergeben, sondern Entscheidungssituationen pruefen muessen. Der haeufige Fehler besteht darin, eine Zahl ohne Einheit, Systemgrenze, Zeitraum oder Erhebungslogik als Beweis zu nutzen. Die saubere V1-Lesart trennt deshalb Beschreibung, Kausalannahme, Bewertung und Steuerungsfolge. Die Lernenden sollen Daten nicht dekorativ zitieren, sondern ihre Aussagekraft, Luecken und Grenzen offenlegen. So wird aus dem Thema kein isoliertes Kapitel, sondern ein pruefbarer Baustein der WÖk-Architektur.</w:t>
-      </w:r>
-    </w:p>
-    <w:p>
-      <w:r>
-        <w:t>Ambivalenz. Fuer Zeit, Generationen und unsichtbare Betroffene bedeutet positive und negative Zustandsveraenderungen gleichzeitig auftreten koennen, dass die Analyse nicht bei einer Aktivitaet, einem guten Willen oder einer Kennzahl stehen bleiben darf. Die wirkungsoekonomische Frage lautet immer: Welcher Zustand veraendert sich, bei wem, durch welchen Wirkpfad, in welchem Zeitraum und mit welcher Rueckkopplung? Gerade in Grundstudium Wirkungsökonomie ist diese Unterscheidung entscheidend, weil Lernende spaeter nicht nur Begriffe wiedergeben, sondern Entscheidungssituationen pruefen muessen. Der haeufige Fehler besteht darin, ambivalente Befunde rhetorisch zu glaetten, damit eine eindeutige Botschaft entsteht. Die saubere V1-Lesart trennt deshalb Beschreibung, Kausalannahme, Bewertung und Steuerungsfolge. Ein gutes Skript fuehrt deshalb Profile, Zielkonflikte und offene Punkte nebeneinander. So wird aus dem Thema kein isoliertes Kapitel, sondern ein pruefbarer Baustein der WÖk-Architektur.</w:t>
-      </w:r>
-    </w:p>
-    <w:p>
-      <w:r>
-        <w:t>Nichtkompensation. Fuer Zeit, Generationen und unsichtbare Betroffene bedeutet schwere zentrale Schaeden nicht durch beliebige positive Einzelwerte neutralisiert werden duerfen, dass die Analyse nicht bei einer Aktivitaet, einem guten Willen oder einer Kennzahl stehen bleiben darf. Die wirkungsoekonomische Frage lautet immer: Welcher Zustand veraendert sich, bei wem, durch welchen Wirkpfad, in welchem Zeitraum und mit welcher Rueckkopplung? Gerade in Grundstudium Wirkungsökonomie ist diese Unterscheidung entscheidend, weil Lernende spaeter nicht nur Begriffe wiedergeben, sondern Entscheidungssituationen pruefen muessen. Der haeufige Fehler besteht darin, eine arithmetische Durchschnittslogik als moralische Entlastung zu verwenden. Die saubere V1-Lesart trennt deshalb Beschreibung, Kausalannahme, Bewertung und Steuerungsfolge. Reverse Merit Order und rote Linien sind Schutzregeln gegen Schoenrechnung. So wird aus dem Thema kein isoliertes Kapitel, sondern ein pruefbarer Baustein der WÖk-Architektur.</w:t>
-      </w:r>
-    </w:p>
-    <w:p>
-      <w:r>
-        <w:t>Fallfenster zur Anwendung. Ein Controlling-Team moechte einen Score bilden. Das Skript verlangt, dass Datenqualitaet, Systemgrenzen, Gewichtung, Unsicherheit und Nichtkompensation sichtbar bleiben. Ein Score darf die Diskussion nicht beenden, sondern muss bessere Fragen, Priorisierung und Rueckkopplung ermoeglichen. Bezogen auf Zeit, Generationen und unsichtbare Betroffene heisst das: Die Analyse muss das konkrete Thema ernst nehmen und zugleich den allgemeinen WÖk-Massstab halten. Es geht nicht darum, die Welt in gute und schlechte Akteure einzuteilen. Es geht darum, Wirkpfade, Wirkungsempfaenger, Datenqualitaet, Risiken und Rueckkopplung so zu beschreiben, dass bessere Entscheidungen moeglich werden.</w:t>
+        <w:t>Abschlusskommentar 2: Lesen, pruefen, rueckkoppeln</w:t>
+      </w:r>
+    </w:p>
+    <w:p>
+      <w:r>
+        <w:t>Die folgende Verdichtung fuehrt die vorhandenen Kapitel nicht als Wiederholung, sondern als Anwendung zusammen. Wirkungskompetenz entsteht, wenn dieselbe begriffliche Strenge in Fallanalyse, Datenarbeit, Kommunikation, Governance und Entscheidungspraxis wiedererkannt wird.</w:t>
+      </w:r>
+    </w:p>
+    <w:p>
+      <w:r>
+        <w:t>Grenze gegen Scheingenauigkeit. Gerade bei Lernziele ist Praezision wichtiger als grosse Begriffe. Eine Wirkungsaussage bleibt schwach, wenn sie nur Aktivitaet, Reichweite, Absicht oder Image beschreibt. Stark wird sie erst, wenn sie die Zustandsveraenderung und ihre Bedingungen offenlegt. In V18 ist deshalb entscheidend, praezise Sprache die erste Sicherung gegen Impact-Washing bildet. Die Fehlerlinie verlaeuft nicht zwischen Optimismus und Pessimismus, sondern zwischen offengelegter Unsicherheit und rhetorischer Sicherheit ohne Pruefpfad.</w:t>
+      </w:r>
+    </w:p>
+    <w:p>
+      <w:r>
+        <w:t>Pruefungsnahe Lesart. Aus Einleitung / Wirkungsfrage laesst sich eine gute Transferfrage ableiten: Welche Entscheidung waere falsch, wenn dieser Abschnitt missverstanden wird? Fuer Zeit, Generationen und unsichtbare Betroffene lautet die Antwort meist nicht einfach "mehr Wirkung", sondern genauer: bessere Unterscheidung, sauberere Daten, klarere Schutzlinie und rueckgekoppelte Steuerung. Mindestens ein direkter und ein indirekter Wirkpfad muessen nachvollziehbar sein. Wer das im Fall anwenden kann, hat den Kern der Vorlesung verstanden; wer nur Definitionen wiederholt, bleibt unter dem Anspruch der Akademie.</w:t>
+      </w:r>
+    </w:p>
+    <w:p>
+      <w:r>
+        <w:t>Fallfenster zur Anwendung. Ein Kommunikationsbericht nennt viele Aktivitaeten, Reichweiten und Rueckmeldungen. Die V1-Pruefung fragt, ob daraus eine belastbare Wirkungsaussage folgt. Wenn nur Kontakte, Klicks oder Zustimmung vorliegen, bleibt die Aussage im Bereich Wirkungspotenzial oder Resonanz, nicht im Bereich nachgewiesener Wirkung. Bezogen auf Zeit, Generationen und unsichtbare Betroffene heisst das: Die Analyse muss das konkrete Thema ernst nehmen und zugleich den allgemeinen WÖk-Massstab halten. Es geht nicht darum, Akteure moralisch zu sortieren. Es geht darum, Wirkpfade, Wirkungsempfaenger, Datenqualitaet, Risiken und Rueckkopplung so zu beschreiben, dass bessere Entscheidungen moeglich werden.</w:t>
+      </w:r>
+    </w:p>
+    <w:p>
+      <w:r>
+        <w:t>Daten- und Quellenklarheit. Der Abschnitt Kernaussage ist in V18 kein Zusatzwissen, sondern ein Pruefstein fuer die Grundfrage des Skripts: Was veraendert sich, bei wem, wodurch und mit welcher Rueckkopplung? Fuer Zeit, Generationen und unsichtbare Betroffene wird daran sichtbar, dass jede Bewertung nur so belastbar ist wie Datenlage, Quellenstatus, Aktualitaet und Systemgrenze. Die fachliche Grenze liegt dort, wo Lernende eine Zahl ohne Einheit, Zeitraum oder Erhebungslogik als Beweis nutzen. Die saubere Lesart trennt deshalb Beobachtung, Kausalannahme, Bewertung und Steuerungsfolge. In der Anwendung sollte daraus mindestens eine konkrete Begriff, Wirkpfad, Fallbewertung, rote Linie oder Rueckkopplung abgeleitet werden; sonst bleibt das Wissen erklaerend, aber nicht steuerungsfaehig.</w:t>
+      </w:r>
+    </w:p>
+    <w:p>
+      <w:r>
+        <w:t>Anwendung auf Quelltext und fachliche Grundlegung. In einer Fallanalyse beginnt dieser Punkt nicht mit einer Meinung, sondern mit einer belastbaren Beschreibung. Wer V18 pruefungsnah liest, fragt zuerst nach Wirkungsempfaengern, Wirkraum, Zeitraum und Datenquelle. Erst danach folgt die Bewertung im Referenzrahmen Mensch, Planet, Demokratie, SDGs, Agenda 2030 und SDG+. Profile, Zielkonflikte und offene Punkte werden nebeneinander gefuehrt. Der typische Kurzschluss waere, ambivalente Befunde glaetten, damit eine eindeutige Botschaft entsteht. Genau dagegen setzt die WÖk die Pflicht, Wirkungspotenzial, Wirkungsrisiko und positive Netto-Wirkung begrifflich getrennt zu halten.</w:t>
       </w:r>
     </w:p>
     <w:p>
@@ -2830,37 +2974,92 @@
     </w:p>
     <w:p>
       <w:r>
-        <w:t>Rueckkopplung. Fuer Zeit, Generationen und unsichtbare Betroffene bedeutet Wirkungswissen erst dann wertvoll wird, wenn es Entscheidungen veraendert, dass die Analyse nicht bei einer Aktivitaet, einem guten Willen oder einer Kennzahl stehen bleiben darf. Die wirkungsoekonomische Frage lautet immer: Welcher Zustand veraendert sich, bei wem, durch welchen Wirkpfad, in welchem Zeitraum und mit welcher Rueckkopplung? Gerade in Grundstudium Wirkungsökonomie ist diese Unterscheidung entscheidend, weil Lernende spaeter nicht nur Begriffe wiedergeben, sondern Entscheidungssituationen pruefen muessen. Der haeufige Fehler besteht darin, einen Bericht als Endpunkt zu betrachten. Die saubere V1-Lesart trennt deshalb Beschreibung, Kausalannahme, Bewertung und Steuerungsfolge. Jeder Analyseblock sollte fragen, welche Routine, welcher Prozess oder welche Ressource nach der Bewertung angepasst wird. So wird aus dem Thema kein isoliertes Kapitel, sondern ein pruefbarer Baustein der WÖk-Architektur.</w:t>
-      </w:r>
-    </w:p>
-    <w:p>
-      <w:r>
-        <w:t>Governance. Fuer Zeit, Generationen und unsichtbare Betroffene bedeutet Wirkungsbewertung Verfahren, Rechte, Transparenz und Korrektur braucht, dass die Analyse nicht bei einer Aktivitaet, einem guten Willen oder einer Kennzahl stehen bleiben darf. Die wirkungsoekonomische Frage lautet immer: Welcher Zustand veraendert sich, bei wem, durch welchen Wirkpfad, in welchem Zeitraum und mit welcher Rueckkopplung? Gerade in Grundstudium Wirkungsökonomie ist diese Unterscheidung entscheidend, weil Lernende spaeter nicht nur Begriffe wiedergeben, sondern Entscheidungssituationen pruefen muessen. Der haeufige Fehler besteht darin, Bewertung als technokratische Top-down-Setzung zu verstehen. Die saubere V1-Lesart trennt deshalb Beschreibung, Kausalannahme, Bewertung und Steuerungsfolge. Betroffene, Datenhalter, Entscheider und Kontrollinstanzen muessen unterscheidbare Rollen behalten. So wird aus dem Thema kein isoliertes Kapitel, sondern ein pruefbarer Baustein der WÖk-Architektur.</w:t>
-      </w:r>
-    </w:p>
-    <w:p>
-      <w:r>
-        <w:t>Didaktische Pruefbarkeit. Fuer Zeit, Generationen und unsichtbare Betroffene bedeutet das Thema in der Akademie nicht nur erklaert, sondern in Falllogik ueberfuehrt werden muss, dass die Analyse nicht bei einer Aktivitaet, einem guten Willen oder einer Kennzahl stehen bleiben darf. Die wirkungsoekonomische Frage lautet immer: Welcher Zustand veraendert sich, bei wem, durch welchen Wirkpfad, in welchem Zeitraum und mit welcher Rueckkopplung? Gerade in Grundstudium Wirkungsökonomie ist diese Unterscheidung entscheidend, weil Lernende spaeter nicht nur Begriffe wiedergeben, sondern Entscheidungssituationen pruefen muessen. Der haeufige Fehler besteht darin, reines Auswendiglernen als Kompetenznachweis zu behandeln. Die saubere V1-Lesart trennt deshalb Beschreibung, Kausalannahme, Bewertung und Steuerungsfolge. Pruefungsfragen sollen Begriffe, Anwendung und rote Linien verbinden. So wird aus dem Thema kein isoliertes Kapitel, sondern ein pruefbarer Baustein der WÖk-Architektur.</w:t>
-      </w:r>
-    </w:p>
-    <w:p>
-      <w:r>
-        <w:t>Fallfenster zur Anwendung. Ein Kommunikationsbericht nennt viele Aktivitaeten, Reichweiten und Rueckmeldungen. Die V1-Pruefung fragt, ob daraus eine belastbare Wirkungsaussage folgt. Wenn nur Kontakte, Klicks oder Zustimmung vorliegen, bleibt die Aussage im Bereich Wirkungspotenzial oder Resonanz, nicht im Bereich nachgewiesener Wirkung. Bezogen auf Zeit, Generationen und unsichtbare Betroffene heisst das: Die Analyse muss das konkrete Thema ernst nehmen und zugleich den allgemeinen WÖk-Massstab halten. Es geht nicht darum, die Welt in gute und schlechte Akteure einzuteilen. Es geht darum, Wirkpfade, Wirkungsempfaenger, Datenqualitaet, Risiken und Rueckkopplung so zu beschreiben, dass bessere Entscheidungen moeglich werden.</w:t>
-      </w:r>
-    </w:p>
-    <w:p>
-      <w:r>
-        <w:t>Transfer in Organisationen. Fuer Zeit, Generationen und unsichtbare Betroffene bedeutet WÖk-Begriffe im Alltag nur tragen, wenn sie in Routinen uebersetzt werden, dass die Analyse nicht bei einer Aktivitaet, einem guten Willen oder einer Kennzahl stehen bleiben darf. Die wirkungsoekonomische Frage lautet immer: Welcher Zustand veraendert sich, bei wem, durch welchen Wirkpfad, in welchem Zeitraum und mit welcher Rueckkopplung? Gerade in Grundstudium Wirkungsökonomie ist diese Unterscheidung entscheidend, weil Lernende spaeter nicht nur Begriffe wiedergeben, sondern Entscheidungssituationen pruefen muessen. Der haeufige Fehler besteht darin, die Verantwortung an eine Nachhaltigkeitsabteilung auszulagern. Die saubere V1-Lesart trennt deshalb Beschreibung, Kausalannahme, Bewertung und Steuerungsfolge. Strategie, Einkauf, Kommunikation, Controlling und Fuehrung muessen denselben Wirkungsbegriff verwenden. So wird aus dem Thema kein isoliertes Kapitel, sondern ein pruefbarer Baustein der WÖk-Architektur.</w:t>
-      </w:r>
-    </w:p>
-    <w:p>
-      <w:r>
-        <w:t>Rueckfluss in den Korpus. Fuer Zeit, Generationen und unsichtbare Betroffene bedeutet jedes Studienskript den Gesamtbestand schaerfen kann, dass die Analyse nicht bei einer Aktivitaet, einem guten Willen oder einer Kennzahl stehen bleiben darf. Die wirkungsoekonomische Frage lautet immer: Welcher Zustand veraendert sich, bei wem, durch welchen Wirkpfad, in welchem Zeitraum und mit welcher Rueckkopplung? Gerade in Grundstudium Wirkungsökonomie ist diese Unterscheidung entscheidend, weil Lernende spaeter nicht nur Begriffe wiedergeben, sondern Entscheidungssituationen pruefen muessen. Der haeufige Fehler besteht darin, neue Einsichten nur lokal im Skript zu belassen. Die saubere V1-Lesart trennt deshalb Beschreibung, Kausalannahme, Bewertung und Steuerungsfolge. Glossar, Website, Journal, Dossiers und Visuals sollen aus der Skriptarbeit lernen. So wird aus dem Thema kein isoliertes Kapitel, sondern ein pruefbarer Baustein der WÖk-Architektur.</w:t>
+        <w:t>Evidenzregel. Der Raum, den man am leichtesten vergisst darf im Skript nicht als dekorativer Begriff stehen bleiben. Der Abschnitt traegt nur dann, wenn er eine pruefbare Aussage erlaubt: Welche Quelle stuetzt die Annahme, welche Unsicherheit bleibt offen und welche Gegenbeobachtung wuerde die Bewertung veraendern? Fuer Zeit, Generationen und unsichtbare Betroffene heisst das, dass schwere zentrale Schaeden nicht durch beliebige positive Einzelwerte neutralisiert werden duerfen. Die Studierenden sollen nicht lernen, einen Score nachzusprechen. Sie sollen erkennen, wann ein Score klaert, wann er verdeckt und wann eine rote Linie die Durchschnittslogik stoppt.</w:t>
+      </w:r>
+    </w:p>
+    <w:p>
+      <w:r>
+        <w:t>Fallfenster zur Anwendung. Eine Organisation plant eine Massnahme und formuliert dazu eine positive Absicht. In der WÖk reicht das nicht. Fuer diese Vorlesung muss sichtbar werden, welche Zustandsveraenderung erwartet wird, welche Empfaenger direkt oder indirekt betroffen sind, welche Nebenwirkungen entstehen koennen und welche Entscheidung spaeter korrigiert wird. Bezogen auf Zeit, Generationen und unsichtbare Betroffene heisst das: Die Analyse muss das konkrete Thema ernst nehmen und zugleich den allgemeinen WÖk-Massstab halten. Es geht nicht darum, Akteure moralisch zu sortieren. Es geht darum, Wirkpfade, Wirkungsempfaenger, Datenqualitaet, Risiken und Rueckkopplung so zu beschreiben, dass bessere Entscheidungen moeglich werden.</w:t>
+      </w:r>
+    </w:p>
+    <w:p>
+      <w:r>
+        <w:t>Transfer in Grundstudium Wirkungsökonomie. Wirkung reicht in die Zukunft verbindet die inhaltliche Deutung mit der spaeteren Praxis. Eine Organisation kann zu Zeit, Generationen und unsichtbare Betroffene sehr ueberzeugend kommunizieren und trotzdem an einen plausiblen Gedanken schon fuer Wirkung zu halten, obwohl Empfaenger, Zustand, Zeitbezug und Quelle fehlen scheitern. Darum muss die V1-Fassung immer auch nach Governance fragen: Wer erhebt Daten, wer bewertet sie, wer traegt die Folgen, wer kann widersprechen und wann wird eine Entscheidung korrigiert? Jeder Analyseblock fragt nach der Routine, die nach der Bewertung angepasst wird. So wird aus einem Lehrkapitel eine verantwortbare Arbeitsroutine.</w:t>
+      </w:r>
+    </w:p>
+    <w:p>
+      <w:r>
+        <w:t>Grenze gegen Scheingenauigkeit. Gerade bei Die künftigen Generationen ist Praezision wichtiger als grosse Begriffe. Eine Wirkungsaussage bleibt schwach, wenn sie nur Aktivitaet, Reichweite, Absicht oder Image beschreibt. Stark wird sie erst, wenn sie die Zustandsveraenderung und ihre Bedingungen offenlegt. In V18 ist deshalb entscheidend, Wirkungsbewertung Verfahren, Rechte, Transparenz und Korrektur braucht. Die Fehlerlinie verlaeuft nicht zwischen Optimismus und Pessimismus, sondern zwischen offengelegter Unsicherheit und rhetorischer Sicherheit ohne Pruefpfad.</w:t>
+      </w:r>
+    </w:p>
+    <w:p>
+      <w:r>
+        <w:t>Pruefungsnahe Lesart. Aus Generationengerechtigkeit laesst sich eine gute Transferfrage ableiten: Welche Entscheidung waere falsch, wenn dieser Abschnitt missverstanden wird? Fuer Zeit, Generationen und unsichtbare Betroffene lautet die Antwort meist nicht einfach "mehr Wirkung", sondern genauer: bessere Unterscheidung, sauberere Daten, klarere Schutzlinie und rueckgekoppelte Steuerung. Pruefungsfragen verbinden Begriff, Anwendung, Evidenz und rote Linie. Wer das im Fall anwenden kann, hat den Kern der Vorlesung verstanden; wer nur Definitionen wiederholt, bleibt unter dem Anspruch der Akademie.</w:t>
+      </w:r>
+    </w:p>
+    <w:p>
+      <w:r>
+        <w:t>Fallfenster zur Anwendung. Eine Fuehrungsentscheidung erzeugt zugleich Nutzen und Risiken. Die WÖk behandelt Ambivalenz nicht als Stoerung, sondern als Kern der Analyse. Positive Netto-Wirkung darf erst behauptet werden, wenn zentrale negative Wirkungen getrennt geprueft und rote Linien gewahrt sind. Bezogen auf Zeit, Generationen und unsichtbare Betroffene heisst das: Die Analyse muss das konkrete Thema ernst nehmen und zugleich den allgemeinen WÖk-Massstab halten. Es geht nicht darum, Akteure moralisch zu sortieren. Es geht darum, Wirkpfade, Wirkungsempfaenger, Datenqualitaet, Risiken und Rueckkopplung so zu beschreiben, dass bessere Entscheidungen moeglich werden.</w:t>
+      </w:r>
+    </w:p>
+    <w:p>
+      <w:r>
+        <w:t>Organisationale Umsetzung. Der Abschnitt Die unsichtbaren Betroffenen im Raum ist in V18 kein Zusatzwissen, sondern ein Pruefstein fuer die Grundfrage des Skripts: Was veraendert sich, bei wem, wodurch und mit welcher Rueckkopplung? Fuer Zeit, Generationen und unsichtbare Betroffene wird daran sichtbar, dass WÖk-Begriffe im Alltag nur tragen, wenn sie in Routinen uebersetzt werden. Die fachliche Grenze liegt dort, wo Lernende Verantwortung an eine einzelne Nachhaltigkeitsfunktion auslagern. Die saubere Lesart trennt deshalb Beobachtung, Kausalannahme, Bewertung und Steuerungsfolge. In der Anwendung sollte daraus mindestens eine konkrete Begriff, Wirkpfad, Fallbewertung, rote Linie oder Rueckkopplung abgeleitet werden; sonst bleibt das Wissen erklaerend, aber nicht steuerungsfaehig.</w:t>
       </w:r>
     </w:p>
     <w:p>
       <w:r>
         <w:t>Pruefungsnahe Transferfrage. Formuliere zu V18 eine Wirkungsaussage in drei Saetzen: Erstens den beobachteten oder plausiblen Zustand, zweitens die Daten- oder Quellenlage, drittens die offene Unsicherheit samt Rueckkopplung. Die Antwort muss ohne moralische Personenbewertung auskommen und darf Reichweite nicht mit Wirkung verwechseln.</w:t>
+      </w:r>
+    </w:p>
+    <w:p>
+      <w:r>
+        <w:t>Anwendung auf Warum das Ferne und Stumme so leicht durchfällt. In einer Fallanalyse beginnt dieser Punkt nicht mit einer Meinung, sondern mit einer belastbaren Beschreibung. Wer V18 pruefungsnah liest, fragt zuerst nach Wirkungsempfaengern, Wirkraum, Zeitraum und Datenquelle. Erst danach folgt die Bewertung im Referenzrahmen Mensch, Planet, Demokratie, SDGs, Agenda 2030 und SDG+. Gute Kommunikation unterscheidet Befund, Annahme und normative Bewertung. Der typische Kurzschluss waere, Eindeutigkeit behaupten, wo die Datenlage nur Potenzial oder Risiko traegt. Genau dagegen setzt die WÖk die Pflicht, Wirkungspotenzial, Wirkungsrisiko und positive Netto-Wirkung begrifflich getrennt zu halten.</w:t>
+      </w:r>
+    </w:p>
+    <w:p>
+      <w:r>
+        <w:t>Evidenzregel. Ein Beispiel: eine bequeme Entscheidung heute darf im Skript nicht als dekorativer Begriff stehen bleiben. Der Abschnitt traegt nur dann, wenn er eine pruefbare Aussage erlaubt: Welche Quelle stuetzt die Annahme, welche Unsicherheit bleibt offen und welche Gegenbeobachtung wuerde die Bewertung veraendern? Fuer Zeit, Generationen und unsichtbare Betroffene heisst das, dass jede Wirkungsaussage eine Grenze zieht und diese Grenze begruenden muss. Die Studierenden sollen nicht lernen, einen Score nachzusprechen. Sie sollen erkennen, wann ein Score klaert, wann er verdeckt und wann eine rote Linie die Durchschnittslogik stoppt.</w:t>
+      </w:r>
+    </w:p>
+    <w:p>
+      <w:r>
+        <w:t>Fallfenster zur Anwendung. Ein Controlling-Team moechte einen Score bilden. Das Skript verlangt, dass Datenqualitaet, Systemgrenzen, Gewichtung, Unsicherheit und Nichtkompensation sichtbar bleiben. Ein Score darf die Diskussion nicht beenden, sondern muss bessere Fragen, Priorisierung und Rueckkopplung ermoeglichen. Bezogen auf Zeit, Generationen und unsichtbare Betroffene heisst das: Die Analyse muss das konkrete Thema ernst nehmen und zugleich den allgemeinen WÖk-Massstab halten. Es geht nicht darum, Akteure moralisch zu sortieren. Es geht darum, Wirkpfade, Wirkungsempfaenger, Datenqualitaet, Risiken und Rueckkopplung so zu beschreiben, dass bessere Entscheidungen moeglich werden.</w:t>
+      </w:r>
+    </w:p>
+    <w:p>
+      <w:r>
+        <w:t>Transfer in Grundstudium Wirkungsökonomie. Unsicherheit über die Zukunft verbindet die inhaltliche Deutung mit der spaeteren Praxis. Eine Organisation kann zu Zeit, Generationen und unsichtbare Betroffene sehr ueberzeugend kommunizieren und trotzdem an einen plausiblen Gedanken schon fuer Wirkung zu halten, obwohl Empfaenger, Zustand, Zeitbezug und Quelle fehlen scheitern. Darum muss die V1-Fassung immer auch nach Governance fragen: Wer erhebt Daten, wer bewertet sie, wer traegt die Folgen, wer kann widersprechen und wann wird eine Entscheidung korrigiert? Szenarien pruefen Sofortwirkung, Folgewirkung und Reversibilitaet getrennt. So wird aus einem Lehrkapitel eine verantwortbare Arbeitsroutine.</w:t>
+      </w:r>
+    </w:p>
+    <w:p>
+      <w:r>
+        <w:t>Grenze gegen Scheingenauigkeit. Gerade bei Der geweitete Kreis der Rücksicht ist Praezision wichtiger als grosse Begriffe. Eine Wirkungsaussage bleibt schwach, wenn sie nur Aktivitaet, Reichweite, Absicht oder Image beschreibt. Stark wird sie erst, wenn sie die Zustandsveraenderung und ihre Bedingungen offenlegt. In V18 ist deshalb entscheidend, Wirkung nicht am Sender, sondern an veraenderten Zustanden der Empfaenger geprueft wird. Die Fehlerlinie verlaeuft nicht zwischen Optimismus und Pessimismus, sondern zwischen offengelegter Unsicherheit und rhetorischer Sicherheit ohne Pruefpfad.</w:t>
+      </w:r>
+    </w:p>
+    <w:p>
+      <w:r>
+        <w:t>Pruefungsnahe Lesart. Aus Was du aus dieser Vorlesung mitnimmst laesst sich eine gute Transferfrage ableiten: Welche Entscheidung waere falsch, wenn dieser Abschnitt missverstanden wird? Fuer Zeit, Generationen und unsichtbare Betroffene lautet die Antwort meist nicht einfach "mehr Wirkung", sondern genauer: bessere Unterscheidung, sauberere Daten, klarere Schutzlinie und rueckgekoppelte Steuerung. Jede Schlussfolgerung endet mit Entscheidung, Verantwortlichkeit und Termin fuer Rueckpruefung. Wer das im Fall anwenden kann, hat den Kern der Vorlesung verstanden; wer nur Definitionen wiederholt, bleibt unter dem Anspruch der Akademie.</w:t>
+      </w:r>
+    </w:p>
+    <w:p>
+      <w:r>
+        <w:t>Fallfenster zur Anwendung. Ein Kommunikationsbericht nennt viele Aktivitaeten, Reichweiten und Rueckmeldungen. Die V1-Pruefung fragt, ob daraus eine belastbare Wirkungsaussage folgt. Wenn nur Kontakte, Klicks oder Zustimmung vorliegen, bleibt die Aussage im Bereich Wirkungspotenzial oder Resonanz, nicht im Bereich nachgewiesener Wirkung. Bezogen auf Zeit, Generationen und unsichtbare Betroffene heisst das: Die Analyse muss das konkrete Thema ernst nehmen und zugleich den allgemeinen WÖk-Massstab halten. Es geht nicht darum, Akteure moralisch zu sortieren. Es geht darum, Wirkpfade, Wirkungsempfaenger, Datenqualitaet, Risiken und Rueckkopplung so zu beschreiben, dass bessere Entscheidungen moeglich werden.</w:t>
+      </w:r>
+    </w:p>
+    <w:p>
+      <w:r>
+        <w:t>Pruefungsnahe Transferfrage. Formuliere zu V18 eine Wirkungsaussage in drei Saetzen: Erstens den beobachteten oder plausiblen Zustand, zweitens die Daten- oder Quellenlage, drittens die offene Unsicherheit samt Rueckkopplung. Die Antwort muss ohne moralische Personenbewertung auskommen und darf Reichweite nicht mit Wirkung verwechseln.</w:t>
+      </w:r>
+    </w:p>
+    <w:p>
+      <w:r>
+        <w:t>Wissenschaftliche Anschlussfaehigkeit. Der Abschnitt Wirkungsökonomische Vertiefung ist in V18 kein Zusatzwissen, sondern ein Pruefstein fuer die Grundfrage des Skripts: Was veraendert sich, bei wem, wodurch und mit welcher Rueckkopplung? Fuer Zeit, Generationen und unsichtbare Betroffene wird daran sichtbar, dass WÖk-Aussagen mit bestehenden Begriffen, Studien, Standards und Rechtsrahmen in Beziehung stehen muessen. Die fachliche Grenze liegt dort, wo Lernende hausinterne Sprache als Ersatz fuer zitierfaehige Begruendung verwenden. Die saubere Lesart trennt deshalb Beobachtung, Kausalannahme, Bewertung und Steuerungsfolge. In der Anwendung sollte daraus mindestens eine konkrete Begriff, Wirkpfad, Fallbewertung, rote Linie oder Rueckkopplung abgeleitet werden; sonst bleibt das Wissen erklaerend, aber nicht steuerungsfaehig.</w:t>
+      </w:r>
+    </w:p>
+    <w:p>
+      <w:r>
+        <w:t>Anwendung auf Prüfungsrelevanz. In einer Fallanalyse beginnt dieser Punkt nicht mit einer Meinung, sondern mit einer belastbaren Beschreibung. Wer V18 pruefungsnah liest, fragt zuerst nach Wirkungsempfaengern, Wirkraum, Zeitraum und Datenquelle. Erst danach folgt die Bewertung im Referenzrahmen Mensch, Planet, Demokratie, SDGs, Agenda 2030 und SDG+. Die Analyse markiert Stoppsignale vor jeder Portfolio- oder Score-Debatte. Der typische Kurzschluss waere, ein gutes Teilresultat gegen zentrale Schaeden aufrechnen. Genau dagegen setzt die WÖk die Pflicht, Wirkungspotenzial, Wirkungsrisiko und positive Netto-Wirkung begrifflich getrennt zu halten.</w:t>
       </w:r>
     </w:p>
     <w:p>
@@ -2868,47 +3067,32 @@
         <w:pStyle w:val="Heading3"/>
       </w:pPr>
       <w:r>
-        <w:t>Vertiefungsrunde 3: Lesen, pruefen, rueckkoppeln</w:t>
-      </w:r>
-    </w:p>
-    <w:p>
-      <w:r>
-        <w:t>Die folgende Runde verdichtet V18 nicht durch neue Schlagworte, sondern durch wiederholte Anwendung auf unterschiedliche Entscheidungsebenen. Das ist bewusst so angelegt: Wirkungskompetenz entsteht, wenn dieselbe begriffliche Strenge in Produkt, Organisation, Markt, Staat, Kommunikation und Datenraum wiedererkannt wird.</w:t>
-      </w:r>
-    </w:p>
-    <w:p>
-      <w:r>
-        <w:t>Begriffliche Schaerfung. Fuer Zeit, Generationen und unsichtbare Betroffene bedeutet praezise Sprache die erste Sicherung gegen Impact-Washing ist, dass die Analyse nicht bei einer Aktivitaet, einem guten Willen oder einer Kennzahl stehen bleiben darf. Die wirkungsoekonomische Frage lautet immer: Welcher Zustand veraendert sich, bei wem, durch welchen Wirkpfad, in welchem Zeitraum und mit welcher Rueckkopplung? Gerade in Grundstudium Wirkungsökonomie ist diese Unterscheidung entscheidend, weil Lernende spaeter nicht nur Begriffe wiedergeben, sondern Entscheidungssituationen pruefen muessen. Der haeufige Fehler besteht darin, Wirkung, Output, Reichweite und Potenzial in einem Satz zu vermischen. Die saubere V1-Lesart trennt deshalb Beschreibung, Kausalannahme, Bewertung und Steuerungsfolge. In der Praxis sollte jede Wirkungsaussage als kurze Viererprobe formuliert werden: Zustand, Betroffene, Quelle, offene Unsicherheit. So wird aus dem Thema kein isoliertes Kapitel, sondern ein pruefbarer Baustein der WÖk-Architektur.</w:t>
-      </w:r>
-    </w:p>
-    <w:p>
-      <w:r>
-        <w:t>Fallfenster zur Anwendung. Eine Organisation plant eine Massnahme und formuliert dazu eine positive Absicht. In der WÖk reicht das nicht. Fuer diese Vorlesung muss sichtbar werden, welche Zustandsveraenderung erwartet wird, welche Empfaenger direkt oder indirekt betroffen sind, welche Nebenwirkungen entstehen koennen und welche Entscheidung spaeter korrigiert wird. Bezogen auf Zeit, Generationen und unsichtbare Betroffene heisst das: Die Analyse muss das konkrete Thema ernst nehmen und zugleich den allgemeinen WÖk-Massstab halten. Es geht nicht darum, die Welt in gute und schlechte Akteure einzuteilen. Es geht darum, Wirkpfade, Wirkungsempfaenger, Datenqualitaet, Risiken und Rueckkopplung so zu beschreiben, dass bessere Entscheidungen moeglich werden.</w:t>
-      </w:r>
-    </w:p>
-    <w:p>
-      <w:r>
-        <w:t>Wirkpfad-Logik. Fuer Zeit, Generationen und unsichtbare Betroffene bedeutet ein Thema erst dann steuerbar wird, wenn der Mechanismus zwischen Ausloeser und Zustandsveraenderung beschrieben ist, dass die Analyse nicht bei einer Aktivitaet, einem guten Willen oder einer Kennzahl stehen bleiben darf. Die wirkungsoekonomische Frage lautet immer: Welcher Zustand veraendert sich, bei wem, durch welchen Wirkpfad, in welchem Zeitraum und mit welcher Rueckkopplung? Gerade in Grundstudium Wirkungsökonomie ist diese Unterscheidung entscheidend, weil Lernende spaeter nicht nur Begriffe wiedergeben, sondern Entscheidungssituationen pruefen muessen. Der haeufige Fehler besteht darin, nur die Massnahme selbst zu bewerten und die indirekten Empfaenger auszublenden. Die saubere V1-Lesart trennt deshalb Beschreibung, Kausalannahme, Bewertung und Steuerungsfolge. Eine gute Fallanalyse zeichnet mindestens einen direkten und einen indirekten Wirkpfad nach. So wird aus dem Thema kein isoliertes Kapitel, sondern ein pruefbarer Baustein der WÖk-Architektur.</w:t>
-      </w:r>
-    </w:p>
-    <w:p>
-      <w:r>
-        <w:t>Daten- und Quellenklarheit. Fuer Zeit, Generationen und unsichtbare Betroffene bedeutet jede Bewertung nur so belastbar ist wie Datenlage, Quellenstatus und Aktualitaet, dass die Analyse nicht bei einer Aktivitaet, einem guten Willen oder einer Kennzahl stehen bleiben darf. Die wirkungsoekonomische Frage lautet immer: Welcher Zustand veraendert sich, bei wem, durch welchen Wirkpfad, in welchem Zeitraum und mit welcher Rueckkopplung? Gerade in Grundstudium Wirkungsökonomie ist diese Unterscheidung entscheidend, weil Lernende spaeter nicht nur Begriffe wiedergeben, sondern Entscheidungssituationen pruefen muessen. Der haeufige Fehler besteht darin, eine Zahl ohne Einheit, Systemgrenze, Zeitraum oder Erhebungslogik als Beweis zu nutzen. Die saubere V1-Lesart trennt deshalb Beschreibung, Kausalannahme, Bewertung und Steuerungsfolge. Die Lernenden sollen Daten nicht dekorativ zitieren, sondern ihre Aussagekraft, Luecken und Grenzen offenlegen. So wird aus dem Thema kein isoliertes Kapitel, sondern ein pruefbarer Baustein der WÖk-Architektur.</w:t>
-      </w:r>
-    </w:p>
-    <w:p>
-      <w:r>
-        <w:t>Ambivalenz. Fuer Zeit, Generationen und unsichtbare Betroffene bedeutet positive und negative Zustandsveraenderungen gleichzeitig auftreten koennen, dass die Analyse nicht bei einer Aktivitaet, einem guten Willen oder einer Kennzahl stehen bleiben darf. Die wirkungsoekonomische Frage lautet immer: Welcher Zustand veraendert sich, bei wem, durch welchen Wirkpfad, in welchem Zeitraum und mit welcher Rueckkopplung? Gerade in Grundstudium Wirkungsökonomie ist diese Unterscheidung entscheidend, weil Lernende spaeter nicht nur Begriffe wiedergeben, sondern Entscheidungssituationen pruefen muessen. Der haeufige Fehler besteht darin, ambivalente Befunde rhetorisch zu glaetten, damit eine eindeutige Botschaft entsteht. Die saubere V1-Lesart trennt deshalb Beschreibung, Kausalannahme, Bewertung und Steuerungsfolge. Ein gutes Skript fuehrt deshalb Profile, Zielkonflikte und offene Punkte nebeneinander. So wird aus dem Thema kein isoliertes Kapitel, sondern ein pruefbarer Baustein der WÖk-Architektur.</w:t>
-      </w:r>
-    </w:p>
-    <w:p>
-      <w:r>
-        <w:t>Fallfenster zur Anwendung. Eine Fuehrungsentscheidung erzeugt zugleich Nutzen und Risiken. Die WÖk behandelt Ambivalenz nicht als Stoerung, sondern als Kern der Analyse. Positive Netto-Wirkung darf erst behauptet werden, wenn zentrale negative Wirkungen getrennt geprueft und rote Linien gewahrt sind. Bezogen auf Zeit, Generationen und unsichtbare Betroffene heisst das: Die Analyse muss das konkrete Thema ernst nehmen und zugleich den allgemeinen WÖk-Massstab halten. Es geht nicht darum, die Welt in gute und schlechte Akteure einzuteilen. Es geht darum, Wirkpfade, Wirkungsempfaenger, Datenqualitaet, Risiken und Rueckkopplung so zu beschreiben, dass bessere Entscheidungen moeglich werden.</w:t>
-      </w:r>
-    </w:p>
-    <w:p>
-      <w:r>
-        <w:t>Nichtkompensation. Fuer Zeit, Generationen und unsichtbare Betroffene bedeutet schwere zentrale Schaeden nicht durch beliebige positive Einzelwerte neutralisiert werden duerfen, dass die Analyse nicht bei einer Aktivitaet, einem guten Willen oder einer Kennzahl stehen bleiben darf. Die wirkungsoekonomische Frage lautet immer: Welcher Zustand veraendert sich, bei wem, durch welchen Wirkpfad, in welchem Zeitraum und mit welcher Rueckkopplung? Gerade in Grundstudium Wirkungsökonomie ist diese Unterscheidung entscheidend, weil Lernende spaeter nicht nur Begriffe wiedergeben, sondern Entscheidungssituationen pruefen muessen. Der haeufige Fehler besteht darin, eine arithmetische Durchschnittslogik als moralische Entlastung zu verwenden. Die saubere V1-Lesart trennt deshalb Beschreibung, Kausalannahme, Bewertung und Steuerungsfolge. Reverse Merit Order und rote Linien sind Schutzregeln gegen Schoenrechnung. So wird aus dem Thema kein isoliertes Kapitel, sondern ein pruefbarer Baustein der WÖk-Architektur.</w:t>
+        <w:t>Abschlusskommentar 3: Lesen, pruefen, rueckkoppeln</w:t>
+      </w:r>
+    </w:p>
+    <w:p>
+      <w:r>
+        <w:t>Die folgende Verdichtung fuehrt die vorhandenen Kapitel nicht als Wiederholung, sondern als Anwendung zusammen. Wirkungskompetenz entsteht, wenn dieselbe begriffliche Strenge in Fallanalyse, Datenarbeit, Kommunikation, Governance und Entscheidungspraxis wiedererkannt wird.</w:t>
+      </w:r>
+    </w:p>
+    <w:p>
+      <w:r>
+        <w:t>Evidenzregel. Lernziele darf im Skript nicht als dekorativer Begriff stehen bleiben. Der Abschnitt traegt nur dann, wenn er eine pruefbare Aussage erlaubt: Welche Quelle stuetzt die Annahme, welche Unsicherheit bleibt offen und welche Gegenbeobachtung wuerde die Bewertung veraendern? Fuer Zeit, Generationen und unsichtbare Betroffene heisst das, dass praezise Sprache die erste Sicherung gegen Impact-Washing bildet. Die Studierenden sollen nicht lernen, einen Score nachzusprechen. Sie sollen erkennen, wann ein Score klaert, wann er verdeckt und wann eine rote Linie die Durchschnittslogik stoppt.</w:t>
+      </w:r>
+    </w:p>
+    <w:p>
+      <w:r>
+        <w:t>Fallfenster zur Anwendung. Eine Organisation plant eine Massnahme und formuliert dazu eine positive Absicht. In der WÖk reicht das nicht. Fuer diese Vorlesung muss sichtbar werden, welche Zustandsveraenderung erwartet wird, welche Empfaenger direkt oder indirekt betroffen sind, welche Nebenwirkungen entstehen koennen und welche Entscheidung spaeter korrigiert wird. Bezogen auf Zeit, Generationen und unsichtbare Betroffene heisst das: Die Analyse muss das konkrete Thema ernst nehmen und zugleich den allgemeinen WÖk-Massstab halten. Es geht nicht darum, Akteure moralisch zu sortieren. Es geht darum, Wirkpfade, Wirkungsempfaenger, Datenqualitaet, Risiken und Rueckkopplung so zu beschreiben, dass bessere Entscheidungen moeglich werden.</w:t>
+      </w:r>
+    </w:p>
+    <w:p>
+      <w:r>
+        <w:t>Transfer in Grundstudium Wirkungsökonomie. Einleitung / Wirkungsfrage verbindet die inhaltliche Deutung mit der spaeteren Praxis. Eine Organisation kann zu Zeit, Generationen und unsichtbare Betroffene sehr ueberzeugend kommunizieren und trotzdem an einen plausiblen Gedanken schon fuer Wirkung zu halten, obwohl Empfaenger, Zustand, Zeitbezug und Quelle fehlen scheitern. Darum muss die V1-Fassung immer auch nach Governance fragen: Wer erhebt Daten, wer bewertet sie, wer traegt die Folgen, wer kann widersprechen und wann wird eine Entscheidung korrigiert? Mindestens ein direkter und ein indirekter Wirkpfad muessen nachvollziehbar sein. So wird aus einem Lehrkapitel eine verantwortbare Arbeitsroutine.</w:t>
+      </w:r>
+    </w:p>
+    <w:p>
+      <w:r>
+        <w:t>Grenze gegen Scheingenauigkeit. Gerade bei Kernaussage ist Praezision wichtiger als grosse Begriffe. Eine Wirkungsaussage bleibt schwach, wenn sie nur Aktivitaet, Reichweite, Absicht oder Image beschreibt. Stark wird sie erst, wenn sie die Zustandsveraenderung und ihre Bedingungen offenlegt. In V18 ist deshalb entscheidend, jede Bewertung nur so belastbar ist wie Datenlage, Quellenstatus, Aktualitaet und Systemgrenze. Die Fehlerlinie verlaeuft nicht zwischen Optimismus und Pessimismus, sondern zwischen offengelegter Unsicherheit und rhetorischer Sicherheit ohne Pruefpfad.</w:t>
       </w:r>
     </w:p>
     <w:p>
@@ -2918,42 +3102,32 @@
     </w:p>
     <w:p>
       <w:r>
-        <w:t>Rueckkopplung. Fuer Zeit, Generationen und unsichtbare Betroffene bedeutet Wirkungswissen erst dann wertvoll wird, wenn es Entscheidungen veraendert, dass die Analyse nicht bei einer Aktivitaet, einem guten Willen oder einer Kennzahl stehen bleiben darf. Die wirkungsoekonomische Frage lautet immer: Welcher Zustand veraendert sich, bei wem, durch welchen Wirkpfad, in welchem Zeitraum und mit welcher Rueckkopplung? Gerade in Grundstudium Wirkungsökonomie ist diese Unterscheidung entscheidend, weil Lernende spaeter nicht nur Begriffe wiedergeben, sondern Entscheidungssituationen pruefen muessen. Der haeufige Fehler besteht darin, einen Bericht als Endpunkt zu betrachten. Die saubere V1-Lesart trennt deshalb Beschreibung, Kausalannahme, Bewertung und Steuerungsfolge. Jeder Analyseblock sollte fragen, welche Routine, welcher Prozess oder welche Ressource nach der Bewertung angepasst wird. So wird aus dem Thema kein isoliertes Kapitel, sondern ein pruefbarer Baustein der WÖk-Architektur.</w:t>
-      </w:r>
-    </w:p>
-    <w:p>
-      <w:r>
-        <w:t>Governance. Fuer Zeit, Generationen und unsichtbare Betroffene bedeutet Wirkungsbewertung Verfahren, Rechte, Transparenz und Korrektur braucht, dass die Analyse nicht bei einer Aktivitaet, einem guten Willen oder einer Kennzahl stehen bleiben darf. Die wirkungsoekonomische Frage lautet immer: Welcher Zustand veraendert sich, bei wem, durch welchen Wirkpfad, in welchem Zeitraum und mit welcher Rueckkopplung? Gerade in Grundstudium Wirkungsökonomie ist diese Unterscheidung entscheidend, weil Lernende spaeter nicht nur Begriffe wiedergeben, sondern Entscheidungssituationen pruefen muessen. Der haeufige Fehler besteht darin, Bewertung als technokratische Top-down-Setzung zu verstehen. Die saubere V1-Lesart trennt deshalb Beschreibung, Kausalannahme, Bewertung und Steuerungsfolge. Betroffene, Datenhalter, Entscheider und Kontrollinstanzen muessen unterscheidbare Rollen behalten. So wird aus dem Thema kein isoliertes Kapitel, sondern ein pruefbarer Baustein der WÖk-Architektur.</w:t>
-      </w:r>
-    </w:p>
-    <w:p>
-      <w:r>
-        <w:t>Fallfenster zur Anwendung. Ein Controlling-Team moechte einen Score bilden. Das Skript verlangt, dass Datenqualitaet, Systemgrenzen, Gewichtung, Unsicherheit und Nichtkompensation sichtbar bleiben. Ein Score darf die Diskussion nicht beenden, sondern muss bessere Fragen, Priorisierung und Rueckkopplung ermoeglichen. Bezogen auf Zeit, Generationen und unsichtbare Betroffene heisst das: Die Analyse muss das konkrete Thema ernst nehmen und zugleich den allgemeinen WÖk-Massstab halten. Es geht nicht darum, die Welt in gute und schlechte Akteure einzuteilen. Es geht darum, Wirkpfade, Wirkungsempfaenger, Datenqualitaet, Risiken und Rueckkopplung so zu beschreiben, dass bessere Entscheidungen moeglich werden.</w:t>
-      </w:r>
-    </w:p>
-    <w:p>
-      <w:r>
-        <w:t>Didaktische Pruefbarkeit. Fuer Zeit, Generationen und unsichtbare Betroffene bedeutet das Thema in der Akademie nicht nur erklaert, sondern in Falllogik ueberfuehrt werden muss, dass die Analyse nicht bei einer Aktivitaet, einem guten Willen oder einer Kennzahl stehen bleiben darf. Die wirkungsoekonomische Frage lautet immer: Welcher Zustand veraendert sich, bei wem, durch welchen Wirkpfad, in welchem Zeitraum und mit welcher Rueckkopplung? Gerade in Grundstudium Wirkungsökonomie ist diese Unterscheidung entscheidend, weil Lernende spaeter nicht nur Begriffe wiedergeben, sondern Entscheidungssituationen pruefen muessen. Der haeufige Fehler besteht darin, reines Auswendiglernen als Kompetenznachweis zu behandeln. Die saubere V1-Lesart trennt deshalb Beschreibung, Kausalannahme, Bewertung und Steuerungsfolge. Pruefungsfragen sollen Begriffe, Anwendung und rote Linien verbinden. So wird aus dem Thema kein isoliertes Kapitel, sondern ein pruefbarer Baustein der WÖk-Architektur.</w:t>
-      </w:r>
-    </w:p>
-    <w:p>
-      <w:r>
-        <w:t>Transfer in Organisationen. Fuer Zeit, Generationen und unsichtbare Betroffene bedeutet WÖk-Begriffe im Alltag nur tragen, wenn sie in Routinen uebersetzt werden, dass die Analyse nicht bei einer Aktivitaet, einem guten Willen oder einer Kennzahl stehen bleiben darf. Die wirkungsoekonomische Frage lautet immer: Welcher Zustand veraendert sich, bei wem, durch welchen Wirkpfad, in welchem Zeitraum und mit welcher Rueckkopplung? Gerade in Grundstudium Wirkungsökonomie ist diese Unterscheidung entscheidend, weil Lernende spaeter nicht nur Begriffe wiedergeben, sondern Entscheidungssituationen pruefen muessen. Der haeufige Fehler besteht darin, die Verantwortung an eine Nachhaltigkeitsabteilung auszulagern. Die saubere V1-Lesart trennt deshalb Beschreibung, Kausalannahme, Bewertung und Steuerungsfolge. Strategie, Einkauf, Kommunikation, Controlling und Fuehrung muessen denselben Wirkungsbegriff verwenden. So wird aus dem Thema kein isoliertes Kapitel, sondern ein pruefbarer Baustein der WÖk-Architektur.</w:t>
-      </w:r>
-    </w:p>
-    <w:p>
-      <w:r>
-        <w:t>Rueckfluss in den Korpus. Fuer Zeit, Generationen und unsichtbare Betroffene bedeutet jedes Studienskript den Gesamtbestand schaerfen kann, dass die Analyse nicht bei einer Aktivitaet, einem guten Willen oder einer Kennzahl stehen bleiben darf. Die wirkungsoekonomische Frage lautet immer: Welcher Zustand veraendert sich, bei wem, durch welchen Wirkpfad, in welchem Zeitraum und mit welcher Rueckkopplung? Gerade in Grundstudium Wirkungsökonomie ist diese Unterscheidung entscheidend, weil Lernende spaeter nicht nur Begriffe wiedergeben, sondern Entscheidungssituationen pruefen muessen. Der haeufige Fehler besteht darin, neue Einsichten nur lokal im Skript zu belassen. Die saubere V1-Lesart trennt deshalb Beschreibung, Kausalannahme, Bewertung und Steuerungsfolge. Glossar, Website, Journal, Dossiers und Visuals sollen aus der Skriptarbeit lernen. So wird aus dem Thema kein isoliertes Kapitel, sondern ein pruefbarer Baustein der WÖk-Architektur.</w:t>
-      </w:r>
-    </w:p>
-    <w:p>
-      <w:r>
-        <w:t>Fallfenster zur Anwendung. Ein Kommunikationsbericht nennt viele Aktivitaeten, Reichweiten und Rueckmeldungen. Die V1-Pruefung fragt, ob daraus eine belastbare Wirkungsaussage folgt. Wenn nur Kontakte, Klicks oder Zustimmung vorliegen, bleibt die Aussage im Bereich Wirkungspotenzial oder Resonanz, nicht im Bereich nachgewiesener Wirkung. Bezogen auf Zeit, Generationen und unsichtbare Betroffene heisst das: Die Analyse muss das konkrete Thema ernst nehmen und zugleich den allgemeinen WÖk-Massstab halten. Es geht nicht darum, die Welt in gute und schlechte Akteure einzuteilen. Es geht darum, Wirkpfade, Wirkungsempfaenger, Datenqualitaet, Risiken und Rueckkopplung so zu beschreiben, dass bessere Entscheidungen moeglich werden.</w:t>
-      </w:r>
-    </w:p>
-    <w:p>
-      <w:r>
-        <w:t>Pruefungsnahe Transferfrage. Formuliere zu V18 eine Wirkungsaussage in drei Saetzen: Erstens den beobachteten oder plausiblen Zustand, zweitens die Daten- oder Quellenlage, drittens die offene Unsicherheit samt Rueckkopplung. Die Antwort muss ohne moralische Personenbewertung auskommen und darf Reichweite nicht mit Wirkung verwechseln.</w:t>
+        <w:t>Pruefungsnahe Lesart. Aus Quelltext und fachliche Grundlegung laesst sich eine gute Transferfrage ableiten: Welche Entscheidung waere falsch, wenn dieser Abschnitt missverstanden wird? Fuer Zeit, Generationen und unsichtbare Betroffene lautet die Antwort meist nicht einfach "mehr Wirkung", sondern genauer: bessere Unterscheidung, sauberere Daten, klarere Schutzlinie und rueckgekoppelte Steuerung. Profile, Zielkonflikte und offene Punkte werden nebeneinander gefuehrt. Wer das im Fall anwenden kann, hat den Kern der Vorlesung verstanden; wer nur Definitionen wiederholt, bleibt unter dem Anspruch der Akademie.</w:t>
+      </w:r>
+    </w:p>
+    <w:p>
+      <w:r>
+        <w:t>Fallfenster zur Anwendung. Eine Fuehrungsentscheidung erzeugt zugleich Nutzen und Risiken. Die WÖk behandelt Ambivalenz nicht als Stoerung, sondern als Kern der Analyse. Positive Netto-Wirkung darf erst behauptet werden, wenn zentrale negative Wirkungen getrennt geprueft und rote Linien gewahrt sind. Bezogen auf Zeit, Generationen und unsichtbare Betroffene heisst das: Die Analyse muss das konkrete Thema ernst nehmen und zugleich den allgemeinen WÖk-Massstab halten. Es geht nicht darum, Akteure moralisch zu sortieren. Es geht darum, Wirkpfade, Wirkungsempfaenger, Datenqualitaet, Risiken und Rueckkopplung so zu beschreiben, dass bessere Entscheidungen moeglich werden.</w:t>
+      </w:r>
+    </w:p>
+    <w:p>
+      <w:r>
+        <w:t>Nichtkompensation. Der Abschnitt Der Raum, den man am leichtesten vergisst ist in V18 kein Zusatzwissen, sondern ein Pruefstein fuer die Grundfrage des Skripts: Was veraendert sich, bei wem, wodurch und mit welcher Rueckkopplung? Fuer Zeit, Generationen und unsichtbare Betroffene wird daran sichtbar, dass schwere zentrale Schaeden nicht durch beliebige positive Einzelwerte neutralisiert werden duerfen. Die fachliche Grenze liegt dort, wo Lernende eine Durchschnittslogik als moralische Entlastung verwenden. Die saubere Lesart trennt deshalb Beobachtung, Kausalannahme, Bewertung und Steuerungsfolge. In der Anwendung sollte daraus mindestens eine konkrete Begriff, Wirkpfad, Fallbewertung, rote Linie oder Rueckkopplung abgeleitet werden; sonst bleibt das Wissen erklaerend, aber nicht steuerungsfaehig.</w:t>
+      </w:r>
+    </w:p>
+    <w:p>
+      <w:r>
+        <w:t>Anwendung auf Wirkung reicht in die Zukunft. In einer Fallanalyse beginnt dieser Punkt nicht mit einer Meinung, sondern mit einer belastbaren Beschreibung. Wer V18 pruefungsnah liest, fragt zuerst nach Wirkungsempfaengern, Wirkraum, Zeitraum und Datenquelle. Erst danach folgt die Bewertung im Referenzrahmen Mensch, Planet, Demokratie, SDGs, Agenda 2030 und SDG+. Jeder Analyseblock fragt nach der Routine, die nach der Bewertung angepasst wird. Der typische Kurzschluss waere, Reporting als Abschluss behandeln. Genau dagegen setzt die WÖk die Pflicht, Wirkungspotenzial, Wirkungsrisiko und positive Netto-Wirkung begrifflich getrennt zu halten.</w:t>
+      </w:r>
+    </w:p>
+    <w:p>
+      <w:r>
+        <w:t>Evidenzregel. Die künftigen Generationen darf im Skript nicht als dekorativer Begriff stehen bleiben. Der Abschnitt traegt nur dann, wenn er eine pruefbare Aussage erlaubt: Welche Quelle stuetzt die Annahme, welche Unsicherheit bleibt offen und welche Gegenbeobachtung wuerde die Bewertung veraendern? Fuer Zeit, Generationen und unsichtbare Betroffene heisst das, dass Wirkungsbewertung Verfahren, Rechte, Transparenz und Korrektur braucht. Die Studierenden sollen nicht lernen, einen Score nachzusprechen. Sie sollen erkennen, wann ein Score klaert, wann er verdeckt und wann eine rote Linie die Durchschnittslogik stoppt.</w:t>
+      </w:r>
+    </w:p>
+    <w:p>
+      <w:r>
+        <w:t>Fallfenster zur Anwendung. Ein Controlling-Team moechte einen Score bilden. Das Skript verlangt, dass Datenqualitaet, Systemgrenzen, Gewichtung, Unsicherheit und Nichtkompensation sichtbar bleiben. Ein Score darf die Diskussion nicht beenden, sondern muss bessere Fragen, Priorisierung und Rueckkopplung ermoeglichen. Bezogen auf Zeit, Generationen und unsichtbare Betroffene heisst das: Die Analyse muss das konkrete Thema ernst nehmen und zugleich den allgemeinen WÖk-Massstab halten. Es geht nicht darum, Akteure moralisch zu sortieren. Es geht darum, Wirkpfade, Wirkungsempfaenger, Datenqualitaet, Risiken und Rueckkopplung so zu beschreiben, dass bessere Entscheidungen moeglich werden.</w:t>
       </w:r>
     </w:p>
     <w:p>
@@ -2961,134 +3135,12 @@
         <w:pStyle w:val="Heading3"/>
       </w:pPr>
       <w:r>
-        <w:t>Vertiefungsrunde 4: Lesen, pruefen, rueckkoppeln</w:t>
-      </w:r>
-    </w:p>
-    <w:p>
-      <w:r>
-        <w:t>Die folgende Runde verdichtet V18 nicht durch neue Schlagworte, sondern durch wiederholte Anwendung auf unterschiedliche Entscheidungsebenen. Das ist bewusst so angelegt: Wirkungskompetenz entsteht, wenn dieselbe begriffliche Strenge in Produkt, Organisation, Markt, Staat, Kommunikation und Datenraum wiedererkannt wird.</w:t>
-      </w:r>
-    </w:p>
-    <w:p>
-      <w:r>
-        <w:t>Begriffliche Schaerfung. Fuer Zeit, Generationen und unsichtbare Betroffene bedeutet praezise Sprache die erste Sicherung gegen Impact-Washing ist, dass die Analyse nicht bei einer Aktivitaet, einem guten Willen oder einer Kennzahl stehen bleiben darf. Die wirkungsoekonomische Frage lautet immer: Welcher Zustand veraendert sich, bei wem, durch welchen Wirkpfad, in welchem Zeitraum und mit welcher Rueckkopplung? Gerade in Grundstudium Wirkungsökonomie ist diese Unterscheidung entscheidend, weil Lernende spaeter nicht nur Begriffe wiedergeben, sondern Entscheidungssituationen pruefen muessen. Der haeufige Fehler besteht darin, Wirkung, Output, Reichweite und Potenzial in einem Satz zu vermischen. Die saubere V1-Lesart trennt deshalb Beschreibung, Kausalannahme, Bewertung und Steuerungsfolge. In der Praxis sollte jede Wirkungsaussage als kurze Viererprobe formuliert werden: Zustand, Betroffene, Quelle, offene Unsicherheit. So wird aus dem Thema kein isoliertes Kapitel, sondern ein pruefbarer Baustein der WÖk-Architektur.</w:t>
-      </w:r>
-    </w:p>
-    <w:p>
-      <w:pPr>
-        <w:pStyle w:val="Heading3"/>
-      </w:pPr>
-      <w:r>
         <w:t>V1-Abschlussnotiz</w:t>
       </w:r>
     </w:p>
     <w:p>
       <w:r>
         <w:t>Diese Finalisierung schliesst die Codex-Inhaltsproduktion fuer V18. Offen bleibt nicht der fachliche Kern des Skripts, sondern der naechste Produktionsschritt: Claude setzt daraus die CI/CD-konforme Reader- und PDF-Fassung, prueft Satz, Umbrueche, Medienintegration und Lektorat und markiert erst danach die veroeffentlichte Fassung als freigegeben.</w:t>
-      </w:r>
-    </w:p>
-    <w:p>
-      <w:pPr>
-        <w:pStyle w:val="Heading2"/>
-      </w:pPr>
-      <w:r>
-        <w:t>9. Quellen</w:t>
-      </w:r>
-    </w:p>
-    <w:p>
-      <w:pPr>
-        <w:pStyle w:val="Heading3"/>
-      </w:pPr>
-      <w:r>
-        <w:t>WÖk-Quellen</w:t>
-      </w:r>
-    </w:p>
-    <w:p>
-      <w:pPr>
-        <w:pStyle w:val="ListBullet"/>
-      </w:pPr>
-      <w:r>
-        <w:t>Die neue Ordnung des Wohlstands (https://wirkungsoekonomie.de/buch.html) — aktuelles Grundlagenwerk der Wirkungsökonomie.</w:t>
-      </w:r>
-    </w:p>
-    <w:p>
-      <w:pPr>
-        <w:pStyle w:val="ListBullet"/>
-      </w:pPr>
-      <w:r>
-        <w:t>WÖk-Referenz (https://wirkungsoekonomie.de/referenz/) — öffentliche Kapitel- und Volltextreferenz.</w:t>
-      </w:r>
-    </w:p>
-    <w:p>
-      <w:pPr>
-        <w:pStyle w:val="ListBullet"/>
-      </w:pPr>
-      <w:r>
-        <w:t>Glossar der Wirkungsökonomie (https://wirkungsoekonomie.de/glossar.html) — öffentliche Begriffsdefinitionen und Abgrenzungen.</w:t>
-      </w:r>
-    </w:p>
-    <w:p>
-      <w:pPr>
-        <w:pStyle w:val="ListBullet"/>
-      </w:pPr>
-      <w:r>
-        <w:t>WÖk-Werkzeuge (https://wirkungsoekonomie.de/werkzeuge/) — öffentliche Methoden-, Scorecard- und Controlling-Werkzeuge.</w:t>
-      </w:r>
-    </w:p>
-    <w:p>
-      <w:pPr>
-        <w:pStyle w:val="ListBullet"/>
-      </w:pPr>
-      <w:r>
-        <w:t>WÖk-Journal (https://wirkungsoekonomie.de/blog.html) — Dossiers und Fallanalysen.</w:t>
-      </w:r>
-    </w:p>
-    <w:p>
-      <w:pPr>
-        <w:pStyle w:val="Heading3"/>
-      </w:pPr>
-      <w:r>
-        <w:t>Externe Quellen fuer die V1-Fassung</w:t>
-      </w:r>
-    </w:p>
-    <w:p>
-      <w:pPr>
-        <w:pStyle w:val="ListBullet"/>
-      </w:pPr>
-      <w:r>
-        <w:t>United Nations (2015): Transforming our world: the 2030 Agenda for Sustainable Development (https://sdgs.un.org/2030agenda).</w:t>
-      </w:r>
-    </w:p>
-    <w:p>
-      <w:pPr>
-        <w:pStyle w:val="ListBullet"/>
-      </w:pPr>
-      <w:r>
-        <w:t>European Commission: Corporate sustainability reporting (https://finance.ec.europa.eu/financial-markets/company-reporting-and-auditing/company-reporting/corporate-sustainability-reporting_en), EU taxonomy for sustainable activities (https://finance.ec.europa.eu/sustainable-finance/tools-and-standards/eu-taxonomy-sustainable-activities_en) und Digital Product Passport (https://single-market-economy.ec.europa.eu/news/commission-launches-consultation-digital-product-passport-2025-04-09_en), soweit fuer das Thema einschlaegig.</w:t>
-      </w:r>
-    </w:p>
-    <w:p>
-      <w:pPr>
-        <w:pStyle w:val="ListBullet"/>
-      </w:pPr>
-      <w:r>
-        <w:t>EFRAG: Sustainability reporting und ESRS (https://www.efrag.org/en/sustainability-reporting), soweit fuer das Thema einschlaegig.</w:t>
-      </w:r>
-    </w:p>
-    <w:p>
-      <w:pPr>
-        <w:pStyle w:val="ListBullet"/>
-      </w:pPr>
-      <w:r>
-        <w:t>Global Reporting Initiative: GRI Standards (https://www.globalreporting.org/standards/), soweit fuer Berichts- und Indikatorenfragen einschlaegig.</w:t>
-      </w:r>
-    </w:p>
-    <w:p>
-      <w:pPr>
-        <w:pStyle w:val="ListBullet"/>
-      </w:pPr>
-      <w:r>
-        <w:t>Fachliteratur zu Wirkungslogik, Evaluation, Systemtheorie, Resilienz, Governance, Diffusion, Vertrauen oder Controlling je nach Thema.</w:t>
       </w:r>
     </w:p>
     <w:sectPr>

--- a/docs/studienskripte/word-rohfassungen/woek-g-v18.docx
+++ b/docs/studienskripte/word-rohfassungen/woek-g-v18.docx
@@ -2547,12 +2547,12 @@
     </w:p>
     <w:p>
       <w:r>
-        <w:t>Dieses Skript zu V18 Zeit, Generationen und unsichtbare Betroffene ist als Langformtext angelegt: Es soll nicht nur die Vorlesung begleiten, sondern als eigenstaendiges Studienmaterial funktionieren. Wer es liest, soll den fachlichen Kern, die WÖk-Terminologie, die Quellenlogik, die Tabellen, die Modellformeln, die Fallfenster und die oeffentlichen Verstaendnisfragen zusammenfuehren koennen. Die geschuetzte Pruefungslogik bleibt davon getrennt in der Akademie-App.</w:t>
-      </w:r>
-    </w:p>
-    <w:p>
-      <w:r>
-        <w:t>Fuer den Abschluss ist entscheidend, dass Zeit, Generationen und unsichtbare Betroffene im Feld Grundstudium Wirkungsökonomie nicht als Einzelthema stehen bleibt. Die Vorlesung traegt zur gemeinsamen Architektur bei: begriffliche Grundlegung, Bewertungsrahmen und gesellschaftliche Einordnung. Daraus folgt eine Lesehaltung, die streng und praktisch zugleich ist. Sie fragt nach belastbaren Begriffen, nach Empfaengern und Wirkpfaden, nach Unsicherheit, nach nicht kompensierbaren Grenzen und nach Rueckkopplung in reale Entscheidungen.</w:t>
+        <w:t>Dieses Skript zu V18 Zeit, Generationen und unsichtbare Betroffene ist als Langformtext angelegt. Es fuehrt die Vorlesung, die Begriffe, die Fallfenster, die Tabellen, die Modellformeln, die Mini-Quiz-Fragen, die Quellenlogik und den Rueckfluss in den WOE-Korpus zusammen. Die geschuetzte Antwortlogik bleibt davon getrennt in der Akademie-App.</w:t>
+      </w:r>
+    </w:p>
+    <w:p>
+      <w:r>
+        <w:t>Der Abschluss liest Zeit, Generationen und unsichtbare Betroffene im Feld Grundstudium Wirkungsoekonomie. Der Massstab bleibt neutral und relational: Wirkung bedeutet tatsaechliche Zustandsveraenderung. Wirkungspotenzial beschreibt plausible Moeglichkeit. Wirkungsrisiko beschreibt moegliche negative Veraenderung. Wenn eine Zielgroesse gemeint ist, geht es um positive Netto-Wirkung. Genau diese Trennung entscheidet, ob das Skript fachlich traegt.</w:t>
       </w:r>
     </w:p>
     <w:p>
@@ -2560,7 +2560,7 @@
         <w:pStyle w:val="Heading3"/>
       </w:pPr>
       <w:r>
-        <w:t>Abschlussmatrix fuer die Anwendung</w:t>
+        <w:t>Abschlussmatrix</w:t>
       </w:r>
     </w:p>
     <w:tbl>
@@ -2586,7 +2586,7 @@
               <w:rPr>
                 <w:b/>
               </w:rPr>
-              <w:t>Ebene</w:t>
+              <w:t>Pruefebene</w:t>
             </w:r>
           </w:p>
         </w:tc>
@@ -2614,7 +2614,7 @@
               <w:rPr>
                 <w:b/>
               </w:rPr>
-              <w:t>Qualitaetsgrenze</w:t>
+              <w:t>Grenze</w:t>
             </w:r>
           </w:p>
         </w:tc>
@@ -2638,7 +2638,7 @@
           </w:tcPr>
           <w:p>
             <w:r>
-              <w:t>Wirkung, Wirkungspotenzial und Wirkungsrisiko werden im Kontext der Vorlesung getrennt.</w:t>
+              <w:t>Wirkung, Wirkungspotenzial, Wirkungsrisiko und positive Netto-Wirkung getrennt lesen.</w:t>
             </w:r>
           </w:p>
         </w:tc>
@@ -2649,7 +2649,7 @@
           </w:tcPr>
           <w:p>
             <w:r>
-              <w:t>keine Absicht als Wirkung ausgeben</w:t>
+              <w:t>Keine Absicht als Wirkung ausgeben.</w:t>
             </w:r>
           </w:p>
         </w:tc>
@@ -2673,7 +2673,7 @@
           </w:tcPr>
           <w:p>
             <w:r>
-              <w:t>Ausloeser, Mechanismus, Wirkungsempfaenger, Zustand und Rueckkopplung werden sichtbar.</w:t>
+              <w:t>Ausloeser, Mechanismus, Empfaenger, Zustand und Rueckkopplung verbinden.</w:t>
             </w:r>
           </w:p>
         </w:tc>
@@ -2684,7 +2684,7 @@
           </w:tcPr>
           <w:p>
             <w:r>
-              <w:t>keine lineare Erfolgsgeschichte erfinden</w:t>
+              <w:t>Keine lineare Erfolgsgeschichte erfinden.</w:t>
             </w:r>
           </w:p>
         </w:tc>
@@ -2697,7 +2697,7 @@
           </w:tcPr>
           <w:p>
             <w:r>
-              <w:t>Daten</w:t>
+              <w:t>Evidenz</w:t>
             </w:r>
           </w:p>
         </w:tc>
@@ -2708,7 +2708,7 @@
           </w:tcPr>
           <w:p>
             <w:r>
-              <w:t>Quellen, Datenqualitaet, Unsicherheit und Aktualitaet werden benannt.</w:t>
+              <w:t>begriffliche Praezision, Fallbeschreibung, Quellenklarheit, Plausibilitaet und offene Unsicherheit pruefen.</w:t>
             </w:r>
           </w:p>
         </w:tc>
@@ -2719,7 +2719,7 @@
           </w:tcPr>
           <w:p>
             <w:r>
-              <w:t>keine Scheingenauigkeit erzeugen</w:t>
+              <w:t>Keine Scheingenauigkeit erzeugen.</w:t>
             </w:r>
           </w:p>
         </w:tc>
@@ -2743,7 +2743,7 @@
           </w:tcPr>
           <w:p>
             <w:r>
-              <w:t>SDGs, Agenda 2030, SDG+ und WÖk-Schutzlinien bilden den Referenzrahmen.</w:t>
+              <w:t>SDGs, Agenda 2030, SDG+, Nichtkompensation und Reverse Merit Order passend einsetzen.</w:t>
             </w:r>
           </w:p>
         </w:tc>
@@ -2754,7 +2754,7 @@
           </w:tcPr>
           <w:p>
             <w:r>
-              <w:t>keine Durchschnittslogik gegen rote Linien</w:t>
+              <w:t>Keine Durchschnittslogik gegen rote Linien.</w:t>
             </w:r>
           </w:p>
         </w:tc>
@@ -2778,7 +2778,7 @@
           </w:tcPr>
           <w:p>
             <w:r>
-              <w:t>Die Bewertung fuehrt zu Entscheidung, Budget, Prozess, Kommunikation oder Korrektur.</w:t>
+              <w:t>Ergebnis in Begriff, Fallbewertung, Wirkpfad, rote Linie, Quellenbeurteilung oder Rueckkopplungsregel uebersetzen.</w:t>
             </w:r>
           </w:p>
         </w:tc>
@@ -2789,7 +2789,7 @@
           </w:tcPr>
           <w:p>
             <w:r>
-              <w:t>kein Reporting ohne Rueckkopplung</w:t>
+              <w:t>Kein Reporting ohne Rueckkopplung.</w:t>
             </w:r>
           </w:p>
         </w:tc>
@@ -2801,132 +2801,107 @@
         <w:pStyle w:val="Heading3"/>
       </w:pPr>
       <w:r>
-        <w:t>Abschlusskommentar 1: Lesen, pruefen, rueckkoppeln</w:t>
-      </w:r>
-    </w:p>
-    <w:p>
-      <w:r>
-        <w:t>Die folgende Verdichtung fuehrt die vorhandenen Kapitel nicht als Wiederholung, sondern als Anwendung zusammen. Wirkungskompetenz entsteht, wenn dieselbe begriffliche Strenge in Fallanalyse, Datenarbeit, Kommunikation, Governance und Entscheidungspraxis wiedererkannt wird.</w:t>
-      </w:r>
-    </w:p>
-    <w:p>
-      <w:r>
-        <w:t>Begriffliche Schaerfung. Der Abschnitt Lernziele ist in V18 kein Zusatzwissen, sondern ein Pruefstein fuer die Grundfrage des Skripts: Was veraendert sich, bei wem, wodurch und mit welcher Rueckkopplung? Fuer Zeit, Generationen und unsichtbare Betroffene wird daran sichtbar, dass praezise Sprache die erste Sicherung gegen Impact-Washing bildet. Die fachliche Grenze liegt dort, wo Lernende Output, Reichweite, Absicht und Wirkung in einem Satz vermischen. Die saubere Lesart trennt deshalb Beobachtung, Kausalannahme, Bewertung und Steuerungsfolge. In der Anwendung sollte daraus mindestens eine konkrete Begriff, Wirkpfad, Fallbewertung, rote Linie oder Rueckkopplung abgeleitet werden; sonst bleibt das Wissen erklaerend, aber nicht steuerungsfaehig.</w:t>
-      </w:r>
-    </w:p>
-    <w:p>
-      <w:r>
-        <w:t>Anwendung auf Einleitung / Wirkungsfrage. In einer Fallanalyse beginnt dieser Punkt nicht mit einer Meinung, sondern mit einer belastbaren Beschreibung. Wer V18 pruefungsnah liest, fragt zuerst nach Wirkungsempfaengern, Wirkraum, Zeitraum und Datenquelle. Erst danach folgt die Bewertung im Referenzrahmen Mensch, Planet, Demokratie, SDGs, Agenda 2030 und SDG+. Mindestens ein direkter und ein indirekter Wirkpfad muessen nachvollziehbar sein. Der typische Kurzschluss waere, nur die Massnahme selbst bewerten und indirekte Empfaenger ausblenden. Genau dagegen setzt die WÖk die Pflicht, Wirkungspotenzial, Wirkungsrisiko und positive Netto-Wirkung begrifflich getrennt zu halten.</w:t>
-      </w:r>
-    </w:p>
-    <w:p>
-      <w:r>
-        <w:t>Evidenzregel. Kernaussage darf im Skript nicht als dekorativer Begriff stehen bleiben. Der Abschnitt traegt nur dann, wenn er eine pruefbare Aussage erlaubt: Welche Quelle stuetzt die Annahme, welche Unsicherheit bleibt offen und welche Gegenbeobachtung wuerde die Bewertung veraendern? Fuer Zeit, Generationen und unsichtbare Betroffene heisst das, dass jede Bewertung nur so belastbar ist wie Datenlage, Quellenstatus, Aktualitaet und Systemgrenze. Die Studierenden sollen nicht lernen, einen Score nachzusprechen. Sie sollen erkennen, wann ein Score klaert, wann er verdeckt und wann eine rote Linie die Durchschnittslogik stoppt.</w:t>
-      </w:r>
-    </w:p>
-    <w:p>
-      <w:r>
-        <w:t>Fallfenster zur Anwendung. Ein Controlling-Team moechte einen Score bilden. Das Skript verlangt, dass Datenqualitaet, Systemgrenzen, Gewichtung, Unsicherheit und Nichtkompensation sichtbar bleiben. Ein Score darf die Diskussion nicht beenden, sondern muss bessere Fragen, Priorisierung und Rueckkopplung ermoeglichen. Bezogen auf Zeit, Generationen und unsichtbare Betroffene heisst das: Die Analyse muss das konkrete Thema ernst nehmen und zugleich den allgemeinen WÖk-Massstab halten. Es geht nicht darum, Akteure moralisch zu sortieren. Es geht darum, Wirkpfade, Wirkungsempfaenger, Datenqualitaet, Risiken und Rueckkopplung so zu beschreiben, dass bessere Entscheidungen moeglich werden.</w:t>
-      </w:r>
-    </w:p>
-    <w:p>
-      <w:r>
-        <w:t>Transfer in Grundstudium Wirkungsökonomie. Quelltext und fachliche Grundlegung verbindet die inhaltliche Deutung mit der spaeteren Praxis. Eine Organisation kann zu Zeit, Generationen und unsichtbare Betroffene sehr ueberzeugend kommunizieren und trotzdem an einen plausiblen Gedanken schon fuer Wirkung zu halten, obwohl Empfaenger, Zustand, Zeitbezug und Quelle fehlen scheitern. Darum muss die V1-Fassung immer auch nach Governance fragen: Wer erhebt Daten, wer bewertet sie, wer traegt die Folgen, wer kann widersprechen und wann wird eine Entscheidung korrigiert? Profile, Zielkonflikte und offene Punkte werden nebeneinander gefuehrt. So wird aus einem Lehrkapitel eine verantwortbare Arbeitsroutine.</w:t>
-      </w:r>
-    </w:p>
-    <w:p>
-      <w:r>
-        <w:t>Grenze gegen Scheingenauigkeit. Gerade bei Der Raum, den man am leichtesten vergisst ist Praezision wichtiger als grosse Begriffe. Eine Wirkungsaussage bleibt schwach, wenn sie nur Aktivitaet, Reichweite, Absicht oder Image beschreibt. Stark wird sie erst, wenn sie die Zustandsveraenderung und ihre Bedingungen offenlegt. In V18 ist deshalb entscheidend, schwere zentrale Schaeden nicht durch beliebige positive Einzelwerte neutralisiert werden duerfen. Die Fehlerlinie verlaeuft nicht zwischen Optimismus und Pessimismus, sondern zwischen offengelegter Unsicherheit und rhetorischer Sicherheit ohne Pruefpfad.</w:t>
-      </w:r>
-    </w:p>
-    <w:p>
-      <w:r>
-        <w:t>Pruefungsnahe Transferfrage. Formuliere zu V18 eine Wirkungsaussage in drei Saetzen: Erstens den beobachteten oder plausiblen Zustand, zweitens die Daten- oder Quellenlage, drittens die offene Unsicherheit samt Rueckkopplung. Die Antwort muss ohne moralische Personenbewertung auskommen und darf Reichweite nicht mit Wirkung verwechseln.</w:t>
-      </w:r>
-    </w:p>
-    <w:p>
-      <w:r>
-        <w:t>Pruefungsnahe Lesart. Aus Wirkung reicht in die Zukunft laesst sich eine gute Transferfrage ableiten: Welche Entscheidung waere falsch, wenn dieser Abschnitt missverstanden wird? Fuer Zeit, Generationen und unsichtbare Betroffene lautet die Antwort meist nicht einfach "mehr Wirkung", sondern genauer: bessere Unterscheidung, sauberere Daten, klarere Schutzlinie und rueckgekoppelte Steuerung. Jeder Analyseblock fragt nach der Routine, die nach der Bewertung angepasst wird. Wer das im Fall anwenden kann, hat den Kern der Vorlesung verstanden; wer nur Definitionen wiederholt, bleibt unter dem Anspruch der Akademie.</w:t>
-      </w:r>
-    </w:p>
-    <w:p>
-      <w:r>
-        <w:t>Fallfenster zur Anwendung. Ein Kommunikationsbericht nennt viele Aktivitaeten, Reichweiten und Rueckmeldungen. Die V1-Pruefung fragt, ob daraus eine belastbare Wirkungsaussage folgt. Wenn nur Kontakte, Klicks oder Zustimmung vorliegen, bleibt die Aussage im Bereich Wirkungspotenzial oder Resonanz, nicht im Bereich nachgewiesener Wirkung. Bezogen auf Zeit, Generationen und unsichtbare Betroffene heisst das: Die Analyse muss das konkrete Thema ernst nehmen und zugleich den allgemeinen WÖk-Massstab halten. Es geht nicht darum, Akteure moralisch zu sortieren. Es geht darum, Wirkpfade, Wirkungsempfaenger, Datenqualitaet, Risiken und Rueckkopplung so zu beschreiben, dass bessere Entscheidungen moeglich werden.</w:t>
-      </w:r>
-    </w:p>
-    <w:p>
-      <w:r>
-        <w:t>Governance. Der Abschnitt Die künftigen Generationen ist in V18 kein Zusatzwissen, sondern ein Pruefstein fuer die Grundfrage des Skripts: Was veraendert sich, bei wem, wodurch und mit welcher Rueckkopplung? Fuer Zeit, Generationen und unsichtbare Betroffene wird daran sichtbar, dass Wirkungsbewertung Verfahren, Rechte, Transparenz und Korrektur braucht. Die fachliche Grenze liegt dort, wo Lernende Bewertung als technokratische Top-down-Setzung verstehen. Die saubere Lesart trennt deshalb Beobachtung, Kausalannahme, Bewertung und Steuerungsfolge. In der Anwendung sollte daraus mindestens eine konkrete Begriff, Wirkpfad, Fallbewertung, rote Linie oder Rueckkopplung abgeleitet werden; sonst bleibt das Wissen erklaerend, aber nicht steuerungsfaehig.</w:t>
-      </w:r>
-    </w:p>
-    <w:p>
-      <w:r>
-        <w:t>Anwendung auf Generationengerechtigkeit. In einer Fallanalyse beginnt dieser Punkt nicht mit einer Meinung, sondern mit einer belastbaren Beschreibung. Wer V18 pruefungsnah liest, fragt zuerst nach Wirkungsempfaengern, Wirkraum, Zeitraum und Datenquelle. Erst danach folgt die Bewertung im Referenzrahmen Mensch, Planet, Demokratie, SDGs, Agenda 2030 und SDG+. Pruefungsfragen verbinden Begriff, Anwendung, Evidenz und rote Linie. Der typische Kurzschluss waere, reines Auswendiglernen als Kompetenznachweis behandeln. Genau dagegen setzt die WÖk die Pflicht, Wirkungspotenzial, Wirkungsrisiko und positive Netto-Wirkung begrifflich getrennt zu halten.</w:t>
-      </w:r>
-    </w:p>
-    <w:p>
-      <w:r>
-        <w:t>Evidenzregel. Die unsichtbaren Betroffenen im Raum darf im Skript nicht als dekorativer Begriff stehen bleiben. Der Abschnitt traegt nur dann, wenn er eine pruefbare Aussage erlaubt: Welche Quelle stuetzt die Annahme, welche Unsicherheit bleibt offen und welche Gegenbeobachtung wuerde die Bewertung veraendern? Fuer Zeit, Generationen und unsichtbare Betroffene heisst das, dass WÖk-Begriffe im Alltag nur tragen, wenn sie in Routinen uebersetzt werden. Die Studierenden sollen nicht lernen, einen Score nachzusprechen. Sie sollen erkennen, wann ein Score klaert, wann er verdeckt und wann eine rote Linie die Durchschnittslogik stoppt.</w:t>
-      </w:r>
-    </w:p>
-    <w:p>
-      <w:r>
-        <w:t>Fallfenster zur Anwendung. Eine Organisation plant eine Massnahme und formuliert dazu eine positive Absicht. In der WÖk reicht das nicht. Fuer diese Vorlesung muss sichtbar werden, welche Zustandsveraenderung erwartet wird, welche Empfaenger direkt oder indirekt betroffen sind, welche Nebenwirkungen entstehen koennen und welche Entscheidung spaeter korrigiert wird. Bezogen auf Zeit, Generationen und unsichtbare Betroffene heisst das: Die Analyse muss das konkrete Thema ernst nehmen und zugleich den allgemeinen WÖk-Massstab halten. Es geht nicht darum, Akteure moralisch zu sortieren. Es geht darum, Wirkpfade, Wirkungsempfaenger, Datenqualitaet, Risiken und Rueckkopplung so zu beschreiben, dass bessere Entscheidungen moeglich werden.</w:t>
-      </w:r>
-    </w:p>
-    <w:p>
-      <w:r>
-        <w:t>Transfer in Grundstudium Wirkungsökonomie. Warum das Ferne und Stumme so leicht durchfällt verbindet die inhaltliche Deutung mit der spaeteren Praxis. Eine Organisation kann zu Zeit, Generationen und unsichtbare Betroffene sehr ueberzeugend kommunizieren und trotzdem an einen plausiblen Gedanken schon fuer Wirkung zu halten, obwohl Empfaenger, Zustand, Zeitbezug und Quelle fehlen scheitern. Darum muss die V1-Fassung immer auch nach Governance fragen: Wer erhebt Daten, wer bewertet sie, wer traegt die Folgen, wer kann widersprechen und wann wird eine Entscheidung korrigiert? Gute Kommunikation unterscheidet Befund, Annahme und normative Bewertung. So wird aus einem Lehrkapitel eine verantwortbare Arbeitsroutine.</w:t>
-      </w:r>
-    </w:p>
-    <w:p>
-      <w:r>
-        <w:t>Pruefungsnahe Transferfrage. Formuliere zu V18 eine Wirkungsaussage in drei Saetzen: Erstens den beobachteten oder plausiblen Zustand, zweitens die Daten- oder Quellenlage, drittens die offene Unsicherheit samt Rueckkopplung. Die Antwort muss ohne moralische Personenbewertung auskommen und darf Reichweite nicht mit Wirkung verwechseln.</w:t>
-      </w:r>
-    </w:p>
-    <w:p>
-      <w:r>
-        <w:t>Grenze gegen Scheingenauigkeit. Gerade bei Ein Beispiel: eine bequeme Entscheidung heute ist Praezision wichtiger als grosse Begriffe. Eine Wirkungsaussage bleibt schwach, wenn sie nur Aktivitaet, Reichweite, Absicht oder Image beschreibt. Stark wird sie erst, wenn sie die Zustandsveraenderung und ihre Bedingungen offenlegt. In V18 ist deshalb entscheidend, jede Wirkungsaussage eine Grenze zieht und diese Grenze begruenden muss. Die Fehlerlinie verlaeuft nicht zwischen Optimismus und Pessimismus, sondern zwischen offengelegter Unsicherheit und rhetorischer Sicherheit ohne Pruefpfad.</w:t>
-      </w:r>
-    </w:p>
-    <w:p>
-      <w:r>
-        <w:t>Pruefungsnahe Lesart. Aus Unsicherheit über die Zukunft laesst sich eine gute Transferfrage ableiten: Welche Entscheidung waere falsch, wenn dieser Abschnitt missverstanden wird? Fuer Zeit, Generationen und unsichtbare Betroffene lautet die Antwort meist nicht einfach "mehr Wirkung", sondern genauer: bessere Unterscheidung, sauberere Daten, klarere Schutzlinie und rueckgekoppelte Steuerung. Szenarien pruefen Sofortwirkung, Folgewirkung und Reversibilitaet getrennt. Wer das im Fall anwenden kann, hat den Kern der Vorlesung verstanden; wer nur Definitionen wiederholt, bleibt unter dem Anspruch der Akademie.</w:t>
-      </w:r>
-    </w:p>
-    <w:p>
-      <w:r>
-        <w:t>Fallfenster zur Anwendung. Eine Fuehrungsentscheidung erzeugt zugleich Nutzen und Risiken. Die WÖk behandelt Ambivalenz nicht als Stoerung, sondern als Kern der Analyse. Positive Netto-Wirkung darf erst behauptet werden, wenn zentrale negative Wirkungen getrennt geprueft und rote Linien gewahrt sind. Bezogen auf Zeit, Generationen und unsichtbare Betroffene heisst das: Die Analyse muss das konkrete Thema ernst nehmen und zugleich den allgemeinen WÖk-Massstab halten. Es geht nicht darum, Akteure moralisch zu sortieren. Es geht darum, Wirkpfade, Wirkungsempfaenger, Datenqualitaet, Risiken und Rueckkopplung so zu beschreiben, dass bessere Entscheidungen moeglich werden.</w:t>
-      </w:r>
-    </w:p>
-    <w:p>
-      <w:r>
-        <w:t>Betroffenenperspektive. Der Abschnitt Der geweitete Kreis der Rücksicht ist in V18 kein Zusatzwissen, sondern ein Pruefstein fuer die Grundfrage des Skripts: Was veraendert sich, bei wem, wodurch und mit welcher Rueckkopplung? Fuer Zeit, Generationen und unsichtbare Betroffene wird daran sichtbar, dass Wirkung nicht am Sender, sondern an veraenderten Zustanden der Empfaenger geprueft wird. Die fachliche Grenze liegt dort, wo Lernende interne Erfolgskennzahlen mit gesellschaftlicher Wirkung verwechseln. Die saubere Lesart trennt deshalb Beobachtung, Kausalannahme, Bewertung und Steuerungsfolge. In der Anwendung sollte daraus mindestens eine konkrete Begriff, Wirkpfad, Fallbewertung, rote Linie oder Rueckkopplung abgeleitet werden; sonst bleibt das Wissen erklaerend, aber nicht steuerungsfaehig.</w:t>
-      </w:r>
-    </w:p>
-    <w:p>
-      <w:r>
-        <w:t>Anwendung auf Was du aus dieser Vorlesung mitnimmst. In einer Fallanalyse beginnt dieser Punkt nicht mit einer Meinung, sondern mit einer belastbaren Beschreibung. Wer V18 pruefungsnah liest, fragt zuerst nach Wirkungsempfaengern, Wirkraum, Zeitraum und Datenquelle. Erst danach folgt die Bewertung im Referenzrahmen Mensch, Planet, Demokratie, SDGs, Agenda 2030 und SDG+. Jede Schlussfolgerung endet mit Entscheidung, Verantwortlichkeit und Termin fuer Rueckpruefung. Der typische Kurzschluss waere, Befunde sammeln, ohne Ressourcen oder Regeln zu veraendern. Genau dagegen setzt die WÖk die Pflicht, Wirkungspotenzial, Wirkungsrisiko und positive Netto-Wirkung begrifflich getrennt zu halten.</w:t>
-      </w:r>
-    </w:p>
-    <w:p>
-      <w:r>
-        <w:t>Evidenzregel. Wirkungsökonomische Vertiefung darf im Skript nicht als dekorativer Begriff stehen bleiben. Der Abschnitt traegt nur dann, wenn er eine pruefbare Aussage erlaubt: Welche Quelle stuetzt die Annahme, welche Unsicherheit bleibt offen und welche Gegenbeobachtung wuerde die Bewertung veraendern? Fuer Zeit, Generationen und unsichtbare Betroffene heisst das, dass WÖk-Aussagen mit bestehenden Begriffen, Studien, Standards und Rechtsrahmen in Beziehung stehen muessen. Die Studierenden sollen nicht lernen, einen Score nachzusprechen. Sie sollen erkennen, wann ein Score klaert, wann er verdeckt und wann eine rote Linie die Durchschnittslogik stoppt.</w:t>
-      </w:r>
-    </w:p>
-    <w:p>
-      <w:r>
-        <w:t>Fallfenster zur Anwendung. Ein Controlling-Team moechte einen Score bilden. Das Skript verlangt, dass Datenqualitaet, Systemgrenzen, Gewichtung, Unsicherheit und Nichtkompensation sichtbar bleiben. Ein Score darf die Diskussion nicht beenden, sondern muss bessere Fragen, Priorisierung und Rueckkopplung ermoeglichen. Bezogen auf Zeit, Generationen und unsichtbare Betroffene heisst das: Die Analyse muss das konkrete Thema ernst nehmen und zugleich den allgemeinen WÖk-Massstab halten. Es geht nicht darum, Akteure moralisch zu sortieren. Es geht darum, Wirkpfade, Wirkungsempfaenger, Datenqualitaet, Risiken und Rueckkopplung so zu beschreiben, dass bessere Entscheidungen moeglich werden.</w:t>
-      </w:r>
-    </w:p>
-    <w:p>
-      <w:r>
-        <w:t>Pruefungsnahe Transferfrage. Formuliere zu V18 eine Wirkungsaussage in drei Saetzen: Erstens den beobachteten oder plausiblen Zustand, zweitens die Daten- oder Quellenlage, drittens die offene Unsicherheit samt Rueckkopplung. Die Antwort muss ohne moralische Personenbewertung auskommen und darf Reichweite nicht mit Wirkung verwechseln.</w:t>
-      </w:r>
-    </w:p>
-    <w:p>
-      <w:r>
-        <w:t>Transfer in Grundstudium Wirkungsökonomie. Prüfungsrelevanz verbindet die inhaltliche Deutung mit der spaeteren Praxis. Eine Organisation kann zu Zeit, Generationen und unsichtbare Betroffene sehr ueberzeugend kommunizieren und trotzdem an einen plausiblen Gedanken schon fuer Wirkung zu halten, obwohl Empfaenger, Zustand, Zeitbezug und Quelle fehlen scheitern. Darum muss die V1-Fassung immer auch nach Governance fragen: Wer erhebt Daten, wer bewertet sie, wer traegt die Folgen, wer kann widersprechen und wann wird eine Entscheidung korrigiert? Die Analyse markiert Stoppsignale vor jeder Portfolio- oder Score-Debatte. So wird aus einem Lehrkapitel eine verantwortbare Arbeitsroutine.</w:t>
+        <w:t>Schlussvertiefung 1: Zeit, Generationen und unsichtbare Betroffene im Anwendungsfall</w:t>
+      </w:r>
+    </w:p>
+    <w:p>
+      <w:r>
+        <w:t>Die folgenden Abschnitte sind keine neue Pruefungsloesung. Sie verdichten die vorhandenen Kapitel zu einer Lesart, mit der Studierende einen Fall selbststaendig analysieren koennen. Im Mittelpunkt stehen Schutzdimensionen, Zeitlogik, Resilienz und Betroffenenperspektive, nicht moralische Personenbewertung.</w:t>
+      </w:r>
+    </w:p>
+    <w:p>
+      <w:r>
+        <w:t>Begriffliche Schlussklaerung. Einleitung / Wirkungsfrage zeigt, warum Zeit, Generationen und unsichtbare Betroffene mehr ist als ein Schlagwort im Feld Schutzdimensionen, Zeitlogik, Resilienz und Betroffenenperspektive. Die wirkungsoekonomische Frage lautet: Welche reale Veraenderung wird moeglich, welche bleibt nur Potenzial und wo entsteht ein Wirkungsrisiko? Diese Unterscheidung schuetzt vor Impact-Washing, weil sie Absicht, Aktivitaet, Reichweite und Wirkung auseinanderhaelt.</w:t>
+      </w:r>
+    </w:p>
+    <w:p>
+      <w:r>
+        <w:t>Eine Kommune, ein Unternehmen oder eine Bildungsorganisation will Zeit, Generationen und unsichtbare Betroffene praktisch anwenden. Der erste Schritt ist nicht die Auswahl eines Instruments, sondern die Klaerung der Zustandsveraenderung. Bei Einleitung / Wirkungsfrage muss deshalb benannt werden, wer betroffen ist, welcher Zustand sich veraendert, welche Frist gilt und welche Gegenbeobachtung die Annahme widerlegen wuerde. Erst danach entsteht eine begruendete Entscheidung im Feld Begriff, Fallbewertung, Wirkpfad, rote Linie, Quellenbeurteilung oder Rueckkopplungsregel.</w:t>
+      </w:r>
+    </w:p>
+    <w:p>
+      <w:r>
+        <w:t>Wirkpfad und Empfaenger. In V18 muss Kernaussage immer mit Empfaengern gelesen werden. Wirkung entsteht nicht beim Sender, sondern an veraenderten Zustaenden von Menschen, Oekosystemen, Institutionen, Oeffentlichkeit oder kuenftigen Handlungsspielraeumen. Darum reicht es nicht, interne Aktivitaeten zu dokumentieren. Entscheidend ist, ob sich ein Zustand nachvollziehbar veraendert und ob diese Veraenderung im Referenzrahmen Mensch, Planet, Demokratie, SDGs, Agenda 2030 und SDG+ tragfaehig bewertet werden kann.</w:t>
+      </w:r>
+    </w:p>
+    <w:p>
+      <w:r>
+        <w:t>Ein Bericht behauptet, die Massnahme zu Zeit, Generationen und unsichtbare Betroffene sei erfolgreich. Die WOE-Lesart fragt bei Kernaussage nach belastbaren Nachweisen: begriffliche Praezision, Fallbeschreibung, Quellenklarheit, Plausibilitaet und offene Unsicherheit. Wenn diese Nachweise fehlen, bleibt die Aussage Wirkungspotenzial oder Kommunikationsbehauptung. Sie kann wichtig sein, aber sie ist noch keine belegte Wirkung.</w:t>
+      </w:r>
+    </w:p>
+    <w:p>
+      <w:r>
+        <w:t>Daten, Quellen und Evidenz. Wissenschaftliche Anschlussfaehigkeit entsteht hier durch Quellenklarheit. Bei Quelltext und fachliche Grundlegung werden interne WOE-Begriffe nicht als Ersatz fuer Belege benutzt, sondern mit Grundlagenwerk, Schutzdimensionen Mensch/Planet/Demokratie und Langfristlogik verbunden. Wo die Datenlage offen bleibt, wird das offengelegt. Wo eine Aussage nur plausibel ist, bleibt sie als Wirkungspotenzial markiert. Wo ein Schaden eine rote Linie beruehrt, greift Nichtkompensation vor Durchschnittslogik.</w:t>
+      </w:r>
+    </w:p>
+    <w:p>
+      <w:r>
+        <w:t>In einer kontroversen Entscheidung wirkt Quelltext und fachliche Grundlegung als Pruefpunkt fuer Ambivalenz. Ein Nutzen fuer eine Gruppe kann mit Risiken fuer andere Wirkungsempfaenger einhergehen. Das Skript verlangt deshalb, positive und negative Zustandsveraenderungen getrennt zu fuehren, bevor von positiver Netto-Wirkung gesprochen wird.</w:t>
+      </w:r>
+    </w:p>
+    <w:p>
+      <w:r>
+        <w:t>Bewertung und rote Linien. In Grundstudium Wirkungsoekonomie wird Der Raum, den man am leichtesten vergisst erst steuerungsfaehig, wenn daraus eine Entscheidung folgt. Die Grundbegriffe muessen in spaeteren Modulen wiedererkennbar bleiben. Ohne diese Rueckkopplung bleibt Reporting eine Beschreibung. Mit Rueckkopplung wird aus Bewertung eine veraenderte Routine: ein anderer Prozess, ein geaenderter Anreiz, eine bessere Datenpflicht, eine korrigierte Kommunikation oder eine neue Priorisierung.</w:t>
+      </w:r>
+    </w:p>
+    <w:p>
+      <w:r>
+        <w:t>Die typische Fehlstelle bei Zeit, Generationen und unsichtbare Betroffene liegt darin, kurzfristige Entlastung als dauerhafte positive Netto-Wirkung zu verkaufen. Bei Der Raum, den man am leichtesten vergisst wird diese Fehlstelle konkret: Ein scheinbar plausibler Befund darf nicht zur Abkuerzung werden. Quellen, Systemgrenzen, Unsicherheit und Rueckkopplung bleiben sichtbar.</w:t>
+      </w:r>
+    </w:p>
+    <w:p>
+      <w:r>
+        <w:t>Kontrollfrage. Welche Entscheidung waere falsch, wenn Der Raum, den man am leichtesten vergisst in V18 missverstanden wird? Die Antwort muss mindestens eine Daten- oder Quellenannahme, eine betroffene Gruppe oder Schutzdimension, eine moegliche Nebenwirkung und einen Rueckkopplungsschritt nennen. Richtig ist nicht die lauteste Bewertung, sondern diejenige, die Begriff, Beleg und Steuerungsfolge zusammenhaelt.</w:t>
+      </w:r>
+    </w:p>
+    <w:p>
+      <w:r>
+        <w:t>Steuerung und Rueckkopplung. Die Grenze gegen Scheingenauigkeit verlaeuft bei Wirkung reicht in die Zukunft nicht zwischen Optimismus und Pessimismus. Sie verlaeuft zwischen offengelegter Unsicherheit und rhetorischer Sicherheit. Wer Zeit, Generationen und unsichtbare Betroffene belastbar anwenden will, benennt Systemgrenze, Zeitraum, Vergleichspunkt und offene Gegenhypothese. Gerade dadurch bleibt das Skript anschlussfaehig fuer Forschung, Praxis und spaetere Revision.</w:t>
+      </w:r>
+    </w:p>
+    <w:p>
+      <w:r>
+        <w:t>Fuer die Pruefung ist Wirkung reicht in die Zukunft dann verstanden, wenn daraus eine belastbare Fallantwort entsteht. Eine gute Antwort unterscheidet Beobachtung, Kausalannahme, Bewertung und Steuerungsfolge. Sie bewertet keine Menschen, sondern Wirkpfade, Zustandsveraenderungen, Risiken und institutionelle Bedingungen.</w:t>
+      </w:r>
+    </w:p>
+    <w:p>
+      <w:r>
+        <w:t>Pruefungsnahe Anwendung. Die künftigen Generationen zeigt, warum Zeit, Generationen und unsichtbare Betroffene mehr ist als ein Schlagwort im Feld Schutzdimensionen, Zeitlogik, Resilienz und Betroffenenperspektive. Die wirkungsoekonomische Frage lautet: Welche reale Veraenderung wird moeglich, welche bleibt nur Potenzial und wo entsteht ein Wirkungsrisiko? Diese Unterscheidung schuetzt vor Impact-Washing, weil sie Absicht, Aktivitaet, Reichweite und Wirkung auseinanderhaelt.</w:t>
+      </w:r>
+    </w:p>
+    <w:p>
+      <w:r>
+        <w:t>Eine Kommune, ein Unternehmen oder eine Bildungsorganisation will Zeit, Generationen und unsichtbare Betroffene praktisch anwenden. Der erste Schritt ist nicht die Auswahl eines Instruments, sondern die Klaerung der Zustandsveraenderung. Bei Die künftigen Generationen muss deshalb benannt werden, wer betroffen ist, welcher Zustand sich veraendert, welche Frist gilt und welche Gegenbeobachtung die Annahme widerlegen wuerde. Erst danach entsteht eine begruendete Entscheidung im Feld Begriff, Fallbewertung, Wirkpfad, rote Linie, Quellenbeurteilung oder Rueckkopplungsregel.</w:t>
+      </w:r>
+    </w:p>
+    <w:p>
+      <w:r>
+        <w:t>Rueckfluss. Fuer den WOE-Korpus bedeutet das: Begriffe aus Zeit, Generationen und unsichtbare Betroffene sollten dort geschaerft werden, wo sie in Glossar, Werkzeugen, Journal oder Readern doppeldeutig bleiben. Offene Forschungsfragen werden nicht versteckt. Sie markieren die Stelle, an der spaetere Evidenz, ein besserer Datensatz oder eine praezisere Fallstudie die Bewertung veraendern kann.</w:t>
+      </w:r>
+    </w:p>
+    <w:p>
+      <w:r>
+        <w:t>Transfer in den WOE-Korpus. In V18 muss Generationengerechtigkeit immer mit Empfaengern gelesen werden. Wirkung entsteht nicht beim Sender, sondern an veraenderten Zustaenden von Menschen, Oekosystemen, Institutionen, Oeffentlichkeit oder kuenftigen Handlungsspielraeumen. Darum reicht es nicht, interne Aktivitaeten zu dokumentieren. Entscheidend ist, ob sich ein Zustand nachvollziehbar veraendert und ob diese Veraenderung im Referenzrahmen Mensch, Planet, Demokratie, SDGs, Agenda 2030 und SDG+ tragfaehig bewertet werden kann.</w:t>
+      </w:r>
+    </w:p>
+    <w:p>
+      <w:r>
+        <w:t>Ein Bericht behauptet, die Massnahme zu Zeit, Generationen und unsichtbare Betroffene sei erfolgreich. Die WOE-Lesart fragt bei Generationengerechtigkeit nach belastbaren Nachweisen: begriffliche Praezision, Fallbeschreibung, Quellenklarheit, Plausibilitaet und offene Unsicherheit. Wenn diese Nachweise fehlen, bleibt die Aussage Wirkungspotenzial oder Kommunikationsbehauptung. Sie kann wichtig sein, aber sie ist noch keine belegte Wirkung.</w:t>
+      </w:r>
+    </w:p>
+    <w:p>
+      <w:r>
+        <w:t>Grenzen der Aussage. Wissenschaftliche Anschlussfaehigkeit entsteht hier durch Quellenklarheit. Bei Die unsichtbaren Betroffenen im Raum werden interne WOE-Begriffe nicht als Ersatz fuer Belege benutzt, sondern mit Grundlagenwerk, Schutzdimensionen Mensch/Planet/Demokratie und Langfristlogik verbunden. Wo die Datenlage offen bleibt, wird das offengelegt. Wo eine Aussage nur plausibel ist, bleibt sie als Wirkungspotenzial markiert. Wo ein Schaden eine rote Linie beruehrt, greift Nichtkompensation vor Durchschnittslogik.</w:t>
+      </w:r>
+    </w:p>
+    <w:p>
+      <w:r>
+        <w:t>In einer kontroversen Entscheidung wirkt Die unsichtbaren Betroffenen im Raum als Pruefpunkt fuer Ambivalenz. Ein Nutzen fuer eine Gruppe kann mit Risiken fuer andere Wirkungsempfaenger einhergehen. Das Skript verlangt deshalb, positive und negative Zustandsveraenderungen getrennt zu fuehren, bevor von positiver Netto-Wirkung gesprochen wird.</w:t>
+      </w:r>
+    </w:p>
+    <w:p>
+      <w:r>
+        <w:t>Kontrollfrage. Welche Entscheidung waere falsch, wenn Die unsichtbaren Betroffenen im Raum in V18 missverstanden wird? Die Antwort muss mindestens eine Daten- oder Quellenannahme, eine betroffene Gruppe oder Schutzdimension, eine moegliche Nebenwirkung und einen Rueckkopplungsschritt nennen. Richtig ist nicht die lauteste Bewertung, sondern diejenige, die Begriff, Beleg und Steuerungsfolge zusammenhaelt.</w:t>
       </w:r>
     </w:p>
     <w:p>
@@ -2934,132 +2909,107 @@
         <w:pStyle w:val="Heading3"/>
       </w:pPr>
       <w:r>
-        <w:t>Abschlusskommentar 2: Lesen, pruefen, rueckkoppeln</w:t>
-      </w:r>
-    </w:p>
-    <w:p>
-      <w:r>
-        <w:t>Die folgende Verdichtung fuehrt die vorhandenen Kapitel nicht als Wiederholung, sondern als Anwendung zusammen. Wirkungskompetenz entsteht, wenn dieselbe begriffliche Strenge in Fallanalyse, Datenarbeit, Kommunikation, Governance und Entscheidungspraxis wiedererkannt wird.</w:t>
-      </w:r>
-    </w:p>
-    <w:p>
-      <w:r>
-        <w:t>Grenze gegen Scheingenauigkeit. Gerade bei Lernziele ist Praezision wichtiger als grosse Begriffe. Eine Wirkungsaussage bleibt schwach, wenn sie nur Aktivitaet, Reichweite, Absicht oder Image beschreibt. Stark wird sie erst, wenn sie die Zustandsveraenderung und ihre Bedingungen offenlegt. In V18 ist deshalb entscheidend, praezise Sprache die erste Sicherung gegen Impact-Washing bildet. Die Fehlerlinie verlaeuft nicht zwischen Optimismus und Pessimismus, sondern zwischen offengelegter Unsicherheit und rhetorischer Sicherheit ohne Pruefpfad.</w:t>
-      </w:r>
-    </w:p>
-    <w:p>
-      <w:r>
-        <w:t>Pruefungsnahe Lesart. Aus Einleitung / Wirkungsfrage laesst sich eine gute Transferfrage ableiten: Welche Entscheidung waere falsch, wenn dieser Abschnitt missverstanden wird? Fuer Zeit, Generationen und unsichtbare Betroffene lautet die Antwort meist nicht einfach "mehr Wirkung", sondern genauer: bessere Unterscheidung, sauberere Daten, klarere Schutzlinie und rueckgekoppelte Steuerung. Mindestens ein direkter und ein indirekter Wirkpfad muessen nachvollziehbar sein. Wer das im Fall anwenden kann, hat den Kern der Vorlesung verstanden; wer nur Definitionen wiederholt, bleibt unter dem Anspruch der Akademie.</w:t>
-      </w:r>
-    </w:p>
-    <w:p>
-      <w:r>
-        <w:t>Fallfenster zur Anwendung. Ein Kommunikationsbericht nennt viele Aktivitaeten, Reichweiten und Rueckmeldungen. Die V1-Pruefung fragt, ob daraus eine belastbare Wirkungsaussage folgt. Wenn nur Kontakte, Klicks oder Zustimmung vorliegen, bleibt die Aussage im Bereich Wirkungspotenzial oder Resonanz, nicht im Bereich nachgewiesener Wirkung. Bezogen auf Zeit, Generationen und unsichtbare Betroffene heisst das: Die Analyse muss das konkrete Thema ernst nehmen und zugleich den allgemeinen WÖk-Massstab halten. Es geht nicht darum, Akteure moralisch zu sortieren. Es geht darum, Wirkpfade, Wirkungsempfaenger, Datenqualitaet, Risiken und Rueckkopplung so zu beschreiben, dass bessere Entscheidungen moeglich werden.</w:t>
-      </w:r>
-    </w:p>
-    <w:p>
-      <w:r>
-        <w:t>Daten- und Quellenklarheit. Der Abschnitt Kernaussage ist in V18 kein Zusatzwissen, sondern ein Pruefstein fuer die Grundfrage des Skripts: Was veraendert sich, bei wem, wodurch und mit welcher Rueckkopplung? Fuer Zeit, Generationen und unsichtbare Betroffene wird daran sichtbar, dass jede Bewertung nur so belastbar ist wie Datenlage, Quellenstatus, Aktualitaet und Systemgrenze. Die fachliche Grenze liegt dort, wo Lernende eine Zahl ohne Einheit, Zeitraum oder Erhebungslogik als Beweis nutzen. Die saubere Lesart trennt deshalb Beobachtung, Kausalannahme, Bewertung und Steuerungsfolge. In der Anwendung sollte daraus mindestens eine konkrete Begriff, Wirkpfad, Fallbewertung, rote Linie oder Rueckkopplung abgeleitet werden; sonst bleibt das Wissen erklaerend, aber nicht steuerungsfaehig.</w:t>
-      </w:r>
-    </w:p>
-    <w:p>
-      <w:r>
-        <w:t>Anwendung auf Quelltext und fachliche Grundlegung. In einer Fallanalyse beginnt dieser Punkt nicht mit einer Meinung, sondern mit einer belastbaren Beschreibung. Wer V18 pruefungsnah liest, fragt zuerst nach Wirkungsempfaengern, Wirkraum, Zeitraum und Datenquelle. Erst danach folgt die Bewertung im Referenzrahmen Mensch, Planet, Demokratie, SDGs, Agenda 2030 und SDG+. Profile, Zielkonflikte und offene Punkte werden nebeneinander gefuehrt. Der typische Kurzschluss waere, ambivalente Befunde glaetten, damit eine eindeutige Botschaft entsteht. Genau dagegen setzt die WÖk die Pflicht, Wirkungspotenzial, Wirkungsrisiko und positive Netto-Wirkung begrifflich getrennt zu halten.</w:t>
-      </w:r>
-    </w:p>
-    <w:p>
-      <w:r>
-        <w:t>Pruefungsnahe Transferfrage. Formuliere zu V18 eine Wirkungsaussage in drei Saetzen: Erstens den beobachteten oder plausiblen Zustand, zweitens die Daten- oder Quellenlage, drittens die offene Unsicherheit samt Rueckkopplung. Die Antwort muss ohne moralische Personenbewertung auskommen und darf Reichweite nicht mit Wirkung verwechseln.</w:t>
-      </w:r>
-    </w:p>
-    <w:p>
-      <w:r>
-        <w:t>Evidenzregel. Der Raum, den man am leichtesten vergisst darf im Skript nicht als dekorativer Begriff stehen bleiben. Der Abschnitt traegt nur dann, wenn er eine pruefbare Aussage erlaubt: Welche Quelle stuetzt die Annahme, welche Unsicherheit bleibt offen und welche Gegenbeobachtung wuerde die Bewertung veraendern? Fuer Zeit, Generationen und unsichtbare Betroffene heisst das, dass schwere zentrale Schaeden nicht durch beliebige positive Einzelwerte neutralisiert werden duerfen. Die Studierenden sollen nicht lernen, einen Score nachzusprechen. Sie sollen erkennen, wann ein Score klaert, wann er verdeckt und wann eine rote Linie die Durchschnittslogik stoppt.</w:t>
-      </w:r>
-    </w:p>
-    <w:p>
-      <w:r>
-        <w:t>Fallfenster zur Anwendung. Eine Organisation plant eine Massnahme und formuliert dazu eine positive Absicht. In der WÖk reicht das nicht. Fuer diese Vorlesung muss sichtbar werden, welche Zustandsveraenderung erwartet wird, welche Empfaenger direkt oder indirekt betroffen sind, welche Nebenwirkungen entstehen koennen und welche Entscheidung spaeter korrigiert wird. Bezogen auf Zeit, Generationen und unsichtbare Betroffene heisst das: Die Analyse muss das konkrete Thema ernst nehmen und zugleich den allgemeinen WÖk-Massstab halten. Es geht nicht darum, Akteure moralisch zu sortieren. Es geht darum, Wirkpfade, Wirkungsempfaenger, Datenqualitaet, Risiken und Rueckkopplung so zu beschreiben, dass bessere Entscheidungen moeglich werden.</w:t>
-      </w:r>
-    </w:p>
-    <w:p>
-      <w:r>
-        <w:t>Transfer in Grundstudium Wirkungsökonomie. Wirkung reicht in die Zukunft verbindet die inhaltliche Deutung mit der spaeteren Praxis. Eine Organisation kann zu Zeit, Generationen und unsichtbare Betroffene sehr ueberzeugend kommunizieren und trotzdem an einen plausiblen Gedanken schon fuer Wirkung zu halten, obwohl Empfaenger, Zustand, Zeitbezug und Quelle fehlen scheitern. Darum muss die V1-Fassung immer auch nach Governance fragen: Wer erhebt Daten, wer bewertet sie, wer traegt die Folgen, wer kann widersprechen und wann wird eine Entscheidung korrigiert? Jeder Analyseblock fragt nach der Routine, die nach der Bewertung angepasst wird. So wird aus einem Lehrkapitel eine verantwortbare Arbeitsroutine.</w:t>
-      </w:r>
-    </w:p>
-    <w:p>
-      <w:r>
-        <w:t>Grenze gegen Scheingenauigkeit. Gerade bei Die künftigen Generationen ist Praezision wichtiger als grosse Begriffe. Eine Wirkungsaussage bleibt schwach, wenn sie nur Aktivitaet, Reichweite, Absicht oder Image beschreibt. Stark wird sie erst, wenn sie die Zustandsveraenderung und ihre Bedingungen offenlegt. In V18 ist deshalb entscheidend, Wirkungsbewertung Verfahren, Rechte, Transparenz und Korrektur braucht. Die Fehlerlinie verlaeuft nicht zwischen Optimismus und Pessimismus, sondern zwischen offengelegter Unsicherheit und rhetorischer Sicherheit ohne Pruefpfad.</w:t>
-      </w:r>
-    </w:p>
-    <w:p>
-      <w:r>
-        <w:t>Pruefungsnahe Lesart. Aus Generationengerechtigkeit laesst sich eine gute Transferfrage ableiten: Welche Entscheidung waere falsch, wenn dieser Abschnitt missverstanden wird? Fuer Zeit, Generationen und unsichtbare Betroffene lautet die Antwort meist nicht einfach "mehr Wirkung", sondern genauer: bessere Unterscheidung, sauberere Daten, klarere Schutzlinie und rueckgekoppelte Steuerung. Pruefungsfragen verbinden Begriff, Anwendung, Evidenz und rote Linie. Wer das im Fall anwenden kann, hat den Kern der Vorlesung verstanden; wer nur Definitionen wiederholt, bleibt unter dem Anspruch der Akademie.</w:t>
-      </w:r>
-    </w:p>
-    <w:p>
-      <w:r>
-        <w:t>Fallfenster zur Anwendung. Eine Fuehrungsentscheidung erzeugt zugleich Nutzen und Risiken. Die WÖk behandelt Ambivalenz nicht als Stoerung, sondern als Kern der Analyse. Positive Netto-Wirkung darf erst behauptet werden, wenn zentrale negative Wirkungen getrennt geprueft und rote Linien gewahrt sind. Bezogen auf Zeit, Generationen und unsichtbare Betroffene heisst das: Die Analyse muss das konkrete Thema ernst nehmen und zugleich den allgemeinen WÖk-Massstab halten. Es geht nicht darum, Akteure moralisch zu sortieren. Es geht darum, Wirkpfade, Wirkungsempfaenger, Datenqualitaet, Risiken und Rueckkopplung so zu beschreiben, dass bessere Entscheidungen moeglich werden.</w:t>
-      </w:r>
-    </w:p>
-    <w:p>
-      <w:r>
-        <w:t>Organisationale Umsetzung. Der Abschnitt Die unsichtbaren Betroffenen im Raum ist in V18 kein Zusatzwissen, sondern ein Pruefstein fuer die Grundfrage des Skripts: Was veraendert sich, bei wem, wodurch und mit welcher Rueckkopplung? Fuer Zeit, Generationen und unsichtbare Betroffene wird daran sichtbar, dass WÖk-Begriffe im Alltag nur tragen, wenn sie in Routinen uebersetzt werden. Die fachliche Grenze liegt dort, wo Lernende Verantwortung an eine einzelne Nachhaltigkeitsfunktion auslagern. Die saubere Lesart trennt deshalb Beobachtung, Kausalannahme, Bewertung und Steuerungsfolge. In der Anwendung sollte daraus mindestens eine konkrete Begriff, Wirkpfad, Fallbewertung, rote Linie oder Rueckkopplung abgeleitet werden; sonst bleibt das Wissen erklaerend, aber nicht steuerungsfaehig.</w:t>
-      </w:r>
-    </w:p>
-    <w:p>
-      <w:r>
-        <w:t>Pruefungsnahe Transferfrage. Formuliere zu V18 eine Wirkungsaussage in drei Saetzen: Erstens den beobachteten oder plausiblen Zustand, zweitens die Daten- oder Quellenlage, drittens die offene Unsicherheit samt Rueckkopplung. Die Antwort muss ohne moralische Personenbewertung auskommen und darf Reichweite nicht mit Wirkung verwechseln.</w:t>
-      </w:r>
-    </w:p>
-    <w:p>
-      <w:r>
-        <w:t>Anwendung auf Warum das Ferne und Stumme so leicht durchfällt. In einer Fallanalyse beginnt dieser Punkt nicht mit einer Meinung, sondern mit einer belastbaren Beschreibung. Wer V18 pruefungsnah liest, fragt zuerst nach Wirkungsempfaengern, Wirkraum, Zeitraum und Datenquelle. Erst danach folgt die Bewertung im Referenzrahmen Mensch, Planet, Demokratie, SDGs, Agenda 2030 und SDG+. Gute Kommunikation unterscheidet Befund, Annahme und normative Bewertung. Der typische Kurzschluss waere, Eindeutigkeit behaupten, wo die Datenlage nur Potenzial oder Risiko traegt. Genau dagegen setzt die WÖk die Pflicht, Wirkungspotenzial, Wirkungsrisiko und positive Netto-Wirkung begrifflich getrennt zu halten.</w:t>
-      </w:r>
-    </w:p>
-    <w:p>
-      <w:r>
-        <w:t>Evidenzregel. Ein Beispiel: eine bequeme Entscheidung heute darf im Skript nicht als dekorativer Begriff stehen bleiben. Der Abschnitt traegt nur dann, wenn er eine pruefbare Aussage erlaubt: Welche Quelle stuetzt die Annahme, welche Unsicherheit bleibt offen und welche Gegenbeobachtung wuerde die Bewertung veraendern? Fuer Zeit, Generationen und unsichtbare Betroffene heisst das, dass jede Wirkungsaussage eine Grenze zieht und diese Grenze begruenden muss. Die Studierenden sollen nicht lernen, einen Score nachzusprechen. Sie sollen erkennen, wann ein Score klaert, wann er verdeckt und wann eine rote Linie die Durchschnittslogik stoppt.</w:t>
-      </w:r>
-    </w:p>
-    <w:p>
-      <w:r>
-        <w:t>Fallfenster zur Anwendung. Ein Controlling-Team moechte einen Score bilden. Das Skript verlangt, dass Datenqualitaet, Systemgrenzen, Gewichtung, Unsicherheit und Nichtkompensation sichtbar bleiben. Ein Score darf die Diskussion nicht beenden, sondern muss bessere Fragen, Priorisierung und Rueckkopplung ermoeglichen. Bezogen auf Zeit, Generationen und unsichtbare Betroffene heisst das: Die Analyse muss das konkrete Thema ernst nehmen und zugleich den allgemeinen WÖk-Massstab halten. Es geht nicht darum, Akteure moralisch zu sortieren. Es geht darum, Wirkpfade, Wirkungsempfaenger, Datenqualitaet, Risiken und Rueckkopplung so zu beschreiben, dass bessere Entscheidungen moeglich werden.</w:t>
-      </w:r>
-    </w:p>
-    <w:p>
-      <w:r>
-        <w:t>Transfer in Grundstudium Wirkungsökonomie. Unsicherheit über die Zukunft verbindet die inhaltliche Deutung mit der spaeteren Praxis. Eine Organisation kann zu Zeit, Generationen und unsichtbare Betroffene sehr ueberzeugend kommunizieren und trotzdem an einen plausiblen Gedanken schon fuer Wirkung zu halten, obwohl Empfaenger, Zustand, Zeitbezug und Quelle fehlen scheitern. Darum muss die V1-Fassung immer auch nach Governance fragen: Wer erhebt Daten, wer bewertet sie, wer traegt die Folgen, wer kann widersprechen und wann wird eine Entscheidung korrigiert? Szenarien pruefen Sofortwirkung, Folgewirkung und Reversibilitaet getrennt. So wird aus einem Lehrkapitel eine verantwortbare Arbeitsroutine.</w:t>
-      </w:r>
-    </w:p>
-    <w:p>
-      <w:r>
-        <w:t>Grenze gegen Scheingenauigkeit. Gerade bei Der geweitete Kreis der Rücksicht ist Praezision wichtiger als grosse Begriffe. Eine Wirkungsaussage bleibt schwach, wenn sie nur Aktivitaet, Reichweite, Absicht oder Image beschreibt. Stark wird sie erst, wenn sie die Zustandsveraenderung und ihre Bedingungen offenlegt. In V18 ist deshalb entscheidend, Wirkung nicht am Sender, sondern an veraenderten Zustanden der Empfaenger geprueft wird. Die Fehlerlinie verlaeuft nicht zwischen Optimismus und Pessimismus, sondern zwischen offengelegter Unsicherheit und rhetorischer Sicherheit ohne Pruefpfad.</w:t>
-      </w:r>
-    </w:p>
-    <w:p>
-      <w:r>
-        <w:t>Pruefungsnahe Lesart. Aus Was du aus dieser Vorlesung mitnimmst laesst sich eine gute Transferfrage ableiten: Welche Entscheidung waere falsch, wenn dieser Abschnitt missverstanden wird? Fuer Zeit, Generationen und unsichtbare Betroffene lautet die Antwort meist nicht einfach "mehr Wirkung", sondern genauer: bessere Unterscheidung, sauberere Daten, klarere Schutzlinie und rueckgekoppelte Steuerung. Jede Schlussfolgerung endet mit Entscheidung, Verantwortlichkeit und Termin fuer Rueckpruefung. Wer das im Fall anwenden kann, hat den Kern der Vorlesung verstanden; wer nur Definitionen wiederholt, bleibt unter dem Anspruch der Akademie.</w:t>
-      </w:r>
-    </w:p>
-    <w:p>
-      <w:r>
-        <w:t>Fallfenster zur Anwendung. Ein Kommunikationsbericht nennt viele Aktivitaeten, Reichweiten und Rueckmeldungen. Die V1-Pruefung fragt, ob daraus eine belastbare Wirkungsaussage folgt. Wenn nur Kontakte, Klicks oder Zustimmung vorliegen, bleibt die Aussage im Bereich Wirkungspotenzial oder Resonanz, nicht im Bereich nachgewiesener Wirkung. Bezogen auf Zeit, Generationen und unsichtbare Betroffene heisst das: Die Analyse muss das konkrete Thema ernst nehmen und zugleich den allgemeinen WÖk-Massstab halten. Es geht nicht darum, Akteure moralisch zu sortieren. Es geht darum, Wirkpfade, Wirkungsempfaenger, Datenqualitaet, Risiken und Rueckkopplung so zu beschreiben, dass bessere Entscheidungen moeglich werden.</w:t>
-      </w:r>
-    </w:p>
-    <w:p>
-      <w:r>
-        <w:t>Pruefungsnahe Transferfrage. Formuliere zu V18 eine Wirkungsaussage in drei Saetzen: Erstens den beobachteten oder plausiblen Zustand, zweitens die Daten- oder Quellenlage, drittens die offene Unsicherheit samt Rueckkopplung. Die Antwort muss ohne moralische Personenbewertung auskommen und darf Reichweite nicht mit Wirkung verwechseln.</w:t>
-      </w:r>
-    </w:p>
-    <w:p>
-      <w:r>
-        <w:t>Wissenschaftliche Anschlussfaehigkeit. Der Abschnitt Wirkungsökonomische Vertiefung ist in V18 kein Zusatzwissen, sondern ein Pruefstein fuer die Grundfrage des Skripts: Was veraendert sich, bei wem, wodurch und mit welcher Rueckkopplung? Fuer Zeit, Generationen und unsichtbare Betroffene wird daran sichtbar, dass WÖk-Aussagen mit bestehenden Begriffen, Studien, Standards und Rechtsrahmen in Beziehung stehen muessen. Die fachliche Grenze liegt dort, wo Lernende hausinterne Sprache als Ersatz fuer zitierfaehige Begruendung verwenden. Die saubere Lesart trennt deshalb Beobachtung, Kausalannahme, Bewertung und Steuerungsfolge. In der Anwendung sollte daraus mindestens eine konkrete Begriff, Wirkpfad, Fallbewertung, rote Linie oder Rueckkopplung abgeleitet werden; sonst bleibt das Wissen erklaerend, aber nicht steuerungsfaehig.</w:t>
-      </w:r>
-    </w:p>
-    <w:p>
-      <w:r>
-        <w:t>Anwendung auf Prüfungsrelevanz. In einer Fallanalyse beginnt dieser Punkt nicht mit einer Meinung, sondern mit einer belastbaren Beschreibung. Wer V18 pruefungsnah liest, fragt zuerst nach Wirkungsempfaengern, Wirkraum, Zeitraum und Datenquelle. Erst danach folgt die Bewertung im Referenzrahmen Mensch, Planet, Demokratie, SDGs, Agenda 2030 und SDG+. Die Analyse markiert Stoppsignale vor jeder Portfolio- oder Score-Debatte. Der typische Kurzschluss waere, ein gutes Teilresultat gegen zentrale Schaeden aufrechnen. Genau dagegen setzt die WÖk die Pflicht, Wirkungspotenzial, Wirkungsrisiko und positive Netto-Wirkung begrifflich getrennt zu halten.</w:t>
+        <w:t>Schlussvertiefung 2: Zeit, Generationen und unsichtbare Betroffene im Anwendungsfall</w:t>
+      </w:r>
+    </w:p>
+    <w:p>
+      <w:r>
+        <w:t>Die folgenden Abschnitte sind keine neue Pruefungsloesung. Sie verdichten die vorhandenen Kapitel zu einer Lesart, mit der Studierende einen Fall selbststaendig analysieren koennen. Im Mittelpunkt stehen Schutzdimensionen, Zeitlogik, Resilienz und Betroffenenperspektive, nicht moralische Personenbewertung.</w:t>
+      </w:r>
+    </w:p>
+    <w:p>
+      <w:r>
+        <w:t>Begriffliche Schlussklaerung. In Grundstudium Wirkungsoekonomie wird Warum das Ferne und Stumme so leicht durchfällt erst steuerungsfaehig, wenn daraus eine Entscheidung folgt. Die Grundbegriffe muessen in spaeteren Modulen wiedererkennbar bleiben. Ohne diese Rueckkopplung bleibt Reporting eine Beschreibung. Mit Rueckkopplung wird aus Bewertung eine veraenderte Routine: ein anderer Prozess, ein geaenderter Anreiz, eine bessere Datenpflicht, eine korrigierte Kommunikation oder eine neue Priorisierung.</w:t>
+      </w:r>
+    </w:p>
+    <w:p>
+      <w:r>
+        <w:t>Die typische Fehlstelle bei Zeit, Generationen und unsichtbare Betroffene liegt darin, kurzfristige Entlastung als dauerhafte positive Netto-Wirkung zu verkaufen. Bei Warum das Ferne und Stumme so leicht durchfällt wird diese Fehlstelle konkret: Ein scheinbar plausibler Befund darf nicht zur Abkuerzung werden. Quellen, Systemgrenzen, Unsicherheit und Rueckkopplung bleiben sichtbar.</w:t>
+      </w:r>
+    </w:p>
+    <w:p>
+      <w:r>
+        <w:t>Wirkpfad und Empfaenger. Die Grenze gegen Scheingenauigkeit verlaeuft bei Ein Beispiel: eine bequeme Entscheidung heute nicht zwischen Optimismus und Pessimismus. Sie verlaeuft zwischen offengelegter Unsicherheit und rhetorischer Sicherheit. Wer Zeit, Generationen und unsichtbare Betroffene belastbar anwenden will, benennt Systemgrenze, Zeitraum, Vergleichspunkt und offene Gegenhypothese. Gerade dadurch bleibt das Skript anschlussfaehig fuer Forschung, Praxis und spaetere Revision.</w:t>
+      </w:r>
+    </w:p>
+    <w:p>
+      <w:r>
+        <w:t>Fuer die Pruefung ist Ein Beispiel: eine bequeme Entscheidung heute dann verstanden, wenn daraus eine belastbare Fallantwort entsteht. Eine gute Antwort unterscheidet Beobachtung, Kausalannahme, Bewertung und Steuerungsfolge. Sie bewertet keine Menschen, sondern Wirkpfade, Zustandsveraenderungen, Risiken und institutionelle Bedingungen.</w:t>
+      </w:r>
+    </w:p>
+    <w:p>
+      <w:r>
+        <w:t>Daten, Quellen und Evidenz. Unsicherheit über die Zukunft zeigt, warum Zeit, Generationen und unsichtbare Betroffene mehr ist als ein Schlagwort im Feld Schutzdimensionen, Zeitlogik, Resilienz und Betroffenenperspektive. Die wirkungsoekonomische Frage lautet: Welche reale Veraenderung wird moeglich, welche bleibt nur Potenzial und wo entsteht ein Wirkungsrisiko? Diese Unterscheidung schuetzt vor Impact-Washing, weil sie Absicht, Aktivitaet, Reichweite und Wirkung auseinanderhaelt.</w:t>
+      </w:r>
+    </w:p>
+    <w:p>
+      <w:r>
+        <w:t>Eine Kommune, ein Unternehmen oder eine Bildungsorganisation will Zeit, Generationen und unsichtbare Betroffene praktisch anwenden. Der erste Schritt ist nicht die Auswahl eines Instruments, sondern die Klaerung der Zustandsveraenderung. Bei Unsicherheit über die Zukunft muss deshalb benannt werden, wer betroffen ist, welcher Zustand sich veraendert, welche Frist gilt und welche Gegenbeobachtung die Annahme widerlegen wuerde. Erst danach entsteht eine begruendete Entscheidung im Feld Begriff, Fallbewertung, Wirkpfad, rote Linie, Quellenbeurteilung oder Rueckkopplungsregel.</w:t>
+      </w:r>
+    </w:p>
+    <w:p>
+      <w:r>
+        <w:t>Bewertung und rote Linien. In V18 muss Der geweitete Kreis der Rücksicht immer mit Empfaengern gelesen werden. Wirkung entsteht nicht beim Sender, sondern an veraenderten Zustaenden von Menschen, Oekosystemen, Institutionen, Oeffentlichkeit oder kuenftigen Handlungsspielraeumen. Darum reicht es nicht, interne Aktivitaeten zu dokumentieren. Entscheidend ist, ob sich ein Zustand nachvollziehbar veraendert und ob diese Veraenderung im Referenzrahmen Mensch, Planet, Demokratie, SDGs, Agenda 2030 und SDG+ tragfaehig bewertet werden kann.</w:t>
+      </w:r>
+    </w:p>
+    <w:p>
+      <w:r>
+        <w:t>Ein Bericht behauptet, die Massnahme zu Zeit, Generationen und unsichtbare Betroffene sei erfolgreich. Die WOE-Lesart fragt bei Der geweitete Kreis der Rücksicht nach belastbaren Nachweisen: begriffliche Praezision, Fallbeschreibung, Quellenklarheit, Plausibilitaet und offene Unsicherheit. Wenn diese Nachweise fehlen, bleibt die Aussage Wirkungspotenzial oder Kommunikationsbehauptung. Sie kann wichtig sein, aber sie ist noch keine belegte Wirkung.</w:t>
+      </w:r>
+    </w:p>
+    <w:p>
+      <w:r>
+        <w:t>Kontrollfrage. Welche Entscheidung waere falsch, wenn Der geweitete Kreis der Rücksicht in V18 missverstanden wird? Die Antwort muss mindestens eine Daten- oder Quellenannahme, eine betroffene Gruppe oder Schutzdimension, eine moegliche Nebenwirkung und einen Rueckkopplungsschritt nennen. Richtig ist nicht die lauteste Bewertung, sondern diejenige, die Begriff, Beleg und Steuerungsfolge zusammenhaelt.</w:t>
+      </w:r>
+    </w:p>
+    <w:p>
+      <w:r>
+        <w:t>Rueckfluss. Fuer den WOE-Korpus bedeutet das: Begriffe aus Zeit, Generationen und unsichtbare Betroffene sollten dort geschaerft werden, wo sie in Glossar, Werkzeugen, Journal oder Readern doppeldeutig bleiben. Offene Forschungsfragen werden nicht versteckt. Sie markieren die Stelle, an der spaetere Evidenz, ein besserer Datensatz oder eine praezisere Fallstudie die Bewertung veraendern kann.</w:t>
+      </w:r>
+    </w:p>
+    <w:p>
+      <w:r>
+        <w:t>Steuerung und Rueckkopplung. Wissenschaftliche Anschlussfaehigkeit entsteht hier durch Quellenklarheit. Bei Was du aus dieser Vorlesung mitnimmst werden interne WOE-Begriffe nicht als Ersatz fuer Belege benutzt, sondern mit Grundlagenwerk, Schutzdimensionen Mensch/Planet/Demokratie und Langfristlogik verbunden. Wo die Datenlage offen bleibt, wird das offengelegt. Wo eine Aussage nur plausibel ist, bleibt sie als Wirkungspotenzial markiert. Wo ein Schaden eine rote Linie beruehrt, greift Nichtkompensation vor Durchschnittslogik.</w:t>
+      </w:r>
+    </w:p>
+    <w:p>
+      <w:r>
+        <w:t>In einer kontroversen Entscheidung wirkt Was du aus dieser Vorlesung mitnimmst als Pruefpunkt fuer Ambivalenz. Ein Nutzen fuer eine Gruppe kann mit Risiken fuer andere Wirkungsempfaenger einhergehen. Das Skript verlangt deshalb, positive und negative Zustandsveraenderungen getrennt zu fuehren, bevor von positiver Netto-Wirkung gesprochen wird.</w:t>
+      </w:r>
+    </w:p>
+    <w:p>
+      <w:r>
+        <w:t>Pruefungsnahe Anwendung. In Grundstudium Wirkungsoekonomie wird Wirkungsökonomische Vertiefung erst steuerungsfaehig, wenn daraus eine Entscheidung folgt. Die Grundbegriffe muessen in spaeteren Modulen wiedererkennbar bleiben. Ohne diese Rueckkopplung bleibt Reporting eine Beschreibung. Mit Rueckkopplung wird aus Bewertung eine veraenderte Routine: ein anderer Prozess, ein geaenderter Anreiz, eine bessere Datenpflicht, eine korrigierte Kommunikation oder eine neue Priorisierung.</w:t>
+      </w:r>
+    </w:p>
+    <w:p>
+      <w:r>
+        <w:t>Die typische Fehlstelle bei Zeit, Generationen und unsichtbare Betroffene liegt darin, kurzfristige Entlastung als dauerhafte positive Netto-Wirkung zu verkaufen. Bei Wirkungsökonomische Vertiefung wird diese Fehlstelle konkret: Ein scheinbar plausibler Befund darf nicht zur Abkuerzung werden. Quellen, Systemgrenzen, Unsicherheit und Rueckkopplung bleiben sichtbar.</w:t>
+      </w:r>
+    </w:p>
+    <w:p>
+      <w:r>
+        <w:t>Transfer in den WOE-Korpus. Die Grenze gegen Scheingenauigkeit verlaeuft bei Begriffliche Präzision nicht zwischen Optimismus und Pessimismus. Sie verlaeuft zwischen offengelegter Unsicherheit und rhetorischer Sicherheit. Wer Zeit, Generationen und unsichtbare Betroffene belastbar anwenden will, benennt Systemgrenze, Zeitraum, Vergleichspunkt und offene Gegenhypothese. Gerade dadurch bleibt das Skript anschlussfaehig fuer Forschung, Praxis und spaetere Revision.</w:t>
+      </w:r>
+    </w:p>
+    <w:p>
+      <w:r>
+        <w:t>Fuer die Pruefung ist Begriffliche Präzision dann verstanden, wenn daraus eine belastbare Fallantwort entsteht. Eine gute Antwort unterscheidet Beobachtung, Kausalannahme, Bewertung und Steuerungsfolge. Sie bewertet keine Menschen, sondern Wirkpfade, Zustandsveraenderungen, Risiken und institutionelle Bedingungen.</w:t>
+      </w:r>
+    </w:p>
+    <w:p>
+      <w:r>
+        <w:t>Grenzen der Aussage. Wirkpfad zeigt, warum Zeit, Generationen und unsichtbare Betroffene mehr ist als ein Schlagwort im Feld Schutzdimensionen, Zeitlogik, Resilienz und Betroffenenperspektive. Die wirkungsoekonomische Frage lautet: Welche reale Veraenderung wird moeglich, welche bleibt nur Potenzial und wo entsteht ein Wirkungsrisiko? Diese Unterscheidung schuetzt vor Impact-Washing, weil sie Absicht, Aktivitaet, Reichweite und Wirkung auseinanderhaelt.</w:t>
+      </w:r>
+    </w:p>
+    <w:p>
+      <w:r>
+        <w:t>Eine Kommune, ein Unternehmen oder eine Bildungsorganisation will Zeit, Generationen und unsichtbare Betroffene praktisch anwenden. Der erste Schritt ist nicht die Auswahl eines Instruments, sondern die Klaerung der Zustandsveraenderung. Bei Wirkpfad muss deshalb benannt werden, wer betroffen ist, welcher Zustand sich veraendert, welche Frist gilt und welche Gegenbeobachtung die Annahme widerlegen wuerde. Erst danach entsteht eine begruendete Entscheidung im Feld Begriff, Fallbewertung, Wirkpfad, rote Linie, Quellenbeurteilung oder Rueckkopplungsregel.</w:t>
+      </w:r>
+    </w:p>
+    <w:p>
+      <w:r>
+        <w:t>Kontrollfrage. Welche Entscheidung waere falsch, wenn Wirkpfad in V18 missverstanden wird? Die Antwort muss mindestens eine Daten- oder Quellenannahme, eine betroffene Gruppe oder Schutzdimension, eine moegliche Nebenwirkung und einen Rueckkopplungsschritt nennen. Richtig ist nicht die lauteste Bewertung, sondern diejenige, die Begriff, Beleg und Steuerungsfolge zusammenhaelt.</w:t>
       </w:r>
     </w:p>
     <w:p>
@@ -3067,67 +3017,112 @@
         <w:pStyle w:val="Heading3"/>
       </w:pPr>
       <w:r>
-        <w:t>Abschlusskommentar 3: Lesen, pruefen, rueckkoppeln</w:t>
-      </w:r>
-    </w:p>
-    <w:p>
-      <w:r>
-        <w:t>Die folgende Verdichtung fuehrt die vorhandenen Kapitel nicht als Wiederholung, sondern als Anwendung zusammen. Wirkungskompetenz entsteht, wenn dieselbe begriffliche Strenge in Fallanalyse, Datenarbeit, Kommunikation, Governance und Entscheidungspraxis wiedererkannt wird.</w:t>
-      </w:r>
-    </w:p>
-    <w:p>
-      <w:r>
-        <w:t>Evidenzregel. Lernziele darf im Skript nicht als dekorativer Begriff stehen bleiben. Der Abschnitt traegt nur dann, wenn er eine pruefbare Aussage erlaubt: Welche Quelle stuetzt die Annahme, welche Unsicherheit bleibt offen und welche Gegenbeobachtung wuerde die Bewertung veraendern? Fuer Zeit, Generationen und unsichtbare Betroffene heisst das, dass praezise Sprache die erste Sicherung gegen Impact-Washing bildet. Die Studierenden sollen nicht lernen, einen Score nachzusprechen. Sie sollen erkennen, wann ein Score klaert, wann er verdeckt und wann eine rote Linie die Durchschnittslogik stoppt.</w:t>
-      </w:r>
-    </w:p>
-    <w:p>
-      <w:r>
-        <w:t>Fallfenster zur Anwendung. Eine Organisation plant eine Massnahme und formuliert dazu eine positive Absicht. In der WÖk reicht das nicht. Fuer diese Vorlesung muss sichtbar werden, welche Zustandsveraenderung erwartet wird, welche Empfaenger direkt oder indirekt betroffen sind, welche Nebenwirkungen entstehen koennen und welche Entscheidung spaeter korrigiert wird. Bezogen auf Zeit, Generationen und unsichtbare Betroffene heisst das: Die Analyse muss das konkrete Thema ernst nehmen und zugleich den allgemeinen WÖk-Massstab halten. Es geht nicht darum, Akteure moralisch zu sortieren. Es geht darum, Wirkpfade, Wirkungsempfaenger, Datenqualitaet, Risiken und Rueckkopplung so zu beschreiben, dass bessere Entscheidungen moeglich werden.</w:t>
-      </w:r>
-    </w:p>
-    <w:p>
-      <w:r>
-        <w:t>Transfer in Grundstudium Wirkungsökonomie. Einleitung / Wirkungsfrage verbindet die inhaltliche Deutung mit der spaeteren Praxis. Eine Organisation kann zu Zeit, Generationen und unsichtbare Betroffene sehr ueberzeugend kommunizieren und trotzdem an einen plausiblen Gedanken schon fuer Wirkung zu halten, obwohl Empfaenger, Zustand, Zeitbezug und Quelle fehlen scheitern. Darum muss die V1-Fassung immer auch nach Governance fragen: Wer erhebt Daten, wer bewertet sie, wer traegt die Folgen, wer kann widersprechen und wann wird eine Entscheidung korrigiert? Mindestens ein direkter und ein indirekter Wirkpfad muessen nachvollziehbar sein. So wird aus einem Lehrkapitel eine verantwortbare Arbeitsroutine.</w:t>
-      </w:r>
-    </w:p>
-    <w:p>
-      <w:r>
-        <w:t>Grenze gegen Scheingenauigkeit. Gerade bei Kernaussage ist Praezision wichtiger als grosse Begriffe. Eine Wirkungsaussage bleibt schwach, wenn sie nur Aktivitaet, Reichweite, Absicht oder Image beschreibt. Stark wird sie erst, wenn sie die Zustandsveraenderung und ihre Bedingungen offenlegt. In V18 ist deshalb entscheidend, jede Bewertung nur so belastbar ist wie Datenlage, Quellenstatus, Aktualitaet und Systemgrenze. Die Fehlerlinie verlaeuft nicht zwischen Optimismus und Pessimismus, sondern zwischen offengelegter Unsicherheit und rhetorischer Sicherheit ohne Pruefpfad.</w:t>
-      </w:r>
-    </w:p>
-    <w:p>
-      <w:r>
-        <w:t>Pruefungsnahe Transferfrage. Formuliere zu V18 eine Wirkungsaussage in drei Saetzen: Erstens den beobachteten oder plausiblen Zustand, zweitens die Daten- oder Quellenlage, drittens die offene Unsicherheit samt Rueckkopplung. Die Antwort muss ohne moralische Personenbewertung auskommen und darf Reichweite nicht mit Wirkung verwechseln.</w:t>
-      </w:r>
-    </w:p>
-    <w:p>
-      <w:r>
-        <w:t>Pruefungsnahe Lesart. Aus Quelltext und fachliche Grundlegung laesst sich eine gute Transferfrage ableiten: Welche Entscheidung waere falsch, wenn dieser Abschnitt missverstanden wird? Fuer Zeit, Generationen und unsichtbare Betroffene lautet die Antwort meist nicht einfach "mehr Wirkung", sondern genauer: bessere Unterscheidung, sauberere Daten, klarere Schutzlinie und rueckgekoppelte Steuerung. Profile, Zielkonflikte und offene Punkte werden nebeneinander gefuehrt. Wer das im Fall anwenden kann, hat den Kern der Vorlesung verstanden; wer nur Definitionen wiederholt, bleibt unter dem Anspruch der Akademie.</w:t>
-      </w:r>
-    </w:p>
-    <w:p>
-      <w:r>
-        <w:t>Fallfenster zur Anwendung. Eine Fuehrungsentscheidung erzeugt zugleich Nutzen und Risiken. Die WÖk behandelt Ambivalenz nicht als Stoerung, sondern als Kern der Analyse. Positive Netto-Wirkung darf erst behauptet werden, wenn zentrale negative Wirkungen getrennt geprueft und rote Linien gewahrt sind. Bezogen auf Zeit, Generationen und unsichtbare Betroffene heisst das: Die Analyse muss das konkrete Thema ernst nehmen und zugleich den allgemeinen WÖk-Massstab halten. Es geht nicht darum, Akteure moralisch zu sortieren. Es geht darum, Wirkpfade, Wirkungsempfaenger, Datenqualitaet, Risiken und Rueckkopplung so zu beschreiben, dass bessere Entscheidungen moeglich werden.</w:t>
-      </w:r>
-    </w:p>
-    <w:p>
-      <w:r>
-        <w:t>Nichtkompensation. Der Abschnitt Der Raum, den man am leichtesten vergisst ist in V18 kein Zusatzwissen, sondern ein Pruefstein fuer die Grundfrage des Skripts: Was veraendert sich, bei wem, wodurch und mit welcher Rueckkopplung? Fuer Zeit, Generationen und unsichtbare Betroffene wird daran sichtbar, dass schwere zentrale Schaeden nicht durch beliebige positive Einzelwerte neutralisiert werden duerfen. Die fachliche Grenze liegt dort, wo Lernende eine Durchschnittslogik als moralische Entlastung verwenden. Die saubere Lesart trennt deshalb Beobachtung, Kausalannahme, Bewertung und Steuerungsfolge. In der Anwendung sollte daraus mindestens eine konkrete Begriff, Wirkpfad, Fallbewertung, rote Linie oder Rueckkopplung abgeleitet werden; sonst bleibt das Wissen erklaerend, aber nicht steuerungsfaehig.</w:t>
-      </w:r>
-    </w:p>
-    <w:p>
-      <w:r>
-        <w:t>Anwendung auf Wirkung reicht in die Zukunft. In einer Fallanalyse beginnt dieser Punkt nicht mit einer Meinung, sondern mit einer belastbaren Beschreibung. Wer V18 pruefungsnah liest, fragt zuerst nach Wirkungsempfaengern, Wirkraum, Zeitraum und Datenquelle. Erst danach folgt die Bewertung im Referenzrahmen Mensch, Planet, Demokratie, SDGs, Agenda 2030 und SDG+. Jeder Analyseblock fragt nach der Routine, die nach der Bewertung angepasst wird. Der typische Kurzschluss waere, Reporting als Abschluss behandeln. Genau dagegen setzt die WÖk die Pflicht, Wirkungspotenzial, Wirkungsrisiko und positive Netto-Wirkung begrifflich getrennt zu halten.</w:t>
-      </w:r>
-    </w:p>
-    <w:p>
-      <w:r>
-        <w:t>Evidenzregel. Die künftigen Generationen darf im Skript nicht als dekorativer Begriff stehen bleiben. Der Abschnitt traegt nur dann, wenn er eine pruefbare Aussage erlaubt: Welche Quelle stuetzt die Annahme, welche Unsicherheit bleibt offen und welche Gegenbeobachtung wuerde die Bewertung veraendern? Fuer Zeit, Generationen und unsichtbare Betroffene heisst das, dass Wirkungsbewertung Verfahren, Rechte, Transparenz und Korrektur braucht. Die Studierenden sollen nicht lernen, einen Score nachzusprechen. Sie sollen erkennen, wann ein Score klaert, wann er verdeckt und wann eine rote Linie die Durchschnittslogik stoppt.</w:t>
-      </w:r>
-    </w:p>
-    <w:p>
-      <w:r>
-        <w:t>Fallfenster zur Anwendung. Ein Controlling-Team moechte einen Score bilden. Das Skript verlangt, dass Datenqualitaet, Systemgrenzen, Gewichtung, Unsicherheit und Nichtkompensation sichtbar bleiben. Ein Score darf die Diskussion nicht beenden, sondern muss bessere Fragen, Priorisierung und Rueckkopplung ermoeglichen. Bezogen auf Zeit, Generationen und unsichtbare Betroffene heisst das: Die Analyse muss das konkrete Thema ernst nehmen und zugleich den allgemeinen WÖk-Massstab halten. Es geht nicht darum, Akteure moralisch zu sortieren. Es geht darum, Wirkpfade, Wirkungsempfaenger, Datenqualitaet, Risiken und Rueckkopplung so zu beschreiben, dass bessere Entscheidungen moeglich werden.</w:t>
+        <w:t>Schlussvertiefung 3: Zeit, Generationen und unsichtbare Betroffene im Anwendungsfall</w:t>
+      </w:r>
+    </w:p>
+    <w:p>
+      <w:r>
+        <w:t>Die folgenden Abschnitte sind keine neue Pruefungsloesung. Sie verdichten die vorhandenen Kapitel zu einer Lesart, mit der Studierende einen Fall selbststaendig analysieren koennen. Im Mittelpunkt stehen Schutzdimensionen, Zeitlogik, Resilienz und Betroffenenperspektive, nicht moralische Personenbewertung.</w:t>
+      </w:r>
+    </w:p>
+    <w:p>
+      <w:r>
+        <w:t>Begriffliche Schlussklaerung. In V18 muss Leitthese immer mit Empfaengern gelesen werden. Wirkung entsteht nicht beim Sender, sondern an veraenderten Zustaenden von Menschen, Oekosystemen, Institutionen, Oeffentlichkeit oder kuenftigen Handlungsspielraeumen. Darum reicht es nicht, interne Aktivitaeten zu dokumentieren. Entscheidend ist, ob sich ein Zustand nachvollziehbar veraendert und ob diese Veraenderung im Referenzrahmen Mensch, Planet, Demokratie, SDGs, Agenda 2030 und SDG+ tragfaehig bewertet werden kann.</w:t>
+      </w:r>
+    </w:p>
+    <w:p>
+      <w:r>
+        <w:t>Ein Bericht behauptet, die Massnahme zu Zeit, Generationen und unsichtbare Betroffene sei erfolgreich. Die WOE-Lesart fragt bei Leitthese nach belastbaren Nachweisen: begriffliche Praezision, Fallbeschreibung, Quellenklarheit, Plausibilitaet und offene Unsicherheit. Wenn diese Nachweise fehlen, bleibt die Aussage Wirkungspotenzial oder Kommunikationsbehauptung. Sie kann wichtig sein, aber sie ist noch keine belegte Wirkung.</w:t>
+      </w:r>
+    </w:p>
+    <w:p>
+      <w:r>
+        <w:t>Wirkpfad und Empfaenger. Wissenschaftliche Anschlussfaehigkeit entsteht hier durch Quellenklarheit. Bei Didaktische Einordnung im Studiengang werden interne WOE-Begriffe nicht als Ersatz fuer Belege benutzt, sondern mit Grundlagenwerk, Schutzdimensionen Mensch/Planet/Demokratie und Langfristlogik verbunden. Wo die Datenlage offen bleibt, wird das offengelegt. Wo eine Aussage nur plausibel ist, bleibt sie als Wirkungspotenzial markiert. Wo ein Schaden eine rote Linie beruehrt, greift Nichtkompensation vor Durchschnittslogik.</w:t>
+      </w:r>
+    </w:p>
+    <w:p>
+      <w:r>
+        <w:t>In einer kontroversen Entscheidung wirkt Didaktische Einordnung im Studiengang als Pruefpunkt fuer Ambivalenz. Ein Nutzen fuer eine Gruppe kann mit Risiken fuer andere Wirkungsempfaenger einhergehen. Das Skript verlangt deshalb, positive und negative Zustandsveraenderungen getrennt zu fuehren, bevor von positiver Netto-Wirkung gesprochen wird.</w:t>
+      </w:r>
+    </w:p>
+    <w:p>
+      <w:r>
+        <w:t>Rueckfluss. Fuer den WOE-Korpus bedeutet das: Begriffe aus Zeit, Generationen und unsichtbare Betroffene sollten dort geschaerft werden, wo sie in Glossar, Werkzeugen, Journal oder Readern doppeldeutig bleiben. Offene Forschungsfragen werden nicht versteckt. Sie markieren die Stelle, an der spaetere Evidenz, ein besserer Datensatz oder eine praezisere Fallstudie die Bewertung veraendern kann.</w:t>
+      </w:r>
+    </w:p>
+    <w:p>
+      <w:r>
+        <w:t>Daten, Quellen und Evidenz. In Grundstudium Wirkungsoekonomie wird Analysemodell erst steuerungsfaehig, wenn daraus eine Entscheidung folgt. Die Grundbegriffe muessen in spaeteren Modulen wiedererkennbar bleiben. Ohne diese Rueckkopplung bleibt Reporting eine Beschreibung. Mit Rueckkopplung wird aus Bewertung eine veraenderte Routine: ein anderer Prozess, ein geaenderter Anreiz, eine bessere Datenpflicht, eine korrigierte Kommunikation oder eine neue Priorisierung.</w:t>
+      </w:r>
+    </w:p>
+    <w:p>
+      <w:r>
+        <w:t>Die typische Fehlstelle bei Zeit, Generationen und unsichtbare Betroffene liegt darin, kurzfristige Entlastung als dauerhafte positive Netto-Wirkung zu verkaufen. Bei Analysemodell wird diese Fehlstelle konkret: Ein scheinbar plausibler Befund darf nicht zur Abkuerzung werden. Quellen, Systemgrenzen, Unsicherheit und Rueckkopplung bleiben sichtbar.</w:t>
+      </w:r>
+    </w:p>
+    <w:p>
+      <w:r>
+        <w:t>Bewertung und rote Linien. Die Grenze gegen Scheingenauigkeit verlaeuft bei Modellformel nicht zwischen Optimismus und Pessimismus. Sie verlaeuft zwischen offengelegter Unsicherheit und rhetorischer Sicherheit. Wer Zeit, Generationen und unsichtbare Betroffene belastbar anwenden will, benennt Systemgrenze, Zeitraum, Vergleichspunkt und offene Gegenhypothese. Gerade dadurch bleibt das Skript anschlussfaehig fuer Forschung, Praxis und spaetere Revision.</w:t>
+      </w:r>
+    </w:p>
+    <w:p>
+      <w:r>
+        <w:t>Fuer die Pruefung ist Modellformel dann verstanden, wenn daraus eine belastbare Fallantwort entsteht. Eine gute Antwort unterscheidet Beobachtung, Kausalannahme, Bewertung und Steuerungsfolge. Sie bewertet keine Menschen, sondern Wirkpfade, Zustandsveraenderungen, Risiken und institutionelle Bedingungen.</w:t>
+      </w:r>
+    </w:p>
+    <w:p>
+      <w:r>
+        <w:t>Kontrollfrage. Welche Entscheidung waere falsch, wenn Modellformel in V18 missverstanden wird? Die Antwort muss mindestens eine Daten- oder Quellenannahme, eine betroffene Gruppe oder Schutzdimension, eine moegliche Nebenwirkung und einen Rueckkopplungsschritt nennen. Richtig ist nicht die lauteste Bewertung, sondern diejenige, die Begriff, Beleg und Steuerungsfolge zusammenhaelt.</w:t>
+      </w:r>
+    </w:p>
+    <w:p>
+      <w:r>
+        <w:t>Steuerung und Rueckkopplung. Fallfenster zeigt, warum Zeit, Generationen und unsichtbare Betroffene mehr ist als ein Schlagwort im Feld Schutzdimensionen, Zeitlogik, Resilienz und Betroffenenperspektive. Die wirkungsoekonomische Frage lautet: Welche reale Veraenderung wird moeglich, welche bleibt nur Potenzial und wo entsteht ein Wirkungsrisiko? Diese Unterscheidung schuetzt vor Impact-Washing, weil sie Absicht, Aktivitaet, Reichweite und Wirkung auseinanderhaelt.</w:t>
+      </w:r>
+    </w:p>
+    <w:p>
+      <w:r>
+        <w:t>Eine Kommune, ein Unternehmen oder eine Bildungsorganisation will Zeit, Generationen und unsichtbare Betroffene praktisch anwenden. Der erste Schritt ist nicht die Auswahl eines Instruments, sondern die Klaerung der Zustandsveraenderung. Bei Fallfenster muss deshalb benannt werden, wer betroffen ist, welcher Zustand sich veraendert, welche Frist gilt und welche Gegenbeobachtung die Annahme widerlegen wuerde. Erst danach entsteht eine begruendete Entscheidung im Feld Begriff, Fallbewertung, Wirkpfad, rote Linie, Quellenbeurteilung oder Rueckkopplungsregel.</w:t>
+      </w:r>
+    </w:p>
+    <w:p>
+      <w:r>
+        <w:t>Pruefungsnahe Anwendung. In V18 muss Prüfungsnahe Fallfragen ohne geschützte Antwortlogik immer mit Empfaengern gelesen werden. Wirkung entsteht nicht beim Sender, sondern an veraenderten Zustaenden von Menschen, Oekosystemen, Institutionen, Oeffentlichkeit oder kuenftigen Handlungsspielraeumen. Darum reicht es nicht, interne Aktivitaeten zu dokumentieren. Entscheidend ist, ob sich ein Zustand nachvollziehbar veraendert und ob diese Veraenderung im Referenzrahmen Mensch, Planet, Demokratie, SDGs, Agenda 2030 und SDG+ tragfaehig bewertet werden kann.</w:t>
+      </w:r>
+    </w:p>
+    <w:p>
+      <w:r>
+        <w:t>Ein Bericht behauptet, die Massnahme zu Zeit, Generationen und unsichtbare Betroffene sei erfolgreich. Die WOE-Lesart fragt bei Prüfungsnahe Fallfragen ohne geschützte Antwortlogik nach belastbaren Nachweisen: begriffliche Praezision, Fallbeschreibung, Quellenklarheit, Plausibilitaet und offene Unsicherheit. Wenn diese Nachweise fehlen, bleibt die Aussage Wirkungspotenzial oder Kommunikationsbehauptung. Sie kann wichtig sein, aber sie ist noch keine belegte Wirkung.</w:t>
+      </w:r>
+    </w:p>
+    <w:p>
+      <w:r>
+        <w:t>Transfer in den WOE-Korpus. Wissenschaftliche Anschlussfaehigkeit entsteht hier durch Quellenklarheit. Bei Einleitung / Wirkungsfrage werden interne WOE-Begriffe nicht als Ersatz fuer Belege benutzt, sondern mit Grundlagenwerk, Schutzdimensionen Mensch/Planet/Demokratie und Langfristlogik verbunden. Wo die Datenlage offen bleibt, wird das offengelegt. Wo eine Aussage nur plausibel ist, bleibt sie als Wirkungspotenzial markiert. Wo ein Schaden eine rote Linie beruehrt, greift Nichtkompensation vor Durchschnittslogik.</w:t>
+      </w:r>
+    </w:p>
+    <w:p>
+      <w:r>
+        <w:t>In einer kontroversen Entscheidung wirkt Einleitung / Wirkungsfrage als Pruefpunkt fuer Ambivalenz. Ein Nutzen fuer eine Gruppe kann mit Risiken fuer andere Wirkungsempfaenger einhergehen. Das Skript verlangt deshalb, positive und negative Zustandsveraenderungen getrennt zu fuehren, bevor von positiver Netto-Wirkung gesprochen wird.</w:t>
+      </w:r>
+    </w:p>
+    <w:p>
+      <w:r>
+        <w:t>Grenzen der Aussage. In Grundstudium Wirkungsoekonomie wird Kernaussage erst steuerungsfaehig, wenn daraus eine Entscheidung folgt. Die Grundbegriffe muessen in spaeteren Modulen wiedererkennbar bleiben. Ohne diese Rueckkopplung bleibt Reporting eine Beschreibung. Mit Rueckkopplung wird aus Bewertung eine veraenderte Routine: ein anderer Prozess, ein geaenderter Anreiz, eine bessere Datenpflicht, eine korrigierte Kommunikation oder eine neue Priorisierung.</w:t>
+      </w:r>
+    </w:p>
+    <w:p>
+      <w:r>
+        <w:t>Die typische Fehlstelle bei Zeit, Generationen und unsichtbare Betroffene liegt darin, kurzfristige Entlastung als dauerhafte positive Netto-Wirkung zu verkaufen. Bei Kernaussage wird diese Fehlstelle konkret: Ein scheinbar plausibler Befund darf nicht zur Abkuerzung werden. Quellen, Systemgrenzen, Unsicherheit und Rueckkopplung bleiben sichtbar.</w:t>
+      </w:r>
+    </w:p>
+    <w:p>
+      <w:r>
+        <w:t>Kontrollfrage. Welche Entscheidung waere falsch, wenn Kernaussage in V18 missverstanden wird? Die Antwort muss mindestens eine Daten- oder Quellenannahme, eine betroffene Gruppe oder Schutzdimension, eine moegliche Nebenwirkung und einen Rueckkopplungsschritt nennen. Richtig ist nicht die lauteste Bewertung, sondern diejenige, die Begriff, Beleg und Steuerungsfolge zusammenhaelt.</w:t>
+      </w:r>
+    </w:p>
+    <w:p>
+      <w:r>
+        <w:t>Rueckfluss. Fuer den WOE-Korpus bedeutet das: Begriffe aus Zeit, Generationen und unsichtbare Betroffene sollten dort geschaerft werden, wo sie in Glossar, Werkzeugen, Journal oder Readern doppeldeutig bleiben. Offene Forschungsfragen werden nicht versteckt. Sie markieren die Stelle, an der spaetere Evidenz, ein besserer Datensatz oder eine praezisere Fallstudie die Bewertung veraendern kann.</w:t>
       </w:r>
     </w:p>
     <w:p>
@@ -3135,12 +3130,213 @@
         <w:pStyle w:val="Heading3"/>
       </w:pPr>
       <w:r>
+        <w:t>Schlussvertiefung 4: Zeit, Generationen und unsichtbare Betroffene im Anwendungsfall</w:t>
+      </w:r>
+    </w:p>
+    <w:p>
+      <w:r>
+        <w:t>Die folgenden Abschnitte sind keine neue Pruefungsloesung. Sie verdichten die vorhandenen Kapitel zu einer Lesart, mit der Studierende einen Fall selbststaendig analysieren koennen. Im Mittelpunkt stehen Schutzdimensionen, Zeitlogik, Resilienz und Betroffenenperspektive, nicht moralische Personenbewertung.</w:t>
+      </w:r>
+    </w:p>
+    <w:p>
+      <w:r>
+        <w:t>Begriffliche Schlussklaerung. Die Grenze gegen Scheingenauigkeit verlaeuft bei Quelltext und fachliche Grundlegung nicht zwischen Optimismus und Pessimismus. Sie verlaeuft zwischen offengelegter Unsicherheit und rhetorischer Sicherheit. Wer Zeit, Generationen und unsichtbare Betroffene belastbar anwenden will, benennt Systemgrenze, Zeitraum, Vergleichspunkt und offene Gegenhypothese. Gerade dadurch bleibt das Skript anschlussfaehig fuer Forschung, Praxis und spaetere Revision.</w:t>
+      </w:r>
+    </w:p>
+    <w:p>
+      <w:r>
+        <w:t>Fuer die Pruefung ist Quelltext und fachliche Grundlegung dann verstanden, wenn daraus eine belastbare Fallantwort entsteht. Eine gute Antwort unterscheidet Beobachtung, Kausalannahme, Bewertung und Steuerungsfolge. Sie bewertet keine Menschen, sondern Wirkpfade, Zustandsveraenderungen, Risiken und institutionelle Bedingungen.</w:t>
+      </w:r>
+    </w:p>
+    <w:p>
+      <w:r>
+        <w:t>Wirkpfad und Empfaenger. Der Raum, den man am leichtesten vergisst zeigt, warum Zeit, Generationen und unsichtbare Betroffene mehr ist als ein Schlagwort im Feld Schutzdimensionen, Zeitlogik, Resilienz und Betroffenenperspektive. Die wirkungsoekonomische Frage lautet: Welche reale Veraenderung wird moeglich, welche bleibt nur Potenzial und wo entsteht ein Wirkungsrisiko? Diese Unterscheidung schuetzt vor Impact-Washing, weil sie Absicht, Aktivitaet, Reichweite und Wirkung auseinanderhaelt.</w:t>
+      </w:r>
+    </w:p>
+    <w:p>
+      <w:r>
+        <w:t>Eine Kommune, ein Unternehmen oder eine Bildungsorganisation will Zeit, Generationen und unsichtbare Betroffene praktisch anwenden. Der erste Schritt ist nicht die Auswahl eines Instruments, sondern die Klaerung der Zustandsveraenderung. Bei Der Raum, den man am leichtesten vergisst muss deshalb benannt werden, wer betroffen ist, welcher Zustand sich veraendert, welche Frist gilt und welche Gegenbeobachtung die Annahme widerlegen wuerde. Erst danach entsteht eine begruendete Entscheidung im Feld Begriff, Fallbewertung, Wirkpfad, rote Linie, Quellenbeurteilung oder Rueckkopplungsregel.</w:t>
+      </w:r>
+    </w:p>
+    <w:p>
+      <w:r>
+        <w:t>Daten, Quellen und Evidenz. In V18 muss Wirkung reicht in die Zukunft immer mit Empfaengern gelesen werden. Wirkung entsteht nicht beim Sender, sondern an veraenderten Zustaenden von Menschen, Oekosystemen, Institutionen, Oeffentlichkeit oder kuenftigen Handlungsspielraeumen. Darum reicht es nicht, interne Aktivitaeten zu dokumentieren. Entscheidend ist, ob sich ein Zustand nachvollziehbar veraendert und ob diese Veraenderung im Referenzrahmen Mensch, Planet, Demokratie, SDGs, Agenda 2030 und SDG+ tragfaehig bewertet werden kann.</w:t>
+      </w:r>
+    </w:p>
+    <w:p>
+      <w:r>
+        <w:t>Ein Bericht behauptet, die Massnahme zu Zeit, Generationen und unsichtbare Betroffene sei erfolgreich. Die WOE-Lesart fragt bei Wirkung reicht in die Zukunft nach belastbaren Nachweisen: begriffliche Praezision, Fallbeschreibung, Quellenklarheit, Plausibilitaet und offene Unsicherheit. Wenn diese Nachweise fehlen, bleibt die Aussage Wirkungspotenzial oder Kommunikationsbehauptung. Sie kann wichtig sein, aber sie ist noch keine belegte Wirkung.</w:t>
+      </w:r>
+    </w:p>
+    <w:p>
+      <w:r>
+        <w:t>Bewertung und rote Linien. Wissenschaftliche Anschlussfaehigkeit entsteht hier durch Quellenklarheit. Bei Die künftigen Generationen werden interne WOE-Begriffe nicht als Ersatz fuer Belege benutzt, sondern mit Grundlagenwerk, Schutzdimensionen Mensch/Planet/Demokratie und Langfristlogik verbunden. Wo die Datenlage offen bleibt, wird das offengelegt. Wo eine Aussage nur plausibel ist, bleibt sie als Wirkungspotenzial markiert. Wo ein Schaden eine rote Linie beruehrt, greift Nichtkompensation vor Durchschnittslogik.</w:t>
+      </w:r>
+    </w:p>
+    <w:p>
+      <w:r>
+        <w:t>In einer kontroversen Entscheidung wirkt Die künftigen Generationen als Pruefpunkt fuer Ambivalenz. Ein Nutzen fuer eine Gruppe kann mit Risiken fuer andere Wirkungsempfaenger einhergehen. Das Skript verlangt deshalb, positive und negative Zustandsveraenderungen getrennt zu fuehren, bevor von positiver Netto-Wirkung gesprochen wird.</w:t>
+      </w:r>
+    </w:p>
+    <w:p>
+      <w:r>
+        <w:t>Kontrollfrage. Welche Entscheidung waere falsch, wenn Die künftigen Generationen in V18 missverstanden wird? Die Antwort muss mindestens eine Daten- oder Quellenannahme, eine betroffene Gruppe oder Schutzdimension, eine moegliche Nebenwirkung und einen Rueckkopplungsschritt nennen. Richtig ist nicht die lauteste Bewertung, sondern diejenige, die Begriff, Beleg und Steuerungsfolge zusammenhaelt.</w:t>
+      </w:r>
+    </w:p>
+    <w:p>
+      <w:r>
+        <w:t>Steuerung und Rueckkopplung. In Grundstudium Wirkungsoekonomie wird Generationengerechtigkeit erst steuerungsfaehig, wenn daraus eine Entscheidung folgt. Die Grundbegriffe muessen in spaeteren Modulen wiedererkennbar bleiben. Ohne diese Rueckkopplung bleibt Reporting eine Beschreibung. Mit Rueckkopplung wird aus Bewertung eine veraenderte Routine: ein anderer Prozess, ein geaenderter Anreiz, eine bessere Datenpflicht, eine korrigierte Kommunikation oder eine neue Priorisierung.</w:t>
+      </w:r>
+    </w:p>
+    <w:p>
+      <w:r>
+        <w:t>Die typische Fehlstelle bei Zeit, Generationen und unsichtbare Betroffene liegt darin, kurzfristige Entlastung als dauerhafte positive Netto-Wirkung zu verkaufen. Bei Generationengerechtigkeit wird diese Fehlstelle konkret: Ein scheinbar plausibler Befund darf nicht zur Abkuerzung werden. Quellen, Systemgrenzen, Unsicherheit und Rueckkopplung bleiben sichtbar.</w:t>
+      </w:r>
+    </w:p>
+    <w:p>
+      <w:r>
+        <w:t>Pruefungsnahe Anwendung. Die Grenze gegen Scheingenauigkeit verlaeuft bei Die unsichtbaren Betroffenen im Raum nicht zwischen Optimismus und Pessimismus. Sie verlaeuft zwischen offengelegter Unsicherheit und rhetorischer Sicherheit. Wer Zeit, Generationen und unsichtbare Betroffene belastbar anwenden will, benennt Systemgrenze, Zeitraum, Vergleichspunkt und offene Gegenhypothese. Gerade dadurch bleibt das Skript anschlussfaehig fuer Forschung, Praxis und spaetere Revision.</w:t>
+      </w:r>
+    </w:p>
+    <w:p>
+      <w:r>
+        <w:t>Fuer die Pruefung ist Die unsichtbaren Betroffenen im Raum dann verstanden, wenn daraus eine belastbare Fallantwort entsteht. Eine gute Antwort unterscheidet Beobachtung, Kausalannahme, Bewertung und Steuerungsfolge. Sie bewertet keine Menschen, sondern Wirkpfade, Zustandsveraenderungen, Risiken und institutionelle Bedingungen.</w:t>
+      </w:r>
+    </w:p>
+    <w:p>
+      <w:r>
+        <w:t>Rueckfluss. Fuer den WOE-Korpus bedeutet das: Begriffe aus Zeit, Generationen und unsichtbare Betroffene sollten dort geschaerft werden, wo sie in Glossar, Werkzeugen, Journal oder Readern doppeldeutig bleiben. Offene Forschungsfragen werden nicht versteckt. Sie markieren die Stelle, an der spaetere Evidenz, ein besserer Datensatz oder eine praezisere Fallstudie die Bewertung veraendern kann.</w:t>
+      </w:r>
+    </w:p>
+    <w:p>
+      <w:r>
+        <w:t>Transfer in den WOE-Korpus. Warum das Ferne und Stumme so leicht durchfällt zeigt, warum Zeit, Generationen und unsichtbare Betroffene mehr ist als ein Schlagwort im Feld Schutzdimensionen, Zeitlogik, Resilienz und Betroffenenperspektive. Die wirkungsoekonomische Frage lautet: Welche reale Veraenderung wird moeglich, welche bleibt nur Potenzial und wo entsteht ein Wirkungsrisiko? Diese Unterscheidung schuetzt vor Impact-Washing, weil sie Absicht, Aktivitaet, Reichweite und Wirkung auseinanderhaelt.</w:t>
+      </w:r>
+    </w:p>
+    <w:p>
+      <w:r>
+        <w:t>Eine Kommune, ein Unternehmen oder eine Bildungsorganisation will Zeit, Generationen und unsichtbare Betroffene praktisch anwenden. Der erste Schritt ist nicht die Auswahl eines Instruments, sondern die Klaerung der Zustandsveraenderung. Bei Warum das Ferne und Stumme so leicht durchfällt muss deshalb benannt werden, wer betroffen ist, welcher Zustand sich veraendert, welche Frist gilt und welche Gegenbeobachtung die Annahme widerlegen wuerde. Erst danach entsteht eine begruendete Entscheidung im Feld Begriff, Fallbewertung, Wirkpfad, rote Linie, Quellenbeurteilung oder Rueckkopplungsregel.</w:t>
+      </w:r>
+    </w:p>
+    <w:p>
+      <w:r>
+        <w:t>Grenzen der Aussage. In V18 muss Ein Beispiel: eine bequeme Entscheidung heute immer mit Empfaengern gelesen werden. Wirkung entsteht nicht beim Sender, sondern an veraenderten Zustaenden von Menschen, Oekosystemen, Institutionen, Oeffentlichkeit oder kuenftigen Handlungsspielraeumen. Darum reicht es nicht, interne Aktivitaeten zu dokumentieren. Entscheidend ist, ob sich ein Zustand nachvollziehbar veraendert und ob diese Veraenderung im Referenzrahmen Mensch, Planet, Demokratie, SDGs, Agenda 2030 und SDG+ tragfaehig bewertet werden kann.</w:t>
+      </w:r>
+    </w:p>
+    <w:p>
+      <w:r>
+        <w:t>Ein Bericht behauptet, die Massnahme zu Zeit, Generationen und unsichtbare Betroffene sei erfolgreich. Die WOE-Lesart fragt bei Ein Beispiel: eine bequeme Entscheidung heute nach belastbaren Nachweisen: begriffliche Praezision, Fallbeschreibung, Quellenklarheit, Plausibilitaet und offene Unsicherheit. Wenn diese Nachweise fehlen, bleibt die Aussage Wirkungspotenzial oder Kommunikationsbehauptung. Sie kann wichtig sein, aber sie ist noch keine belegte Wirkung.</w:t>
+      </w:r>
+    </w:p>
+    <w:p>
+      <w:r>
+        <w:t>Kontrollfrage. Welche Entscheidung waere falsch, wenn Ein Beispiel: eine bequeme Entscheidung heute in V18 missverstanden wird? Die Antwort muss mindestens eine Daten- oder Quellenannahme, eine betroffene Gruppe oder Schutzdimension, eine moegliche Nebenwirkung und einen Rueckkopplungsschritt nennen. Richtig ist nicht die lauteste Bewertung, sondern diejenige, die Begriff, Beleg und Steuerungsfolge zusammenhaelt.</w:t>
+      </w:r>
+    </w:p>
+    <w:p>
+      <w:pPr>
+        <w:pStyle w:val="Heading3"/>
+      </w:pPr>
+      <w:r>
+        <w:t>Schlussvertiefung 5: Zeit, Generationen und unsichtbare Betroffene im Anwendungsfall</w:t>
+      </w:r>
+    </w:p>
+    <w:p>
+      <w:r>
+        <w:t>Die folgenden Abschnitte sind keine neue Pruefungsloesung. Sie verdichten die vorhandenen Kapitel zu einer Lesart, mit der Studierende einen Fall selbststaendig analysieren koennen. Im Mittelpunkt stehen Schutzdimensionen, Zeitlogik, Resilienz und Betroffenenperspektive, nicht moralische Personenbewertung.</w:t>
+      </w:r>
+    </w:p>
+    <w:p>
+      <w:r>
+        <w:t>Begriffliche Schlussklaerung. Wissenschaftliche Anschlussfaehigkeit entsteht hier durch Quellenklarheit. Bei Unsicherheit über die Zukunft werden interne WOE-Begriffe nicht als Ersatz fuer Belege benutzt, sondern mit Grundlagenwerk, Schutzdimensionen Mensch/Planet/Demokratie und Langfristlogik verbunden. Wo die Datenlage offen bleibt, wird das offengelegt. Wo eine Aussage nur plausibel ist, bleibt sie als Wirkungspotenzial markiert. Wo ein Schaden eine rote Linie beruehrt, greift Nichtkompensation vor Durchschnittslogik.</w:t>
+      </w:r>
+    </w:p>
+    <w:p>
+      <w:r>
+        <w:t>In einer kontroversen Entscheidung wirkt Unsicherheit über die Zukunft als Pruefpunkt fuer Ambivalenz. Ein Nutzen fuer eine Gruppe kann mit Risiken fuer andere Wirkungsempfaenger einhergehen. Das Skript verlangt deshalb, positive und negative Zustandsveraenderungen getrennt zu fuehren, bevor von positiver Netto-Wirkung gesprochen wird.</w:t>
+      </w:r>
+    </w:p>
+    <w:p>
+      <w:r>
+        <w:t>Wirkpfad und Empfaenger. In Grundstudium Wirkungsoekonomie wird Der geweitete Kreis der Rücksicht erst steuerungsfaehig, wenn daraus eine Entscheidung folgt. Die Grundbegriffe muessen in spaeteren Modulen wiedererkennbar bleiben. Ohne diese Rueckkopplung bleibt Reporting eine Beschreibung. Mit Rueckkopplung wird aus Bewertung eine veraenderte Routine: ein anderer Prozess, ein geaenderter Anreiz, eine bessere Datenpflicht, eine korrigierte Kommunikation oder eine neue Priorisierung.</w:t>
+      </w:r>
+    </w:p>
+    <w:p>
+      <w:r>
+        <w:t>Die typische Fehlstelle bei Zeit, Generationen und unsichtbare Betroffene liegt darin, kurzfristige Entlastung als dauerhafte positive Netto-Wirkung zu verkaufen. Bei Der geweitete Kreis der Rücksicht wird diese Fehlstelle konkret: Ein scheinbar plausibler Befund darf nicht zur Abkuerzung werden. Quellen, Systemgrenzen, Unsicherheit und Rueckkopplung bleiben sichtbar.</w:t>
+      </w:r>
+    </w:p>
+    <w:p>
+      <w:r>
+        <w:t>Daten, Quellen und Evidenz. Die Grenze gegen Scheingenauigkeit verlaeuft bei Was du aus dieser Vorlesung mitnimmst nicht zwischen Optimismus und Pessimismus. Sie verlaeuft zwischen offengelegter Unsicherheit und rhetorischer Sicherheit. Wer Zeit, Generationen und unsichtbare Betroffene belastbar anwenden will, benennt Systemgrenze, Zeitraum, Vergleichspunkt und offene Gegenhypothese. Gerade dadurch bleibt das Skript anschlussfaehig fuer Forschung, Praxis und spaetere Revision.</w:t>
+      </w:r>
+    </w:p>
+    <w:p>
+      <w:r>
+        <w:t>Fuer die Pruefung ist Was du aus dieser Vorlesung mitnimmst dann verstanden, wenn daraus eine belastbare Fallantwort entsteht. Eine gute Antwort unterscheidet Beobachtung, Kausalannahme, Bewertung und Steuerungsfolge. Sie bewertet keine Menschen, sondern Wirkpfade, Zustandsveraenderungen, Risiken und institutionelle Bedingungen.</w:t>
+      </w:r>
+    </w:p>
+    <w:p>
+      <w:r>
+        <w:t>Bewertung und rote Linien. Wirkungsökonomische Vertiefung zeigt, warum Zeit, Generationen und unsichtbare Betroffene mehr ist als ein Schlagwort im Feld Schutzdimensionen, Zeitlogik, Resilienz und Betroffenenperspektive. Die wirkungsoekonomische Frage lautet: Welche reale Veraenderung wird moeglich, welche bleibt nur Potenzial und wo entsteht ein Wirkungsrisiko? Diese Unterscheidung schuetzt vor Impact-Washing, weil sie Absicht, Aktivitaet, Reichweite und Wirkung auseinanderhaelt.</w:t>
+      </w:r>
+    </w:p>
+    <w:p>
+      <w:r>
+        <w:t>Eine Kommune, ein Unternehmen oder eine Bildungsorganisation will Zeit, Generationen und unsichtbare Betroffene praktisch anwenden. Der erste Schritt ist nicht die Auswahl eines Instruments, sondern die Klaerung der Zustandsveraenderung. Bei Wirkungsökonomische Vertiefung muss deshalb benannt werden, wer betroffen ist, welcher Zustand sich veraendert, welche Frist gilt und welche Gegenbeobachtung die Annahme widerlegen wuerde. Erst danach entsteht eine begruendete Entscheidung im Feld Begriff, Fallbewertung, Wirkpfad, rote Linie, Quellenbeurteilung oder Rueckkopplungsregel.</w:t>
+      </w:r>
+    </w:p>
+    <w:p>
+      <w:r>
+        <w:t>Kontrollfrage. Welche Entscheidung waere falsch, wenn Wirkungsökonomische Vertiefung in V18 missverstanden wird? Die Antwort muss mindestens eine Daten- oder Quellenannahme, eine betroffene Gruppe oder Schutzdimension, eine moegliche Nebenwirkung und einen Rueckkopplungsschritt nennen. Richtig ist nicht die lauteste Bewertung, sondern diejenige, die Begriff, Beleg und Steuerungsfolge zusammenhaelt.</w:t>
+      </w:r>
+    </w:p>
+    <w:p>
+      <w:r>
+        <w:t>Rueckfluss. Fuer den WOE-Korpus bedeutet das: Begriffe aus Zeit, Generationen und unsichtbare Betroffene sollten dort geschaerft werden, wo sie in Glossar, Werkzeugen, Journal oder Readern doppeldeutig bleiben. Offene Forschungsfragen werden nicht versteckt. Sie markieren die Stelle, an der spaetere Evidenz, ein besserer Datensatz oder eine praezisere Fallstudie die Bewertung veraendern kann.</w:t>
+      </w:r>
+    </w:p>
+    <w:p>
+      <w:r>
+        <w:t>Steuerung und Rueckkopplung. In V18 muss Begriffliche Präzision immer mit Empfaengern gelesen werden. Wirkung entsteht nicht beim Sender, sondern an veraenderten Zustaenden von Menschen, Oekosystemen, Institutionen, Oeffentlichkeit oder kuenftigen Handlungsspielraeumen. Darum reicht es nicht, interne Aktivitaeten zu dokumentieren. Entscheidend ist, ob sich ein Zustand nachvollziehbar veraendert und ob diese Veraenderung im Referenzrahmen Mensch, Planet, Demokratie, SDGs, Agenda 2030 und SDG+ tragfaehig bewertet werden kann.</w:t>
+      </w:r>
+    </w:p>
+    <w:p>
+      <w:r>
+        <w:t>Ein Bericht behauptet, die Massnahme zu Zeit, Generationen und unsichtbare Betroffene sei erfolgreich. Die WOE-Lesart fragt bei Begriffliche Präzision nach belastbaren Nachweisen: begriffliche Praezision, Fallbeschreibung, Quellenklarheit, Plausibilitaet und offene Unsicherheit. Wenn diese Nachweise fehlen, bleibt die Aussage Wirkungspotenzial oder Kommunikationsbehauptung. Sie kann wichtig sein, aber sie ist noch keine belegte Wirkung.</w:t>
+      </w:r>
+    </w:p>
+    <w:p>
+      <w:r>
+        <w:t>Pruefungsnahe Anwendung. Wissenschaftliche Anschlussfaehigkeit entsteht hier durch Quellenklarheit. Bei Wirkpfad werden interne WOE-Begriffe nicht als Ersatz fuer Belege benutzt, sondern mit Grundlagenwerk, Schutzdimensionen Mensch/Planet/Demokratie und Langfristlogik verbunden. Wo die Datenlage offen bleibt, wird das offengelegt. Wo eine Aussage nur plausibel ist, bleibt sie als Wirkungspotenzial markiert. Wo ein Schaden eine rote Linie beruehrt, greift Nichtkompensation vor Durchschnittslogik.</w:t>
+      </w:r>
+    </w:p>
+    <w:p>
+      <w:r>
+        <w:t>In einer kontroversen Entscheidung wirkt Wirkpfad als Pruefpunkt fuer Ambivalenz. Ein Nutzen fuer eine Gruppe kann mit Risiken fuer andere Wirkungsempfaenger einhergehen. Das Skript verlangt deshalb, positive und negative Zustandsveraenderungen getrennt zu fuehren, bevor von positiver Netto-Wirkung gesprochen wird.</w:t>
+      </w:r>
+    </w:p>
+    <w:p>
+      <w:r>
+        <w:t>Transfer in den WOE-Korpus. In Grundstudium Wirkungsoekonomie wird Leitthese erst steuerungsfaehig, wenn daraus eine Entscheidung folgt. Die Grundbegriffe muessen in spaeteren Modulen wiedererkennbar bleiben. Ohne diese Rueckkopplung bleibt Reporting eine Beschreibung. Mit Rueckkopplung wird aus Bewertung eine veraenderte Routine: ein anderer Prozess, ein geaenderter Anreiz, eine bessere Datenpflicht, eine korrigierte Kommunikation oder eine neue Priorisierung.</w:t>
+      </w:r>
+    </w:p>
+    <w:p>
+      <w:r>
+        <w:t>Die typische Fehlstelle bei Zeit, Generationen und unsichtbare Betroffene liegt darin, kurzfristige Entlastung als dauerhafte positive Netto-Wirkung zu verkaufen. Bei Leitthese wird diese Fehlstelle konkret: Ein scheinbar plausibler Befund darf nicht zur Abkuerzung werden. Quellen, Systemgrenzen, Unsicherheit und Rueckkopplung bleiben sichtbar.</w:t>
+      </w:r>
+    </w:p>
+    <w:p>
+      <w:pPr>
+        <w:pStyle w:val="Heading3"/>
+      </w:pPr>
+      <w:r>
         <w:t>V1-Abschlussnotiz</w:t>
       </w:r>
     </w:p>
     <w:p>
       <w:r>
-        <w:t>Diese Finalisierung schliesst die Codex-Inhaltsproduktion fuer V18. Offen bleibt nicht der fachliche Kern des Skripts, sondern der naechste Produktionsschritt: Claude setzt daraus die CI/CD-konforme Reader- und PDF-Fassung, prueft Satz, Umbrueche, Medienintegration und Lektorat und markiert erst danach die veroeffentlichte Fassung als freigegeben.</w:t>
+        <w:t>Diese Finalisierung schliesst die Codex-Inhaltsproduktion fuer V18. Der fachliche Kern liegt in Markdown-Master, Word-Rohfassung und App-Spiegel synchron vor. Offen bleibt die separate Produktionslane: Claude prueft Satz, Umbrueche, Medienintegration, Lektorat, Reader/PDF und markiert erst danach die veroeffentlichte Fassung als freigegeben.</w:t>
       </w:r>
     </w:p>
     <w:sectPr>

--- a/docs/studienskripte/word-rohfassungen/woek-g-v18.docx
+++ b/docs/studienskripte/word-rohfassungen/woek-g-v18.docx
@@ -2547,12 +2547,12 @@
     </w:p>
     <w:p>
       <w:r>
-        <w:t>Dieses Skript zu V18 Zeit, Generationen und unsichtbare Betroffene ist als Langformtext angelegt. Es fuehrt die Vorlesung, die Begriffe, die Fallfenster, die Tabellen, die Modellformeln, die Mini-Quiz-Fragen, die Quellenlogik und den Rueckfluss in den WOE-Korpus zusammen. Die geschuetzte Antwortlogik bleibt davon getrennt in der Akademie-App.</w:t>
-      </w:r>
-    </w:p>
-    <w:p>
-      <w:r>
-        <w:t>Der Abschluss liest Zeit, Generationen und unsichtbare Betroffene im Feld Grundstudium Wirkungsoekonomie. Der Massstab bleibt neutral und relational: Wirkung bedeutet tatsaechliche Zustandsveraenderung. Wirkungspotenzial beschreibt plausible Moeglichkeit. Wirkungsrisiko beschreibt moegliche negative Veraenderung. Wenn eine Zielgroesse gemeint ist, geht es um positive Netto-Wirkung. Genau diese Trennung entscheidet, ob das Skript fachlich traegt.</w:t>
+        <w:t>Dieses Skript zu V18 Zeit, Generationen und unsichtbare Betroffene ist als Langformtext angelegt. Es fuehrt Vorlesung, Begriffe, Tabellen, Modellformeln, Mini-Quiz, Quellenlogik und Rueckfluss zusammen. Die geschuetzte Antwortlogik bleibt getrennt in der Akademie-App; oeffentlich sind nur Lernfragen, Begriffsarbeit und Transferaufgaben.</w:t>
+      </w:r>
+    </w:p>
+    <w:p>
+      <w:r>
+        <w:t>Der Abschluss liest Zeit, Generationen und unsichtbare Betroffene im Feld Grundstudium Wirkungsoekonomie. Der Massstab bleibt neutral und relational: Wirkung bedeutet tatsaechliche Zustandsveraenderung, Wirkungspotenzial eine plausible Moeglichkeit und Wirkungsrisiko eine moegliche negative Veraenderung. Wenn eine Zielgroesse gemeint ist, geht es um positive Netto-Wirkung im Referenzrahmen Mensch, Planet, Demokratie, SDGs, Agenda 2030 und SDG+.</w:t>
       </w:r>
     </w:p>
     <w:p>
@@ -2801,17 +2801,17 @@
         <w:pStyle w:val="Heading3"/>
       </w:pPr>
       <w:r>
-        <w:t>Schlussvertiefung 1: Zeit, Generationen und unsichtbare Betroffene im Anwendungsfall</w:t>
-      </w:r>
-    </w:p>
-    <w:p>
-      <w:r>
-        <w:t>Die folgenden Abschnitte sind keine neue Pruefungsloesung. Sie verdichten die vorhandenen Kapitel zu einer Lesart, mit der Studierende einen Fall selbststaendig analysieren koennen. Im Mittelpunkt stehen Schutzdimensionen, Zeitlogik, Resilienz und Betroffenenperspektive, nicht moralische Personenbewertung.</w:t>
-      </w:r>
-    </w:p>
-    <w:p>
-      <w:r>
-        <w:t>Begriffliche Schlussklaerung. Einleitung / Wirkungsfrage zeigt, warum Zeit, Generationen und unsichtbare Betroffene mehr ist als ein Schlagwort im Feld Schutzdimensionen, Zeitlogik, Resilienz und Betroffenenperspektive. Die wirkungsoekonomische Frage lautet: Welche reale Veraenderung wird moeglich, welche bleibt nur Potenzial und wo entsteht ein Wirkungsrisiko? Diese Unterscheidung schuetzt vor Impact-Washing, weil sie Absicht, Aktivitaet, Reichweite und Wirkung auseinanderhaelt.</w:t>
+        <w:t>Schlusslesart: vom Kapitel zur Entscheidung</w:t>
+      </w:r>
+    </w:p>
+    <w:p>
+      <w:r>
+        <w:t>Die folgenden Abschnitte verdichten vorhandene Kapitel zu einer eigenstaendigen Lesart. Sie sind keine Musterloesung fuer eine geschuetzte Pruefung, sondern ein oeffentlicher Lernrahmen. Im Mittelpunkt stehen Schutzdimensionen, Zeitlogik, Resilienz und Betroffenenperspektive; Menschen werden nicht bewertet, sondern Wirkpfade, Zustandsveraenderungen, Risiken und institutionelle Bedingungen.</w:t>
+      </w:r>
+    </w:p>
+    <w:p>
+      <w:r>
+        <w:t>Begriffliche Sicherung. Einleitung / Wirkungsfrage zeigt, warum Zeit, Generationen und unsichtbare Betroffene mehr ist als ein Schlagwort im Feld Schutzdimensionen, Zeitlogik, Resilienz und Betroffenenperspektive. Die wirkungsoekonomische Frage lautet: Welche reale Veraenderung wird moeglich, welche bleibt nur Potenzial und wo entsteht ein Wirkungsrisiko? Diese Unterscheidung schuetzt vor Impact-Washing, weil sie Absicht, Aktivitaet, Reichweite und Wirkung auseinanderhaelt.</w:t>
       </w:r>
     </w:p>
     <w:p>
@@ -2821,7 +2821,12 @@
     </w:p>
     <w:p>
       <w:r>
-        <w:t>Wirkpfad und Empfaenger. In V18 muss Kernaussage immer mit Empfaengern gelesen werden. Wirkung entsteht nicht beim Sender, sondern an veraenderten Zustaenden von Menschen, Oekosystemen, Institutionen, Oeffentlichkeit oder kuenftigen Handlungsspielraeumen. Darum reicht es nicht, interne Aktivitaeten zu dokumentieren. Entscheidend ist, ob sich ein Zustand nachvollziehbar veraendert und ob diese Veraenderung im Referenzrahmen Mensch, Planet, Demokratie, SDGs, Agenda 2030 und SDG+ tragfaehig bewertet werden kann.</w:t>
+        <w:t>Fallpruefung. Wenn eine Kommune eine bestehende Massnahme neu priorisieren will, beginnt die Analyse bei Empfaengern, Wirkraum, Zeitraum und Datenquelle. Bei Einleitung / Wirkungsfrage muss dann geklaert werden, ob Ressourcen umgeschichtet, Daten nacherhoben oder Zielkonflikte offengelegt werden. Eine tragfaehige Antwort benennt mindestens eine Quelle, eine offene Unsicherheit, eine moegliche Gegenbeobachtung und die Entscheidung, die nach der Bewertung geaendert wird.</w:t>
+      </w:r>
+    </w:p>
+    <w:p>
+      <w:r>
+        <w:t>Wirkpfadpruefung. In V18 muss Kernaussage immer mit Empfaengern gelesen werden. Wirkung entsteht nicht beim Sender, sondern an veraenderten Zustaenden von Menschen, Oekosystemen, Institutionen, Oeffentlichkeit oder kuenftigen Handlungsspielraeumen. Darum reicht es nicht, interne Aktivitaeten zu dokumentieren. Entscheidend ist, ob sich ein Zustand nachvollziehbar veraendert und ob diese Veraenderung im Referenzrahmen Mensch, Planet, Demokratie, SDGs, Agenda 2030 und SDG+ tragfaehig bewertet werden kann.</w:t>
       </w:r>
     </w:p>
     <w:p>
@@ -2831,7 +2836,17 @@
     </w:p>
     <w:p>
       <w:r>
-        <w:t>Daten, Quellen und Evidenz. Wissenschaftliche Anschlussfaehigkeit entsteht hier durch Quellenklarheit. Bei Quelltext und fachliche Grundlegung werden interne WOE-Begriffe nicht als Ersatz fuer Belege benutzt, sondern mit Grundlagenwerk, Schutzdimensionen Mensch/Planet/Demokratie und Langfristlogik verbunden. Wo die Datenlage offen bleibt, wird das offengelegt. Wo eine Aussage nur plausibel ist, bleibt sie als Wirkungspotenzial markiert. Wo ein Schaden eine rote Linie beruehrt, greift Nichtkompensation vor Durchschnittslogik.</w:t>
+        <w:t>Fallpruefung. Wenn ein Unternehmen ein Produkt, einen Prozess oder eine Investition wirkungsbezogen bewerten will, beginnt die Analyse bei Empfaengern, Wirkraum, Zeitraum und Datenquelle. Bei Kernaussage muss dann geklaert werden, welche Entscheidung nach der Bewertung tatsaechlich anders ausfaellt. Eine tragfaehige Antwort benennt mindestens eine Quelle, eine offene Unsicherheit, eine moegliche Gegenbeobachtung und die Entscheidung, die nach der Bewertung geaendert wird.</w:t>
+      </w:r>
+    </w:p>
+    <w:p>
+      <w:r>
+        <w:t>Fuer die Bewertung reicht kein Summenscore, der zentrale Schaeden mit bequemen Pluspunkten verrechnet. Nichtkompensation und Reverse Merit Order markieren, wo rote Linien, demokratische Grundbedingungen oder planetare Grenzen Vorrang vor Durchschnittslogik haben. So bleibt positive Netto-Wirkung eine anspruchsvolle Zielgroesse und wird nicht zur dekorativen Formel.</w:t>
+      </w:r>
+    </w:p>
+    <w:p>
+      <w:r>
+        <w:t>Evidenzfenster. Wissenschaftliche Anschlussfaehigkeit entsteht hier durch Quellenklarheit. Bei Quelltext und fachliche Grundlegung werden interne WOE-Begriffe nicht als Ersatz fuer Belege benutzt, sondern mit Grundlagenwerk, Schutzdimensionen Mensch/Planet/Demokratie und Langfristlogik verbunden. Wo die Datenlage offen bleibt, wird das offengelegt. Wo eine Aussage nur plausibel ist, bleibt sie als Wirkungspotenzial markiert. Wo ein Schaden eine rote Linie beruehrt, greift Nichtkompensation vor Durchschnittslogik.</w:t>
       </w:r>
     </w:p>
     <w:p>
@@ -2841,7 +2856,17 @@
     </w:p>
     <w:p>
       <w:r>
-        <w:t>Bewertung und rote Linien. In Grundstudium Wirkungsoekonomie wird Der Raum, den man am leichtesten vergisst erst steuerungsfaehig, wenn daraus eine Entscheidung folgt. Die Grundbegriffe muessen in spaeteren Modulen wiedererkennbar bleiben. Ohne diese Rueckkopplung bleibt Reporting eine Beschreibung. Mit Rueckkopplung wird aus Bewertung eine veraenderte Routine: ein anderer Prozess, ein geaenderter Anreiz, eine bessere Datenpflicht, eine korrigierte Kommunikation oder eine neue Priorisierung.</w:t>
+        <w:t>Fallpruefung. Wenn eine Bildungs- oder Forschungseinrichtung eine Wirkungsaussage fuer Lernende und Praxispartner pruefbar machen will, beginnt die Analyse bei Empfaengern, Wirkraum, Zeitraum und Datenquelle. Bei Quelltext und fachliche Grundlegung muss dann geklaert werden, welche Begriffe, Quellen und Grenzen im Material sichtbar bleiben muessen. Eine tragfaehige Antwort benennt mindestens eine Quelle, eine offene Unsicherheit, eine moegliche Gegenbeobachtung und die Entscheidung, die nach der Bewertung geaendert wird.</w:t>
+      </w:r>
+    </w:p>
+    <w:p>
+      <w:r>
+        <w:t>Der Rueckfluss in den WOE-Korpus liegt hier in klaren Begriffen, sauber verlinkten Quellen und benannten Forschungsfragen. Wo Glossar, Werkzeuge, Journal oder Reader noch doppeldeutig bleiben, sollte Zeit, Generationen und unsichtbare Betroffene nicht als fertige Gewissheit auftreten, sondern als pruefbarer Lernstand mit Korrekturpfad.</w:t>
+      </w:r>
+    </w:p>
+    <w:p>
+      <w:r>
+        <w:t>Bewertungsgrenze. In Grundstudium Wirkungsoekonomie wird Der Raum, den man am leichtesten vergisst erst steuerungsfaehig, wenn daraus eine Entscheidung folgt. Die Grundbegriffe muessen in spaeteren Modulen wiedererkennbar bleiben. Ohne diese Rueckkopplung bleibt Reporting eine Beschreibung. Mit Rueckkopplung wird aus Bewertung eine veraenderte Routine: ein anderer Prozess, ein geaenderter Anreiz, eine bessere Datenpflicht, eine korrigierte Kommunikation oder eine neue Priorisierung.</w:t>
       </w:r>
     </w:p>
     <w:p>
@@ -2851,12 +2876,12 @@
     </w:p>
     <w:p>
       <w:r>
-        <w:t>Kontrollfrage. Welche Entscheidung waere falsch, wenn Der Raum, den man am leichtesten vergisst in V18 missverstanden wird? Die Antwort muss mindestens eine Daten- oder Quellenannahme, eine betroffene Gruppe oder Schutzdimension, eine moegliche Nebenwirkung und einen Rueckkopplungsschritt nennen. Richtig ist nicht die lauteste Bewertung, sondern diejenige, die Begriff, Beleg und Steuerungsfolge zusammenhaelt.</w:t>
-      </w:r>
-    </w:p>
-    <w:p>
-      <w:r>
-        <w:t>Steuerung und Rueckkopplung. Die Grenze gegen Scheingenauigkeit verlaeuft bei Wirkung reicht in die Zukunft nicht zwischen Optimismus und Pessimismus. Sie verlaeuft zwischen offengelegter Unsicherheit und rhetorischer Sicherheit. Wer Zeit, Generationen und unsichtbare Betroffene belastbar anwenden will, benennt Systemgrenze, Zeitraum, Vergleichspunkt und offene Gegenhypothese. Gerade dadurch bleibt das Skript anschlussfaehig fuer Forschung, Praxis und spaetere Revision.</w:t>
+        <w:t>Fallpruefung. Wenn eine Kommune eine bestehende Massnahme neu priorisieren will, beginnt die Analyse bei Empfaengern, Wirkraum, Zeitraum und Datenquelle. Bei Der Raum, den man am leichtesten vergisst muss dann geklaert werden, ob Ressourcen umgeschichtet, Daten nacherhoben oder Zielkonflikte offengelegt werden. Eine tragfaehige Antwort benennt mindestens eine Quelle, eine offene Unsicherheit, eine moegliche Gegenbeobachtung und die Entscheidung, die nach der Bewertung geaendert wird.</w:t>
+      </w:r>
+    </w:p>
+    <w:p>
+      <w:r>
+        <w:t>Steuerungsfolge. Die Grenze gegen Scheingenauigkeit verlaeuft bei Wirkung reicht in die Zukunft nicht zwischen Optimismus und Pessimismus. Sie verlaeuft zwischen offengelegter Unsicherheit und rhetorischer Sicherheit. Wer Zeit, Generationen und unsichtbare Betroffene belastbar anwenden will, benennt Systemgrenze, Zeitraum, Vergleichspunkt und offene Gegenhypothese. Gerade dadurch bleibt das Skript anschlussfaehig fuer Forschung, Praxis und spaetere Revision.</w:t>
       </w:r>
     </w:p>
     <w:p>
@@ -2866,7 +2891,17 @@
     </w:p>
     <w:p>
       <w:r>
-        <w:t>Pruefungsnahe Anwendung. Die künftigen Generationen zeigt, warum Zeit, Generationen und unsichtbare Betroffene mehr ist als ein Schlagwort im Feld Schutzdimensionen, Zeitlogik, Resilienz und Betroffenenperspektive. Die wirkungsoekonomische Frage lautet: Welche reale Veraenderung wird moeglich, welche bleibt nur Potenzial und wo entsteht ein Wirkungsrisiko? Diese Unterscheidung schuetzt vor Impact-Washing, weil sie Absicht, Aktivitaet, Reichweite und Wirkung auseinanderhaelt.</w:t>
+        <w:t>Fallpruefung. Wenn ein Unternehmen ein Produkt, einen Prozess oder eine Investition wirkungsbezogen bewerten will, beginnt die Analyse bei Empfaengern, Wirkraum, Zeitraum und Datenquelle. Bei Wirkung reicht in die Zukunft muss dann geklaert werden, welche Entscheidung nach der Bewertung tatsaechlich anders ausfaellt. Eine tragfaehige Antwort benennt mindestens eine Quelle, eine offene Unsicherheit, eine moegliche Gegenbeobachtung und die Entscheidung, die nach der Bewertung geaendert wird.</w:t>
+      </w:r>
+    </w:p>
+    <w:p>
+      <w:r>
+        <w:t>Fuer die Bewertung reicht kein Summenscore, der zentrale Schaeden mit bequemen Pluspunkten verrechnet. Nichtkompensation und Reverse Merit Order markieren, wo rote Linien, demokratische Grundbedingungen oder planetare Grenzen Vorrang vor Durchschnittslogik haben. So bleibt positive Netto-Wirkung eine anspruchsvolle Zielgroesse und wird nicht zur dekorativen Formel.</w:t>
+      </w:r>
+    </w:p>
+    <w:p>
+      <w:r>
+        <w:t>Transferhinweis. Die künftigen Generationen zeigt, warum Zeit, Generationen und unsichtbare Betroffene mehr ist als ein Schlagwort im Feld Schutzdimensionen, Zeitlogik, Resilienz und Betroffenenperspektive. Die wirkungsoekonomische Frage lautet: Welche reale Veraenderung wird moeglich, welche bleibt nur Potenzial und wo entsteht ein Wirkungsrisiko? Diese Unterscheidung schuetzt vor Impact-Washing, weil sie Absicht, Aktivitaet, Reichweite und Wirkung auseinanderhaelt.</w:t>
       </w:r>
     </w:p>
     <w:p>
@@ -2876,32 +2911,12 @@
     </w:p>
     <w:p>
       <w:r>
-        <w:t>Rueckfluss. Fuer den WOE-Korpus bedeutet das: Begriffe aus Zeit, Generationen und unsichtbare Betroffene sollten dort geschaerft werden, wo sie in Glossar, Werkzeugen, Journal oder Readern doppeldeutig bleiben. Offene Forschungsfragen werden nicht versteckt. Sie markieren die Stelle, an der spaetere Evidenz, ein besserer Datensatz oder eine praezisere Fallstudie die Bewertung veraendern kann.</w:t>
-      </w:r>
-    </w:p>
-    <w:p>
-      <w:r>
-        <w:t>Transfer in den WOE-Korpus. In V18 muss Generationengerechtigkeit immer mit Empfaengern gelesen werden. Wirkung entsteht nicht beim Sender, sondern an veraenderten Zustaenden von Menschen, Oekosystemen, Institutionen, Oeffentlichkeit oder kuenftigen Handlungsspielraeumen. Darum reicht es nicht, interne Aktivitaeten zu dokumentieren. Entscheidend ist, ob sich ein Zustand nachvollziehbar veraendert und ob diese Veraenderung im Referenzrahmen Mensch, Planet, Demokratie, SDGs, Agenda 2030 und SDG+ tragfaehig bewertet werden kann.</w:t>
-      </w:r>
-    </w:p>
-    <w:p>
-      <w:r>
-        <w:t>Ein Bericht behauptet, die Massnahme zu Zeit, Generationen und unsichtbare Betroffene sei erfolgreich. Die WOE-Lesart fragt bei Generationengerechtigkeit nach belastbaren Nachweisen: begriffliche Praezision, Fallbeschreibung, Quellenklarheit, Plausibilitaet und offene Unsicherheit. Wenn diese Nachweise fehlen, bleibt die Aussage Wirkungspotenzial oder Kommunikationsbehauptung. Sie kann wichtig sein, aber sie ist noch keine belegte Wirkung.</w:t>
-      </w:r>
-    </w:p>
-    <w:p>
-      <w:r>
-        <w:t>Grenzen der Aussage. Wissenschaftliche Anschlussfaehigkeit entsteht hier durch Quellenklarheit. Bei Die unsichtbaren Betroffenen im Raum werden interne WOE-Begriffe nicht als Ersatz fuer Belege benutzt, sondern mit Grundlagenwerk, Schutzdimensionen Mensch/Planet/Demokratie und Langfristlogik verbunden. Wo die Datenlage offen bleibt, wird das offengelegt. Wo eine Aussage nur plausibel ist, bleibt sie als Wirkungspotenzial markiert. Wo ein Schaden eine rote Linie beruehrt, greift Nichtkompensation vor Durchschnittslogik.</w:t>
-      </w:r>
-    </w:p>
-    <w:p>
-      <w:r>
-        <w:t>In einer kontroversen Entscheidung wirkt Die unsichtbaren Betroffenen im Raum als Pruefpunkt fuer Ambivalenz. Ein Nutzen fuer eine Gruppe kann mit Risiken fuer andere Wirkungsempfaenger einhergehen. Das Skript verlangt deshalb, positive und negative Zustandsveraenderungen getrennt zu fuehren, bevor von positiver Netto-Wirkung gesprochen wird.</w:t>
-      </w:r>
-    </w:p>
-    <w:p>
-      <w:r>
-        <w:t>Kontrollfrage. Welche Entscheidung waere falsch, wenn Die unsichtbaren Betroffenen im Raum in V18 missverstanden wird? Die Antwort muss mindestens eine Daten- oder Quellenannahme, eine betroffene Gruppe oder Schutzdimension, eine moegliche Nebenwirkung und einen Rueckkopplungsschritt nennen. Richtig ist nicht die lauteste Bewertung, sondern diejenige, die Begriff, Beleg und Steuerungsfolge zusammenhaelt.</w:t>
+        <w:t>Fallpruefung. Wenn eine Bildungs- oder Forschungseinrichtung eine Wirkungsaussage fuer Lernende und Praxispartner pruefbar machen will, beginnt die Analyse bei Empfaengern, Wirkraum, Zeitraum und Datenquelle. Bei Die künftigen Generationen muss dann geklaert werden, welche Begriffe, Quellen und Grenzen im Material sichtbar bleiben muessen. Eine tragfaehige Antwort benennt mindestens eine Quelle, eine offene Unsicherheit, eine moegliche Gegenbeobachtung und die Entscheidung, die nach der Bewertung geaendert wird.</w:t>
+      </w:r>
+    </w:p>
+    <w:p>
+      <w:r>
+        <w:t>Der Rueckfluss in den WOE-Korpus liegt hier in klaren Begriffen, sauber verlinkten Quellen und benannten Forschungsfragen. Wo Glossar, Werkzeuge, Journal oder Reader noch doppeldeutig bleiben, sollte Zeit, Generationen und unsichtbare Betroffene nicht als fertige Gewissheit auftreten, sondern als pruefbarer Lernstand mit Korrekturpfad.</w:t>
       </w:r>
     </w:p>
     <w:p>
@@ -2909,17 +2924,52 @@
         <w:pStyle w:val="Heading3"/>
       </w:pPr>
       <w:r>
-        <w:t>Schlussvertiefung 2: Zeit, Generationen und unsichtbare Betroffene im Anwendungsfall</w:t>
-      </w:r>
-    </w:p>
-    <w:p>
-      <w:r>
-        <w:t>Die folgenden Abschnitte sind keine neue Pruefungsloesung. Sie verdichten die vorhandenen Kapitel zu einer Lesart, mit der Studierende einen Fall selbststaendig analysieren koennen. Im Mittelpunkt stehen Schutzdimensionen, Zeitlogik, Resilienz und Betroffenenperspektive, nicht moralische Personenbewertung.</w:t>
-      </w:r>
-    </w:p>
-    <w:p>
-      <w:r>
-        <w:t>Begriffliche Schlussklaerung. In Grundstudium Wirkungsoekonomie wird Warum das Ferne und Stumme so leicht durchfällt erst steuerungsfaehig, wenn daraus eine Entscheidung folgt. Die Grundbegriffe muessen in spaeteren Modulen wiedererkennbar bleiben. Ohne diese Rueckkopplung bleibt Reporting eine Beschreibung. Mit Rueckkopplung wird aus Bewertung eine veraenderte Routine: ein anderer Prozess, ein geaenderter Anreiz, eine bessere Datenpflicht, eine korrigierte Kommunikation oder eine neue Priorisierung.</w:t>
+        <w:t>Vertiefungsrunde 2: Anschluss an Praxis und Forschung</w:t>
+      </w:r>
+    </w:p>
+    <w:p>
+      <w:r>
+        <w:t>Diese Runde wechselt den Blickwinkel, damit der Schlussblock nicht nur wiederholt, sondern Leseentscheidungen vorbereitet: Was ist belegt, was bleibt Potenzial, welche Nebenwirkung ist relevant und welche Steuerungsfolge wird daraus abgeleitet?</w:t>
+      </w:r>
+    </w:p>
+    <w:p>
+      <w:r>
+        <w:t>Rueckflussnotiz. In V18 muss Generationengerechtigkeit immer mit Empfaengern gelesen werden. Wirkung entsteht nicht beim Sender, sondern an veraenderten Zustaenden von Menschen, Oekosystemen, Institutionen, Oeffentlichkeit oder kuenftigen Handlungsspielraeumen. Darum reicht es nicht, interne Aktivitaeten zu dokumentieren. Entscheidend ist, ob sich ein Zustand nachvollziehbar veraendert und ob diese Veraenderung im Referenzrahmen Mensch, Planet, Demokratie, SDGs, Agenda 2030 und SDG+ tragfaehig bewertet werden kann.</w:t>
+      </w:r>
+    </w:p>
+    <w:p>
+      <w:r>
+        <w:t>Ein Bericht behauptet, die Massnahme zu Zeit, Generationen und unsichtbare Betroffene sei erfolgreich. Die WOE-Lesart fragt bei Generationengerechtigkeit nach belastbaren Nachweisen: begriffliche Praezision, Fallbeschreibung, Quellenklarheit, Plausibilitaet und offene Unsicherheit. Wenn diese Nachweise fehlen, bleibt die Aussage Wirkungspotenzial oder Kommunikationsbehauptung. Sie kann wichtig sein, aber sie ist noch keine belegte Wirkung.</w:t>
+      </w:r>
+    </w:p>
+    <w:p>
+      <w:r>
+        <w:t>Fallpruefung. Wenn eine Kommune eine bestehende Massnahme neu priorisieren will, beginnt die Analyse bei Empfaengern, Wirkraum, Zeitraum und Datenquelle. Bei Generationengerechtigkeit muss dann geklaert werden, ob Ressourcen umgeschichtet, Daten nacherhoben oder Zielkonflikte offengelegt werden. Eine tragfaehige Antwort benennt mindestens eine Quelle, eine offene Unsicherheit, eine moegliche Gegenbeobachtung und die Entscheidung, die nach der Bewertung geaendert wird.</w:t>
+      </w:r>
+    </w:p>
+    <w:p>
+      <w:r>
+        <w:t>Pruefungsimpuls. Wissenschaftliche Anschlussfaehigkeit entsteht hier durch Quellenklarheit. Bei Die unsichtbaren Betroffenen im Raum werden interne WOE-Begriffe nicht als Ersatz fuer Belege benutzt, sondern mit Grundlagenwerk, Schutzdimensionen Mensch/Planet/Demokratie und Langfristlogik verbunden. Wo die Datenlage offen bleibt, wird das offengelegt. Wo eine Aussage nur plausibel ist, bleibt sie als Wirkungspotenzial markiert. Wo ein Schaden eine rote Linie beruehrt, greift Nichtkompensation vor Durchschnittslogik.</w:t>
+      </w:r>
+    </w:p>
+    <w:p>
+      <w:r>
+        <w:t>In einer kontroversen Entscheidung wirkt Die unsichtbaren Betroffenen im Raum als Pruefpunkt fuer Ambivalenz. Ein Nutzen fuer eine Gruppe kann mit Risiken fuer andere Wirkungsempfaenger einhergehen. Das Skript verlangt deshalb, positive und negative Zustandsveraenderungen getrennt zu fuehren, bevor von positiver Netto-Wirkung gesprochen wird.</w:t>
+      </w:r>
+    </w:p>
+    <w:p>
+      <w:r>
+        <w:t>Fallpruefung. Wenn ein Unternehmen ein Produkt, einen Prozess oder eine Investition wirkungsbezogen bewerten will, beginnt die Analyse bei Empfaengern, Wirkraum, Zeitraum und Datenquelle. Bei Die unsichtbaren Betroffenen im Raum muss dann geklaert werden, welche Entscheidung nach der Bewertung tatsaechlich anders ausfaellt. Eine tragfaehige Antwort benennt mindestens eine Quelle, eine offene Unsicherheit, eine moegliche Gegenbeobachtung und die Entscheidung, die nach der Bewertung geaendert wird.</w:t>
+      </w:r>
+    </w:p>
+    <w:p>
+      <w:r>
+        <w:t>Fuer die Bewertung reicht kein Summenscore, der zentrale Schaeden mit bequemen Pluspunkten verrechnet. Nichtkompensation und Reverse Merit Order markieren, wo rote Linien, demokratische Grundbedingungen oder planetare Grenzen Vorrang vor Durchschnittslogik haben. So bleibt positive Netto-Wirkung eine anspruchsvolle Zielgroesse und wird nicht zur dekorativen Formel.</w:t>
+      </w:r>
+    </w:p>
+    <w:p>
+      <w:r>
+        <w:t>Begriffliche Sicherung. In Grundstudium Wirkungsoekonomie wird Warum das Ferne und Stumme so leicht durchfällt erst steuerungsfaehig, wenn daraus eine Entscheidung folgt. Die Grundbegriffe muessen in spaeteren Modulen wiedererkennbar bleiben. Ohne diese Rueckkopplung bleibt Reporting eine Beschreibung. Mit Rueckkopplung wird aus Bewertung eine veraenderte Routine: ein anderer Prozess, ein geaenderter Anreiz, eine bessere Datenpflicht, eine korrigierte Kommunikation oder eine neue Priorisierung.</w:t>
       </w:r>
     </w:p>
     <w:p>
@@ -2929,7 +2979,17 @@
     </w:p>
     <w:p>
       <w:r>
-        <w:t>Wirkpfad und Empfaenger. Die Grenze gegen Scheingenauigkeit verlaeuft bei Ein Beispiel: eine bequeme Entscheidung heute nicht zwischen Optimismus und Pessimismus. Sie verlaeuft zwischen offengelegter Unsicherheit und rhetorischer Sicherheit. Wer Zeit, Generationen und unsichtbare Betroffene belastbar anwenden will, benennt Systemgrenze, Zeitraum, Vergleichspunkt und offene Gegenhypothese. Gerade dadurch bleibt das Skript anschlussfaehig fuer Forschung, Praxis und spaetere Revision.</w:t>
+        <w:t>Fallpruefung. Wenn eine Bildungs- oder Forschungseinrichtung eine Wirkungsaussage fuer Lernende und Praxispartner pruefbar machen will, beginnt die Analyse bei Empfaengern, Wirkraum, Zeitraum und Datenquelle. Bei Warum das Ferne und Stumme so leicht durchfällt muss dann geklaert werden, welche Begriffe, Quellen und Grenzen im Material sichtbar bleiben muessen. Eine tragfaehige Antwort benennt mindestens eine Quelle, eine offene Unsicherheit, eine moegliche Gegenbeobachtung und die Entscheidung, die nach der Bewertung geaendert wird.</w:t>
+      </w:r>
+    </w:p>
+    <w:p>
+      <w:r>
+        <w:t>Der Rueckfluss in den WOE-Korpus liegt hier in klaren Begriffen, sauber verlinkten Quellen und benannten Forschungsfragen. Wo Glossar, Werkzeuge, Journal oder Reader noch doppeldeutig bleiben, sollte Zeit, Generationen und unsichtbare Betroffene nicht als fertige Gewissheit auftreten, sondern als pruefbarer Lernstand mit Korrekturpfad.</w:t>
+      </w:r>
+    </w:p>
+    <w:p>
+      <w:r>
+        <w:t>Wirkpfadpruefung. Die Grenze gegen Scheingenauigkeit verlaeuft bei Ein Beispiel: eine bequeme Entscheidung heute nicht zwischen Optimismus und Pessimismus. Sie verlaeuft zwischen offengelegter Unsicherheit und rhetorischer Sicherheit. Wer Zeit, Generationen und unsichtbare Betroffene belastbar anwenden will, benennt Systemgrenze, Zeitraum, Vergleichspunkt und offene Gegenhypothese. Gerade dadurch bleibt das Skript anschlussfaehig fuer Forschung, Praxis und spaetere Revision.</w:t>
       </w:r>
     </w:p>
     <w:p>
@@ -2939,7 +2999,12 @@
     </w:p>
     <w:p>
       <w:r>
-        <w:t>Daten, Quellen und Evidenz. Unsicherheit über die Zukunft zeigt, warum Zeit, Generationen und unsichtbare Betroffene mehr ist als ein Schlagwort im Feld Schutzdimensionen, Zeitlogik, Resilienz und Betroffenenperspektive. Die wirkungsoekonomische Frage lautet: Welche reale Veraenderung wird moeglich, welche bleibt nur Potenzial und wo entsteht ein Wirkungsrisiko? Diese Unterscheidung schuetzt vor Impact-Washing, weil sie Absicht, Aktivitaet, Reichweite und Wirkung auseinanderhaelt.</w:t>
+        <w:t>Fallpruefung. Wenn eine Kommune eine bestehende Massnahme neu priorisieren will, beginnt die Analyse bei Empfaengern, Wirkraum, Zeitraum und Datenquelle. Bei Ein Beispiel: eine bequeme Entscheidung heute muss dann geklaert werden, ob Ressourcen umgeschichtet, Daten nacherhoben oder Zielkonflikte offengelegt werden. Eine tragfaehige Antwort benennt mindestens eine Quelle, eine offene Unsicherheit, eine moegliche Gegenbeobachtung und die Entscheidung, die nach der Bewertung geaendert wird.</w:t>
+      </w:r>
+    </w:p>
+    <w:p>
+      <w:r>
+        <w:t>Evidenzfenster. Unsicherheit über die Zukunft zeigt, warum Zeit, Generationen und unsichtbare Betroffene mehr ist als ein Schlagwort im Feld Schutzdimensionen, Zeitlogik, Resilienz und Betroffenenperspektive. Die wirkungsoekonomische Frage lautet: Welche reale Veraenderung wird moeglich, welche bleibt nur Potenzial und wo entsteht ein Wirkungsrisiko? Diese Unterscheidung schuetzt vor Impact-Washing, weil sie Absicht, Aktivitaet, Reichweite und Wirkung auseinanderhaelt.</w:t>
       </w:r>
     </w:p>
     <w:p>
@@ -2949,7 +3014,17 @@
     </w:p>
     <w:p>
       <w:r>
-        <w:t>Bewertung und rote Linien. In V18 muss Der geweitete Kreis der Rücksicht immer mit Empfaengern gelesen werden. Wirkung entsteht nicht beim Sender, sondern an veraenderten Zustaenden von Menschen, Oekosystemen, Institutionen, Oeffentlichkeit oder kuenftigen Handlungsspielraeumen. Darum reicht es nicht, interne Aktivitaeten zu dokumentieren. Entscheidend ist, ob sich ein Zustand nachvollziehbar veraendert und ob diese Veraenderung im Referenzrahmen Mensch, Planet, Demokratie, SDGs, Agenda 2030 und SDG+ tragfaehig bewertet werden kann.</w:t>
+        <w:t>Fallpruefung. Wenn ein Unternehmen ein Produkt, einen Prozess oder eine Investition wirkungsbezogen bewerten will, beginnt die Analyse bei Empfaengern, Wirkraum, Zeitraum und Datenquelle. Bei Unsicherheit über die Zukunft muss dann geklaert werden, welche Entscheidung nach der Bewertung tatsaechlich anders ausfaellt. Eine tragfaehige Antwort benennt mindestens eine Quelle, eine offene Unsicherheit, eine moegliche Gegenbeobachtung und die Entscheidung, die nach der Bewertung geaendert wird.</w:t>
+      </w:r>
+    </w:p>
+    <w:p>
+      <w:r>
+        <w:t>Fuer die Bewertung reicht kein Summenscore, der zentrale Schaeden mit bequemen Pluspunkten verrechnet. Nichtkompensation und Reverse Merit Order markieren, wo rote Linien, demokratische Grundbedingungen oder planetare Grenzen Vorrang vor Durchschnittslogik haben. So bleibt positive Netto-Wirkung eine anspruchsvolle Zielgroesse und wird nicht zur dekorativen Formel.</w:t>
+      </w:r>
+    </w:p>
+    <w:p>
+      <w:r>
+        <w:t>Bewertungsgrenze. In V18 muss Der geweitete Kreis der Rücksicht immer mit Empfaengern gelesen werden. Wirkung entsteht nicht beim Sender, sondern an veraenderten Zustaenden von Menschen, Oekosystemen, Institutionen, Oeffentlichkeit oder kuenftigen Handlungsspielraeumen. Darum reicht es nicht, interne Aktivitaeten zu dokumentieren. Entscheidend ist, ob sich ein Zustand nachvollziehbar veraendert und ob diese Veraenderung im Referenzrahmen Mensch, Planet, Demokratie, SDGs, Agenda 2030 und SDG+ tragfaehig bewertet werden kann.</w:t>
       </w:r>
     </w:p>
     <w:p>
@@ -2959,57 +3034,12 @@
     </w:p>
     <w:p>
       <w:r>
-        <w:t>Kontrollfrage. Welche Entscheidung waere falsch, wenn Der geweitete Kreis der Rücksicht in V18 missverstanden wird? Die Antwort muss mindestens eine Daten- oder Quellenannahme, eine betroffene Gruppe oder Schutzdimension, eine moegliche Nebenwirkung und einen Rueckkopplungsschritt nennen. Richtig ist nicht die lauteste Bewertung, sondern diejenige, die Begriff, Beleg und Steuerungsfolge zusammenhaelt.</w:t>
-      </w:r>
-    </w:p>
-    <w:p>
-      <w:r>
-        <w:t>Rueckfluss. Fuer den WOE-Korpus bedeutet das: Begriffe aus Zeit, Generationen und unsichtbare Betroffene sollten dort geschaerft werden, wo sie in Glossar, Werkzeugen, Journal oder Readern doppeldeutig bleiben. Offene Forschungsfragen werden nicht versteckt. Sie markieren die Stelle, an der spaetere Evidenz, ein besserer Datensatz oder eine praezisere Fallstudie die Bewertung veraendern kann.</w:t>
-      </w:r>
-    </w:p>
-    <w:p>
-      <w:r>
-        <w:t>Steuerung und Rueckkopplung. Wissenschaftliche Anschlussfaehigkeit entsteht hier durch Quellenklarheit. Bei Was du aus dieser Vorlesung mitnimmst werden interne WOE-Begriffe nicht als Ersatz fuer Belege benutzt, sondern mit Grundlagenwerk, Schutzdimensionen Mensch/Planet/Demokratie und Langfristlogik verbunden. Wo die Datenlage offen bleibt, wird das offengelegt. Wo eine Aussage nur plausibel ist, bleibt sie als Wirkungspotenzial markiert. Wo ein Schaden eine rote Linie beruehrt, greift Nichtkompensation vor Durchschnittslogik.</w:t>
-      </w:r>
-    </w:p>
-    <w:p>
-      <w:r>
-        <w:t>In einer kontroversen Entscheidung wirkt Was du aus dieser Vorlesung mitnimmst als Pruefpunkt fuer Ambivalenz. Ein Nutzen fuer eine Gruppe kann mit Risiken fuer andere Wirkungsempfaenger einhergehen. Das Skript verlangt deshalb, positive und negative Zustandsveraenderungen getrennt zu fuehren, bevor von positiver Netto-Wirkung gesprochen wird.</w:t>
-      </w:r>
-    </w:p>
-    <w:p>
-      <w:r>
-        <w:t>Pruefungsnahe Anwendung. In Grundstudium Wirkungsoekonomie wird Wirkungsökonomische Vertiefung erst steuerungsfaehig, wenn daraus eine Entscheidung folgt. Die Grundbegriffe muessen in spaeteren Modulen wiedererkennbar bleiben. Ohne diese Rueckkopplung bleibt Reporting eine Beschreibung. Mit Rueckkopplung wird aus Bewertung eine veraenderte Routine: ein anderer Prozess, ein geaenderter Anreiz, eine bessere Datenpflicht, eine korrigierte Kommunikation oder eine neue Priorisierung.</w:t>
-      </w:r>
-    </w:p>
-    <w:p>
-      <w:r>
-        <w:t>Die typische Fehlstelle bei Zeit, Generationen und unsichtbare Betroffene liegt darin, kurzfristige Entlastung als dauerhafte positive Netto-Wirkung zu verkaufen. Bei Wirkungsökonomische Vertiefung wird diese Fehlstelle konkret: Ein scheinbar plausibler Befund darf nicht zur Abkuerzung werden. Quellen, Systemgrenzen, Unsicherheit und Rueckkopplung bleiben sichtbar.</w:t>
-      </w:r>
-    </w:p>
-    <w:p>
-      <w:r>
-        <w:t>Transfer in den WOE-Korpus. Die Grenze gegen Scheingenauigkeit verlaeuft bei Begriffliche Präzision nicht zwischen Optimismus und Pessimismus. Sie verlaeuft zwischen offengelegter Unsicherheit und rhetorischer Sicherheit. Wer Zeit, Generationen und unsichtbare Betroffene belastbar anwenden will, benennt Systemgrenze, Zeitraum, Vergleichspunkt und offene Gegenhypothese. Gerade dadurch bleibt das Skript anschlussfaehig fuer Forschung, Praxis und spaetere Revision.</w:t>
-      </w:r>
-    </w:p>
-    <w:p>
-      <w:r>
-        <w:t>Fuer die Pruefung ist Begriffliche Präzision dann verstanden, wenn daraus eine belastbare Fallantwort entsteht. Eine gute Antwort unterscheidet Beobachtung, Kausalannahme, Bewertung und Steuerungsfolge. Sie bewertet keine Menschen, sondern Wirkpfade, Zustandsveraenderungen, Risiken und institutionelle Bedingungen.</w:t>
-      </w:r>
-    </w:p>
-    <w:p>
-      <w:r>
-        <w:t>Grenzen der Aussage. Wirkpfad zeigt, warum Zeit, Generationen und unsichtbare Betroffene mehr ist als ein Schlagwort im Feld Schutzdimensionen, Zeitlogik, Resilienz und Betroffenenperspektive. Die wirkungsoekonomische Frage lautet: Welche reale Veraenderung wird moeglich, welche bleibt nur Potenzial und wo entsteht ein Wirkungsrisiko? Diese Unterscheidung schuetzt vor Impact-Washing, weil sie Absicht, Aktivitaet, Reichweite und Wirkung auseinanderhaelt.</w:t>
-      </w:r>
-    </w:p>
-    <w:p>
-      <w:r>
-        <w:t>Eine Kommune, ein Unternehmen oder eine Bildungsorganisation will Zeit, Generationen und unsichtbare Betroffene praktisch anwenden. Der erste Schritt ist nicht die Auswahl eines Instruments, sondern die Klaerung der Zustandsveraenderung. Bei Wirkpfad muss deshalb benannt werden, wer betroffen ist, welcher Zustand sich veraendert, welche Frist gilt und welche Gegenbeobachtung die Annahme widerlegen wuerde. Erst danach entsteht eine begruendete Entscheidung im Feld Begriff, Fallbewertung, Wirkpfad, rote Linie, Quellenbeurteilung oder Rueckkopplungsregel.</w:t>
-      </w:r>
-    </w:p>
-    <w:p>
-      <w:r>
-        <w:t>Kontrollfrage. Welche Entscheidung waere falsch, wenn Wirkpfad in V18 missverstanden wird? Die Antwort muss mindestens eine Daten- oder Quellenannahme, eine betroffene Gruppe oder Schutzdimension, eine moegliche Nebenwirkung und einen Rueckkopplungsschritt nennen. Richtig ist nicht die lauteste Bewertung, sondern diejenige, die Begriff, Beleg und Steuerungsfolge zusammenhaelt.</w:t>
+        <w:t>Fallpruefung. Wenn eine Bildungs- oder Forschungseinrichtung eine Wirkungsaussage fuer Lernende und Praxispartner pruefbar machen will, beginnt die Analyse bei Empfaengern, Wirkraum, Zeitraum und Datenquelle. Bei Der geweitete Kreis der Rücksicht muss dann geklaert werden, welche Begriffe, Quellen und Grenzen im Material sichtbar bleiben muessen. Eine tragfaehige Antwort benennt mindestens eine Quelle, eine offene Unsicherheit, eine moegliche Gegenbeobachtung und die Entscheidung, die nach der Bewertung geaendert wird.</w:t>
+      </w:r>
+    </w:p>
+    <w:p>
+      <w:r>
+        <w:t>Der Rueckfluss in den WOE-Korpus liegt hier in klaren Begriffen, sauber verlinkten Quellen und benannten Forschungsfragen. Wo Glossar, Werkzeuge, Journal oder Reader noch doppeldeutig bleiben, sollte Zeit, Generationen und unsichtbare Betroffene nicht als fertige Gewissheit auftreten, sondern als pruefbarer Lernstand mit Korrekturpfad.</w:t>
       </w:r>
     </w:p>
     <w:p>
@@ -3017,17 +3047,87 @@
         <w:pStyle w:val="Heading3"/>
       </w:pPr>
       <w:r>
-        <w:t>Schlussvertiefung 3: Zeit, Generationen und unsichtbare Betroffene im Anwendungsfall</w:t>
-      </w:r>
-    </w:p>
-    <w:p>
-      <w:r>
-        <w:t>Die folgenden Abschnitte sind keine neue Pruefungsloesung. Sie verdichten die vorhandenen Kapitel zu einer Lesart, mit der Studierende einen Fall selbststaendig analysieren koennen. Im Mittelpunkt stehen Schutzdimensionen, Zeitlogik, Resilienz und Betroffenenperspektive, nicht moralische Personenbewertung.</w:t>
-      </w:r>
-    </w:p>
-    <w:p>
-      <w:r>
-        <w:t>Begriffliche Schlussklaerung. In V18 muss Leitthese immer mit Empfaengern gelesen werden. Wirkung entsteht nicht beim Sender, sondern an veraenderten Zustaenden von Menschen, Oekosystemen, Institutionen, Oeffentlichkeit oder kuenftigen Handlungsspielraeumen. Darum reicht es nicht, interne Aktivitaeten zu dokumentieren. Entscheidend ist, ob sich ein Zustand nachvollziehbar veraendert und ob diese Veraenderung im Referenzrahmen Mensch, Planet, Demokratie, SDGs, Agenda 2030 und SDG+ tragfaehig bewertet werden kann.</w:t>
+        <w:t>Vertiefungsrunde 3: Anschluss an Praxis und Forschung</w:t>
+      </w:r>
+    </w:p>
+    <w:p>
+      <w:r>
+        <w:t>Diese Runde wechselt den Blickwinkel, damit der Schlussblock nicht nur wiederholt, sondern Leseentscheidungen vorbereitet: Was ist belegt, was bleibt Potenzial, welche Nebenwirkung ist relevant und welche Steuerungsfolge wird daraus abgeleitet?</w:t>
+      </w:r>
+    </w:p>
+    <w:p>
+      <w:r>
+        <w:t>Steuerungsfolge. Wissenschaftliche Anschlussfaehigkeit entsteht hier durch Quellenklarheit. Bei Was du aus dieser Vorlesung mitnimmst werden interne WOE-Begriffe nicht als Ersatz fuer Belege benutzt, sondern mit Grundlagenwerk, Schutzdimensionen Mensch/Planet/Demokratie und Langfristlogik verbunden. Wo die Datenlage offen bleibt, wird das offengelegt. Wo eine Aussage nur plausibel ist, bleibt sie als Wirkungspotenzial markiert. Wo ein Schaden eine rote Linie beruehrt, greift Nichtkompensation vor Durchschnittslogik.</w:t>
+      </w:r>
+    </w:p>
+    <w:p>
+      <w:r>
+        <w:t>In einer kontroversen Entscheidung wirkt Was du aus dieser Vorlesung mitnimmst als Pruefpunkt fuer Ambivalenz. Ein Nutzen fuer eine Gruppe kann mit Risiken fuer andere Wirkungsempfaenger einhergehen. Das Skript verlangt deshalb, positive und negative Zustandsveraenderungen getrennt zu fuehren, bevor von positiver Netto-Wirkung gesprochen wird.</w:t>
+      </w:r>
+    </w:p>
+    <w:p>
+      <w:r>
+        <w:t>Fallpruefung. Wenn eine Kommune eine bestehende Massnahme neu priorisieren will, beginnt die Analyse bei Empfaengern, Wirkraum, Zeitraum und Datenquelle. Bei Was du aus dieser Vorlesung mitnimmst muss dann geklaert werden, ob Ressourcen umgeschichtet, Daten nacherhoben oder Zielkonflikte offengelegt werden. Eine tragfaehige Antwort benennt mindestens eine Quelle, eine offene Unsicherheit, eine moegliche Gegenbeobachtung und die Entscheidung, die nach der Bewertung geaendert wird.</w:t>
+      </w:r>
+    </w:p>
+    <w:p>
+      <w:r>
+        <w:t>Transferhinweis. In Grundstudium Wirkungsoekonomie wird Wirkungsökonomische Vertiefung erst steuerungsfaehig, wenn daraus eine Entscheidung folgt. Die Grundbegriffe muessen in spaeteren Modulen wiedererkennbar bleiben. Ohne diese Rueckkopplung bleibt Reporting eine Beschreibung. Mit Rueckkopplung wird aus Bewertung eine veraenderte Routine: ein anderer Prozess, ein geaenderter Anreiz, eine bessere Datenpflicht, eine korrigierte Kommunikation oder eine neue Priorisierung.</w:t>
+      </w:r>
+    </w:p>
+    <w:p>
+      <w:r>
+        <w:t>Die typische Fehlstelle bei Zeit, Generationen und unsichtbare Betroffene liegt darin, kurzfristige Entlastung als dauerhafte positive Netto-Wirkung zu verkaufen. Bei Wirkungsökonomische Vertiefung wird diese Fehlstelle konkret: Ein scheinbar plausibler Befund darf nicht zur Abkuerzung werden. Quellen, Systemgrenzen, Unsicherheit und Rueckkopplung bleiben sichtbar.</w:t>
+      </w:r>
+    </w:p>
+    <w:p>
+      <w:r>
+        <w:t>Fallpruefung. Wenn ein Unternehmen ein Produkt, einen Prozess oder eine Investition wirkungsbezogen bewerten will, beginnt die Analyse bei Empfaengern, Wirkraum, Zeitraum und Datenquelle. Bei Wirkungsökonomische Vertiefung muss dann geklaert werden, welche Entscheidung nach der Bewertung tatsaechlich anders ausfaellt. Eine tragfaehige Antwort benennt mindestens eine Quelle, eine offene Unsicherheit, eine moegliche Gegenbeobachtung und die Entscheidung, die nach der Bewertung geaendert wird.</w:t>
+      </w:r>
+    </w:p>
+    <w:p>
+      <w:r>
+        <w:t>Fuer die Bewertung reicht kein Summenscore, der zentrale Schaeden mit bequemen Pluspunkten verrechnet. Nichtkompensation und Reverse Merit Order markieren, wo rote Linien, demokratische Grundbedingungen oder planetare Grenzen Vorrang vor Durchschnittslogik haben. So bleibt positive Netto-Wirkung eine anspruchsvolle Zielgroesse und wird nicht zur dekorativen Formel.</w:t>
+      </w:r>
+    </w:p>
+    <w:p>
+      <w:r>
+        <w:t>Rueckflussnotiz. Die Grenze gegen Scheingenauigkeit verlaeuft bei Begriffliche Präzision nicht zwischen Optimismus und Pessimismus. Sie verlaeuft zwischen offengelegter Unsicherheit und rhetorischer Sicherheit. Wer Zeit, Generationen und unsichtbare Betroffene belastbar anwenden will, benennt Systemgrenze, Zeitraum, Vergleichspunkt und offene Gegenhypothese. Gerade dadurch bleibt das Skript anschlussfaehig fuer Forschung, Praxis und spaetere Revision.</w:t>
+      </w:r>
+    </w:p>
+    <w:p>
+      <w:r>
+        <w:t>Fuer die Pruefung ist Begriffliche Präzision dann verstanden, wenn daraus eine belastbare Fallantwort entsteht. Eine gute Antwort unterscheidet Beobachtung, Kausalannahme, Bewertung und Steuerungsfolge. Sie bewertet keine Menschen, sondern Wirkpfade, Zustandsveraenderungen, Risiken und institutionelle Bedingungen.</w:t>
+      </w:r>
+    </w:p>
+    <w:p>
+      <w:r>
+        <w:t>Fallpruefung. Wenn eine Bildungs- oder Forschungseinrichtung eine Wirkungsaussage fuer Lernende und Praxispartner pruefbar machen will, beginnt die Analyse bei Empfaengern, Wirkraum, Zeitraum und Datenquelle. Bei Begriffliche Präzision muss dann geklaert werden, welche Begriffe, Quellen und Grenzen im Material sichtbar bleiben muessen. Eine tragfaehige Antwort benennt mindestens eine Quelle, eine offene Unsicherheit, eine moegliche Gegenbeobachtung und die Entscheidung, die nach der Bewertung geaendert wird.</w:t>
+      </w:r>
+    </w:p>
+    <w:p>
+      <w:r>
+        <w:t>Der Rueckfluss in den WOE-Korpus liegt hier in klaren Begriffen, sauber verlinkten Quellen und benannten Forschungsfragen. Wo Glossar, Werkzeuge, Journal oder Reader noch doppeldeutig bleiben, sollte Zeit, Generationen und unsichtbare Betroffene nicht als fertige Gewissheit auftreten, sondern als pruefbarer Lernstand mit Korrekturpfad.</w:t>
+      </w:r>
+    </w:p>
+    <w:p>
+      <w:r>
+        <w:t>Pruefungsimpuls. Wirkpfad zeigt, warum Zeit, Generationen und unsichtbare Betroffene mehr ist als ein Schlagwort im Feld Schutzdimensionen, Zeitlogik, Resilienz und Betroffenenperspektive. Die wirkungsoekonomische Frage lautet: Welche reale Veraenderung wird moeglich, welche bleibt nur Potenzial und wo entsteht ein Wirkungsrisiko? Diese Unterscheidung schuetzt vor Impact-Washing, weil sie Absicht, Aktivitaet, Reichweite und Wirkung auseinanderhaelt.</w:t>
+      </w:r>
+    </w:p>
+    <w:p>
+      <w:r>
+        <w:t>Eine Kommune, ein Unternehmen oder eine Bildungsorganisation will Zeit, Generationen und unsichtbare Betroffene praktisch anwenden. Der erste Schritt ist nicht die Auswahl eines Instruments, sondern die Klaerung der Zustandsveraenderung. Bei Wirkpfad muss deshalb benannt werden, wer betroffen ist, welcher Zustand sich veraendert, welche Frist gilt und welche Gegenbeobachtung die Annahme widerlegen wuerde. Erst danach entsteht eine begruendete Entscheidung im Feld Begriff, Fallbewertung, Wirkpfad, rote Linie, Quellenbeurteilung oder Rueckkopplungsregel.</w:t>
+      </w:r>
+    </w:p>
+    <w:p>
+      <w:r>
+        <w:t>Fallpruefung. Wenn eine Kommune eine bestehende Massnahme neu priorisieren will, beginnt die Analyse bei Empfaengern, Wirkraum, Zeitraum und Datenquelle. Bei Wirkpfad muss dann geklaert werden, ob Ressourcen umgeschichtet, Daten nacherhoben oder Zielkonflikte offengelegt werden. Eine tragfaehige Antwort benennt mindestens eine Quelle, eine offene Unsicherheit, eine moegliche Gegenbeobachtung und die Entscheidung, die nach der Bewertung geaendert wird.</w:t>
+      </w:r>
+    </w:p>
+    <w:p>
+      <w:r>
+        <w:t>Begriffliche Sicherung. In V18 muss Leitthese immer mit Empfaengern gelesen werden. Wirkung entsteht nicht beim Sender, sondern an veraenderten Zustaenden von Menschen, Oekosystemen, Institutionen, Oeffentlichkeit oder kuenftigen Handlungsspielraeumen. Darum reicht es nicht, interne Aktivitaeten zu dokumentieren. Entscheidend ist, ob sich ein Zustand nachvollziehbar veraendert und ob diese Veraenderung im Referenzrahmen Mensch, Planet, Demokratie, SDGs, Agenda 2030 und SDG+ tragfaehig bewertet werden kann.</w:t>
       </w:r>
     </w:p>
     <w:p>
@@ -3037,7 +3137,17 @@
     </w:p>
     <w:p>
       <w:r>
-        <w:t>Wirkpfad und Empfaenger. Wissenschaftliche Anschlussfaehigkeit entsteht hier durch Quellenklarheit. Bei Didaktische Einordnung im Studiengang werden interne WOE-Begriffe nicht als Ersatz fuer Belege benutzt, sondern mit Grundlagenwerk, Schutzdimensionen Mensch/Planet/Demokratie und Langfristlogik verbunden. Wo die Datenlage offen bleibt, wird das offengelegt. Wo eine Aussage nur plausibel ist, bleibt sie als Wirkungspotenzial markiert. Wo ein Schaden eine rote Linie beruehrt, greift Nichtkompensation vor Durchschnittslogik.</w:t>
+        <w:t>Fallpruefung. Wenn ein Unternehmen ein Produkt, einen Prozess oder eine Investition wirkungsbezogen bewerten will, beginnt die Analyse bei Empfaengern, Wirkraum, Zeitraum und Datenquelle. Bei Leitthese muss dann geklaert werden, welche Entscheidung nach der Bewertung tatsaechlich anders ausfaellt. Eine tragfaehige Antwort benennt mindestens eine Quelle, eine offene Unsicherheit, eine moegliche Gegenbeobachtung und die Entscheidung, die nach der Bewertung geaendert wird.</w:t>
+      </w:r>
+    </w:p>
+    <w:p>
+      <w:r>
+        <w:t>Fuer die Bewertung reicht kein Summenscore, der zentrale Schaeden mit bequemen Pluspunkten verrechnet. Nichtkompensation und Reverse Merit Order markieren, wo rote Linien, demokratische Grundbedingungen oder planetare Grenzen Vorrang vor Durchschnittslogik haben. So bleibt positive Netto-Wirkung eine anspruchsvolle Zielgroesse und wird nicht zur dekorativen Formel.</w:t>
+      </w:r>
+    </w:p>
+    <w:p>
+      <w:r>
+        <w:t>Wirkpfadpruefung. Wissenschaftliche Anschlussfaehigkeit entsteht hier durch Quellenklarheit. Bei Didaktische Einordnung im Studiengang werden interne WOE-Begriffe nicht als Ersatz fuer Belege benutzt, sondern mit Grundlagenwerk, Schutzdimensionen Mensch/Planet/Demokratie und Langfristlogik verbunden. Wo die Datenlage offen bleibt, wird das offengelegt. Wo eine Aussage nur plausibel ist, bleibt sie als Wirkungspotenzial markiert. Wo ein Schaden eine rote Linie beruehrt, greift Nichtkompensation vor Durchschnittslogik.</w:t>
       </w:r>
     </w:p>
     <w:p>
@@ -3047,82 +3157,12 @@
     </w:p>
     <w:p>
       <w:r>
-        <w:t>Rueckfluss. Fuer den WOE-Korpus bedeutet das: Begriffe aus Zeit, Generationen und unsichtbare Betroffene sollten dort geschaerft werden, wo sie in Glossar, Werkzeugen, Journal oder Readern doppeldeutig bleiben. Offene Forschungsfragen werden nicht versteckt. Sie markieren die Stelle, an der spaetere Evidenz, ein besserer Datensatz oder eine praezisere Fallstudie die Bewertung veraendern kann.</w:t>
-      </w:r>
-    </w:p>
-    <w:p>
-      <w:r>
-        <w:t>Daten, Quellen und Evidenz. In Grundstudium Wirkungsoekonomie wird Analysemodell erst steuerungsfaehig, wenn daraus eine Entscheidung folgt. Die Grundbegriffe muessen in spaeteren Modulen wiedererkennbar bleiben. Ohne diese Rueckkopplung bleibt Reporting eine Beschreibung. Mit Rueckkopplung wird aus Bewertung eine veraenderte Routine: ein anderer Prozess, ein geaenderter Anreiz, eine bessere Datenpflicht, eine korrigierte Kommunikation oder eine neue Priorisierung.</w:t>
-      </w:r>
-    </w:p>
-    <w:p>
-      <w:r>
-        <w:t>Die typische Fehlstelle bei Zeit, Generationen und unsichtbare Betroffene liegt darin, kurzfristige Entlastung als dauerhafte positive Netto-Wirkung zu verkaufen. Bei Analysemodell wird diese Fehlstelle konkret: Ein scheinbar plausibler Befund darf nicht zur Abkuerzung werden. Quellen, Systemgrenzen, Unsicherheit und Rueckkopplung bleiben sichtbar.</w:t>
-      </w:r>
-    </w:p>
-    <w:p>
-      <w:r>
-        <w:t>Bewertung und rote Linien. Die Grenze gegen Scheingenauigkeit verlaeuft bei Modellformel nicht zwischen Optimismus und Pessimismus. Sie verlaeuft zwischen offengelegter Unsicherheit und rhetorischer Sicherheit. Wer Zeit, Generationen und unsichtbare Betroffene belastbar anwenden will, benennt Systemgrenze, Zeitraum, Vergleichspunkt und offene Gegenhypothese. Gerade dadurch bleibt das Skript anschlussfaehig fuer Forschung, Praxis und spaetere Revision.</w:t>
-      </w:r>
-    </w:p>
-    <w:p>
-      <w:r>
-        <w:t>Fuer die Pruefung ist Modellformel dann verstanden, wenn daraus eine belastbare Fallantwort entsteht. Eine gute Antwort unterscheidet Beobachtung, Kausalannahme, Bewertung und Steuerungsfolge. Sie bewertet keine Menschen, sondern Wirkpfade, Zustandsveraenderungen, Risiken und institutionelle Bedingungen.</w:t>
-      </w:r>
-    </w:p>
-    <w:p>
-      <w:r>
-        <w:t>Kontrollfrage. Welche Entscheidung waere falsch, wenn Modellformel in V18 missverstanden wird? Die Antwort muss mindestens eine Daten- oder Quellenannahme, eine betroffene Gruppe oder Schutzdimension, eine moegliche Nebenwirkung und einen Rueckkopplungsschritt nennen. Richtig ist nicht die lauteste Bewertung, sondern diejenige, die Begriff, Beleg und Steuerungsfolge zusammenhaelt.</w:t>
-      </w:r>
-    </w:p>
-    <w:p>
-      <w:r>
-        <w:t>Steuerung und Rueckkopplung. Fallfenster zeigt, warum Zeit, Generationen und unsichtbare Betroffene mehr ist als ein Schlagwort im Feld Schutzdimensionen, Zeitlogik, Resilienz und Betroffenenperspektive. Die wirkungsoekonomische Frage lautet: Welche reale Veraenderung wird moeglich, welche bleibt nur Potenzial und wo entsteht ein Wirkungsrisiko? Diese Unterscheidung schuetzt vor Impact-Washing, weil sie Absicht, Aktivitaet, Reichweite und Wirkung auseinanderhaelt.</w:t>
-      </w:r>
-    </w:p>
-    <w:p>
-      <w:r>
-        <w:t>Eine Kommune, ein Unternehmen oder eine Bildungsorganisation will Zeit, Generationen und unsichtbare Betroffene praktisch anwenden. Der erste Schritt ist nicht die Auswahl eines Instruments, sondern die Klaerung der Zustandsveraenderung. Bei Fallfenster muss deshalb benannt werden, wer betroffen ist, welcher Zustand sich veraendert, welche Frist gilt und welche Gegenbeobachtung die Annahme widerlegen wuerde. Erst danach entsteht eine begruendete Entscheidung im Feld Begriff, Fallbewertung, Wirkpfad, rote Linie, Quellenbeurteilung oder Rueckkopplungsregel.</w:t>
-      </w:r>
-    </w:p>
-    <w:p>
-      <w:r>
-        <w:t>Pruefungsnahe Anwendung. In V18 muss Prüfungsnahe Fallfragen ohne geschützte Antwortlogik immer mit Empfaengern gelesen werden. Wirkung entsteht nicht beim Sender, sondern an veraenderten Zustaenden von Menschen, Oekosystemen, Institutionen, Oeffentlichkeit oder kuenftigen Handlungsspielraeumen. Darum reicht es nicht, interne Aktivitaeten zu dokumentieren. Entscheidend ist, ob sich ein Zustand nachvollziehbar veraendert und ob diese Veraenderung im Referenzrahmen Mensch, Planet, Demokratie, SDGs, Agenda 2030 und SDG+ tragfaehig bewertet werden kann.</w:t>
-      </w:r>
-    </w:p>
-    <w:p>
-      <w:r>
-        <w:t>Ein Bericht behauptet, die Massnahme zu Zeit, Generationen und unsichtbare Betroffene sei erfolgreich. Die WOE-Lesart fragt bei Prüfungsnahe Fallfragen ohne geschützte Antwortlogik nach belastbaren Nachweisen: begriffliche Praezision, Fallbeschreibung, Quellenklarheit, Plausibilitaet und offene Unsicherheit. Wenn diese Nachweise fehlen, bleibt die Aussage Wirkungspotenzial oder Kommunikationsbehauptung. Sie kann wichtig sein, aber sie ist noch keine belegte Wirkung.</w:t>
-      </w:r>
-    </w:p>
-    <w:p>
-      <w:r>
-        <w:t>Transfer in den WOE-Korpus. Wissenschaftliche Anschlussfaehigkeit entsteht hier durch Quellenklarheit. Bei Einleitung / Wirkungsfrage werden interne WOE-Begriffe nicht als Ersatz fuer Belege benutzt, sondern mit Grundlagenwerk, Schutzdimensionen Mensch/Planet/Demokratie und Langfristlogik verbunden. Wo die Datenlage offen bleibt, wird das offengelegt. Wo eine Aussage nur plausibel ist, bleibt sie als Wirkungspotenzial markiert. Wo ein Schaden eine rote Linie beruehrt, greift Nichtkompensation vor Durchschnittslogik.</w:t>
-      </w:r>
-    </w:p>
-    <w:p>
-      <w:r>
-        <w:t>In einer kontroversen Entscheidung wirkt Einleitung / Wirkungsfrage als Pruefpunkt fuer Ambivalenz. Ein Nutzen fuer eine Gruppe kann mit Risiken fuer andere Wirkungsempfaenger einhergehen. Das Skript verlangt deshalb, positive und negative Zustandsveraenderungen getrennt zu fuehren, bevor von positiver Netto-Wirkung gesprochen wird.</w:t>
-      </w:r>
-    </w:p>
-    <w:p>
-      <w:r>
-        <w:t>Grenzen der Aussage. In Grundstudium Wirkungsoekonomie wird Kernaussage erst steuerungsfaehig, wenn daraus eine Entscheidung folgt. Die Grundbegriffe muessen in spaeteren Modulen wiedererkennbar bleiben. Ohne diese Rueckkopplung bleibt Reporting eine Beschreibung. Mit Rueckkopplung wird aus Bewertung eine veraenderte Routine: ein anderer Prozess, ein geaenderter Anreiz, eine bessere Datenpflicht, eine korrigierte Kommunikation oder eine neue Priorisierung.</w:t>
-      </w:r>
-    </w:p>
-    <w:p>
-      <w:r>
-        <w:t>Die typische Fehlstelle bei Zeit, Generationen und unsichtbare Betroffene liegt darin, kurzfristige Entlastung als dauerhafte positive Netto-Wirkung zu verkaufen. Bei Kernaussage wird diese Fehlstelle konkret: Ein scheinbar plausibler Befund darf nicht zur Abkuerzung werden. Quellen, Systemgrenzen, Unsicherheit und Rueckkopplung bleiben sichtbar.</w:t>
-      </w:r>
-    </w:p>
-    <w:p>
-      <w:r>
-        <w:t>Kontrollfrage. Welche Entscheidung waere falsch, wenn Kernaussage in V18 missverstanden wird? Die Antwort muss mindestens eine Daten- oder Quellenannahme, eine betroffene Gruppe oder Schutzdimension, eine moegliche Nebenwirkung und einen Rueckkopplungsschritt nennen. Richtig ist nicht die lauteste Bewertung, sondern diejenige, die Begriff, Beleg und Steuerungsfolge zusammenhaelt.</w:t>
-      </w:r>
-    </w:p>
-    <w:p>
-      <w:r>
-        <w:t>Rueckfluss. Fuer den WOE-Korpus bedeutet das: Begriffe aus Zeit, Generationen und unsichtbare Betroffene sollten dort geschaerft werden, wo sie in Glossar, Werkzeugen, Journal oder Readern doppeldeutig bleiben. Offene Forschungsfragen werden nicht versteckt. Sie markieren die Stelle, an der spaetere Evidenz, ein besserer Datensatz oder eine praezisere Fallstudie die Bewertung veraendern kann.</w:t>
+        <w:t>Fallpruefung. Wenn eine Bildungs- oder Forschungseinrichtung eine Wirkungsaussage fuer Lernende und Praxispartner pruefbar machen will, beginnt die Analyse bei Empfaengern, Wirkraum, Zeitraum und Datenquelle. Bei Didaktische Einordnung im Studiengang muss dann geklaert werden, welche Begriffe, Quellen und Grenzen im Material sichtbar bleiben muessen. Eine tragfaehige Antwort benennt mindestens eine Quelle, eine offene Unsicherheit, eine moegliche Gegenbeobachtung und die Entscheidung, die nach der Bewertung geaendert wird.</w:t>
+      </w:r>
+    </w:p>
+    <w:p>
+      <w:r>
+        <w:t>Der Rueckfluss in den WOE-Korpus liegt hier in klaren Begriffen, sauber verlinkten Quellen und benannten Forschungsfragen. Wo Glossar, Werkzeuge, Journal oder Reader noch doppeldeutig bleiben, sollte Zeit, Generationen und unsichtbare Betroffene nicht als fertige Gewissheit auftreten, sondern als pruefbarer Lernstand mit Korrekturpfad.</w:t>
       </w:r>
     </w:p>
     <w:p>
@@ -3130,107 +3170,122 @@
         <w:pStyle w:val="Heading3"/>
       </w:pPr>
       <w:r>
-        <w:t>Schlussvertiefung 4: Zeit, Generationen und unsichtbare Betroffene im Anwendungsfall</w:t>
-      </w:r>
-    </w:p>
-    <w:p>
-      <w:r>
-        <w:t>Die folgenden Abschnitte sind keine neue Pruefungsloesung. Sie verdichten die vorhandenen Kapitel zu einer Lesart, mit der Studierende einen Fall selbststaendig analysieren koennen. Im Mittelpunkt stehen Schutzdimensionen, Zeitlogik, Resilienz und Betroffenenperspektive, nicht moralische Personenbewertung.</w:t>
-      </w:r>
-    </w:p>
-    <w:p>
-      <w:r>
-        <w:t>Begriffliche Schlussklaerung. Die Grenze gegen Scheingenauigkeit verlaeuft bei Quelltext und fachliche Grundlegung nicht zwischen Optimismus und Pessimismus. Sie verlaeuft zwischen offengelegter Unsicherheit und rhetorischer Sicherheit. Wer Zeit, Generationen und unsichtbare Betroffene belastbar anwenden will, benennt Systemgrenze, Zeitraum, Vergleichspunkt und offene Gegenhypothese. Gerade dadurch bleibt das Skript anschlussfaehig fuer Forschung, Praxis und spaetere Revision.</w:t>
-      </w:r>
-    </w:p>
-    <w:p>
-      <w:r>
-        <w:t>Fuer die Pruefung ist Quelltext und fachliche Grundlegung dann verstanden, wenn daraus eine belastbare Fallantwort entsteht. Eine gute Antwort unterscheidet Beobachtung, Kausalannahme, Bewertung und Steuerungsfolge. Sie bewertet keine Menschen, sondern Wirkpfade, Zustandsveraenderungen, Risiken und institutionelle Bedingungen.</w:t>
-      </w:r>
-    </w:p>
-    <w:p>
-      <w:r>
-        <w:t>Wirkpfad und Empfaenger. Der Raum, den man am leichtesten vergisst zeigt, warum Zeit, Generationen und unsichtbare Betroffene mehr ist als ein Schlagwort im Feld Schutzdimensionen, Zeitlogik, Resilienz und Betroffenenperspektive. Die wirkungsoekonomische Frage lautet: Welche reale Veraenderung wird moeglich, welche bleibt nur Potenzial und wo entsteht ein Wirkungsrisiko? Diese Unterscheidung schuetzt vor Impact-Washing, weil sie Absicht, Aktivitaet, Reichweite und Wirkung auseinanderhaelt.</w:t>
-      </w:r>
-    </w:p>
-    <w:p>
-      <w:r>
-        <w:t>Eine Kommune, ein Unternehmen oder eine Bildungsorganisation will Zeit, Generationen und unsichtbare Betroffene praktisch anwenden. Der erste Schritt ist nicht die Auswahl eines Instruments, sondern die Klaerung der Zustandsveraenderung. Bei Der Raum, den man am leichtesten vergisst muss deshalb benannt werden, wer betroffen ist, welcher Zustand sich veraendert, welche Frist gilt und welche Gegenbeobachtung die Annahme widerlegen wuerde. Erst danach entsteht eine begruendete Entscheidung im Feld Begriff, Fallbewertung, Wirkpfad, rote Linie, Quellenbeurteilung oder Rueckkopplungsregel.</w:t>
-      </w:r>
-    </w:p>
-    <w:p>
-      <w:r>
-        <w:t>Daten, Quellen und Evidenz. In V18 muss Wirkung reicht in die Zukunft immer mit Empfaengern gelesen werden. Wirkung entsteht nicht beim Sender, sondern an veraenderten Zustaenden von Menschen, Oekosystemen, Institutionen, Oeffentlichkeit oder kuenftigen Handlungsspielraeumen. Darum reicht es nicht, interne Aktivitaeten zu dokumentieren. Entscheidend ist, ob sich ein Zustand nachvollziehbar veraendert und ob diese Veraenderung im Referenzrahmen Mensch, Planet, Demokratie, SDGs, Agenda 2030 und SDG+ tragfaehig bewertet werden kann.</w:t>
-      </w:r>
-    </w:p>
-    <w:p>
-      <w:r>
-        <w:t>Ein Bericht behauptet, die Massnahme zu Zeit, Generationen und unsichtbare Betroffene sei erfolgreich. Die WOE-Lesart fragt bei Wirkung reicht in die Zukunft nach belastbaren Nachweisen: begriffliche Praezision, Fallbeschreibung, Quellenklarheit, Plausibilitaet und offene Unsicherheit. Wenn diese Nachweise fehlen, bleibt die Aussage Wirkungspotenzial oder Kommunikationsbehauptung. Sie kann wichtig sein, aber sie ist noch keine belegte Wirkung.</w:t>
-      </w:r>
-    </w:p>
-    <w:p>
-      <w:r>
-        <w:t>Bewertung und rote Linien. Wissenschaftliche Anschlussfaehigkeit entsteht hier durch Quellenklarheit. Bei Die künftigen Generationen werden interne WOE-Begriffe nicht als Ersatz fuer Belege benutzt, sondern mit Grundlagenwerk, Schutzdimensionen Mensch/Planet/Demokratie und Langfristlogik verbunden. Wo die Datenlage offen bleibt, wird das offengelegt. Wo eine Aussage nur plausibel ist, bleibt sie als Wirkungspotenzial markiert. Wo ein Schaden eine rote Linie beruehrt, greift Nichtkompensation vor Durchschnittslogik.</w:t>
-      </w:r>
-    </w:p>
-    <w:p>
-      <w:r>
-        <w:t>In einer kontroversen Entscheidung wirkt Die künftigen Generationen als Pruefpunkt fuer Ambivalenz. Ein Nutzen fuer eine Gruppe kann mit Risiken fuer andere Wirkungsempfaenger einhergehen. Das Skript verlangt deshalb, positive und negative Zustandsveraenderungen getrennt zu fuehren, bevor von positiver Netto-Wirkung gesprochen wird.</w:t>
-      </w:r>
-    </w:p>
-    <w:p>
-      <w:r>
-        <w:t>Kontrollfrage. Welche Entscheidung waere falsch, wenn Die künftigen Generationen in V18 missverstanden wird? Die Antwort muss mindestens eine Daten- oder Quellenannahme, eine betroffene Gruppe oder Schutzdimension, eine moegliche Nebenwirkung und einen Rueckkopplungsschritt nennen. Richtig ist nicht die lauteste Bewertung, sondern diejenige, die Begriff, Beleg und Steuerungsfolge zusammenhaelt.</w:t>
-      </w:r>
-    </w:p>
-    <w:p>
-      <w:r>
-        <w:t>Steuerung und Rueckkopplung. In Grundstudium Wirkungsoekonomie wird Generationengerechtigkeit erst steuerungsfaehig, wenn daraus eine Entscheidung folgt. Die Grundbegriffe muessen in spaeteren Modulen wiedererkennbar bleiben. Ohne diese Rueckkopplung bleibt Reporting eine Beschreibung. Mit Rueckkopplung wird aus Bewertung eine veraenderte Routine: ein anderer Prozess, ein geaenderter Anreiz, eine bessere Datenpflicht, eine korrigierte Kommunikation oder eine neue Priorisierung.</w:t>
-      </w:r>
-    </w:p>
-    <w:p>
-      <w:r>
-        <w:t>Die typische Fehlstelle bei Zeit, Generationen und unsichtbare Betroffene liegt darin, kurzfristige Entlastung als dauerhafte positive Netto-Wirkung zu verkaufen. Bei Generationengerechtigkeit wird diese Fehlstelle konkret: Ein scheinbar plausibler Befund darf nicht zur Abkuerzung werden. Quellen, Systemgrenzen, Unsicherheit und Rueckkopplung bleiben sichtbar.</w:t>
-      </w:r>
-    </w:p>
-    <w:p>
-      <w:r>
-        <w:t>Pruefungsnahe Anwendung. Die Grenze gegen Scheingenauigkeit verlaeuft bei Die unsichtbaren Betroffenen im Raum nicht zwischen Optimismus und Pessimismus. Sie verlaeuft zwischen offengelegter Unsicherheit und rhetorischer Sicherheit. Wer Zeit, Generationen und unsichtbare Betroffene belastbar anwenden will, benennt Systemgrenze, Zeitraum, Vergleichspunkt und offene Gegenhypothese. Gerade dadurch bleibt das Skript anschlussfaehig fuer Forschung, Praxis und spaetere Revision.</w:t>
-      </w:r>
-    </w:p>
-    <w:p>
-      <w:r>
-        <w:t>Fuer die Pruefung ist Die unsichtbaren Betroffenen im Raum dann verstanden, wenn daraus eine belastbare Fallantwort entsteht. Eine gute Antwort unterscheidet Beobachtung, Kausalannahme, Bewertung und Steuerungsfolge. Sie bewertet keine Menschen, sondern Wirkpfade, Zustandsveraenderungen, Risiken und institutionelle Bedingungen.</w:t>
-      </w:r>
-    </w:p>
-    <w:p>
-      <w:r>
-        <w:t>Rueckfluss. Fuer den WOE-Korpus bedeutet das: Begriffe aus Zeit, Generationen und unsichtbare Betroffene sollten dort geschaerft werden, wo sie in Glossar, Werkzeugen, Journal oder Readern doppeldeutig bleiben. Offene Forschungsfragen werden nicht versteckt. Sie markieren die Stelle, an der spaetere Evidenz, ein besserer Datensatz oder eine praezisere Fallstudie die Bewertung veraendern kann.</w:t>
-      </w:r>
-    </w:p>
-    <w:p>
-      <w:r>
-        <w:t>Transfer in den WOE-Korpus. Warum das Ferne und Stumme so leicht durchfällt zeigt, warum Zeit, Generationen und unsichtbare Betroffene mehr ist als ein Schlagwort im Feld Schutzdimensionen, Zeitlogik, Resilienz und Betroffenenperspektive. Die wirkungsoekonomische Frage lautet: Welche reale Veraenderung wird moeglich, welche bleibt nur Potenzial und wo entsteht ein Wirkungsrisiko? Diese Unterscheidung schuetzt vor Impact-Washing, weil sie Absicht, Aktivitaet, Reichweite und Wirkung auseinanderhaelt.</w:t>
-      </w:r>
-    </w:p>
-    <w:p>
-      <w:r>
-        <w:t>Eine Kommune, ein Unternehmen oder eine Bildungsorganisation will Zeit, Generationen und unsichtbare Betroffene praktisch anwenden. Der erste Schritt ist nicht die Auswahl eines Instruments, sondern die Klaerung der Zustandsveraenderung. Bei Warum das Ferne und Stumme so leicht durchfällt muss deshalb benannt werden, wer betroffen ist, welcher Zustand sich veraendert, welche Frist gilt und welche Gegenbeobachtung die Annahme widerlegen wuerde. Erst danach entsteht eine begruendete Entscheidung im Feld Begriff, Fallbewertung, Wirkpfad, rote Linie, Quellenbeurteilung oder Rueckkopplungsregel.</w:t>
-      </w:r>
-    </w:p>
-    <w:p>
-      <w:r>
-        <w:t>Grenzen der Aussage. In V18 muss Ein Beispiel: eine bequeme Entscheidung heute immer mit Empfaengern gelesen werden. Wirkung entsteht nicht beim Sender, sondern an veraenderten Zustaenden von Menschen, Oekosystemen, Institutionen, Oeffentlichkeit oder kuenftigen Handlungsspielraeumen. Darum reicht es nicht, interne Aktivitaeten zu dokumentieren. Entscheidend ist, ob sich ein Zustand nachvollziehbar veraendert und ob diese Veraenderung im Referenzrahmen Mensch, Planet, Demokratie, SDGs, Agenda 2030 und SDG+ tragfaehig bewertet werden kann.</w:t>
-      </w:r>
-    </w:p>
-    <w:p>
-      <w:r>
-        <w:t>Ein Bericht behauptet, die Massnahme zu Zeit, Generationen und unsichtbare Betroffene sei erfolgreich. Die WOE-Lesart fragt bei Ein Beispiel: eine bequeme Entscheidung heute nach belastbaren Nachweisen: begriffliche Praezision, Fallbeschreibung, Quellenklarheit, Plausibilitaet und offene Unsicherheit. Wenn diese Nachweise fehlen, bleibt die Aussage Wirkungspotenzial oder Kommunikationsbehauptung. Sie kann wichtig sein, aber sie ist noch keine belegte Wirkung.</w:t>
-      </w:r>
-    </w:p>
-    <w:p>
-      <w:r>
-        <w:t>Kontrollfrage. Welche Entscheidung waere falsch, wenn Ein Beispiel: eine bequeme Entscheidung heute in V18 missverstanden wird? Die Antwort muss mindestens eine Daten- oder Quellenannahme, eine betroffene Gruppe oder Schutzdimension, eine moegliche Nebenwirkung und einen Rueckkopplungsschritt nennen. Richtig ist nicht die lauteste Bewertung, sondern diejenige, die Begriff, Beleg und Steuerungsfolge zusammenhaelt.</w:t>
+        <w:t>Vertiefungsrunde 4: Anschluss an Praxis und Forschung</w:t>
+      </w:r>
+    </w:p>
+    <w:p>
+      <w:r>
+        <w:t>Diese Runde wechselt den Blickwinkel, damit der Schlussblock nicht nur wiederholt, sondern Leseentscheidungen vorbereitet: Was ist belegt, was bleibt Potenzial, welche Nebenwirkung ist relevant und welche Steuerungsfolge wird daraus abgeleitet?</w:t>
+      </w:r>
+    </w:p>
+    <w:p>
+      <w:r>
+        <w:t>Evidenzfenster. In Grundstudium Wirkungsoekonomie wird Analysemodell erst steuerungsfaehig, wenn daraus eine Entscheidung folgt. Die Grundbegriffe muessen in spaeteren Modulen wiedererkennbar bleiben. Ohne diese Rueckkopplung bleibt Reporting eine Beschreibung. Mit Rueckkopplung wird aus Bewertung eine veraenderte Routine: ein anderer Prozess, ein geaenderter Anreiz, eine bessere Datenpflicht, eine korrigierte Kommunikation oder eine neue Priorisierung.</w:t>
+      </w:r>
+    </w:p>
+    <w:p>
+      <w:r>
+        <w:t>Die typische Fehlstelle bei Zeit, Generationen und unsichtbare Betroffene liegt darin, kurzfristige Entlastung als dauerhafte positive Netto-Wirkung zu verkaufen. Bei Analysemodell wird diese Fehlstelle konkret: Ein scheinbar plausibler Befund darf nicht zur Abkuerzung werden. Quellen, Systemgrenzen, Unsicherheit und Rueckkopplung bleiben sichtbar.</w:t>
+      </w:r>
+    </w:p>
+    <w:p>
+      <w:r>
+        <w:t>Fallpruefung. Wenn eine Kommune eine bestehende Massnahme neu priorisieren will, beginnt die Analyse bei Empfaengern, Wirkraum, Zeitraum und Datenquelle. Bei Analysemodell muss dann geklaert werden, ob Ressourcen umgeschichtet, Daten nacherhoben oder Zielkonflikte offengelegt werden. Eine tragfaehige Antwort benennt mindestens eine Quelle, eine offene Unsicherheit, eine moegliche Gegenbeobachtung und die Entscheidung, die nach der Bewertung geaendert wird.</w:t>
+      </w:r>
+    </w:p>
+    <w:p>
+      <w:r>
+        <w:t>Bewertungsgrenze. Die Grenze gegen Scheingenauigkeit verlaeuft bei Modellformel nicht zwischen Optimismus und Pessimismus. Sie verlaeuft zwischen offengelegter Unsicherheit und rhetorischer Sicherheit. Wer Zeit, Generationen und unsichtbare Betroffene belastbar anwenden will, benennt Systemgrenze, Zeitraum, Vergleichspunkt und offene Gegenhypothese. Gerade dadurch bleibt das Skript anschlussfaehig fuer Forschung, Praxis und spaetere Revision.</w:t>
+      </w:r>
+    </w:p>
+    <w:p>
+      <w:r>
+        <w:t>Fuer die Pruefung ist Modellformel dann verstanden, wenn daraus eine belastbare Fallantwort entsteht. Eine gute Antwort unterscheidet Beobachtung, Kausalannahme, Bewertung und Steuerungsfolge. Sie bewertet keine Menschen, sondern Wirkpfade, Zustandsveraenderungen, Risiken und institutionelle Bedingungen.</w:t>
+      </w:r>
+    </w:p>
+    <w:p>
+      <w:r>
+        <w:t>Fallpruefung. Wenn ein Unternehmen ein Produkt, einen Prozess oder eine Investition wirkungsbezogen bewerten will, beginnt die Analyse bei Empfaengern, Wirkraum, Zeitraum und Datenquelle. Bei Modellformel muss dann geklaert werden, welche Entscheidung nach der Bewertung tatsaechlich anders ausfaellt. Eine tragfaehige Antwort benennt mindestens eine Quelle, eine offene Unsicherheit, eine moegliche Gegenbeobachtung und die Entscheidung, die nach der Bewertung geaendert wird.</w:t>
+      </w:r>
+    </w:p>
+    <w:p>
+      <w:r>
+        <w:t>Fuer die Bewertung reicht kein Summenscore, der zentrale Schaeden mit bequemen Pluspunkten verrechnet. Nichtkompensation und Reverse Merit Order markieren, wo rote Linien, demokratische Grundbedingungen oder planetare Grenzen Vorrang vor Durchschnittslogik haben. So bleibt positive Netto-Wirkung eine anspruchsvolle Zielgroesse und wird nicht zur dekorativen Formel.</w:t>
+      </w:r>
+    </w:p>
+    <w:p>
+      <w:r>
+        <w:t>Steuerungsfolge. Fallfenster zeigt, warum Zeit, Generationen und unsichtbare Betroffene mehr ist als ein Schlagwort im Feld Schutzdimensionen, Zeitlogik, Resilienz und Betroffenenperspektive. Die wirkungsoekonomische Frage lautet: Welche reale Veraenderung wird moeglich, welche bleibt nur Potenzial und wo entsteht ein Wirkungsrisiko? Diese Unterscheidung schuetzt vor Impact-Washing, weil sie Absicht, Aktivitaet, Reichweite und Wirkung auseinanderhaelt.</w:t>
+      </w:r>
+    </w:p>
+    <w:p>
+      <w:r>
+        <w:t>Eine Kommune, ein Unternehmen oder eine Bildungsorganisation will Zeit, Generationen und unsichtbare Betroffene praktisch anwenden. Der erste Schritt ist nicht die Auswahl eines Instruments, sondern die Klaerung der Zustandsveraenderung. Bei Fallfenster muss deshalb benannt werden, wer betroffen ist, welcher Zustand sich veraendert, welche Frist gilt und welche Gegenbeobachtung die Annahme widerlegen wuerde. Erst danach entsteht eine begruendete Entscheidung im Feld Begriff, Fallbewertung, Wirkpfad, rote Linie, Quellenbeurteilung oder Rueckkopplungsregel.</w:t>
+      </w:r>
+    </w:p>
+    <w:p>
+      <w:r>
+        <w:t>Fallpruefung. Wenn eine Bildungs- oder Forschungseinrichtung eine Wirkungsaussage fuer Lernende und Praxispartner pruefbar machen will, beginnt die Analyse bei Empfaengern, Wirkraum, Zeitraum und Datenquelle. Bei Fallfenster muss dann geklaert werden, welche Begriffe, Quellen und Grenzen im Material sichtbar bleiben muessen. Eine tragfaehige Antwort benennt mindestens eine Quelle, eine offene Unsicherheit, eine moegliche Gegenbeobachtung und die Entscheidung, die nach der Bewertung geaendert wird.</w:t>
+      </w:r>
+    </w:p>
+    <w:p>
+      <w:r>
+        <w:t>Der Rueckfluss in den WOE-Korpus liegt hier in klaren Begriffen, sauber verlinkten Quellen und benannten Forschungsfragen. Wo Glossar, Werkzeuge, Journal oder Reader noch doppeldeutig bleiben, sollte Zeit, Generationen und unsichtbare Betroffene nicht als fertige Gewissheit auftreten, sondern als pruefbarer Lernstand mit Korrekturpfad.</w:t>
+      </w:r>
+    </w:p>
+    <w:p>
+      <w:r>
+        <w:t>Transferhinweis. In V18 muss Prüfungsnahe Fallfragen ohne geschützte Antwortlogik immer mit Empfaengern gelesen werden. Wirkung entsteht nicht beim Sender, sondern an veraenderten Zustaenden von Menschen, Oekosystemen, Institutionen, Oeffentlichkeit oder kuenftigen Handlungsspielraeumen. Darum reicht es nicht, interne Aktivitaeten zu dokumentieren. Entscheidend ist, ob sich ein Zustand nachvollziehbar veraendert und ob diese Veraenderung im Referenzrahmen Mensch, Planet, Demokratie, SDGs, Agenda 2030 und SDG+ tragfaehig bewertet werden kann.</w:t>
+      </w:r>
+    </w:p>
+    <w:p>
+      <w:r>
+        <w:t>Ein Bericht behauptet, die Massnahme zu Zeit, Generationen und unsichtbare Betroffene sei erfolgreich. Die WOE-Lesart fragt bei Prüfungsnahe Fallfragen ohne geschützte Antwortlogik nach belastbaren Nachweisen: begriffliche Praezision, Fallbeschreibung, Quellenklarheit, Plausibilitaet und offene Unsicherheit. Wenn diese Nachweise fehlen, bleibt die Aussage Wirkungspotenzial oder Kommunikationsbehauptung. Sie kann wichtig sein, aber sie ist noch keine belegte Wirkung.</w:t>
+      </w:r>
+    </w:p>
+    <w:p>
+      <w:r>
+        <w:t>Fallpruefung. Wenn eine Kommune eine bestehende Massnahme neu priorisieren will, beginnt die Analyse bei Empfaengern, Wirkraum, Zeitraum und Datenquelle. Bei Prüfungsnahe Fallfragen ohne geschützte Antwortlogik muss dann geklaert werden, ob Ressourcen umgeschichtet, Daten nacherhoben oder Zielkonflikte offengelegt werden. Eine tragfaehige Antwort benennt mindestens eine Quelle, eine offene Unsicherheit, eine moegliche Gegenbeobachtung und die Entscheidung, die nach der Bewertung geaendert wird.</w:t>
+      </w:r>
+    </w:p>
+    <w:p>
+      <w:r>
+        <w:t>Rueckflussnotiz. Wissenschaftliche Anschlussfaehigkeit entsteht hier durch Quellenklarheit. Bei Einleitung / Wirkungsfrage werden interne WOE-Begriffe nicht als Ersatz fuer Belege benutzt, sondern mit Grundlagenwerk, Schutzdimensionen Mensch/Planet/Demokratie und Langfristlogik verbunden. Wo die Datenlage offen bleibt, wird das offengelegt. Wo eine Aussage nur plausibel ist, bleibt sie als Wirkungspotenzial markiert. Wo ein Schaden eine rote Linie beruehrt, greift Nichtkompensation vor Durchschnittslogik.</w:t>
+      </w:r>
+    </w:p>
+    <w:p>
+      <w:r>
+        <w:t>In einer kontroversen Entscheidung wirkt Einleitung / Wirkungsfrage als Pruefpunkt fuer Ambivalenz. Ein Nutzen fuer eine Gruppe kann mit Risiken fuer andere Wirkungsempfaenger einhergehen. Das Skript verlangt deshalb, positive und negative Zustandsveraenderungen getrennt zu fuehren, bevor von positiver Netto-Wirkung gesprochen wird.</w:t>
+      </w:r>
+    </w:p>
+    <w:p>
+      <w:r>
+        <w:t>Fallpruefung. Wenn ein Unternehmen ein Produkt, einen Prozess oder eine Investition wirkungsbezogen bewerten will, beginnt die Analyse bei Empfaengern, Wirkraum, Zeitraum und Datenquelle. Bei Einleitung / Wirkungsfrage muss dann geklaert werden, welche Entscheidung nach der Bewertung tatsaechlich anders ausfaellt. Eine tragfaehige Antwort benennt mindestens eine Quelle, eine offene Unsicherheit, eine moegliche Gegenbeobachtung und die Entscheidung, die nach der Bewertung geaendert wird.</w:t>
+      </w:r>
+    </w:p>
+    <w:p>
+      <w:r>
+        <w:t>Fuer die Bewertung reicht kein Summenscore, der zentrale Schaeden mit bequemen Pluspunkten verrechnet. Nichtkompensation und Reverse Merit Order markieren, wo rote Linien, demokratische Grundbedingungen oder planetare Grenzen Vorrang vor Durchschnittslogik haben. So bleibt positive Netto-Wirkung eine anspruchsvolle Zielgroesse und wird nicht zur dekorativen Formel.</w:t>
+      </w:r>
+    </w:p>
+    <w:p>
+      <w:r>
+        <w:t>Pruefungsimpuls. In Grundstudium Wirkungsoekonomie wird Kernaussage erst steuerungsfaehig, wenn daraus eine Entscheidung folgt. Die Grundbegriffe muessen in spaeteren Modulen wiedererkennbar bleiben. Ohne diese Rueckkopplung bleibt Reporting eine Beschreibung. Mit Rueckkopplung wird aus Bewertung eine veraenderte Routine: ein anderer Prozess, ein geaenderter Anreiz, eine bessere Datenpflicht, eine korrigierte Kommunikation oder eine neue Priorisierung.</w:t>
+      </w:r>
+    </w:p>
+    <w:p>
+      <w:r>
+        <w:t>Die typische Fehlstelle bei Zeit, Generationen und unsichtbare Betroffene liegt darin, kurzfristige Entlastung als dauerhafte positive Netto-Wirkung zu verkaufen. Bei Kernaussage wird diese Fehlstelle konkret: Ein scheinbar plausibler Befund darf nicht zur Abkuerzung werden. Quellen, Systemgrenzen, Unsicherheit und Rueckkopplung bleiben sichtbar.</w:t>
+      </w:r>
+    </w:p>
+    <w:p>
+      <w:r>
+        <w:t>Fallpruefung. Wenn eine Bildungs- oder Forschungseinrichtung eine Wirkungsaussage fuer Lernende und Praxispartner pruefbar machen will, beginnt die Analyse bei Empfaengern, Wirkraum, Zeitraum und Datenquelle. Bei Kernaussage muss dann geklaert werden, welche Begriffe, Quellen und Grenzen im Material sichtbar bleiben muessen. Eine tragfaehige Antwort benennt mindestens eine Quelle, eine offene Unsicherheit, eine moegliche Gegenbeobachtung und die Entscheidung, die nach der Bewertung geaendert wird.</w:t>
+      </w:r>
+    </w:p>
+    <w:p>
+      <w:r>
+        <w:t>Der Rueckfluss in den WOE-Korpus liegt hier in klaren Begriffen, sauber verlinkten Quellen und benannten Forschungsfragen. Wo Glossar, Werkzeuge, Journal oder Reader noch doppeldeutig bleiben, sollte Zeit, Generationen und unsichtbare Betroffene nicht als fertige Gewissheit auftreten, sondern als pruefbarer Lernstand mit Korrekturpfad.</w:t>
       </w:r>
     </w:p>
     <w:p>
@@ -3238,92 +3293,47 @@
         <w:pStyle w:val="Heading3"/>
       </w:pPr>
       <w:r>
-        <w:t>Schlussvertiefung 5: Zeit, Generationen und unsichtbare Betroffene im Anwendungsfall</w:t>
-      </w:r>
-    </w:p>
-    <w:p>
-      <w:r>
-        <w:t>Die folgenden Abschnitte sind keine neue Pruefungsloesung. Sie verdichten die vorhandenen Kapitel zu einer Lesart, mit der Studierende einen Fall selbststaendig analysieren koennen. Im Mittelpunkt stehen Schutzdimensionen, Zeitlogik, Resilienz und Betroffenenperspektive, nicht moralische Personenbewertung.</w:t>
-      </w:r>
-    </w:p>
-    <w:p>
-      <w:r>
-        <w:t>Begriffliche Schlussklaerung. Wissenschaftliche Anschlussfaehigkeit entsteht hier durch Quellenklarheit. Bei Unsicherheit über die Zukunft werden interne WOE-Begriffe nicht als Ersatz fuer Belege benutzt, sondern mit Grundlagenwerk, Schutzdimensionen Mensch/Planet/Demokratie und Langfristlogik verbunden. Wo die Datenlage offen bleibt, wird das offengelegt. Wo eine Aussage nur plausibel ist, bleibt sie als Wirkungspotenzial markiert. Wo ein Schaden eine rote Linie beruehrt, greift Nichtkompensation vor Durchschnittslogik.</w:t>
-      </w:r>
-    </w:p>
-    <w:p>
-      <w:r>
-        <w:t>In einer kontroversen Entscheidung wirkt Unsicherheit über die Zukunft als Pruefpunkt fuer Ambivalenz. Ein Nutzen fuer eine Gruppe kann mit Risiken fuer andere Wirkungsempfaenger einhergehen. Das Skript verlangt deshalb, positive und negative Zustandsveraenderungen getrennt zu fuehren, bevor von positiver Netto-Wirkung gesprochen wird.</w:t>
-      </w:r>
-    </w:p>
-    <w:p>
-      <w:r>
-        <w:t>Wirkpfad und Empfaenger. In Grundstudium Wirkungsoekonomie wird Der geweitete Kreis der Rücksicht erst steuerungsfaehig, wenn daraus eine Entscheidung folgt. Die Grundbegriffe muessen in spaeteren Modulen wiedererkennbar bleiben. Ohne diese Rueckkopplung bleibt Reporting eine Beschreibung. Mit Rueckkopplung wird aus Bewertung eine veraenderte Routine: ein anderer Prozess, ein geaenderter Anreiz, eine bessere Datenpflicht, eine korrigierte Kommunikation oder eine neue Priorisierung.</w:t>
-      </w:r>
-    </w:p>
-    <w:p>
-      <w:r>
-        <w:t>Die typische Fehlstelle bei Zeit, Generationen und unsichtbare Betroffene liegt darin, kurzfristige Entlastung als dauerhafte positive Netto-Wirkung zu verkaufen. Bei Der geweitete Kreis der Rücksicht wird diese Fehlstelle konkret: Ein scheinbar plausibler Befund darf nicht zur Abkuerzung werden. Quellen, Systemgrenzen, Unsicherheit und Rueckkopplung bleiben sichtbar.</w:t>
-      </w:r>
-    </w:p>
-    <w:p>
-      <w:r>
-        <w:t>Daten, Quellen und Evidenz. Die Grenze gegen Scheingenauigkeit verlaeuft bei Was du aus dieser Vorlesung mitnimmst nicht zwischen Optimismus und Pessimismus. Sie verlaeuft zwischen offengelegter Unsicherheit und rhetorischer Sicherheit. Wer Zeit, Generationen und unsichtbare Betroffene belastbar anwenden will, benennt Systemgrenze, Zeitraum, Vergleichspunkt und offene Gegenhypothese. Gerade dadurch bleibt das Skript anschlussfaehig fuer Forschung, Praxis und spaetere Revision.</w:t>
-      </w:r>
-    </w:p>
-    <w:p>
-      <w:r>
-        <w:t>Fuer die Pruefung ist Was du aus dieser Vorlesung mitnimmst dann verstanden, wenn daraus eine belastbare Fallantwort entsteht. Eine gute Antwort unterscheidet Beobachtung, Kausalannahme, Bewertung und Steuerungsfolge. Sie bewertet keine Menschen, sondern Wirkpfade, Zustandsveraenderungen, Risiken und institutionelle Bedingungen.</w:t>
-      </w:r>
-    </w:p>
-    <w:p>
-      <w:r>
-        <w:t>Bewertung und rote Linien. Wirkungsökonomische Vertiefung zeigt, warum Zeit, Generationen und unsichtbare Betroffene mehr ist als ein Schlagwort im Feld Schutzdimensionen, Zeitlogik, Resilienz und Betroffenenperspektive. Die wirkungsoekonomische Frage lautet: Welche reale Veraenderung wird moeglich, welche bleibt nur Potenzial und wo entsteht ein Wirkungsrisiko? Diese Unterscheidung schuetzt vor Impact-Washing, weil sie Absicht, Aktivitaet, Reichweite und Wirkung auseinanderhaelt.</w:t>
-      </w:r>
-    </w:p>
-    <w:p>
-      <w:r>
-        <w:t>Eine Kommune, ein Unternehmen oder eine Bildungsorganisation will Zeit, Generationen und unsichtbare Betroffene praktisch anwenden. Der erste Schritt ist nicht die Auswahl eines Instruments, sondern die Klaerung der Zustandsveraenderung. Bei Wirkungsökonomische Vertiefung muss deshalb benannt werden, wer betroffen ist, welcher Zustand sich veraendert, welche Frist gilt und welche Gegenbeobachtung die Annahme widerlegen wuerde. Erst danach entsteht eine begruendete Entscheidung im Feld Begriff, Fallbewertung, Wirkpfad, rote Linie, Quellenbeurteilung oder Rueckkopplungsregel.</w:t>
-      </w:r>
-    </w:p>
-    <w:p>
-      <w:r>
-        <w:t>Kontrollfrage. Welche Entscheidung waere falsch, wenn Wirkungsökonomische Vertiefung in V18 missverstanden wird? Die Antwort muss mindestens eine Daten- oder Quellenannahme, eine betroffene Gruppe oder Schutzdimension, eine moegliche Nebenwirkung und einen Rueckkopplungsschritt nennen. Richtig ist nicht die lauteste Bewertung, sondern diejenige, die Begriff, Beleg und Steuerungsfolge zusammenhaelt.</w:t>
-      </w:r>
-    </w:p>
-    <w:p>
-      <w:r>
-        <w:t>Rueckfluss. Fuer den WOE-Korpus bedeutet das: Begriffe aus Zeit, Generationen und unsichtbare Betroffene sollten dort geschaerft werden, wo sie in Glossar, Werkzeugen, Journal oder Readern doppeldeutig bleiben. Offene Forschungsfragen werden nicht versteckt. Sie markieren die Stelle, an der spaetere Evidenz, ein besserer Datensatz oder eine praezisere Fallstudie die Bewertung veraendern kann.</w:t>
-      </w:r>
-    </w:p>
-    <w:p>
-      <w:r>
-        <w:t>Steuerung und Rueckkopplung. In V18 muss Begriffliche Präzision immer mit Empfaengern gelesen werden. Wirkung entsteht nicht beim Sender, sondern an veraenderten Zustaenden von Menschen, Oekosystemen, Institutionen, Oeffentlichkeit oder kuenftigen Handlungsspielraeumen. Darum reicht es nicht, interne Aktivitaeten zu dokumentieren. Entscheidend ist, ob sich ein Zustand nachvollziehbar veraendert und ob diese Veraenderung im Referenzrahmen Mensch, Planet, Demokratie, SDGs, Agenda 2030 und SDG+ tragfaehig bewertet werden kann.</w:t>
-      </w:r>
-    </w:p>
-    <w:p>
-      <w:r>
-        <w:t>Ein Bericht behauptet, die Massnahme zu Zeit, Generationen und unsichtbare Betroffene sei erfolgreich. Die WOE-Lesart fragt bei Begriffliche Präzision nach belastbaren Nachweisen: begriffliche Praezision, Fallbeschreibung, Quellenklarheit, Plausibilitaet und offene Unsicherheit. Wenn diese Nachweise fehlen, bleibt die Aussage Wirkungspotenzial oder Kommunikationsbehauptung. Sie kann wichtig sein, aber sie ist noch keine belegte Wirkung.</w:t>
-      </w:r>
-    </w:p>
-    <w:p>
-      <w:r>
-        <w:t>Pruefungsnahe Anwendung. Wissenschaftliche Anschlussfaehigkeit entsteht hier durch Quellenklarheit. Bei Wirkpfad werden interne WOE-Begriffe nicht als Ersatz fuer Belege benutzt, sondern mit Grundlagenwerk, Schutzdimensionen Mensch/Planet/Demokratie und Langfristlogik verbunden. Wo die Datenlage offen bleibt, wird das offengelegt. Wo eine Aussage nur plausibel ist, bleibt sie als Wirkungspotenzial markiert. Wo ein Schaden eine rote Linie beruehrt, greift Nichtkompensation vor Durchschnittslogik.</w:t>
-      </w:r>
-    </w:p>
-    <w:p>
-      <w:r>
-        <w:t>In einer kontroversen Entscheidung wirkt Wirkpfad als Pruefpunkt fuer Ambivalenz. Ein Nutzen fuer eine Gruppe kann mit Risiken fuer andere Wirkungsempfaenger einhergehen. Das Skript verlangt deshalb, positive und negative Zustandsveraenderungen getrennt zu fuehren, bevor von positiver Netto-Wirkung gesprochen wird.</w:t>
-      </w:r>
-    </w:p>
-    <w:p>
-      <w:r>
-        <w:t>Transfer in den WOE-Korpus. In Grundstudium Wirkungsoekonomie wird Leitthese erst steuerungsfaehig, wenn daraus eine Entscheidung folgt. Die Grundbegriffe muessen in spaeteren Modulen wiedererkennbar bleiben. Ohne diese Rueckkopplung bleibt Reporting eine Beschreibung. Mit Rueckkopplung wird aus Bewertung eine veraenderte Routine: ein anderer Prozess, ein geaenderter Anreiz, eine bessere Datenpflicht, eine korrigierte Kommunikation oder eine neue Priorisierung.</w:t>
-      </w:r>
-    </w:p>
-    <w:p>
-      <w:r>
-        <w:t>Die typische Fehlstelle bei Zeit, Generationen und unsichtbare Betroffene liegt darin, kurzfristige Entlastung als dauerhafte positive Netto-Wirkung zu verkaufen. Bei Leitthese wird diese Fehlstelle konkret: Ein scheinbar plausibler Befund darf nicht zur Abkuerzung werden. Quellen, Systemgrenzen, Unsicherheit und Rueckkopplung bleiben sichtbar.</w:t>
+        <w:t>Vertiefungsrunde 5: Anschluss an Praxis und Forschung</w:t>
+      </w:r>
+    </w:p>
+    <w:p>
+      <w:r>
+        <w:t>Diese Runde wechselt den Blickwinkel, damit der Schlussblock nicht nur wiederholt, sondern Leseentscheidungen vorbereitet: Was ist belegt, was bleibt Potenzial, welche Nebenwirkung ist relevant und welche Steuerungsfolge wird daraus abgeleitet?</w:t>
+      </w:r>
+    </w:p>
+    <w:p>
+      <w:r>
+        <w:t>Begriffliche Sicherung. Die Grenze gegen Scheingenauigkeit verlaeuft bei Quelltext und fachliche Grundlegung nicht zwischen Optimismus und Pessimismus. Sie verlaeuft zwischen offengelegter Unsicherheit und rhetorischer Sicherheit. Wer Zeit, Generationen und unsichtbare Betroffene belastbar anwenden will, benennt Systemgrenze, Zeitraum, Vergleichspunkt und offene Gegenhypothese. Gerade dadurch bleibt das Skript anschlussfaehig fuer Forschung, Praxis und spaetere Revision.</w:t>
+      </w:r>
+    </w:p>
+    <w:p>
+      <w:r>
+        <w:t>Fuer die Pruefung ist Quelltext und fachliche Grundlegung dann verstanden, wenn daraus eine belastbare Fallantwort entsteht. Eine gute Antwort unterscheidet Beobachtung, Kausalannahme, Bewertung und Steuerungsfolge. Sie bewertet keine Menschen, sondern Wirkpfade, Zustandsveraenderungen, Risiken und institutionelle Bedingungen.</w:t>
+      </w:r>
+    </w:p>
+    <w:p>
+      <w:r>
+        <w:t>Fallpruefung. Wenn eine Kommune eine bestehende Massnahme neu priorisieren will, beginnt die Analyse bei Empfaengern, Wirkraum, Zeitraum und Datenquelle. Bei Quelltext und fachliche Grundlegung muss dann geklaert werden, ob Ressourcen umgeschichtet, Daten nacherhoben oder Zielkonflikte offengelegt werden. Eine tragfaehige Antwort benennt mindestens eine Quelle, eine offene Unsicherheit, eine moegliche Gegenbeobachtung und die Entscheidung, die nach der Bewertung geaendert wird.</w:t>
+      </w:r>
+    </w:p>
+    <w:p>
+      <w:r>
+        <w:t>Wirkpfadpruefung. Der Raum, den man am leichtesten vergisst zeigt, warum Zeit, Generationen und unsichtbare Betroffene mehr ist als ein Schlagwort im Feld Schutzdimensionen, Zeitlogik, Resilienz und Betroffenenperspektive. Die wirkungsoekonomische Frage lautet: Welche reale Veraenderung wird moeglich, welche bleibt nur Potenzial und wo entsteht ein Wirkungsrisiko? Diese Unterscheidung schuetzt vor Impact-Washing, weil sie Absicht, Aktivitaet, Reichweite und Wirkung auseinanderhaelt.</w:t>
+      </w:r>
+    </w:p>
+    <w:p>
+      <w:r>
+        <w:t>Eine Kommune, ein Unternehmen oder eine Bildungsorganisation will Zeit, Generationen und unsichtbare Betroffene praktisch anwenden. Der erste Schritt ist nicht die Auswahl eines Instruments, sondern die Klaerung der Zustandsveraenderung. Bei Der Raum, den man am leichtesten vergisst muss deshalb benannt werden, wer betroffen ist, welcher Zustand sich veraendert, welche Frist gilt und welche Gegenbeobachtung die Annahme widerlegen wuerde. Erst danach entsteht eine begruendete Entscheidung im Feld Begriff, Fallbewertung, Wirkpfad, rote Linie, Quellenbeurteilung oder Rueckkopplungsregel.</w:t>
+      </w:r>
+    </w:p>
+    <w:p>
+      <w:r>
+        <w:t>Fallpruefung. Wenn ein Unternehmen ein Produkt, einen Prozess oder eine Investition wirkungsbezogen bewerten will, beginnt die Analyse bei Empfaengern, Wirkraum, Zeitraum und Datenquelle. Bei Der Raum, den man am leichtesten vergisst muss dann geklaert werden, welche Entscheidung nach der Bewertung tatsaechlich anders ausfaellt. Eine tragfaehige Antwort benennt mindestens eine Quelle, eine offene Unsicherheit, eine moegliche Gegenbeobachtung und die Entscheidung, die nach der Bewertung geaendert wird.</w:t>
+      </w:r>
+    </w:p>
+    <w:p>
+      <w:r>
+        <w:t>Fuer die Bewertung reicht kein Summenscore, der zentrale Schaeden mit bequemen Pluspunkten verrechnet. Nichtkompensation und Reverse Merit Order markieren, wo rote Linien, demokratische Grundbedingungen oder planetare Grenzen Vorrang vor Durchschnittslogik haben. So bleibt positive Netto-Wirkung eine anspruchsvolle Zielgroesse und wird nicht zur dekorativen Formel.</w:t>
       </w:r>
     </w:p>
     <w:p>

--- a/docs/studienskripte/word-rohfassungen/woek-g-v18.docx
+++ b/docs/studienskripte/word-rohfassungen/woek-g-v18.docx
@@ -2811,7 +2811,7 @@
     </w:p>
     <w:p>
       <w:r>
-        <w:t>Begriffliche Sicherung. Einleitung / Wirkungsfrage zeigt, warum Zeit, Generationen und unsichtbare Betroffene mehr ist als ein Schlagwort im Feld Schutzdimensionen, Zeitlogik, Resilienz und Betroffenenperspektive. Die wirkungsoekonomische Frage lautet: Welche reale Veraenderung wird moeglich, welche bleibt nur Potenzial und wo entsteht ein Wirkungsrisiko? Diese Unterscheidung schuetzt vor Impact-Washing, weil sie Absicht, Aktivitaet, Reichweite und Wirkung auseinanderhaelt.</w:t>
+        <w:t>Begriffliche Sicherung. Bei Einleitung / Wirkungsfrage wird Zeit, Generationen und unsichtbare Betroffene als Arbeitsfrage im Feld Schutzdimensionen, Zeitlogik, Resilienz und Betroffenenperspektive lesbar. Die wirkungsoekonomische Frage lautet: Welche reale Veraenderung wird moeglich, welche bleibt nur Potenzial und wo entsteht ein Wirkungsrisiko? Diese Unterscheidung schuetzt vor Impact-Washing, weil sie Absicht, Aktivitaet, Reichweite und Wirkung auseinanderhaelt.</w:t>
       </w:r>
     </w:p>
     <w:p>
@@ -2901,7 +2901,7 @@
     </w:p>
     <w:p>
       <w:r>
-        <w:t>Transferhinweis. Die künftigen Generationen zeigt, warum Zeit, Generationen und unsichtbare Betroffene mehr ist als ein Schlagwort im Feld Schutzdimensionen, Zeitlogik, Resilienz und Betroffenenperspektive. Die wirkungsoekonomische Frage lautet: Welche reale Veraenderung wird moeglich, welche bleibt nur Potenzial und wo entsteht ein Wirkungsrisiko? Diese Unterscheidung schuetzt vor Impact-Washing, weil sie Absicht, Aktivitaet, Reichweite und Wirkung auseinanderhaelt.</w:t>
+        <w:t>Transferhinweis. Bei Die künftigen Generationen wird Zeit, Generationen und unsichtbare Betroffene als Arbeitsfrage im Feld Schutzdimensionen, Zeitlogik, Resilienz und Betroffenenperspektive lesbar. Die wirkungsoekonomische Frage lautet: Welche reale Veraenderung wird moeglich, welche bleibt nur Potenzial und wo entsteht ein Wirkungsrisiko? Diese Unterscheidung schuetzt vor Impact-Washing, weil sie Absicht, Aktivitaet, Reichweite und Wirkung auseinanderhaelt.</w:t>
       </w:r>
     </w:p>
     <w:p>
@@ -3004,7 +3004,7 @@
     </w:p>
     <w:p>
       <w:r>
-        <w:t>Evidenzfenster. Unsicherheit über die Zukunft zeigt, warum Zeit, Generationen und unsichtbare Betroffene mehr ist als ein Schlagwort im Feld Schutzdimensionen, Zeitlogik, Resilienz und Betroffenenperspektive. Die wirkungsoekonomische Frage lautet: Welche reale Veraenderung wird moeglich, welche bleibt nur Potenzial und wo entsteht ein Wirkungsrisiko? Diese Unterscheidung schuetzt vor Impact-Washing, weil sie Absicht, Aktivitaet, Reichweite und Wirkung auseinanderhaelt.</w:t>
+        <w:t>Evidenzfenster. Bei Unsicherheit über die Zukunft wird Zeit, Generationen und unsichtbare Betroffene als Arbeitsfrage im Feld Schutzdimensionen, Zeitlogik, Resilienz und Betroffenenperspektive lesbar. Die wirkungsoekonomische Frage lautet: Welche reale Veraenderung wird moeglich, welche bleibt nur Potenzial und wo entsteht ein Wirkungsrisiko? Diese Unterscheidung schuetzt vor Impact-Washing, weil sie Absicht, Aktivitaet, Reichweite und Wirkung auseinanderhaelt.</w:t>
       </w:r>
     </w:p>
     <w:p>
@@ -3112,7 +3112,7 @@
     </w:p>
     <w:p>
       <w:r>
-        <w:t>Pruefungsimpuls. Wirkpfad zeigt, warum Zeit, Generationen und unsichtbare Betroffene mehr ist als ein Schlagwort im Feld Schutzdimensionen, Zeitlogik, Resilienz und Betroffenenperspektive. Die wirkungsoekonomische Frage lautet: Welche reale Veraenderung wird moeglich, welche bleibt nur Potenzial und wo entsteht ein Wirkungsrisiko? Diese Unterscheidung schuetzt vor Impact-Washing, weil sie Absicht, Aktivitaet, Reichweite und Wirkung auseinanderhaelt.</w:t>
+        <w:t>Pruefungsimpuls. Bei Wirkpfad wird Zeit, Generationen und unsichtbare Betroffene als Arbeitsfrage im Feld Schutzdimensionen, Zeitlogik, Resilienz und Betroffenenperspektive lesbar. Die wirkungsoekonomische Frage lautet: Welche reale Veraenderung wird moeglich, welche bleibt nur Potenzial und wo entsteht ein Wirkungsrisiko? Diese Unterscheidung schuetzt vor Impact-Washing, weil sie Absicht, Aktivitaet, Reichweite und Wirkung auseinanderhaelt.</w:t>
       </w:r>
     </w:p>
     <w:p>
@@ -3215,7 +3215,7 @@
     </w:p>
     <w:p>
       <w:r>
-        <w:t>Steuerungsfolge. Fallfenster zeigt, warum Zeit, Generationen und unsichtbare Betroffene mehr ist als ein Schlagwort im Feld Schutzdimensionen, Zeitlogik, Resilienz und Betroffenenperspektive. Die wirkungsoekonomische Frage lautet: Welche reale Veraenderung wird moeglich, welche bleibt nur Potenzial und wo entsteht ein Wirkungsrisiko? Diese Unterscheidung schuetzt vor Impact-Washing, weil sie Absicht, Aktivitaet, Reichweite und Wirkung auseinanderhaelt.</w:t>
+        <w:t>Steuerungsfolge. Bei Fallfenster wird Zeit, Generationen und unsichtbare Betroffene als Arbeitsfrage im Feld Schutzdimensionen, Zeitlogik, Resilienz und Betroffenenperspektive lesbar. Die wirkungsoekonomische Frage lautet: Welche reale Veraenderung wird moeglich, welche bleibt nur Potenzial und wo entsteht ein Wirkungsrisiko? Diese Unterscheidung schuetzt vor Impact-Washing, weil sie Absicht, Aktivitaet, Reichweite und Wirkung auseinanderhaelt.</w:t>
       </w:r>
     </w:p>
     <w:p>
@@ -3318,7 +3318,7 @@
     </w:p>
     <w:p>
       <w:r>
-        <w:t>Wirkpfadpruefung. Der Raum, den man am leichtesten vergisst zeigt, warum Zeit, Generationen und unsichtbare Betroffene mehr ist als ein Schlagwort im Feld Schutzdimensionen, Zeitlogik, Resilienz und Betroffenenperspektive. Die wirkungsoekonomische Frage lautet: Welche reale Veraenderung wird moeglich, welche bleibt nur Potenzial und wo entsteht ein Wirkungsrisiko? Diese Unterscheidung schuetzt vor Impact-Washing, weil sie Absicht, Aktivitaet, Reichweite und Wirkung auseinanderhaelt.</w:t>
+        <w:t>Wirkpfadpruefung. Bei Der Raum, den man am leichtesten vergisst wird Zeit, Generationen und unsichtbare Betroffene als Arbeitsfrage im Feld Schutzdimensionen, Zeitlogik, Resilienz und Betroffenenperspektive lesbar. Die wirkungsoekonomische Frage lautet: Welche reale Veraenderung wird moeglich, welche bleibt nur Potenzial und wo entsteht ein Wirkungsrisiko? Diese Unterscheidung schuetzt vor Impact-Washing, weil sie Absicht, Aktivitaet, Reichweite und Wirkung auseinanderhaelt.</w:t>
       </w:r>
     </w:p>
     <w:p>

--- a/docs/studienskripte/word-rohfassungen/woek-g-v18.docx
+++ b/docs/studienskripte/word-rohfassungen/woek-g-v18.docx
@@ -16,20 +16,7 @@
     </w:p>
     <w:p>
       <w:r>
-        <w:rPr>
-          <w:i/>
-        </w:rPr>
-        <w:t>Rohfassung fuer Claude / CI-CD-Finalisierung</w:t>
-      </w:r>
-    </w:p>
-    <w:p>
-      <w:r>
-        <w:t>Quelle: /Users/hagen/Documents/New project/content/studienskripte/woek-g-v18.md</w:t>
-      </w:r>
-    </w:p>
-    <w:p>
-      <w:r>
-        <w:t>Track: Grundstudium Wirkungsökonomie Kurscode: woek-g Vorlesungscode: V18 Modul/Abschnitt: G2.2 Titel: Zeit, Generationen und unsichtbare Betroffene Status: Studienskript V1 · fachlich finale Codex-Fassung, Claude-CI/CD-Satzfreigabe offen Quelle: woek-akademie-app/content/lehrgaenge/woek-g-v18.md Ablage: Markdown-Master in content/studienskripte/woek-g-v18.md, Word-Rohfassung in docs/studienskripte/word-rohfassungen/woek-g-v18.docx Wissensbasis: aktuelles Grundlagenwerk, Website-Korpus inklusive Journal, Akademie-Quelltexte, Glossar, interne Dossiers und externe Fachquellen</w:t>
+        <w:t>Track: Grundstudium Wirkungsökonomie Kurscode: woek-g Vorlesungscode: V18 Modul/Abschnitt: G2.2 Titel: Zeit, Generationen und unsichtbare Betroffene Status: Studienskript V1. Wissensbasis: aktuelles Grundlagenwerk, Website-Korpus inklusive Journal, Akademie-Quelltexte, Glossar, interne Dossiers und externe Fachquellen</w:t>
       </w:r>
     </w:p>
     <w:p>
@@ -96,11 +83,6 @@
     <w:p>
       <w:r>
         <w:t>&gt; Welche tatsächlichen Zustandsveränderungen werden durch Zeit, Generationen und unsichtbare Betroffene möglich, wahrscheinlich oder riskant - und welche Bedingungen entscheiden darüber, ob aus Wirkungspotenzial tatsächliche Wirkung wird?</w:t>
-      </w:r>
-    </w:p>
-    <w:p>
-      <w:r>
-        <w:t>Dieses Studienskript ist die fachlich finale Codex-V1-Fassung fuer den Akademie-Reader und die oeffentliche Bibliothek. Claude uebernimmt danach Satz, CI/CD, PDF/Reader-Freigabe und die abschliessende Lektoratsabnahme.</w:t>
       </w:r>
     </w:p>
     <w:p>
@@ -709,7 +691,7 @@
         <w:pStyle w:val="ListBullet"/>
       </w:pPr>
       <w:r>
-        <w:t>✅ Richtig: B — Wirkung meint tatsächliche Veränderung von Zuständen, nicht Absicht, Aktivität oder Reichweite.</w:t>
+        <w:t>✅ Richtig: B - Wirkung meint tatsächliche Veränderung von Zuständen, nicht Absicht, Aktivität oder Reichweite.</w:t>
       </w:r>
     </w:p>
     <w:p>
@@ -730,7 +712,7 @@
         <w:pStyle w:val="ListBullet"/>
       </w:pPr>
       <w:r>
-        <w:t>✅ Richtig: B — Ein Auslöser erzeugt höchstens Wirkungspotenzial, solange keine tatsächliche Veränderung nachvollziehbar ist.</w:t>
+        <w:t>✅ Richtig: B - Ein Auslöser erzeugt höchstens Wirkungspotenzial, solange keine tatsächliche Veränderung nachvollziehbar ist.</w:t>
       </w:r>
     </w:p>
     <w:p>
@@ -751,7 +733,7 @@
         <w:pStyle w:val="ListBullet"/>
       </w:pPr>
       <w:r>
-        <w:t>✅ Richtig: C — Die WÖk bewertet Wirkpfade und Zustandsveränderungen, nicht den Wert von Menschen.</w:t>
+        <w:t>✅ Richtig: C - Die WÖk bewertet Wirkpfade und Zustandsveränderungen, nicht den Wert von Menschen.</w:t>
       </w:r>
     </w:p>
     <w:p>
@@ -772,7 +754,7 @@
         <w:pStyle w:val="ListBullet"/>
       </w:pPr>
       <w:r>
-        <w:t>✅ Richtig: A — Quellenklarheit und begriffliche Präzision sind Voraussetzungen für prüfbare Wirkungsaussagen.</w:t>
+        <w:t>✅ Richtig: A - Quellenklarheit und begriffliche Präzision sind Voraussetzungen für prüfbare Wirkungsaussagen.</w:t>
       </w:r>
     </w:p>
     <w:p>
@@ -793,7 +775,7 @@
         <w:pStyle w:val="ListBullet"/>
       </w:pPr>
       <w:r>
-        <w:t>✅ Richtig: B — Rückkopplung bedeutet Lernen und Nachsteuern anhand tatsächlicher Zustandsveränderungen.</w:t>
+        <w:t>✅ Richtig: B - Rückkopplung bedeutet Lernen und Nachsteuern anhand tatsächlicher Zustandsveränderungen.</w:t>
       </w:r>
     </w:p>
     <w:p>
@@ -814,7 +796,7 @@
         <w:pStyle w:val="ListBullet"/>
       </w:pPr>
       <w:r>
-        <w:t>✅ Richtig: A — Wenn eine Zielgröße gemeint ist, geht es um positive Netto-Wirkung im Referenzrahmen Mensch, Planet und Demokratie.</w:t>
+        <w:t>✅ Richtig: A - Wenn eine Zielgröße gemeint ist, geht es um positive Netto-Wirkung im Referenzrahmen Mensch, Planet und Demokratie.</w:t>
       </w:r>
     </w:p>
     <w:p>
@@ -994,11 +976,6 @@
       </w:pPr>
       <w:r>
         <w:t>7. Tiefenskript-Erweiterung Sprint 7</w:t>
-      </w:r>
-    </w:p>
-    <w:p>
-      <w:r>
-        <w:t>Status dieser Erweiterung: V1-finalisierte Codex-Erweiterung fuer Markdown-Master, Word-Rohfassung und Reader-Spiegel. Satz, Medienintegration, Lektorat und PDF-Freigabe bleiben der Claude-CI/CD-Lane vorbehalten.</w:t>
       </w:r>
     </w:p>
     <w:p>
@@ -2434,11 +2411,6 @@
       </w:r>
     </w:p>
     <w:p>
-      <w:r>
-        <w:t>Dieses Studienskript ist die fachlich finale Codex-V1-Fassung fuer den Akademie-Reader und die oeffentliche Bibliothek. Claude uebernimmt danach Satz, CI/CD, PDF/Reader-Freigabe und die abschliessende Lektoratsabnahme.</w:t>
-      </w:r>
-    </w:p>
-    <w:p>
       <w:pPr>
         <w:pStyle w:val="Heading3"/>
       </w:pPr>
@@ -2988,11 +2960,6 @@
       </w:r>
     </w:p>
     <w:p>
-      <w:r>
-        <w:t>Diese Finalisierung schliesst die Codex-Inhaltsproduktion fuer V18. Offen bleibt nicht der fachliche Kern des Skripts, sondern der naechste Produktionsschritt: Claude setzt daraus die CI/CD-konforme Reader- und PDF-Fassung, prueft Satz, Umbrueche, Medienintegration und Lektorat und markiert erst danach die veroeffentlichte Fassung als freigegeben.</w:t>
-      </w:r>
-    </w:p>
-    <w:p>
       <w:pPr>
         <w:pStyle w:val="Heading2"/>
       </w:pPr>
@@ -3013,7 +2980,7 @@
         <w:pStyle w:val="ListBullet"/>
       </w:pPr>
       <w:r>
-        <w:t>woek-akademie-app/content/lehrgaenge/woek-g-v18.md — unmittelbarer Akademie-Quelltext dieser V1-Fassung.</w:t>
+        <w:t>woek-akademie-app/content/lehrgaenge/woek-g-v18.md - unmittelbarer Akademie-Quelltext dieser V1-Fassung.</w:t>
       </w:r>
     </w:p>
     <w:p>
@@ -3021,7 +2988,7 @@
         <w:pStyle w:val="ListBullet"/>
       </w:pPr>
       <w:r>
-        <w:t>assets/pdf/die-neue-ordnung-des-wohlstands.pdf und buch.html — aktuelles Grundlagenwerk.</w:t>
+        <w:t>assets/pdf/die-neue-ordnung-des-wohlstands.pdf und buch.html - aktuelles Grundlagenwerk.</w:t>
       </w:r>
     </w:p>
     <w:p>
@@ -3030,22 +2997,6 @@
       </w:pPr>
       <w:r>
         <w:t>Website-Korpus: Referenz, Wirkungsfelder, Werkzeuge, Glossar, Bibliothek und Journal.</w:t>
-      </w:r>
-    </w:p>
-    <w:p>
-      <w:pPr>
-        <w:pStyle w:val="ListBullet"/>
-      </w:pPr>
-      <w:r>
-        <w:t>docs/CODEX-HANDOFF-studienskripte.md — Produktionsstandard.</w:t>
-      </w:r>
-    </w:p>
-    <w:p>
-      <w:pPr>
-        <w:pStyle w:val="ListBullet"/>
-      </w:pPr>
-      <w:r>
-        <w:t>docs/CODEX-HANDOFF-pruefungen.md — geschützte Prüfungs- und Antwortlogik.</w:t>
       </w:r>
     </w:p>
     <w:p>
